--- a/доп материалы/пробные варианты/sotsiologiya_variant_2.docx
+++ b/доп материалы/пробные варианты/sotsiologiya_variant_2.docx
@@ -4,83 +4,113 @@
   <w:body>
     <w:p>
       <w:pPr>
-        <w:jc w:val="center"/>
+        <w:widowControl/>
+        <w:spacing w:line="240" w:lineRule="auto" w:after="120"/>
+        <w:jc w:val="left"/>
       </w:pPr>
       <w:r>
         <w:rPr>
+          <w:rFonts w:ascii="Times New Roman" w:hAnsi="Times New Roman" w:eastAsia="Times New Roman"/>
           <w:b/>
-          <w:color w:val="2975E5"/>
-          <w:sz w:val="32"/>
+          <w:color w:val="181A1F"/>
+          <w:sz w:val="28"/>
         </w:rPr>
-        <w:t>ЕГЭ ПО ОБЩЕСТВОЗНАНИЮ — 2026</w:t>
+        <w:t>Тематический пробный вариант № 2. Социология</w:t>
       </w:r>
     </w:p>
     <w:p>
       <w:pPr>
-        <w:jc w:val="center"/>
+        <w:widowControl/>
+        <w:spacing w:line="240" w:lineRule="auto" w:after="140"/>
+        <w:jc w:val="left"/>
       </w:pPr>
       <w:r>
         <w:rPr>
-          <w:b/>
-          <w:sz w:val="30"/>
+          <w:rFonts w:ascii="Times New Roman" w:hAnsi="Times New Roman" w:eastAsia="Times New Roman"/>
+          <w:color w:val="181A1F"/>
+          <w:sz w:val="28"/>
         </w:rPr>
-        <w:t>Тематический пробный вариант № 2</w:t>
-        <w:br/>
-        <w:t>Социология</w:t>
-      </w:r>
-    </w:p>
-    <w:p>
-      <w:r>
         <w:t>25 заданий • максимальный первичный балл — 58 • рекомендуемое время — 3 часа 30 минут</w:t>
       </w:r>
     </w:p>
     <w:p>
+      <w:pPr>
+        <w:pStyle w:val="Heading1"/>
+        <w:keepNext/>
+        <w:widowControl/>
+        <w:spacing w:line="240" w:lineRule="auto" w:after="60" w:before="160"/>
+      </w:pPr>
       <w:r>
         <w:rPr>
-          <w:i/>
+          <w:rFonts w:ascii="Times New Roman" w:hAnsi="Times New Roman" w:eastAsia="Times New Roman"/>
+          <w:b/>
+          <w:color w:val="181A1F"/>
+          <w:sz w:val="28"/>
         </w:rPr>
-        <w:t>Все задания относятся к указанному разделу; фиксированные тематические номера заменены равноценными по максимальному баллу.</w:t>
-      </w:r>
-    </w:p>
-    <w:p>
-      <w:pPr>
-        <w:pStyle w:val="Heading1"/>
-      </w:pPr>
-      <w:r>
         <w:t>Часть 1</w:t>
       </w:r>
     </w:p>
     <w:p>
+      <w:pPr>
+        <w:widowControl/>
+        <w:spacing w:line="240" w:lineRule="auto" w:after="0"/>
+      </w:pPr>
       <w:r>
+        <w:rPr>
+          <w:rFonts w:ascii="Times New Roman" w:hAnsi="Times New Roman" w:eastAsia="Times New Roman"/>
+          <w:color w:val="181A1F"/>
+          <w:sz w:val="28"/>
+        </w:rPr>
         <w:t>Ответами к заданиям 1–16 являются последовательности цифр. Запишите ответ без пробелов и дополнительных символов.</w:t>
       </w:r>
     </w:p>
     <w:p>
+      <w:pPr>
+        <w:keepNext/>
+        <w:widowControl/>
+        <w:spacing w:line="240" w:lineRule="auto" w:after="0" w:before="120"/>
+      </w:pPr>
       <w:r>
         <w:rPr>
+          <w:rFonts w:ascii="Times New Roman" w:hAnsi="Times New Roman" w:eastAsia="Times New Roman"/>
           <w:b/>
-          <w:sz w:val="24"/>
+          <w:color w:val="181A1F"/>
+          <w:sz w:val="28"/>
         </w:rPr>
         <w:t>1.</w:t>
       </w:r>
     </w:p>
     <w:p>
+      <w:pPr>
+        <w:widowControl/>
+        <w:spacing w:line="240" w:lineRule="auto" w:after="0"/>
+      </w:pPr>
       <w:r>
         <w:rPr>
+          <w:rFonts w:ascii="Times New Roman" w:hAnsi="Times New Roman" w:eastAsia="Times New Roman"/>
           <w:b w:val="0"/>
           <w:i w:val="0"/>
+          <w:color w:val="181A1F"/>
+          <w:sz w:val="28"/>
         </w:rPr>
         <w:t>В городе Z в ходе социологического опроса обучающихся и учителей им задавали вопрос: «Как Вы думаете, поможет ли использование электронных средств обучения повысить успеваемость школьников?». Полученные результаты (в % от числа опрошенных) представлены в виде диаграммы.</w:t>
       </w:r>
     </w:p>
     <w:p>
       <w:pPr>
+        <w:widowControl/>
+        <w:spacing w:line="240" w:lineRule="auto" w:after="0"/>
         <w:jc w:val="center"/>
       </w:pPr>
       <w:r>
+        <w:rPr>
+          <w:rFonts w:ascii="Times New Roman" w:hAnsi="Times New Roman" w:eastAsia="Times New Roman"/>
+          <w:color w:val="181A1F"/>
+          <w:sz w:val="28"/>
+        </w:rPr>
         <w:drawing>
           <wp:inline xmlns:a="http://schemas.openxmlformats.org/drawingml/2006/main" xmlns:pic="http://schemas.openxmlformats.org/drawingml/2006/picture">
-            <wp:extent cx="5400000" cy="5400000"/>
+            <wp:extent cx="5400000" cy="4752000"/>
             <wp:docPr id="1" name="Picture 1"/>
             <wp:cNvGraphicFramePr>
               <a:graphicFrameLocks noChangeAspect="1"/>
@@ -94,6 +124,7 @@
                   </pic:nvPicPr>
                   <pic:blipFill>
                     <a:blip r:embed="rId9"/>
+                    <a:srcRect b="12000"/>
                     <a:stretch>
                       <a:fillRect/>
                     </a:stretch>
@@ -101,7 +132,7 @@
                   <pic:spPr>
                     <a:xfrm>
                       <a:off x="0" y="0"/>
-                      <a:ext cx="5400000" cy="5400000"/>
+                      <a:ext cx="5400000" cy="4752000"/>
                     </a:xfrm>
                     <a:prstGeom prst="rect"/>
                   </pic:spPr>
@@ -113,158 +144,260 @@
       </w:r>
     </w:p>
     <w:p>
+      <w:pPr>
+        <w:widowControl/>
+        <w:spacing w:line="240" w:lineRule="auto" w:after="0"/>
+      </w:pPr>
       <w:r>
         <w:rPr>
+          <w:rFonts w:ascii="Times New Roman" w:hAnsi="Times New Roman" w:eastAsia="Times New Roman"/>
           <w:b w:val="0"/>
           <w:i w:val="0"/>
+          <w:color w:val="181A1F"/>
+          <w:sz w:val="28"/>
         </w:rPr>
         <w:t>Найдите в приведённом списке выводы, которые можно сделать на основе диаграммы, и запишите цифры, под которыми они указаны.</w:t>
       </w:r>
     </w:p>
     <w:p>
+      <w:pPr>
+        <w:widowControl/>
+        <w:spacing w:line="240" w:lineRule="auto" w:after="0"/>
+      </w:pPr>
       <w:r>
         <w:rPr>
+          <w:rFonts w:ascii="Times New Roman" w:hAnsi="Times New Roman" w:eastAsia="Times New Roman"/>
           <w:b w:val="0"/>
           <w:i w:val="0"/>
+          <w:color w:val="181A1F"/>
+          <w:sz w:val="28"/>
         </w:rPr>
         <w:t>1) Доля тех, кто указал, что использование электронных средств обучения позволит повысить успеваемость школьников, среди обучающихся больше, чем среди учителей.</w:t>
       </w:r>
     </w:p>
     <w:p>
+      <w:pPr>
+        <w:widowControl/>
+        <w:spacing w:line="240" w:lineRule="auto" w:after="0"/>
+      </w:pPr>
       <w:r>
         <w:rPr>
+          <w:rFonts w:ascii="Times New Roman" w:hAnsi="Times New Roman" w:eastAsia="Times New Roman"/>
           <w:b w:val="0"/>
           <w:i w:val="0"/>
+          <w:color w:val="181A1F"/>
+          <w:sz w:val="28"/>
         </w:rPr>
         <w:t>2) Доля тех, кто отметил что всё зависит от самих учеников, среди обучающихся больше, чем среди учителей.</w:t>
       </w:r>
     </w:p>
     <w:p>
+      <w:pPr>
+        <w:widowControl/>
+        <w:spacing w:line="240" w:lineRule="auto" w:after="0"/>
+      </w:pPr>
       <w:r>
         <w:rPr>
+          <w:rFonts w:ascii="Times New Roman" w:hAnsi="Times New Roman" w:eastAsia="Times New Roman"/>
           <w:b w:val="0"/>
           <w:i w:val="0"/>
+          <w:color w:val="181A1F"/>
+          <w:sz w:val="28"/>
         </w:rPr>
         <w:t>3) Равные доли обучающихся отметили, что всё зависит от учителей и что использование гаджетов не повлияет на успеваемость.</w:t>
       </w:r>
     </w:p>
     <w:p>
+      <w:pPr>
+        <w:widowControl/>
+        <w:spacing w:line="240" w:lineRule="auto" w:after="0"/>
+      </w:pPr>
       <w:r>
         <w:rPr>
+          <w:rFonts w:ascii="Times New Roman" w:hAnsi="Times New Roman" w:eastAsia="Times New Roman"/>
           <w:b w:val="0"/>
           <w:i w:val="0"/>
+          <w:color w:val="181A1F"/>
+          <w:sz w:val="28"/>
         </w:rPr>
         <w:t>4) Доля тех, кто считает, что, скорее всего, успеваемость снизится, среди учителей больше, чем среди обучающихся.</w:t>
       </w:r>
     </w:p>
     <w:p>
+      <w:pPr>
+        <w:widowControl/>
+        <w:spacing w:line="240" w:lineRule="auto" w:after="0"/>
+      </w:pPr>
       <w:r>
         <w:rPr>
+          <w:rFonts w:ascii="Times New Roman" w:hAnsi="Times New Roman" w:eastAsia="Times New Roman"/>
           <w:b w:val="0"/>
           <w:i w:val="0"/>
+          <w:color w:val="181A1F"/>
+          <w:sz w:val="28"/>
         </w:rPr>
         <w:t>5) Среди учителей доля тех, кто отметил, что всё зависит от самих учеников, больше доли тех, кто указал, что, скорее всего, успеваемость снизится.</w:t>
       </w:r>
     </w:p>
     <w:p>
-      <w:r>
-        <w:t>Ответ: ______________________________</w:t>
-      </w:r>
-    </w:p>
-    <w:p>
+      <w:pPr>
+        <w:keepNext/>
+        <w:widowControl/>
+        <w:spacing w:line="240" w:lineRule="auto" w:after="0" w:before="120"/>
+      </w:pPr>
       <w:r>
         <w:rPr>
+          <w:rFonts w:ascii="Times New Roman" w:hAnsi="Times New Roman" w:eastAsia="Times New Roman"/>
           <w:b/>
-          <w:sz w:val="24"/>
+          <w:color w:val="181A1F"/>
+          <w:sz w:val="28"/>
         </w:rPr>
         <w:t>2.</w:t>
       </w:r>
     </w:p>
     <w:p>
+      <w:pPr>
+        <w:widowControl/>
+        <w:spacing w:line="240" w:lineRule="auto" w:after="0"/>
+      </w:pPr>
       <w:r>
         <w:rPr>
+          <w:rFonts w:ascii="Times New Roman" w:hAnsi="Times New Roman" w:eastAsia="Times New Roman"/>
           <w:b w:val="0"/>
           <w:i w:val="0"/>
+          <w:color w:val="181A1F"/>
+          <w:sz w:val="28"/>
         </w:rPr>
         <w:t>Выберите верные суждения о социальных конфликтах и запишите цифры, под которыми они указаны.</w:t>
       </w:r>
     </w:p>
     <w:p>
+      <w:pPr>
+        <w:widowControl/>
+        <w:spacing w:line="240" w:lineRule="auto" w:after="0"/>
+      </w:pPr>
       <w:r>
         <w:rPr>
+          <w:rFonts w:ascii="Times New Roman" w:hAnsi="Times New Roman" w:eastAsia="Times New Roman"/>
           <w:b w:val="0"/>
           <w:i w:val="0"/>
+          <w:color w:val="181A1F"/>
+          <w:sz w:val="28"/>
         </w:rPr>
         <w:t>1) Социальные конфликты складываются только в экономической сфере общества.</w:t>
       </w:r>
     </w:p>
     <w:p>
+      <w:pPr>
+        <w:widowControl/>
+        <w:spacing w:line="240" w:lineRule="auto" w:after="0"/>
+      </w:pPr>
       <w:r>
         <w:rPr>
+          <w:rFonts w:ascii="Times New Roman" w:hAnsi="Times New Roman" w:eastAsia="Times New Roman"/>
           <w:b w:val="0"/>
           <w:i w:val="0"/>
+          <w:color w:val="181A1F"/>
+          <w:sz w:val="28"/>
         </w:rPr>
         <w:t>2) Социальный конфликт предполагает противоборство сторон.</w:t>
       </w:r>
     </w:p>
     <w:p>
+      <w:pPr>
+        <w:widowControl/>
+        <w:spacing w:line="240" w:lineRule="auto" w:after="0"/>
+      </w:pPr>
       <w:r>
         <w:rPr>
+          <w:rFonts w:ascii="Times New Roman" w:hAnsi="Times New Roman" w:eastAsia="Times New Roman"/>
           <w:b w:val="0"/>
           <w:i w:val="0"/>
+          <w:color w:val="181A1F"/>
+          <w:sz w:val="28"/>
         </w:rPr>
         <w:t>3) Конфликтную ситуацию может спровоцировать незначительный повод.</w:t>
       </w:r>
     </w:p>
     <w:p>
+      <w:pPr>
+        <w:widowControl/>
+        <w:spacing w:line="240" w:lineRule="auto" w:after="0"/>
+      </w:pPr>
       <w:r>
         <w:rPr>
+          <w:rFonts w:ascii="Times New Roman" w:hAnsi="Times New Roman" w:eastAsia="Times New Roman"/>
           <w:b w:val="0"/>
           <w:i w:val="0"/>
+          <w:color w:val="181A1F"/>
+          <w:sz w:val="28"/>
         </w:rPr>
         <w:t>4) Сторонами социального конфликта могут быть большие социальные группы.</w:t>
       </w:r>
     </w:p>
     <w:p>
+      <w:pPr>
+        <w:widowControl/>
+        <w:spacing w:line="240" w:lineRule="auto" w:after="0"/>
+      </w:pPr>
       <w:r>
         <w:rPr>
+          <w:rFonts w:ascii="Times New Roman" w:hAnsi="Times New Roman" w:eastAsia="Times New Roman"/>
           <w:b w:val="0"/>
           <w:i w:val="0"/>
+          <w:color w:val="181A1F"/>
+          <w:sz w:val="28"/>
         </w:rPr>
         <w:t>5) Причина социального конфликта связана с интересами противоборствующих сторон (участников).</w:t>
       </w:r>
     </w:p>
     <w:p>
-      <w:r>
-        <w:t>Ответ: ______________________________</w:t>
-      </w:r>
-    </w:p>
-    <w:p>
+      <w:pPr>
+        <w:keepNext/>
+        <w:widowControl/>
+        <w:spacing w:line="240" w:lineRule="auto" w:after="0" w:before="120"/>
+      </w:pPr>
       <w:r>
         <w:rPr>
+          <w:rFonts w:ascii="Times New Roman" w:hAnsi="Times New Roman" w:eastAsia="Times New Roman"/>
           <w:b/>
-          <w:sz w:val="24"/>
+          <w:color w:val="181A1F"/>
+          <w:sz w:val="28"/>
         </w:rPr>
         <w:t>3.</w:t>
       </w:r>
     </w:p>
     <w:p>
+      <w:pPr>
+        <w:widowControl/>
+        <w:spacing w:line="240" w:lineRule="auto" w:after="0"/>
+      </w:pPr>
       <w:r>
         <w:rPr>
+          <w:rFonts w:ascii="Times New Roman" w:hAnsi="Times New Roman" w:eastAsia="Times New Roman"/>
           <w:b w:val="0"/>
           <w:i w:val="0"/>
+          <w:color w:val="181A1F"/>
+          <w:sz w:val="28"/>
         </w:rPr>
         <w:t>В ходе социологических опросов совершеннолетним россиянам задавали вопрос: «Как вам кажется, сегодняшние матери понимают своих детей лучше или хуже, чем матери, которые воспитывали детей 30 лет назад?» Полученные результаты (в % от числа опрошенных) представлены в виде диаграммы.</w:t>
       </w:r>
     </w:p>
     <w:p>
       <w:pPr>
+        <w:widowControl/>
+        <w:spacing w:line="240" w:lineRule="auto" w:after="0"/>
         <w:jc w:val="center"/>
       </w:pPr>
       <w:r>
+        <w:rPr>
+          <w:rFonts w:ascii="Times New Roman" w:hAnsi="Times New Roman" w:eastAsia="Times New Roman"/>
+          <w:color w:val="181A1F"/>
+          <w:sz w:val="28"/>
+        </w:rPr>
         <w:drawing>
           <wp:inline xmlns:a="http://schemas.openxmlformats.org/drawingml/2006/main" xmlns:pic="http://schemas.openxmlformats.org/drawingml/2006/picture">
-            <wp:extent cx="5400000" cy="5400000"/>
+            <wp:extent cx="5400000" cy="4752000"/>
             <wp:docPr id="2" name="Picture 2"/>
             <wp:cNvGraphicFramePr>
               <a:graphicFrameLocks noChangeAspect="1"/>
@@ -278,6 +411,7 @@
                   </pic:nvPicPr>
                   <pic:blipFill>
                     <a:blip r:embed="rId10"/>
+                    <a:srcRect b="12000"/>
                     <a:stretch>
                       <a:fillRect/>
                     </a:stretch>
@@ -285,7 +419,7 @@
                   <pic:spPr>
                     <a:xfrm>
                       <a:off x="0" y="0"/>
-                      <a:ext cx="5400000" cy="5400000"/>
+                      <a:ext cx="5400000" cy="4752000"/>
                     </a:xfrm>
                     <a:prstGeom prst="rect"/>
                   </pic:spPr>
@@ -297,2655 +431,2385 @@
       </w:r>
     </w:p>
     <w:p>
+      <w:pPr>
+        <w:widowControl/>
+        <w:spacing w:line="240" w:lineRule="auto" w:after="0"/>
+      </w:pPr>
       <w:r>
         <w:rPr>
+          <w:rFonts w:ascii="Times New Roman" w:hAnsi="Times New Roman" w:eastAsia="Times New Roman"/>
           <w:b w:val="0"/>
           <w:i w:val="0"/>
+          <w:color w:val="181A1F"/>
+          <w:sz w:val="28"/>
         </w:rPr>
         <w:t xml:space="preserve">Найдите в приведённом списке выводы, которые можно сделать на основе диаграммы, и запишите цифры, под которыми они указаны. </w:t>
       </w:r>
     </w:p>
     <w:p>
+      <w:pPr>
+        <w:widowControl/>
+        <w:spacing w:line="240" w:lineRule="auto" w:after="0"/>
+      </w:pPr>
       <w:r>
         <w:rPr>
+          <w:rFonts w:ascii="Times New Roman" w:hAnsi="Times New Roman" w:eastAsia="Times New Roman"/>
           <w:b w:val="0"/>
           <w:i w:val="0"/>
+          <w:color w:val="181A1F"/>
+          <w:sz w:val="28"/>
         </w:rPr>
         <w:t>1) Доля тех, кто считает, что понимают лучше, среди опрошенных в возрасте старше 60 лет больше, чем среди 31-45-летних опрошенных.</w:t>
       </w:r>
     </w:p>
     <w:p>
+      <w:pPr>
+        <w:widowControl/>
+        <w:spacing w:line="240" w:lineRule="auto" w:after="0"/>
+      </w:pPr>
       <w:r>
         <w:rPr>
+          <w:rFonts w:ascii="Times New Roman" w:hAnsi="Times New Roman" w:eastAsia="Times New Roman"/>
           <w:b w:val="0"/>
           <w:i w:val="0"/>
+          <w:color w:val="181A1F"/>
+          <w:sz w:val="28"/>
         </w:rPr>
         <w:t>2) Среди опрошенных в возрасте старше 60 лет доля тех, кто считает, что понимают лучше, больше доли тех, кто считает, что понимают хуже.</w:t>
       </w:r>
     </w:p>
     <w:p>
+      <w:pPr>
+        <w:widowControl/>
+        <w:spacing w:line="240" w:lineRule="auto" w:after="0"/>
+      </w:pPr>
       <w:r>
         <w:rPr>
+          <w:rFonts w:ascii="Times New Roman" w:hAnsi="Times New Roman" w:eastAsia="Times New Roman"/>
           <w:b w:val="0"/>
           <w:i w:val="0"/>
+          <w:color w:val="181A1F"/>
+          <w:sz w:val="28"/>
         </w:rPr>
         <w:t>3) Среди опрошенных 31-45-летних доля тех, кто считает, что в этом отношении отличий нет, больше доли тех, кто считает, что понимают лучше.</w:t>
       </w:r>
     </w:p>
     <w:p>
+      <w:pPr>
+        <w:widowControl/>
+        <w:spacing w:line="240" w:lineRule="auto" w:after="0"/>
+      </w:pPr>
       <w:r>
         <w:rPr>
+          <w:rFonts w:ascii="Times New Roman" w:hAnsi="Times New Roman" w:eastAsia="Times New Roman"/>
           <w:b w:val="0"/>
           <w:i w:val="0"/>
+          <w:color w:val="181A1F"/>
+          <w:sz w:val="28"/>
         </w:rPr>
         <w:t>4) Одинаковые доли опрошенных 31-45-летних считают, что понимают лучше, и затрудняются ответить.</w:t>
       </w:r>
     </w:p>
     <w:p>
+      <w:pPr>
+        <w:widowControl/>
+        <w:spacing w:line="240" w:lineRule="auto" w:after="0"/>
+      </w:pPr>
       <w:r>
         <w:rPr>
+          <w:rFonts w:ascii="Times New Roman" w:hAnsi="Times New Roman" w:eastAsia="Times New Roman"/>
           <w:b w:val="0"/>
           <w:i w:val="0"/>
+          <w:color w:val="181A1F"/>
+          <w:sz w:val="28"/>
         </w:rPr>
         <w:t>5) Равные доли опрошенных в возрасте старше 60 лет считают, что в этом отношении отличий нет, и затрудняются ответить.</w:t>
       </w:r>
     </w:p>
     <w:p>
-      <w:r>
-        <w:t>Ответ: ______________________________</w:t>
-      </w:r>
-    </w:p>
-    <w:p>
+      <w:pPr>
+        <w:keepNext/>
+        <w:widowControl/>
+        <w:spacing w:line="240" w:lineRule="auto" w:after="0" w:before="120"/>
+      </w:pPr>
       <w:r>
         <w:rPr>
+          <w:rFonts w:ascii="Times New Roman" w:hAnsi="Times New Roman" w:eastAsia="Times New Roman"/>
           <w:b/>
-          <w:sz w:val="24"/>
+          <w:color w:val="181A1F"/>
+          <w:sz w:val="28"/>
         </w:rPr>
         <w:t>4.</w:t>
       </w:r>
     </w:p>
     <w:p>
+      <w:pPr>
+        <w:widowControl/>
+        <w:spacing w:line="240" w:lineRule="auto" w:after="0"/>
+      </w:pPr>
       <w:r>
         <w:rPr>
+          <w:rFonts w:ascii="Times New Roman" w:hAnsi="Times New Roman" w:eastAsia="Times New Roman"/>
           <w:b w:val="0"/>
           <w:i w:val="0"/>
+          <w:color w:val="181A1F"/>
+          <w:sz w:val="28"/>
         </w:rPr>
         <w:t>Выберите верные суждения о социальных статусах и социальных ролях. Запишите цифры, под которыми они указаны.</w:t>
       </w:r>
     </w:p>
     <w:p>
+      <w:pPr>
+        <w:widowControl/>
+        <w:spacing w:line="240" w:lineRule="auto" w:after="0"/>
+      </w:pPr>
       <w:r>
         <w:rPr>
+          <w:rFonts w:ascii="Times New Roman" w:hAnsi="Times New Roman" w:eastAsia="Times New Roman"/>
           <w:b w:val="0"/>
           <w:i w:val="0"/>
+          <w:color w:val="181A1F"/>
+          <w:sz w:val="28"/>
         </w:rPr>
         <w:t>1) Социальный статус — это социальная позиция человека, которой соответствуют определённые права и обязанности.</w:t>
       </w:r>
     </w:p>
     <w:p>
+      <w:pPr>
+        <w:widowControl/>
+        <w:spacing w:line="240" w:lineRule="auto" w:after="0"/>
+      </w:pPr>
       <w:r>
         <w:rPr>
+          <w:rFonts w:ascii="Times New Roman" w:hAnsi="Times New Roman" w:eastAsia="Times New Roman"/>
           <w:b w:val="0"/>
           <w:i w:val="0"/>
+          <w:color w:val="181A1F"/>
+          <w:sz w:val="28"/>
         </w:rPr>
         <w:t>2) Взаимодействие индивидов в группе осуществляется, как правило, через исполнение ответных социальных ролей.</w:t>
       </w:r>
     </w:p>
     <w:p>
+      <w:pPr>
+        <w:widowControl/>
+        <w:spacing w:line="240" w:lineRule="auto" w:after="0"/>
+      </w:pPr>
       <w:r>
         <w:rPr>
+          <w:rFonts w:ascii="Times New Roman" w:hAnsi="Times New Roman" w:eastAsia="Times New Roman"/>
           <w:b w:val="0"/>
           <w:i w:val="0"/>
+          <w:color w:val="181A1F"/>
+          <w:sz w:val="28"/>
         </w:rPr>
         <w:t>3) Все социальные роли строго формализованы.</w:t>
       </w:r>
     </w:p>
     <w:p>
+      <w:pPr>
+        <w:widowControl/>
+        <w:spacing w:line="240" w:lineRule="auto" w:after="0"/>
+      </w:pPr>
       <w:r>
         <w:rPr>
+          <w:rFonts w:ascii="Times New Roman" w:hAnsi="Times New Roman" w:eastAsia="Times New Roman"/>
           <w:b w:val="0"/>
           <w:i w:val="0"/>
+          <w:color w:val="181A1F"/>
+          <w:sz w:val="28"/>
         </w:rPr>
         <w:t>4) Все социальные статусы современного человека наследуются при рождении.</w:t>
       </w:r>
     </w:p>
     <w:p>
+      <w:pPr>
+        <w:widowControl/>
+        <w:spacing w:line="240" w:lineRule="auto" w:after="0"/>
+      </w:pPr>
       <w:r>
         <w:rPr>
+          <w:rFonts w:ascii="Times New Roman" w:hAnsi="Times New Roman" w:eastAsia="Times New Roman"/>
           <w:b w:val="0"/>
           <w:i w:val="0"/>
+          <w:color w:val="181A1F"/>
+          <w:sz w:val="28"/>
         </w:rPr>
         <w:t>5) Статус, унаследованный от рождения, называют основным статусом человека.</w:t>
       </w:r>
     </w:p>
     <w:p>
-      <w:r>
-        <w:t>Ответ: ______________________________</w:t>
-      </w:r>
-    </w:p>
-    <w:p>
+      <w:pPr>
+        <w:keepNext/>
+        <w:widowControl/>
+        <w:spacing w:line="240" w:lineRule="auto" w:after="0" w:before="120"/>
+      </w:pPr>
       <w:r>
         <w:rPr>
+          <w:rFonts w:ascii="Times New Roman" w:hAnsi="Times New Roman" w:eastAsia="Times New Roman"/>
           <w:b/>
-          <w:sz w:val="24"/>
+          <w:color w:val="181A1F"/>
+          <w:sz w:val="28"/>
         </w:rPr>
         <w:t>5.</w:t>
       </w:r>
     </w:p>
     <w:p>
+      <w:pPr>
+        <w:widowControl/>
+        <w:spacing w:line="240" w:lineRule="auto" w:after="0"/>
+      </w:pPr>
       <w:r>
         <w:rPr>
+          <w:rFonts w:ascii="Times New Roman" w:hAnsi="Times New Roman" w:eastAsia="Times New Roman"/>
           <w:b w:val="0"/>
           <w:i w:val="0"/>
+          <w:color w:val="181A1F"/>
+          <w:sz w:val="28"/>
         </w:rPr>
         <w:t>Выберите верные суждения о социальной роли и запишите цифры, под которыми они указаны.</w:t>
       </w:r>
     </w:p>
     <w:p>
+      <w:pPr>
+        <w:widowControl/>
+        <w:spacing w:line="240" w:lineRule="auto" w:after="0"/>
+      </w:pPr>
       <w:r>
         <w:rPr>
+          <w:rFonts w:ascii="Times New Roman" w:hAnsi="Times New Roman" w:eastAsia="Times New Roman"/>
           <w:b w:val="0"/>
           <w:i w:val="0"/>
+          <w:color w:val="181A1F"/>
+          <w:sz w:val="28"/>
         </w:rPr>
         <w:t>1) Социальная роль — это совокупность действий, которые должен выполнить носитель определённого социального статуса.</w:t>
       </w:r>
     </w:p>
     <w:p>
+      <w:pPr>
+        <w:widowControl/>
+        <w:spacing w:line="240" w:lineRule="auto" w:after="0"/>
+      </w:pPr>
       <w:r>
         <w:rPr>
+          <w:rFonts w:ascii="Times New Roman" w:hAnsi="Times New Roman" w:eastAsia="Times New Roman"/>
           <w:b w:val="0"/>
           <w:i w:val="0"/>
+          <w:color w:val="181A1F"/>
+          <w:sz w:val="28"/>
         </w:rPr>
         <w:t>2) Исполнение социальной роли зависит от личностных качеств человека.</w:t>
       </w:r>
     </w:p>
     <w:p>
+      <w:pPr>
+        <w:widowControl/>
+        <w:spacing w:line="240" w:lineRule="auto" w:after="0"/>
+      </w:pPr>
       <w:r>
         <w:rPr>
+          <w:rFonts w:ascii="Times New Roman" w:hAnsi="Times New Roman" w:eastAsia="Times New Roman"/>
           <w:b w:val="0"/>
           <w:i w:val="0"/>
+          <w:color w:val="181A1F"/>
+          <w:sz w:val="28"/>
         </w:rPr>
         <w:t>3) Все социальные роли человека определяются при его рождении.</w:t>
       </w:r>
     </w:p>
     <w:p>
+      <w:pPr>
+        <w:widowControl/>
+        <w:spacing w:line="240" w:lineRule="auto" w:after="0"/>
+      </w:pPr>
       <w:r>
         <w:rPr>
+          <w:rFonts w:ascii="Times New Roman" w:hAnsi="Times New Roman" w:eastAsia="Times New Roman"/>
           <w:b w:val="0"/>
           <w:i w:val="0"/>
+          <w:color w:val="181A1F"/>
+          <w:sz w:val="28"/>
         </w:rPr>
         <w:t>4) Освоение новой роли всегда является результатом вертикальной социальной мобильности.</w:t>
       </w:r>
     </w:p>
     <w:p>
+      <w:pPr>
+        <w:widowControl/>
+        <w:spacing w:line="240" w:lineRule="auto" w:after="0"/>
+      </w:pPr>
       <w:r>
         <w:rPr>
+          <w:rFonts w:ascii="Times New Roman" w:hAnsi="Times New Roman" w:eastAsia="Times New Roman"/>
           <w:b w:val="0"/>
           <w:i w:val="0"/>
+          <w:color w:val="181A1F"/>
+          <w:sz w:val="28"/>
         </w:rPr>
         <w:t>5) Исполнение многих социальных ролей официально регламентировано.</w:t>
       </w:r>
     </w:p>
     <w:p>
-      <w:r>
-        <w:t>Ответ: ______________________________</w:t>
-      </w:r>
-    </w:p>
-    <w:p>
+      <w:pPr>
+        <w:keepNext/>
+        <w:widowControl/>
+        <w:spacing w:line="240" w:lineRule="auto" w:after="0" w:before="120"/>
+      </w:pPr>
       <w:r>
         <w:rPr>
+          <w:rFonts w:ascii="Times New Roman" w:hAnsi="Times New Roman" w:eastAsia="Times New Roman"/>
           <w:b/>
-          <w:sz w:val="24"/>
+          <w:color w:val="181A1F"/>
+          <w:sz w:val="28"/>
         </w:rPr>
         <w:t>6.</w:t>
       </w:r>
     </w:p>
     <w:p>
+      <w:pPr>
+        <w:widowControl/>
+        <w:spacing w:line="240" w:lineRule="auto" w:after="0"/>
+      </w:pPr>
       <w:r>
         <w:rPr>
+          <w:rFonts w:ascii="Times New Roman" w:hAnsi="Times New Roman" w:eastAsia="Times New Roman"/>
           <w:b w:val="0"/>
           <w:i w:val="0"/>
+          <w:color w:val="181A1F"/>
+          <w:sz w:val="28"/>
         </w:rPr>
         <w:t>Выберите верные суждения о социализации и запишите цифры, под которыми они указаны.</w:t>
       </w:r>
     </w:p>
     <w:p>
+      <w:pPr>
+        <w:widowControl/>
+        <w:spacing w:line="240" w:lineRule="auto" w:after="0"/>
+      </w:pPr>
       <w:r>
         <w:rPr>
+          <w:rFonts w:ascii="Times New Roman" w:hAnsi="Times New Roman" w:eastAsia="Times New Roman"/>
           <w:b w:val="0"/>
           <w:i w:val="0"/>
+          <w:color w:val="181A1F"/>
+          <w:sz w:val="28"/>
         </w:rPr>
         <w:t>1) Социализация индивида проходит как в стихийной, так и в организованной форме.</w:t>
       </w:r>
     </w:p>
     <w:p>
+      <w:pPr>
+        <w:widowControl/>
+        <w:spacing w:line="240" w:lineRule="auto" w:after="0"/>
+      </w:pPr>
       <w:r>
         <w:rPr>
+          <w:rFonts w:ascii="Times New Roman" w:hAnsi="Times New Roman" w:eastAsia="Times New Roman"/>
           <w:b w:val="0"/>
           <w:i w:val="0"/>
+          <w:color w:val="181A1F"/>
+          <w:sz w:val="28"/>
         </w:rPr>
         <w:t>2) Первичную социализацию осуществляют государство, СМИ и другие социальные институты.</w:t>
       </w:r>
     </w:p>
     <w:p>
+      <w:pPr>
+        <w:widowControl/>
+        <w:spacing w:line="240" w:lineRule="auto" w:after="0"/>
+      </w:pPr>
       <w:r>
         <w:rPr>
+          <w:rFonts w:ascii="Times New Roman" w:hAnsi="Times New Roman" w:eastAsia="Times New Roman"/>
           <w:b w:val="0"/>
           <w:i w:val="0"/>
+          <w:color w:val="181A1F"/>
+          <w:sz w:val="28"/>
         </w:rPr>
         <w:t>3) Социальные институты позволяют человеку усвоить социальные ценности, нормы, роли.</w:t>
       </w:r>
     </w:p>
     <w:p>
+      <w:pPr>
+        <w:widowControl/>
+        <w:spacing w:line="240" w:lineRule="auto" w:after="0"/>
+      </w:pPr>
       <w:r>
         <w:rPr>
+          <w:rFonts w:ascii="Times New Roman" w:hAnsi="Times New Roman" w:eastAsia="Times New Roman"/>
           <w:b w:val="0"/>
           <w:i w:val="0"/>
+          <w:color w:val="181A1F"/>
+          <w:sz w:val="28"/>
         </w:rPr>
         <w:t>4) Все агенты социализации входят в ближайшее окружение человека.</w:t>
       </w:r>
     </w:p>
     <w:p>
+      <w:pPr>
+        <w:widowControl/>
+        <w:spacing w:line="240" w:lineRule="auto" w:after="0"/>
+      </w:pPr>
       <w:r>
         <w:rPr>
+          <w:rFonts w:ascii="Times New Roman" w:hAnsi="Times New Roman" w:eastAsia="Times New Roman"/>
           <w:b w:val="0"/>
           <w:i w:val="0"/>
+          <w:color w:val="181A1F"/>
+          <w:sz w:val="28"/>
         </w:rPr>
         <w:t>5) В процессе социализации человек становится личностью.</w:t>
       </w:r>
     </w:p>
     <w:p>
-      <w:r>
-        <w:t>Ответ: ______________________________</w:t>
-      </w:r>
-    </w:p>
-    <w:p>
+      <w:pPr>
+        <w:keepNext/>
+        <w:widowControl/>
+        <w:spacing w:line="240" w:lineRule="auto" w:after="0" w:before="120"/>
+      </w:pPr>
       <w:r>
         <w:rPr>
+          <w:rFonts w:ascii="Times New Roman" w:hAnsi="Times New Roman" w:eastAsia="Times New Roman"/>
           <w:b/>
-          <w:sz w:val="24"/>
+          <w:color w:val="181A1F"/>
+          <w:sz w:val="28"/>
         </w:rPr>
         <w:t>7.</w:t>
       </w:r>
     </w:p>
     <w:p>
+      <w:pPr>
+        <w:widowControl/>
+        <w:spacing w:line="240" w:lineRule="auto" w:after="0"/>
+      </w:pPr>
       <w:r>
         <w:rPr>
+          <w:rFonts w:ascii="Times New Roman" w:hAnsi="Times New Roman" w:eastAsia="Times New Roman"/>
           <w:b w:val="0"/>
           <w:i w:val="0"/>
+          <w:color w:val="181A1F"/>
+          <w:sz w:val="28"/>
         </w:rPr>
         <w:t>Выберите верные суждения о социальных конфликтах в общественных отношениях и запишите цифры, под которыми они указаны.</w:t>
       </w:r>
     </w:p>
     <w:p>
+      <w:pPr>
+        <w:widowControl/>
+        <w:spacing w:line="240" w:lineRule="auto" w:after="0"/>
+      </w:pPr>
       <w:r>
         <w:rPr>
+          <w:rFonts w:ascii="Times New Roman" w:hAnsi="Times New Roman" w:eastAsia="Times New Roman"/>
           <w:b w:val="0"/>
           <w:i w:val="0"/>
+          <w:color w:val="181A1F"/>
+          <w:sz w:val="28"/>
         </w:rPr>
         <w:t>1) Социальные конфликты имеют как конструктивный, так и деструктивный характер.</w:t>
       </w:r>
     </w:p>
     <w:p>
+      <w:pPr>
+        <w:widowControl/>
+        <w:spacing w:line="240" w:lineRule="auto" w:after="0"/>
+      </w:pPr>
       <w:r>
         <w:rPr>
+          <w:rFonts w:ascii="Times New Roman" w:hAnsi="Times New Roman" w:eastAsia="Times New Roman"/>
           <w:b w:val="0"/>
           <w:i w:val="0"/>
+          <w:color w:val="181A1F"/>
+          <w:sz w:val="28"/>
         </w:rPr>
         <w:t>2) Непонимание сущности причин, вызывающих конфликт, может привести к увеличению его масштабов.</w:t>
       </w:r>
     </w:p>
     <w:p>
+      <w:pPr>
+        <w:widowControl/>
+        <w:spacing w:line="240" w:lineRule="auto" w:after="0"/>
+      </w:pPr>
       <w:r>
         <w:rPr>
+          <w:rFonts w:ascii="Times New Roman" w:hAnsi="Times New Roman" w:eastAsia="Times New Roman"/>
           <w:b w:val="0"/>
           <w:i w:val="0"/>
+          <w:color w:val="181A1F"/>
+          <w:sz w:val="28"/>
         </w:rPr>
         <w:t>3) Стороны конфликта в ходе его развития могут консолидироваться, объединяться для достижения поставленных целей.</w:t>
       </w:r>
     </w:p>
     <w:p>
+      <w:pPr>
+        <w:widowControl/>
+        <w:spacing w:line="240" w:lineRule="auto" w:after="0"/>
+      </w:pPr>
       <w:r>
         <w:rPr>
+          <w:rFonts w:ascii="Times New Roman" w:hAnsi="Times New Roman" w:eastAsia="Times New Roman"/>
           <w:b w:val="0"/>
           <w:i w:val="0"/>
+          <w:color w:val="181A1F"/>
+          <w:sz w:val="28"/>
         </w:rPr>
         <w:t>4) Одним из путей разрешения социального конфликта является продолжение конфронтации.</w:t>
       </w:r>
     </w:p>
     <w:p>
+      <w:pPr>
+        <w:widowControl/>
+        <w:spacing w:line="240" w:lineRule="auto" w:after="0"/>
+      </w:pPr>
       <w:r>
         <w:rPr>
+          <w:rFonts w:ascii="Times New Roman" w:hAnsi="Times New Roman" w:eastAsia="Times New Roman"/>
           <w:b w:val="0"/>
           <w:i w:val="0"/>
+          <w:color w:val="181A1F"/>
+          <w:sz w:val="28"/>
         </w:rPr>
         <w:t>5) Социальный конфликт всегда порождён экономическими причинами.</w:t>
       </w:r>
     </w:p>
     <w:p>
-      <w:r>
-        <w:t>Ответ: ______________________________</w:t>
-      </w:r>
-    </w:p>
-    <w:p>
+      <w:pPr>
+        <w:keepNext/>
+        <w:widowControl/>
+        <w:spacing w:line="240" w:lineRule="auto" w:after="0" w:before="120"/>
+      </w:pPr>
       <w:r>
         <w:rPr>
+          <w:rFonts w:ascii="Times New Roman" w:hAnsi="Times New Roman" w:eastAsia="Times New Roman"/>
           <w:b/>
-          <w:sz w:val="24"/>
+          <w:color w:val="181A1F"/>
+          <w:sz w:val="28"/>
         </w:rPr>
         <w:t>8.</w:t>
       </w:r>
     </w:p>
     <w:p>
+      <w:pPr>
+        <w:widowControl/>
+        <w:spacing w:line="240" w:lineRule="auto" w:after="0"/>
+      </w:pPr>
       <w:r>
         <w:rPr>
+          <w:rFonts w:ascii="Times New Roman" w:hAnsi="Times New Roman" w:eastAsia="Times New Roman"/>
           <w:b w:val="0"/>
           <w:i w:val="0"/>
+          <w:color w:val="181A1F"/>
+          <w:sz w:val="28"/>
         </w:rPr>
         <w:t>Выберите верные суждения о социальном контроле и запишите цифры, под которыми они указаны.</w:t>
       </w:r>
     </w:p>
     <w:p>
+      <w:pPr>
+        <w:widowControl/>
+        <w:spacing w:line="240" w:lineRule="auto" w:after="0"/>
+      </w:pPr>
       <w:r>
         <w:rPr>
+          <w:rFonts w:ascii="Times New Roman" w:hAnsi="Times New Roman" w:eastAsia="Times New Roman"/>
           <w:b w:val="0"/>
           <w:i w:val="0"/>
+          <w:color w:val="181A1F"/>
+          <w:sz w:val="28"/>
         </w:rPr>
         <w:t>1) Социальный контроль — это механизм социальной регуляции, совокупность средств и методов социального воздействия.</w:t>
       </w:r>
     </w:p>
     <w:p>
+      <w:pPr>
+        <w:widowControl/>
+        <w:spacing w:line="240" w:lineRule="auto" w:after="0"/>
+      </w:pPr>
       <w:r>
         <w:rPr>
+          <w:rFonts w:ascii="Times New Roman" w:hAnsi="Times New Roman" w:eastAsia="Times New Roman"/>
           <w:b w:val="0"/>
           <w:i w:val="0"/>
+          <w:color w:val="181A1F"/>
+          <w:sz w:val="28"/>
         </w:rPr>
         <w:t>2) Ученые выделяют два типа внешнего социального контроля — формальный и неформальный</w:t>
       </w:r>
     </w:p>
     <w:p>
+      <w:pPr>
+        <w:widowControl/>
+        <w:spacing w:line="240" w:lineRule="auto" w:after="0"/>
+      </w:pPr>
       <w:r>
         <w:rPr>
+          <w:rFonts w:ascii="Times New Roman" w:hAnsi="Times New Roman" w:eastAsia="Times New Roman"/>
           <w:b w:val="0"/>
           <w:i w:val="0"/>
+          <w:color w:val="181A1F"/>
+          <w:sz w:val="28"/>
         </w:rPr>
         <w:t>3) Социальный контроль состоит из двух элементов — социальных статусов и социальных ролей.</w:t>
       </w:r>
     </w:p>
     <w:p>
+      <w:pPr>
+        <w:widowControl/>
+        <w:spacing w:line="240" w:lineRule="auto" w:after="0"/>
+      </w:pPr>
       <w:r>
         <w:rPr>
+          <w:rFonts w:ascii="Times New Roman" w:hAnsi="Times New Roman" w:eastAsia="Times New Roman"/>
           <w:b w:val="0"/>
           <w:i w:val="0"/>
+          <w:color w:val="181A1F"/>
+          <w:sz w:val="28"/>
         </w:rPr>
         <w:t>4) Внутренний социальный контроль может проявляться в форме рефлексии индивида по поводу своего социального поведения.</w:t>
       </w:r>
     </w:p>
     <w:p>
+      <w:pPr>
+        <w:widowControl/>
+        <w:spacing w:line="240" w:lineRule="auto" w:after="0"/>
+      </w:pPr>
       <w:r>
         <w:rPr>
+          <w:rFonts w:ascii="Times New Roman" w:hAnsi="Times New Roman" w:eastAsia="Times New Roman"/>
           <w:b w:val="0"/>
           <w:i w:val="0"/>
+          <w:color w:val="181A1F"/>
+          <w:sz w:val="28"/>
         </w:rPr>
         <w:t>5) Основная функция социального контроля заключается в учете и согласовании интересов различных групп.</w:t>
       </w:r>
     </w:p>
     <w:p>
-      <w:r>
-        <w:t>Ответ: ______________________________</w:t>
-      </w:r>
-    </w:p>
-    <w:p>
+      <w:pPr>
+        <w:keepNext/>
+        <w:widowControl/>
+        <w:spacing w:line="240" w:lineRule="auto" w:after="0" w:before="120"/>
+      </w:pPr>
       <w:r>
         <w:rPr>
+          <w:rFonts w:ascii="Times New Roman" w:hAnsi="Times New Roman" w:eastAsia="Times New Roman"/>
           <w:b/>
-          <w:sz w:val="24"/>
+          <w:color w:val="181A1F"/>
+          <w:sz w:val="28"/>
         </w:rPr>
         <w:t>9.</w:t>
       </w:r>
     </w:p>
     <w:p>
+      <w:pPr>
+        <w:widowControl/>
+        <w:spacing w:line="240" w:lineRule="auto" w:after="0"/>
+      </w:pPr>
       <w:r>
         <w:rPr>
+          <w:rFonts w:ascii="Times New Roman" w:hAnsi="Times New Roman" w:eastAsia="Times New Roman"/>
           <w:b w:val="0"/>
           <w:i w:val="0"/>
+          <w:color w:val="181A1F"/>
+          <w:sz w:val="28"/>
         </w:rPr>
         <w:t xml:space="preserve">Ниже приведён ряд признаков. Все они, за исключением двух, относятся к семье традиционного типа. </w:t>
       </w:r>
     </w:p>
     <w:p>
+      <w:pPr>
+        <w:widowControl/>
+        <w:spacing w:line="240" w:lineRule="auto" w:after="0"/>
+      </w:pPr>
       <w:r>
         <w:rPr>
+          <w:rFonts w:ascii="Times New Roman" w:hAnsi="Times New Roman" w:eastAsia="Times New Roman"/>
           <w:b w:val="0"/>
           <w:i w:val="0"/>
+          <w:color w:val="181A1F"/>
+          <w:sz w:val="28"/>
         </w:rPr>
         <w:t xml:space="preserve">1) совместное проживание нескольких поколений; </w:t>
       </w:r>
     </w:p>
     <w:p>
+      <w:pPr>
+        <w:widowControl/>
+        <w:spacing w:line="240" w:lineRule="auto" w:after="0"/>
+      </w:pPr>
       <w:r>
         <w:rPr>
+          <w:rFonts w:ascii="Times New Roman" w:hAnsi="Times New Roman" w:eastAsia="Times New Roman"/>
           <w:b w:val="0"/>
           <w:i w:val="0"/>
+          <w:color w:val="181A1F"/>
+          <w:sz w:val="28"/>
         </w:rPr>
         <w:t xml:space="preserve">2) экономическая зависимость женщины от мужчины; </w:t>
       </w:r>
     </w:p>
     <w:p>
+      <w:pPr>
+        <w:widowControl/>
+        <w:spacing w:line="240" w:lineRule="auto" w:after="0"/>
+      </w:pPr>
       <w:r>
         <w:rPr>
+          <w:rFonts w:ascii="Times New Roman" w:hAnsi="Times New Roman" w:eastAsia="Times New Roman"/>
           <w:b w:val="0"/>
           <w:i w:val="0"/>
+          <w:color w:val="181A1F"/>
+          <w:sz w:val="28"/>
         </w:rPr>
         <w:t xml:space="preserve">3) возложение домашних обязанностей на женщину; </w:t>
       </w:r>
     </w:p>
     <w:p>
+      <w:pPr>
+        <w:widowControl/>
+        <w:spacing w:line="240" w:lineRule="auto" w:after="0"/>
+      </w:pPr>
       <w:r>
         <w:rPr>
+          <w:rFonts w:ascii="Times New Roman" w:hAnsi="Times New Roman" w:eastAsia="Times New Roman"/>
           <w:b w:val="0"/>
           <w:i w:val="0"/>
+          <w:color w:val="181A1F"/>
+          <w:sz w:val="28"/>
         </w:rPr>
         <w:t xml:space="preserve">4) отсутствие жёсткого распределения домашних обязанностей на «мужские» и «женские»; </w:t>
       </w:r>
     </w:p>
     <w:p>
+      <w:pPr>
+        <w:widowControl/>
+        <w:spacing w:line="240" w:lineRule="auto" w:after="0"/>
+      </w:pPr>
       <w:r>
         <w:rPr>
+          <w:rFonts w:ascii="Times New Roman" w:hAnsi="Times New Roman" w:eastAsia="Times New Roman"/>
           <w:b w:val="0"/>
           <w:i w:val="0"/>
+          <w:color w:val="181A1F"/>
+          <w:sz w:val="28"/>
         </w:rPr>
         <w:t xml:space="preserve">5) главенство мужчины в семье; </w:t>
       </w:r>
     </w:p>
     <w:p>
+      <w:pPr>
+        <w:widowControl/>
+        <w:spacing w:line="240" w:lineRule="auto" w:after="0"/>
+      </w:pPr>
       <w:r>
         <w:rPr>
+          <w:rFonts w:ascii="Times New Roman" w:hAnsi="Times New Roman" w:eastAsia="Times New Roman"/>
           <w:b w:val="0"/>
           <w:i w:val="0"/>
+          <w:color w:val="181A1F"/>
+          <w:sz w:val="28"/>
         </w:rPr>
         <w:t xml:space="preserve">6) принятие решений всеми членами семьи после совместного обсуждения. </w:t>
       </w:r>
     </w:p>
     <w:p>
+      <w:pPr>
+        <w:widowControl/>
+        <w:spacing w:line="240" w:lineRule="auto" w:after="0"/>
+      </w:pPr>
       <w:r>
         <w:rPr>
+          <w:rFonts w:ascii="Times New Roman" w:hAnsi="Times New Roman" w:eastAsia="Times New Roman"/>
           <w:b w:val="0"/>
           <w:i w:val="0"/>
+          <w:color w:val="181A1F"/>
+          <w:sz w:val="28"/>
         </w:rPr>
         <w:t>Найдите два признака семьи другого типа и запишите в таблицу цифры, под которыми они указаны.</w:t>
       </w:r>
     </w:p>
     <w:p>
-      <w:r>
-        <w:t>Ответ: ______________________________</w:t>
-      </w:r>
-    </w:p>
-    <w:p>
+      <w:pPr>
+        <w:keepNext/>
+        <w:widowControl/>
+        <w:spacing w:line="240" w:lineRule="auto" w:after="0" w:before="120"/>
+      </w:pPr>
       <w:r>
         <w:rPr>
+          <w:rFonts w:ascii="Times New Roman" w:hAnsi="Times New Roman" w:eastAsia="Times New Roman"/>
           <w:b/>
-          <w:sz w:val="24"/>
+          <w:color w:val="181A1F"/>
+          <w:sz w:val="28"/>
         </w:rPr>
         <w:t>10.</w:t>
       </w:r>
     </w:p>
     <w:p>
+      <w:pPr>
+        <w:widowControl/>
+        <w:spacing w:line="240" w:lineRule="auto" w:after="0"/>
+      </w:pPr>
       <w:r>
         <w:rPr>
+          <w:rFonts w:ascii="Times New Roman" w:hAnsi="Times New Roman" w:eastAsia="Times New Roman"/>
           <w:b w:val="0"/>
           <w:i w:val="0"/>
+          <w:color w:val="181A1F"/>
+          <w:sz w:val="28"/>
         </w:rPr>
         <w:t>Выберите верные суждения о социальной стратификации и социальной мобильности. Запишите цифры, под которыми они указаны.</w:t>
       </w:r>
     </w:p>
     <w:p>
+      <w:pPr>
+        <w:widowControl/>
+        <w:spacing w:line="240" w:lineRule="auto" w:after="0"/>
+      </w:pPr>
       <w:r>
         <w:rPr>
+          <w:rFonts w:ascii="Times New Roman" w:hAnsi="Times New Roman" w:eastAsia="Times New Roman"/>
           <w:b w:val="0"/>
           <w:i w:val="0"/>
+          <w:color w:val="181A1F"/>
+          <w:sz w:val="28"/>
         </w:rPr>
         <w:t>1) Проявлением стратификации общества выступает неравенство индивидов в отношении к тем социальным обязанностям и ролям, которые они выполняют.</w:t>
       </w:r>
     </w:p>
     <w:p>
+      <w:pPr>
+        <w:widowControl/>
+        <w:spacing w:line="240" w:lineRule="auto" w:after="0"/>
+      </w:pPr>
       <w:r>
         <w:rPr>
+          <w:rFonts w:ascii="Times New Roman" w:hAnsi="Times New Roman" w:eastAsia="Times New Roman"/>
           <w:b w:val="0"/>
           <w:i w:val="0"/>
+          <w:color w:val="181A1F"/>
+          <w:sz w:val="28"/>
         </w:rPr>
         <w:t>2) Индивидуальная мобильность представляет собой изменение положения человека в социальной структуре общества.</w:t>
       </w:r>
     </w:p>
     <w:p>
+      <w:pPr>
+        <w:widowControl/>
+        <w:spacing w:line="240" w:lineRule="auto" w:after="0"/>
+      </w:pPr>
       <w:r>
         <w:rPr>
+          <w:rFonts w:ascii="Times New Roman" w:hAnsi="Times New Roman" w:eastAsia="Times New Roman"/>
           <w:b w:val="0"/>
           <w:i w:val="0"/>
+          <w:color w:val="181A1F"/>
+          <w:sz w:val="28"/>
         </w:rPr>
         <w:t>3) Групповая мобильность, как правило, преобладает в тех обществах, в которых главное значение придаётся прирождённому статусу.</w:t>
       </w:r>
     </w:p>
     <w:p>
+      <w:pPr>
+        <w:widowControl/>
+        <w:spacing w:line="240" w:lineRule="auto" w:after="0"/>
+      </w:pPr>
       <w:r>
         <w:rPr>
+          <w:rFonts w:ascii="Times New Roman" w:hAnsi="Times New Roman" w:eastAsia="Times New Roman"/>
           <w:b w:val="0"/>
           <w:i w:val="0"/>
+          <w:color w:val="181A1F"/>
+          <w:sz w:val="28"/>
         </w:rPr>
         <w:t>4) По сравнению с классовой структурой социальная стратификация выделяет меньшее количество слоёв.</w:t>
       </w:r>
     </w:p>
     <w:p>
+      <w:pPr>
+        <w:widowControl/>
+        <w:spacing w:line="240" w:lineRule="auto" w:after="0"/>
+      </w:pPr>
       <w:r>
         <w:rPr>
+          <w:rFonts w:ascii="Times New Roman" w:hAnsi="Times New Roman" w:eastAsia="Times New Roman"/>
           <w:b w:val="0"/>
           <w:i w:val="0"/>
+          <w:color w:val="181A1F"/>
+          <w:sz w:val="28"/>
         </w:rPr>
         <w:t>5) Принадлежность к имущественному, властному или профессиональному строю игнорируется при ранжировании людей по степени престижа в обществе.</w:t>
       </w:r>
     </w:p>
     <w:p>
-      <w:r>
-        <w:t>Ответ: ______________________________</w:t>
-      </w:r>
-    </w:p>
-    <w:p>
+      <w:pPr>
+        <w:keepNext/>
+        <w:widowControl/>
+        <w:spacing w:line="240" w:lineRule="auto" w:after="0" w:before="120"/>
+      </w:pPr>
       <w:r>
         <w:rPr>
+          <w:rFonts w:ascii="Times New Roman" w:hAnsi="Times New Roman" w:eastAsia="Times New Roman"/>
           <w:b/>
-          <w:sz w:val="24"/>
+          <w:color w:val="181A1F"/>
+          <w:sz w:val="28"/>
         </w:rPr>
         <w:t>11.</w:t>
       </w:r>
     </w:p>
     <w:p>
+      <w:pPr>
+        <w:widowControl/>
+        <w:spacing w:line="240" w:lineRule="auto" w:after="0"/>
+      </w:pPr>
       <w:r>
         <w:rPr>
+          <w:rFonts w:ascii="Times New Roman" w:hAnsi="Times New Roman" w:eastAsia="Times New Roman"/>
           <w:b w:val="0"/>
           <w:i w:val="0"/>
+          <w:color w:val="181A1F"/>
+          <w:sz w:val="28"/>
         </w:rPr>
         <w:t>Выберите верные суждения о социальном контроле и запишите цифры, под которыми они указаны.</w:t>
       </w:r>
     </w:p>
     <w:p>
+      <w:pPr>
+        <w:widowControl/>
+        <w:spacing w:line="240" w:lineRule="auto" w:after="0"/>
+      </w:pPr>
       <w:r>
         <w:rPr>
+          <w:rFonts w:ascii="Times New Roman" w:hAnsi="Times New Roman" w:eastAsia="Times New Roman"/>
           <w:b w:val="0"/>
           <w:i w:val="0"/>
+          <w:color w:val="181A1F"/>
+          <w:sz w:val="28"/>
         </w:rPr>
         <w:t>1) Формальный социальный контроль осуществляется путём применения исключительно негативных санкций.</w:t>
       </w:r>
     </w:p>
     <w:p>
+      <w:pPr>
+        <w:widowControl/>
+        <w:spacing w:line="240" w:lineRule="auto" w:after="0"/>
+      </w:pPr>
       <w:r>
         <w:rPr>
+          <w:rFonts w:ascii="Times New Roman" w:hAnsi="Times New Roman" w:eastAsia="Times New Roman"/>
           <w:b w:val="0"/>
           <w:i w:val="0"/>
+          <w:color w:val="181A1F"/>
+          <w:sz w:val="28"/>
         </w:rPr>
         <w:t>2) Социальный контроль предполагает целенаправленное воздействие на индивида в процессе его социализации.</w:t>
       </w:r>
     </w:p>
     <w:p>
+      <w:pPr>
+        <w:widowControl/>
+        <w:spacing w:line="240" w:lineRule="auto" w:after="0"/>
+      </w:pPr>
       <w:r>
         <w:rPr>
+          <w:rFonts w:ascii="Times New Roman" w:hAnsi="Times New Roman" w:eastAsia="Times New Roman"/>
           <w:b w:val="0"/>
           <w:i w:val="0"/>
+          <w:color w:val="181A1F"/>
+          <w:sz w:val="28"/>
         </w:rPr>
         <w:t>3) B зависимости от характера санкций принято различать горизонтальный и вертикальный социальный контроль.</w:t>
       </w:r>
     </w:p>
     <w:p>
+      <w:pPr>
+        <w:widowControl/>
+        <w:spacing w:line="240" w:lineRule="auto" w:after="0"/>
+      </w:pPr>
       <w:r>
         <w:rPr>
+          <w:rFonts w:ascii="Times New Roman" w:hAnsi="Times New Roman" w:eastAsia="Times New Roman"/>
           <w:b w:val="0"/>
           <w:i w:val="0"/>
+          <w:color w:val="181A1F"/>
+          <w:sz w:val="28"/>
         </w:rPr>
         <w:t>4) Социальный контроль может осуществляться через групповое давление.</w:t>
       </w:r>
     </w:p>
     <w:p>
+      <w:pPr>
+        <w:widowControl/>
+        <w:spacing w:line="240" w:lineRule="auto" w:after="0"/>
+      </w:pPr>
       <w:r>
         <w:rPr>
+          <w:rFonts w:ascii="Times New Roman" w:hAnsi="Times New Roman" w:eastAsia="Times New Roman"/>
           <w:b w:val="0"/>
           <w:i w:val="0"/>
+          <w:color w:val="181A1F"/>
+          <w:sz w:val="28"/>
         </w:rPr>
         <w:t>5) Социальный контроль обеспечивает стабильное функционирование социальной системы.</w:t>
       </w:r>
     </w:p>
     <w:p>
-      <w:r>
-        <w:t>Ответ: ______________________________</w:t>
-      </w:r>
-    </w:p>
-    <w:p>
+      <w:pPr>
+        <w:keepNext/>
+        <w:widowControl/>
+        <w:spacing w:line="240" w:lineRule="auto" w:after="0" w:before="120"/>
+      </w:pPr>
       <w:r>
         <w:rPr>
+          <w:rFonts w:ascii="Times New Roman" w:hAnsi="Times New Roman" w:eastAsia="Times New Roman"/>
           <w:b/>
-          <w:sz w:val="24"/>
+          <w:color w:val="181A1F"/>
+          <w:sz w:val="28"/>
         </w:rPr>
         <w:t>12.</w:t>
       </w:r>
     </w:p>
     <w:p>
+      <w:pPr>
+        <w:widowControl/>
+        <w:spacing w:line="240" w:lineRule="auto" w:after="0"/>
+      </w:pPr>
       <w:r>
         <w:rPr>
+          <w:rFonts w:ascii="Times New Roman" w:hAnsi="Times New Roman" w:eastAsia="Times New Roman"/>
           <w:b w:val="0"/>
           <w:i w:val="0"/>
+          <w:color w:val="181A1F"/>
+          <w:sz w:val="28"/>
         </w:rPr>
         <w:t>Ниже приведён перечень терминов. Все они, за исключением двух, относятся к понятию «социальный контроль».</w:t>
       </w:r>
     </w:p>
     <w:p>
+      <w:pPr>
+        <w:widowControl/>
+        <w:spacing w:line="240" w:lineRule="auto" w:after="0"/>
+      </w:pPr>
       <w:r>
         <w:rPr>
+          <w:rFonts w:ascii="Times New Roman" w:hAnsi="Times New Roman" w:eastAsia="Times New Roman"/>
           <w:b w:val="0"/>
           <w:i w:val="0"/>
+          <w:color w:val="181A1F"/>
+          <w:sz w:val="28"/>
         </w:rPr>
         <w:t xml:space="preserve">1) замечание; </w:t>
       </w:r>
     </w:p>
     <w:p>
+      <w:pPr>
+        <w:widowControl/>
+        <w:spacing w:line="240" w:lineRule="auto" w:after="0"/>
+      </w:pPr>
       <w:r>
         <w:rPr>
+          <w:rFonts w:ascii="Times New Roman" w:hAnsi="Times New Roman" w:eastAsia="Times New Roman"/>
           <w:b w:val="0"/>
           <w:i w:val="0"/>
+          <w:color w:val="181A1F"/>
+          <w:sz w:val="28"/>
         </w:rPr>
         <w:t xml:space="preserve">2) санкция; </w:t>
       </w:r>
     </w:p>
     <w:p>
+      <w:pPr>
+        <w:widowControl/>
+        <w:spacing w:line="240" w:lineRule="auto" w:after="0"/>
+      </w:pPr>
       <w:r>
         <w:rPr>
+          <w:rFonts w:ascii="Times New Roman" w:hAnsi="Times New Roman" w:eastAsia="Times New Roman"/>
           <w:b w:val="0"/>
           <w:i w:val="0"/>
+          <w:color w:val="181A1F"/>
+          <w:sz w:val="28"/>
         </w:rPr>
         <w:t xml:space="preserve">3) социальная норма; </w:t>
       </w:r>
     </w:p>
     <w:p>
+      <w:pPr>
+        <w:widowControl/>
+        <w:spacing w:line="240" w:lineRule="auto" w:after="0"/>
+      </w:pPr>
       <w:r>
         <w:rPr>
+          <w:rFonts w:ascii="Times New Roman" w:hAnsi="Times New Roman" w:eastAsia="Times New Roman"/>
           <w:b w:val="0"/>
           <w:i w:val="0"/>
+          <w:color w:val="181A1F"/>
+          <w:sz w:val="28"/>
         </w:rPr>
         <w:t xml:space="preserve">4) политическая идеология; </w:t>
       </w:r>
     </w:p>
     <w:p>
+      <w:pPr>
+        <w:widowControl/>
+        <w:spacing w:line="240" w:lineRule="auto" w:after="0"/>
+      </w:pPr>
       <w:r>
         <w:rPr>
+          <w:rFonts w:ascii="Times New Roman" w:hAnsi="Times New Roman" w:eastAsia="Times New Roman"/>
           <w:b w:val="0"/>
           <w:i w:val="0"/>
+          <w:color w:val="181A1F"/>
+          <w:sz w:val="28"/>
         </w:rPr>
         <w:t xml:space="preserve">5) осуждение; </w:t>
       </w:r>
     </w:p>
     <w:p>
+      <w:pPr>
+        <w:widowControl/>
+        <w:spacing w:line="240" w:lineRule="auto" w:after="0"/>
+      </w:pPr>
       <w:r>
         <w:rPr>
+          <w:rFonts w:ascii="Times New Roman" w:hAnsi="Times New Roman" w:eastAsia="Times New Roman"/>
           <w:b w:val="0"/>
           <w:i w:val="0"/>
+          <w:color w:val="181A1F"/>
+          <w:sz w:val="28"/>
         </w:rPr>
         <w:t>6) духовная культура.</w:t>
       </w:r>
     </w:p>
     <w:p>
+      <w:pPr>
+        <w:widowControl/>
+        <w:spacing w:line="240" w:lineRule="auto" w:after="0"/>
+      </w:pPr>
       <w:r>
         <w:rPr>
+          <w:rFonts w:ascii="Times New Roman" w:hAnsi="Times New Roman" w:eastAsia="Times New Roman"/>
           <w:b w:val="0"/>
           <w:i w:val="0"/>
+          <w:color w:val="181A1F"/>
+          <w:sz w:val="28"/>
         </w:rPr>
         <w:t>Найдите два термина, «выпадающие» из общего ряда, и запишите в таблицу цифры, под которыми они указаны.</w:t>
       </w:r>
     </w:p>
     <w:p>
-      <w:r>
-        <w:t>Ответ: ______________________________</w:t>
-      </w:r>
-    </w:p>
-    <w:p>
+      <w:pPr>
+        <w:keepNext/>
+        <w:widowControl/>
+        <w:spacing w:line="240" w:lineRule="auto" w:after="0" w:before="120"/>
+      </w:pPr>
       <w:r>
         <w:rPr>
+          <w:rFonts w:ascii="Times New Roman" w:hAnsi="Times New Roman" w:eastAsia="Times New Roman"/>
           <w:b/>
-          <w:sz w:val="24"/>
+          <w:color w:val="181A1F"/>
+          <w:sz w:val="28"/>
         </w:rPr>
         <w:t>13.</w:t>
       </w:r>
     </w:p>
     <w:p>
+      <w:pPr>
+        <w:widowControl/>
+        <w:spacing w:line="240" w:lineRule="auto" w:after="0"/>
+      </w:pPr>
       <w:r>
         <w:rPr>
+          <w:rFonts w:ascii="Times New Roman" w:hAnsi="Times New Roman" w:eastAsia="Times New Roman"/>
           <w:b w:val="0"/>
           <w:i w:val="0"/>
+          <w:color w:val="181A1F"/>
+          <w:sz w:val="28"/>
         </w:rPr>
         <w:t>Выберите верные суждения об этнических общностях и межнациональных отношениях. Запишите цифры, под которыми они указаны.</w:t>
       </w:r>
     </w:p>
     <w:p>
+      <w:pPr>
+        <w:widowControl/>
+        <w:spacing w:line="240" w:lineRule="auto" w:after="0"/>
+      </w:pPr>
       <w:r>
         <w:rPr>
+          <w:rFonts w:ascii="Times New Roman" w:hAnsi="Times New Roman" w:eastAsia="Times New Roman"/>
           <w:b w:val="0"/>
           <w:i w:val="0"/>
+          <w:color w:val="181A1F"/>
+          <w:sz w:val="28"/>
         </w:rPr>
         <w:t>1) К этническим общностям относятся род и племя.</w:t>
       </w:r>
     </w:p>
     <w:p>
+      <w:pPr>
+        <w:widowControl/>
+        <w:spacing w:line="240" w:lineRule="auto" w:after="0"/>
+      </w:pPr>
       <w:r>
         <w:rPr>
+          <w:rFonts w:ascii="Times New Roman" w:hAnsi="Times New Roman" w:eastAsia="Times New Roman"/>
           <w:b w:val="0"/>
           <w:i w:val="0"/>
+          <w:color w:val="181A1F"/>
+          <w:sz w:val="28"/>
         </w:rPr>
         <w:t>2) Межнациональные отношения формируются только между этническими группами в рамках одной страны.</w:t>
       </w:r>
     </w:p>
     <w:p>
+      <w:pPr>
+        <w:widowControl/>
+        <w:spacing w:line="240" w:lineRule="auto" w:after="0"/>
+      </w:pPr>
       <w:r>
         <w:rPr>
+          <w:rFonts w:ascii="Times New Roman" w:hAnsi="Times New Roman" w:eastAsia="Times New Roman"/>
           <w:b w:val="0"/>
           <w:i w:val="0"/>
+          <w:color w:val="181A1F"/>
+          <w:sz w:val="28"/>
         </w:rPr>
         <w:t>3) Межнациональная дифференциация подразумевает сближение народов, укрепление связей между ними, взаимовлияние и взаимообогащение культур разных этносов.</w:t>
       </w:r>
     </w:p>
     <w:p>
+      <w:pPr>
+        <w:widowControl/>
+        <w:spacing w:line="240" w:lineRule="auto" w:after="0"/>
+      </w:pPr>
       <w:r>
         <w:rPr>
+          <w:rFonts w:ascii="Times New Roman" w:hAnsi="Times New Roman" w:eastAsia="Times New Roman"/>
           <w:b w:val="0"/>
           <w:i w:val="0"/>
+          <w:color w:val="181A1F"/>
+          <w:sz w:val="28"/>
         </w:rPr>
         <w:t>4) В Российской Федерации каждый вправе определять и указывать свою национальную принадлежность.</w:t>
       </w:r>
     </w:p>
     <w:p>
+      <w:pPr>
+        <w:widowControl/>
+        <w:spacing w:line="240" w:lineRule="auto" w:after="0"/>
+      </w:pPr>
       <w:r>
         <w:rPr>
+          <w:rFonts w:ascii="Times New Roman" w:hAnsi="Times New Roman" w:eastAsia="Times New Roman"/>
           <w:b w:val="0"/>
           <w:i w:val="0"/>
+          <w:color w:val="181A1F"/>
+          <w:sz w:val="28"/>
         </w:rPr>
         <w:t>5) Этнические группы можно определить как группы людей, имеющих общее происхождение и некоторые культурные, языковые, религиозные особенности, и осознающих свою принадлежность к общей группе.</w:t>
       </w:r>
     </w:p>
     <w:p>
-      <w:r>
-        <w:t>Ответ: ______________________________</w:t>
-      </w:r>
-    </w:p>
-    <w:p>
+      <w:pPr>
+        <w:keepNext/>
+        <w:widowControl/>
+        <w:spacing w:line="240" w:lineRule="auto" w:after="0" w:before="120"/>
+      </w:pPr>
       <w:r>
         <w:rPr>
+          <w:rFonts w:ascii="Times New Roman" w:hAnsi="Times New Roman" w:eastAsia="Times New Roman"/>
           <w:b/>
-          <w:sz w:val="24"/>
+          <w:color w:val="181A1F"/>
+          <w:sz w:val="28"/>
         </w:rPr>
         <w:t>14.</w:t>
       </w:r>
     </w:p>
     <w:p>
+      <w:pPr>
+        <w:widowControl/>
+        <w:spacing w:line="240" w:lineRule="auto" w:after="0"/>
+      </w:pPr>
       <w:r>
         <w:rPr>
+          <w:rFonts w:ascii="Times New Roman" w:hAnsi="Times New Roman" w:eastAsia="Times New Roman"/>
           <w:b w:val="0"/>
           <w:i w:val="0"/>
+          <w:color w:val="181A1F"/>
+          <w:sz w:val="28"/>
         </w:rPr>
         <w:t>Выберите верные суждения о социальных нормах и запишите цифры, под которыми они указаны.</w:t>
       </w:r>
     </w:p>
     <w:p>
+      <w:pPr>
+        <w:widowControl/>
+        <w:spacing w:line="240" w:lineRule="auto" w:after="0"/>
+      </w:pPr>
       <w:r>
         <w:rPr>
+          <w:rFonts w:ascii="Times New Roman" w:hAnsi="Times New Roman" w:eastAsia="Times New Roman"/>
           <w:b w:val="0"/>
           <w:i w:val="0"/>
+          <w:color w:val="181A1F"/>
+          <w:sz w:val="28"/>
         </w:rPr>
         <w:t>1) К функциям социальных норм относят интегрирование индивидов в группы.</w:t>
       </w:r>
     </w:p>
     <w:p>
+      <w:pPr>
+        <w:widowControl/>
+        <w:spacing w:line="240" w:lineRule="auto" w:after="0"/>
+      </w:pPr>
       <w:r>
         <w:rPr>
+          <w:rFonts w:ascii="Times New Roman" w:hAnsi="Times New Roman" w:eastAsia="Times New Roman"/>
           <w:b w:val="0"/>
           <w:i w:val="0"/>
+          <w:color w:val="181A1F"/>
+          <w:sz w:val="28"/>
         </w:rPr>
         <w:t>2) Моральные и правовые нормы — основные регуляторы поведения людей в обществе.</w:t>
       </w:r>
     </w:p>
     <w:p>
+      <w:pPr>
+        <w:widowControl/>
+        <w:spacing w:line="240" w:lineRule="auto" w:after="0"/>
+      </w:pPr>
       <w:r>
         <w:rPr>
+          <w:rFonts w:ascii="Times New Roman" w:hAnsi="Times New Roman" w:eastAsia="Times New Roman"/>
           <w:b w:val="0"/>
           <w:i w:val="0"/>
+          <w:color w:val="181A1F"/>
+          <w:sz w:val="28"/>
         </w:rPr>
         <w:t>3) К видам социальных норм относятся социальные санкции.</w:t>
       </w:r>
     </w:p>
     <w:p>
+      <w:pPr>
+        <w:widowControl/>
+        <w:spacing w:line="240" w:lineRule="auto" w:after="0"/>
+      </w:pPr>
       <w:r>
         <w:rPr>
+          <w:rFonts w:ascii="Times New Roman" w:hAnsi="Times New Roman" w:eastAsia="Times New Roman"/>
           <w:b w:val="0"/>
           <w:i w:val="0"/>
+          <w:color w:val="181A1F"/>
+          <w:sz w:val="28"/>
         </w:rPr>
         <w:t>4) Видами социальных норм являются обычаи и традиции.</w:t>
       </w:r>
     </w:p>
     <w:p>
+      <w:pPr>
+        <w:widowControl/>
+        <w:spacing w:line="240" w:lineRule="auto" w:after="0"/>
+      </w:pPr>
       <w:r>
         <w:rPr>
+          <w:rFonts w:ascii="Times New Roman" w:hAnsi="Times New Roman" w:eastAsia="Times New Roman"/>
           <w:b w:val="0"/>
           <w:i w:val="0"/>
+          <w:color w:val="181A1F"/>
+          <w:sz w:val="28"/>
         </w:rPr>
         <w:t>5) Любой вид социальных норм является обязательным для исполнения всеми членами общества.</w:t>
       </w:r>
     </w:p>
     <w:p>
-      <w:r>
-        <w:t>Ответ: ______________________________</w:t>
-      </w:r>
-    </w:p>
-    <w:p>
+      <w:pPr>
+        <w:keepNext/>
+        <w:widowControl/>
+        <w:spacing w:line="240" w:lineRule="auto" w:after="0" w:before="120"/>
+      </w:pPr>
       <w:r>
         <w:rPr>
+          <w:rFonts w:ascii="Times New Roman" w:hAnsi="Times New Roman" w:eastAsia="Times New Roman"/>
           <w:b/>
-          <w:sz w:val="24"/>
+          <w:color w:val="181A1F"/>
+          <w:sz w:val="28"/>
         </w:rPr>
         <w:t>15.</w:t>
       </w:r>
     </w:p>
     <w:p>
+      <w:pPr>
+        <w:widowControl/>
+        <w:spacing w:line="240" w:lineRule="auto" w:after="0"/>
+      </w:pPr>
       <w:r>
         <w:rPr>
+          <w:rFonts w:ascii="Times New Roman" w:hAnsi="Times New Roman" w:eastAsia="Times New Roman"/>
           <w:b w:val="0"/>
           <w:i w:val="0"/>
+          <w:color w:val="181A1F"/>
+          <w:sz w:val="28"/>
         </w:rPr>
         <w:t>Выберите верные суждения о социальных конфликтах и запишите цифры, под которыми они указаны.</w:t>
       </w:r>
     </w:p>
     <w:p>
+      <w:pPr>
+        <w:widowControl/>
+        <w:spacing w:line="240" w:lineRule="auto" w:after="0"/>
+      </w:pPr>
       <w:r>
         <w:rPr>
+          <w:rFonts w:ascii="Times New Roman" w:hAnsi="Times New Roman" w:eastAsia="Times New Roman"/>
           <w:b w:val="0"/>
           <w:i w:val="0"/>
+          <w:color w:val="181A1F"/>
+          <w:sz w:val="28"/>
         </w:rPr>
         <w:t>1) Социальный конфликт — это столкновение социальных групп за обладание дефицитными ресурсами.</w:t>
       </w:r>
     </w:p>
     <w:p>
+      <w:pPr>
+        <w:widowControl/>
+        <w:spacing w:line="240" w:lineRule="auto" w:after="0"/>
+      </w:pPr>
       <w:r>
         <w:rPr>
+          <w:rFonts w:ascii="Times New Roman" w:hAnsi="Times New Roman" w:eastAsia="Times New Roman"/>
           <w:b w:val="0"/>
           <w:i w:val="0"/>
+          <w:color w:val="181A1F"/>
+          <w:sz w:val="28"/>
         </w:rPr>
         <w:t>2) Предметом конфликта являются его участники.</w:t>
       </w:r>
     </w:p>
     <w:p>
+      <w:pPr>
+        <w:widowControl/>
+        <w:spacing w:line="240" w:lineRule="auto" w:after="0"/>
+      </w:pPr>
       <w:r>
         <w:rPr>
+          <w:rFonts w:ascii="Times New Roman" w:hAnsi="Times New Roman" w:eastAsia="Times New Roman"/>
           <w:b w:val="0"/>
           <w:i w:val="0"/>
+          <w:color w:val="181A1F"/>
+          <w:sz w:val="28"/>
         </w:rPr>
         <w:t>3) К условиям успешного разрешения социальных конфликтов относят выявление существующих противоречий в интересах и целях сторон.</w:t>
       </w:r>
     </w:p>
     <w:p>
+      <w:pPr>
+        <w:widowControl/>
+        <w:spacing w:line="240" w:lineRule="auto" w:after="0"/>
+      </w:pPr>
       <w:r>
         <w:rPr>
+          <w:rFonts w:ascii="Times New Roman" w:hAnsi="Times New Roman" w:eastAsia="Times New Roman"/>
           <w:b w:val="0"/>
           <w:i w:val="0"/>
+          <w:color w:val="181A1F"/>
+          <w:sz w:val="28"/>
         </w:rPr>
         <w:t>4) Все конфликты оказывают дезинтегративное, разрушительное влияние на общественную жизнь.</w:t>
       </w:r>
     </w:p>
     <w:p>
+      <w:pPr>
+        <w:widowControl/>
+        <w:spacing w:line="240" w:lineRule="auto" w:after="0"/>
+      </w:pPr>
       <w:r>
         <w:rPr>
+          <w:rFonts w:ascii="Times New Roman" w:hAnsi="Times New Roman" w:eastAsia="Times New Roman"/>
           <w:b w:val="0"/>
           <w:i w:val="0"/>
+          <w:color w:val="181A1F"/>
+          <w:sz w:val="28"/>
         </w:rPr>
         <w:t>5) Конфликты порождены различными причинами: внешними и внутренними, всеобщими и единичными, материальными и идеальными, объективными и субъективными и т.д.</w:t>
       </w:r>
     </w:p>
     <w:p>
-      <w:r>
-        <w:t>Ответ: ______________________________</w:t>
-      </w:r>
-    </w:p>
-    <w:p>
+      <w:pPr>
+        <w:keepNext/>
+        <w:widowControl/>
+        <w:spacing w:line="240" w:lineRule="auto" w:after="0" w:before="120"/>
+      </w:pPr>
       <w:r>
         <w:rPr>
+          <w:rFonts w:ascii="Times New Roman" w:hAnsi="Times New Roman" w:eastAsia="Times New Roman"/>
           <w:b/>
-          <w:sz w:val="24"/>
+          <w:color w:val="181A1F"/>
+          <w:sz w:val="28"/>
         </w:rPr>
         <w:t>16.</w:t>
       </w:r>
     </w:p>
     <w:p>
+      <w:pPr>
+        <w:widowControl/>
+        <w:spacing w:line="240" w:lineRule="auto" w:after="0"/>
+      </w:pPr>
       <w:r>
         <w:rPr>
+          <w:rFonts w:ascii="Times New Roman" w:hAnsi="Times New Roman" w:eastAsia="Times New Roman"/>
           <w:b w:val="0"/>
           <w:i w:val="0"/>
+          <w:color w:val="181A1F"/>
+          <w:sz w:val="28"/>
         </w:rPr>
         <w:t>Выберите верные суждения о социальном контроле и запишите цифры, под которыми они указаны.</w:t>
       </w:r>
     </w:p>
     <w:p>
+      <w:pPr>
+        <w:widowControl/>
+        <w:spacing w:line="240" w:lineRule="auto" w:after="0"/>
+      </w:pPr>
       <w:r>
         <w:rPr>
+          <w:rFonts w:ascii="Times New Roman" w:hAnsi="Times New Roman" w:eastAsia="Times New Roman"/>
           <w:b w:val="0"/>
           <w:i w:val="0"/>
+          <w:color w:val="181A1F"/>
+          <w:sz w:val="28"/>
         </w:rPr>
         <w:t>1) Социальный контроль — это механизм регуляции отношений индивида и общества в целях укрепления порядка и стабильности в обществе.</w:t>
       </w:r>
     </w:p>
     <w:p>
+      <w:pPr>
+        <w:widowControl/>
+        <w:spacing w:line="240" w:lineRule="auto" w:after="0"/>
+      </w:pPr>
       <w:r>
         <w:rPr>
+          <w:rFonts w:ascii="Times New Roman" w:hAnsi="Times New Roman" w:eastAsia="Times New Roman"/>
           <w:b w:val="0"/>
           <w:i w:val="0"/>
+          <w:color w:val="181A1F"/>
+          <w:sz w:val="28"/>
         </w:rPr>
         <w:t>2) Социальный контроль включает в себя социальные нормы и социальные санкции.</w:t>
       </w:r>
     </w:p>
     <w:p>
+      <w:pPr>
+        <w:widowControl/>
+        <w:spacing w:line="240" w:lineRule="auto" w:after="0"/>
+      </w:pPr>
       <w:r>
         <w:rPr>
+          <w:rFonts w:ascii="Times New Roman" w:hAnsi="Times New Roman" w:eastAsia="Times New Roman"/>
           <w:b w:val="0"/>
           <w:i w:val="0"/>
+          <w:color w:val="181A1F"/>
+          <w:sz w:val="28"/>
         </w:rPr>
         <w:t>3) Санкции — это исключительно формальная негативная реакция со стороны остальных членов общества на поведение человека или группы.</w:t>
       </w:r>
     </w:p>
     <w:p>
+      <w:pPr>
+        <w:widowControl/>
+        <w:spacing w:line="240" w:lineRule="auto" w:after="0"/>
+      </w:pPr>
       <w:r>
         <w:rPr>
+          <w:rFonts w:ascii="Times New Roman" w:hAnsi="Times New Roman" w:eastAsia="Times New Roman"/>
           <w:b w:val="0"/>
           <w:i w:val="0"/>
+          <w:color w:val="181A1F"/>
+          <w:sz w:val="28"/>
         </w:rPr>
         <w:t>4) Чем выше у членов общества развит самоконтроль, тем меньше этому обществу приходится прибегать к внешнему контролю.</w:t>
       </w:r>
     </w:p>
     <w:p>
+      <w:pPr>
+        <w:widowControl/>
+        <w:spacing w:line="240" w:lineRule="auto" w:after="0"/>
+      </w:pPr>
       <w:r>
         <w:rPr>
+          <w:rFonts w:ascii="Times New Roman" w:hAnsi="Times New Roman" w:eastAsia="Times New Roman"/>
           <w:b w:val="0"/>
           <w:i w:val="0"/>
+          <w:color w:val="181A1F"/>
+          <w:sz w:val="28"/>
         </w:rPr>
         <w:t>5) Социальный контроль осуществляется только посредством общественного принуждения.</w:t>
       </w:r>
     </w:p>
     <w:p>
+      <w:pPr>
+        <w:widowControl/>
+        <w:spacing w:line="240" w:lineRule="auto" w:after="0"/>
+      </w:pPr>
       <w:r>
-        <w:t>Ответ: ______________________________</w:t>
-      </w:r>
-    </w:p>
-    <w:p>
-      <w:r>
+        <w:rPr>
+          <w:rFonts w:ascii="Times New Roman" w:hAnsi="Times New Roman" w:eastAsia="Times New Roman"/>
+          <w:color w:val="181A1F"/>
+          <w:sz w:val="28"/>
+        </w:rPr>
         <w:br w:type="page"/>
       </w:r>
     </w:p>
     <w:p>
       <w:pPr>
         <w:pStyle w:val="Heading1"/>
+        <w:keepNext/>
+        <w:widowControl/>
+        <w:spacing w:line="240" w:lineRule="auto" w:after="60" w:before="160"/>
       </w:pPr>
       <w:r>
+        <w:rPr>
+          <w:rFonts w:ascii="Times New Roman" w:hAnsi="Times New Roman" w:eastAsia="Times New Roman"/>
+          <w:b/>
+          <w:color w:val="181A1F"/>
+          <w:sz w:val="28"/>
+        </w:rPr>
         <w:t>Часть 2</w:t>
       </w:r>
     </w:p>
     <w:p>
+      <w:pPr>
+        <w:widowControl/>
+        <w:spacing w:line="240" w:lineRule="auto" w:after="0"/>
+      </w:pPr>
       <w:r>
+        <w:rPr>
+          <w:rFonts w:ascii="Times New Roman" w:hAnsi="Times New Roman" w:eastAsia="Times New Roman"/>
+          <w:color w:val="181A1F"/>
+          <w:sz w:val="28"/>
+        </w:rPr>
         <w:t>Для заданий 17–25 запишите полный развёрнутый ответ. Каждый вопрос самодостаточен и тематически соответствует варианту.</w:t>
       </w:r>
     </w:p>
     <w:p>
+      <w:pPr>
+        <w:keepNext/>
+        <w:widowControl/>
+        <w:spacing w:line="240" w:lineRule="auto" w:after="0" w:before="120"/>
+      </w:pPr>
       <w:r>
         <w:rPr>
+          <w:rFonts w:ascii="Times New Roman" w:hAnsi="Times New Roman" w:eastAsia="Times New Roman"/>
           <w:b/>
-          <w:sz w:val="24"/>
+          <w:color w:val="181A1F"/>
+          <w:sz w:val="28"/>
         </w:rPr>
         <w:t>17.</w:t>
       </w:r>
     </w:p>
     <w:p>
+      <w:pPr>
+        <w:widowControl/>
+        <w:spacing w:line="240" w:lineRule="auto" w:after="0"/>
+      </w:pPr>
       <w:r>
         <w:rPr>
+          <w:rFonts w:ascii="Times New Roman" w:hAnsi="Times New Roman" w:eastAsia="Times New Roman"/>
           <w:b w:val="0"/>
           <w:i w:val="0"/>
+          <w:color w:val="181A1F"/>
+          <w:sz w:val="28"/>
         </w:rPr>
         <w:t>Каждый человек занимает несколько позиций в обществе. Например, женщина может быть музыкантом, учительницей, женой и матерью. Каждая из этих социальных позиций, связанная с определёнными правами и обязанностями, называется статусом. Хотя человек может иметь ряд статусов, один из них, который можно назвать главным статусом, определяет его общественное положение...</w:t>
       </w:r>
     </w:p>
     <w:p>
+      <w:pPr>
+        <w:widowControl/>
+        <w:spacing w:line="240" w:lineRule="auto" w:after="0"/>
+      </w:pPr>
       <w:r>
         <w:rPr>
+          <w:rFonts w:ascii="Times New Roman" w:hAnsi="Times New Roman" w:eastAsia="Times New Roman"/>
           <w:b w:val="0"/>
           <w:i w:val="0"/>
+          <w:color w:val="181A1F"/>
+          <w:sz w:val="28"/>
         </w:rPr>
         <w:t>Некоторые статусы даны от рождения... Такие статусы называются приписанными (предписанными).</w:t>
       </w:r>
     </w:p>
     <w:p>
+      <w:pPr>
+        <w:widowControl/>
+        <w:spacing w:line="240" w:lineRule="auto" w:after="0"/>
+      </w:pPr>
       <w:r>
         <w:rPr>
+          <w:rFonts w:ascii="Times New Roman" w:hAnsi="Times New Roman" w:eastAsia="Times New Roman"/>
           <w:b w:val="0"/>
           <w:i w:val="0"/>
+          <w:color w:val="181A1F"/>
+          <w:sz w:val="28"/>
         </w:rPr>
         <w:t>Наоборот, достигнутый (приобретённый) статус определяется тем, что человек осуществил в своей жизни. Статус писателя приобретают в результате опубликования книги; статус мужа — после получения разрешения на женитьбу и вступления в брак. Никто не родится автором или мужем. Некоторые статусы сочетают предписанные и достигнутые элементы. Получение степени доктора философии, несомненно, является достижением. Но будучи однажды получен, новый статус остаётся навсегда, становится перманентной частью личности и социальной роли человека, определяя все его намерения и цели как предписанный статус.</w:t>
       </w:r>
     </w:p>
     <w:p>
+      <w:pPr>
+        <w:widowControl/>
+        <w:spacing w:line="240" w:lineRule="auto" w:after="0"/>
+      </w:pPr>
       <w:r>
         <w:rPr>
+          <w:rFonts w:ascii="Times New Roman" w:hAnsi="Times New Roman" w:eastAsia="Times New Roman"/>
           <w:b w:val="0"/>
           <w:i w:val="0"/>
+          <w:color w:val="181A1F"/>
+          <w:sz w:val="28"/>
         </w:rPr>
         <w:t>Ролью называется ожидаемое поведение, обусловленное статусом человека...</w:t>
       </w:r>
     </w:p>
     <w:p>
+      <w:pPr>
+        <w:widowControl/>
+        <w:spacing w:line="240" w:lineRule="auto" w:after="0"/>
+      </w:pPr>
       <w:r>
         <w:rPr>
+          <w:rFonts w:ascii="Times New Roman" w:hAnsi="Times New Roman" w:eastAsia="Times New Roman"/>
           <w:b w:val="0"/>
           <w:i w:val="0"/>
+          <w:color w:val="181A1F"/>
+          <w:sz w:val="28"/>
         </w:rPr>
         <w:t>Каждый статус обычно включает ряд ролей. Человек, имеющий статус преподавателя, по-разному ведёт себя со студентами, другими преподавателями факультета, с представителями министерства просвещения или ректором. Совокупность ролей, соответствующих данному статусу, называется ролевым набором.</w:t>
       </w:r>
     </w:p>
     <w:p>
+      <w:pPr>
+        <w:widowControl/>
+        <w:spacing w:line="240" w:lineRule="auto" w:after="0"/>
+      </w:pPr>
       <w:r>
         <w:rPr>
+          <w:rFonts w:ascii="Times New Roman" w:hAnsi="Times New Roman" w:eastAsia="Times New Roman"/>
           <w:b w:val="0"/>
           <w:i w:val="0"/>
+          <w:color w:val="181A1F"/>
+          <w:sz w:val="28"/>
         </w:rPr>
         <w:t>Каким образом мы усваиваем роли? Усвоение различных ролей — значительная часть процесса социализации. Наши роли определяются тем, что ожидают от нас другие. В нашем обществе (и большинстве других) ожидается, что родители должны заботиться о своих детях, что работник должен выполнять порученную ему работу, что близкие друзья неравнодушны к нашим проблемам. Если они «не выполняют» свои роли в соответствии с нашими ожиданиями‚ мы удивлены, рассержены или обижены, и наши отношения меняются.</w:t>
       </w:r>
     </w:p>
     <w:p>
+      <w:pPr>
+        <w:widowControl/>
+        <w:spacing w:line="240" w:lineRule="auto" w:after="0"/>
+      </w:pPr>
       <w:r>
         <w:rPr>
+          <w:rFonts w:ascii="Times New Roman" w:hAnsi="Times New Roman" w:eastAsia="Times New Roman"/>
           <w:b w:val="0"/>
           <w:i w:val="0"/>
+          <w:color w:val="181A1F"/>
+          <w:sz w:val="28"/>
         </w:rPr>
         <w:t>Можно провести различие между формальными и неформальными ролевыми ожиданиями. Наиболее ярким примером первых являются законы. Когда мы подписываем договор о покупке дома, ожидается, что мы его купим; если мы не делаем этого, нам может быть предъявлен иск за нарушение договора. Брак является другим видом договора, который может быть расторгнут посредством развода. Законы об уголовной ответственности запрещают убийство, изнасилование и другие поступки, причиняющие ущерб другим людям. Другие ожидания могут быть менее формальными — например, умение вести себя за столом, стиль одежды и правила вежливости, — но они тоже оказывают большое влияние на наше поведение.</w:t>
       </w:r>
     </w:p>
     <w:p>
+      <w:pPr>
+        <w:widowControl/>
+        <w:spacing w:line="240" w:lineRule="auto" w:after="0"/>
+      </w:pPr>
       <w:r>
         <w:rPr>
+          <w:rFonts w:ascii="Times New Roman" w:hAnsi="Times New Roman" w:eastAsia="Times New Roman"/>
           <w:b w:val="0"/>
           <w:i w:val="0"/>
+          <w:color w:val="181A1F"/>
+          <w:sz w:val="28"/>
         </w:rPr>
         <w:t>Реакции, которые могут быть вызваны нашими поступками, не соответствующими ролевым ожиданиям, также можно классифицировать как формальные и неформальные... Когда поступки человека соответствуют ролевым ожиданиям, он получает такие социальные вознаграждения, как деньги и уважение. Вместе взятые, эти поощрения и наказания называются санкциями. Применяемые одним или несколькими взаимодействующими индивидами или кем-либо другим, санкции подкрепляют правила, определяющие, какое поведение является уместным в данной ситуации.</w:t>
       </w:r>
     </w:p>
     <w:p>
+      <w:pPr>
+        <w:widowControl/>
+        <w:spacing w:line="240" w:lineRule="auto" w:after="0"/>
+      </w:pPr>
       <w:r>
         <w:rPr>
+          <w:rFonts w:ascii="Times New Roman" w:hAnsi="Times New Roman" w:eastAsia="Times New Roman"/>
           <w:b w:val="0"/>
           <w:i w:val="0"/>
+          <w:color w:val="181A1F"/>
+          <w:sz w:val="28"/>
         </w:rPr>
         <w:t>(Н. Смелзер)</w:t>
       </w:r>
     </w:p>
     <w:p>
+      <w:pPr>
+        <w:widowControl/>
+        <w:spacing w:line="240" w:lineRule="auto" w:after="0"/>
+      </w:pPr>
       <w:r>
         <w:rPr>
+          <w:rFonts w:ascii="Times New Roman" w:hAnsi="Times New Roman" w:eastAsia="Times New Roman"/>
           <w:b w:val="0"/>
           <w:i w:val="0"/>
+          <w:color w:val="181A1F"/>
+          <w:sz w:val="28"/>
         </w:rPr>
         <w:t>Что автор называет социальным статусом? Какие три вида социальных статусов он выделил? Как, по мнению автора, связаны социальный статус и социальные роли?</w:t>
       </w:r>
     </w:p>
     <w:p>
+      <w:pPr>
+        <w:widowControl/>
+        <w:spacing w:line="240" w:lineRule="auto" w:after="0"/>
+      </w:pPr>
       <w:r>
+        <w:rPr>
+          <w:rFonts w:ascii="Times New Roman" w:hAnsi="Times New Roman" w:eastAsia="Times New Roman"/>
+          <w:color w:val="181A1F"/>
+          <w:sz w:val="28"/>
+        </w:rPr>
         <w:t>Ответ:</w:t>
       </w:r>
     </w:p>
     <w:p>
-      <w:r>
-        <w:t>__________________________________________________________________________________________</w:t>
-      </w:r>
-    </w:p>
-    <w:p>
-      <w:r>
-        <w:t>__________________________________________________________________________________________</w:t>
-      </w:r>
-    </w:p>
-    <w:p>
-      <w:r>
-        <w:t>__________________________________________________________________________________________</w:t>
-      </w:r>
-    </w:p>
-    <w:p>
+      <w:pPr>
+        <w:keepNext/>
+        <w:widowControl/>
+        <w:spacing w:line="240" w:lineRule="auto" w:after="0" w:before="120"/>
+      </w:pPr>
       <w:r>
         <w:rPr>
+          <w:rFonts w:ascii="Times New Roman" w:hAnsi="Times New Roman" w:eastAsia="Times New Roman"/>
           <w:b/>
-          <w:sz w:val="24"/>
+          <w:color w:val="181A1F"/>
+          <w:sz w:val="28"/>
         </w:rPr>
         <w:t>18.</w:t>
       </w:r>
     </w:p>
     <w:p>
+      <w:pPr>
+        <w:widowControl/>
+        <w:spacing w:line="240" w:lineRule="auto" w:after="0"/>
+      </w:pPr>
       <w:r>
         <w:rPr>
+          <w:rFonts w:ascii="Times New Roman" w:hAnsi="Times New Roman" w:eastAsia="Times New Roman"/>
           <w:b w:val="0"/>
           <w:i w:val="0"/>
+          <w:color w:val="181A1F"/>
+          <w:sz w:val="28"/>
         </w:rPr>
         <w:t>Процесс формирования определяет развитие личности под действием природных и социальных сил. Но даже сформировавшийся человек еще не в полной мере готов жить в обществе: он не имеет образования, профессии, навыков общения; он плохо представляет себе устройство общества, не ориентируется в социальных процессах.</w:t>
       </w:r>
     </w:p>
     <w:p>
+      <w:pPr>
+        <w:widowControl/>
+        <w:spacing w:line="240" w:lineRule="auto" w:after="0"/>
+      </w:pPr>
       <w:r>
         <w:rPr>
+          <w:rFonts w:ascii="Times New Roman" w:hAnsi="Times New Roman" w:eastAsia="Times New Roman"/>
           <w:b w:val="0"/>
           <w:i w:val="0"/>
+          <w:color w:val="181A1F"/>
+          <w:sz w:val="28"/>
         </w:rPr>
         <w:t>Одновременно с процессом формирования личности идет процесс ее социализации.</w:t>
       </w:r>
     </w:p>
     <w:p>
+      <w:pPr>
+        <w:widowControl/>
+        <w:spacing w:line="240" w:lineRule="auto" w:after="0"/>
+      </w:pPr>
       <w:r>
         <w:rPr>
+          <w:rFonts w:ascii="Times New Roman" w:hAnsi="Times New Roman" w:eastAsia="Times New Roman"/>
           <w:b w:val="0"/>
           <w:i w:val="0"/>
+          <w:color w:val="181A1F"/>
+          <w:sz w:val="28"/>
         </w:rPr>
         <w:t>Социализация – это внедрение человека в общество, овладение им навыками и привычками общественного поведения, усвоение ценностей и норм данного общества.</w:t>
       </w:r>
     </w:p>
     <w:p>
+      <w:pPr>
+        <w:widowControl/>
+        <w:spacing w:line="240" w:lineRule="auto" w:after="0"/>
+      </w:pPr>
       <w:r>
         <w:rPr>
+          <w:rFonts w:ascii="Times New Roman" w:hAnsi="Times New Roman" w:eastAsia="Times New Roman"/>
           <w:b w:val="0"/>
           <w:i w:val="0"/>
+          <w:color w:val="181A1F"/>
+          <w:sz w:val="28"/>
         </w:rPr>
         <w:t>Если процесс формирования идет особенно интенсивно в детстве и юности,  то процесс социализации интенсифицируется тем сильнее, чем активнее индивид вступает в систему социальных отношений. Детские игры, воспитание и обучение в школе и вузе, овладение специальностью и служба в армии и т. д. – все это и есть внешние проявления процесса социализации. Отличия социализации от формирования заключаются в следующем: социализация изменяет внешнее поведение, а формирование личности устанавливает базовые ценностные ориентации; социализация дает возможность получить определенные навыки (общения, профессии), а формирование определяет мотивацию социального поведения; формирование личности создает внутреннюю психологическую установку на определенный тип социальных действий...</w:t>
       </w:r>
     </w:p>
     <w:p>
+      <w:pPr>
+        <w:widowControl/>
+        <w:spacing w:line="240" w:lineRule="auto" w:after="0"/>
+      </w:pPr>
       <w:r>
         <w:rPr>
+          <w:rFonts w:ascii="Times New Roman" w:hAnsi="Times New Roman" w:eastAsia="Times New Roman"/>
           <w:b w:val="0"/>
           <w:i w:val="0"/>
+          <w:color w:val="181A1F"/>
+          <w:sz w:val="28"/>
         </w:rPr>
         <w:t>Более простым и удобным представляется деление процесса социализации на два качественно различных периода: первичная социализация — период от рождения до формирования зрелой личности; вторичная социализация (ресоциализация) – перестройка уже социально зрелой личности, связанная, как правило, с овладением профессией.</w:t>
       </w:r>
     </w:p>
     <w:p>
+      <w:pPr>
+        <w:widowControl/>
+        <w:spacing w:line="240" w:lineRule="auto" w:after="0"/>
+      </w:pPr>
       <w:r>
         <w:rPr>
+          <w:rFonts w:ascii="Times New Roman" w:hAnsi="Times New Roman" w:eastAsia="Times New Roman"/>
           <w:b w:val="0"/>
           <w:i w:val="0"/>
+          <w:color w:val="181A1F"/>
+          <w:sz w:val="28"/>
         </w:rPr>
         <w:t>(Б.А. Исаев)</w:t>
       </w:r>
     </w:p>
     <w:p>
+      <w:pPr>
+        <w:widowControl/>
+        <w:spacing w:line="240" w:lineRule="auto" w:after="0"/>
+      </w:pPr>
       <w:r>
         <w:rPr>
+          <w:rFonts w:ascii="Times New Roman" w:hAnsi="Times New Roman" w:eastAsia="Times New Roman"/>
           <w:b w:val="0"/>
           <w:i w:val="0"/>
+          <w:color w:val="181A1F"/>
+          <w:sz w:val="28"/>
         </w:rPr>
         <w:t>Какое определение понятию «социализация» дает автор? Укажите внешние проявления социализации, указанные в тексте. Поясните, опираясь на текст, в чем заключается сущность ресоциализации.</w:t>
       </w:r>
     </w:p>
     <w:p>
+      <w:pPr>
+        <w:widowControl/>
+        <w:spacing w:line="240" w:lineRule="auto" w:after="0"/>
+      </w:pPr>
       <w:r>
+        <w:rPr>
+          <w:rFonts w:ascii="Times New Roman" w:hAnsi="Times New Roman" w:eastAsia="Times New Roman"/>
+          <w:color w:val="181A1F"/>
+          <w:sz w:val="28"/>
+        </w:rPr>
         <w:t>Ответ:</w:t>
       </w:r>
     </w:p>
     <w:p>
-      <w:r>
-        <w:t>__________________________________________________________________________________________</w:t>
-      </w:r>
-    </w:p>
-    <w:p>
-      <w:r>
-        <w:t>__________________________________________________________________________________________</w:t>
-      </w:r>
-    </w:p>
-    <w:p>
-      <w:r>
-        <w:t>__________________________________________________________________________________________</w:t>
-      </w:r>
-    </w:p>
-    <w:p>
+      <w:pPr>
+        <w:keepNext/>
+        <w:widowControl/>
+        <w:spacing w:line="240" w:lineRule="auto" w:after="0" w:before="120"/>
+      </w:pPr>
       <w:r>
         <w:rPr>
+          <w:rFonts w:ascii="Times New Roman" w:hAnsi="Times New Roman" w:eastAsia="Times New Roman"/>
           <w:b/>
-          <w:sz w:val="24"/>
+          <w:color w:val="181A1F"/>
+          <w:sz w:val="28"/>
         </w:rPr>
         <w:t>19.</w:t>
       </w:r>
     </w:p>
     <w:p>
+      <w:pPr>
+        <w:widowControl/>
+        <w:spacing w:line="240" w:lineRule="auto" w:after="0"/>
+      </w:pPr>
       <w:r>
         <w:rPr>
+          <w:rFonts w:ascii="Times New Roman" w:hAnsi="Times New Roman" w:eastAsia="Times New Roman"/>
           <w:b w:val="0"/>
           <w:i w:val="0"/>
+          <w:color w:val="181A1F"/>
+          <w:sz w:val="28"/>
         </w:rPr>
         <w:t>Приведите три суждения о возможности общества противодействовать распространению негативного девиантного поведения. (Каждое суждение должно быть сформулировано как распространённое предложение.)</w:t>
       </w:r>
     </w:p>
     <w:p>
+      <w:pPr>
+        <w:widowControl/>
+        <w:spacing w:line="240" w:lineRule="auto" w:after="0"/>
+      </w:pPr>
       <w:r>
+        <w:rPr>
+          <w:rFonts w:ascii="Times New Roman" w:hAnsi="Times New Roman" w:eastAsia="Times New Roman"/>
+          <w:color w:val="181A1F"/>
+          <w:sz w:val="28"/>
+        </w:rPr>
         <w:t>Ответ:</w:t>
       </w:r>
     </w:p>
     <w:p>
-      <w:r>
-        <w:t>__________________________________________________________________________________________</w:t>
-      </w:r>
-    </w:p>
-    <w:p>
-      <w:r>
-        <w:t>__________________________________________________________________________________________</w:t>
-      </w:r>
-    </w:p>
-    <w:p>
-      <w:r>
-        <w:t>__________________________________________________________________________________________</w:t>
-      </w:r>
-    </w:p>
-    <w:p>
+      <w:pPr>
+        <w:keepNext/>
+        <w:widowControl/>
+        <w:spacing w:line="240" w:lineRule="auto" w:after="0" w:before="120"/>
+      </w:pPr>
       <w:r>
         <w:rPr>
+          <w:rFonts w:ascii="Times New Roman" w:hAnsi="Times New Roman" w:eastAsia="Times New Roman"/>
           <w:b/>
-          <w:sz w:val="24"/>
+          <w:color w:val="181A1F"/>
+          <w:sz w:val="28"/>
         </w:rPr>
         <w:t>20.</w:t>
       </w:r>
     </w:p>
     <w:p>
+      <w:pPr>
+        <w:widowControl/>
+        <w:spacing w:line="240" w:lineRule="auto" w:after="0"/>
+      </w:pPr>
       <w:r>
         <w:rPr>
+          <w:rFonts w:ascii="Times New Roman" w:hAnsi="Times New Roman" w:eastAsia="Times New Roman"/>
           <w:b w:val="0"/>
           <w:i w:val="0"/>
+          <w:color w:val="181A1F"/>
+          <w:sz w:val="28"/>
         </w:rPr>
         <w:t>Используя обществоведческие знания и факты общественной жизни, личный социальный опыт, укажите любые три социальных института и поясните, в чём проявляется социализирующее воздействие на молодое поколение каждого из них. (Каждое суждение должно быть сформулировано как распространённое предложение.)</w:t>
       </w:r>
     </w:p>
     <w:p>
+      <w:pPr>
+        <w:widowControl/>
+        <w:spacing w:line="240" w:lineRule="auto" w:after="0"/>
+      </w:pPr>
       <w:r>
+        <w:rPr>
+          <w:rFonts w:ascii="Times New Roman" w:hAnsi="Times New Roman" w:eastAsia="Times New Roman"/>
+          <w:color w:val="181A1F"/>
+          <w:sz w:val="28"/>
+        </w:rPr>
         <w:t>Ответ:</w:t>
       </w:r>
     </w:p>
     <w:p>
-      <w:r>
-        <w:t>__________________________________________________________________________________________</w:t>
-      </w:r>
-    </w:p>
-    <w:p>
-      <w:r>
-        <w:t>__________________________________________________________________________________________</w:t>
-      </w:r>
-    </w:p>
-    <w:p>
-      <w:r>
-        <w:t>__________________________________________________________________________________________</w:t>
-      </w:r>
-    </w:p>
-    <w:p>
+      <w:pPr>
+        <w:keepNext/>
+        <w:widowControl/>
+        <w:spacing w:line="240" w:lineRule="auto" w:after="0" w:before="120"/>
+      </w:pPr>
       <w:r>
         <w:rPr>
+          <w:rFonts w:ascii="Times New Roman" w:hAnsi="Times New Roman" w:eastAsia="Times New Roman"/>
           <w:b/>
-          <w:sz w:val="24"/>
+          <w:color w:val="181A1F"/>
+          <w:sz w:val="28"/>
         </w:rPr>
         <w:t>21.</w:t>
       </w:r>
     </w:p>
     <w:p>
+      <w:pPr>
+        <w:widowControl/>
+        <w:spacing w:line="240" w:lineRule="auto" w:after="0"/>
+      </w:pPr>
       <w:r>
         <w:rPr>
+          <w:rFonts w:ascii="Times New Roman" w:hAnsi="Times New Roman" w:eastAsia="Times New Roman"/>
           <w:b w:val="0"/>
           <w:i w:val="0"/>
+          <w:color w:val="181A1F"/>
+          <w:sz w:val="28"/>
         </w:rPr>
         <w:t>Чем выше статус, тем бóльшими правами наделяется его обладатель и тем больший круг обязанностей на него возлагается. Приведите три аргумента, обосновывающих это положение. (Каждый аргумент должен быть сформулирован в виде распространенного предложения.)</w:t>
       </w:r>
     </w:p>
     <w:p>
+      <w:pPr>
+        <w:widowControl/>
+        <w:spacing w:line="240" w:lineRule="auto" w:after="0"/>
+      </w:pPr>
       <w:r>
+        <w:rPr>
+          <w:rFonts w:ascii="Times New Roman" w:hAnsi="Times New Roman" w:eastAsia="Times New Roman"/>
+          <w:color w:val="181A1F"/>
+          <w:sz w:val="28"/>
+        </w:rPr>
         <w:t>Ответ:</w:t>
       </w:r>
     </w:p>
     <w:p>
-      <w:r>
-        <w:t>__________________________________________________________________________________________</w:t>
-      </w:r>
-    </w:p>
-    <w:p>
-      <w:r>
-        <w:t>__________________________________________________________________________________________</w:t>
-      </w:r>
-    </w:p>
-    <w:p>
-      <w:r>
-        <w:t>__________________________________________________________________________________________</w:t>
-      </w:r>
-    </w:p>
-    <w:p>
+      <w:pPr>
+        <w:keepNext/>
+        <w:widowControl/>
+        <w:spacing w:line="240" w:lineRule="auto" w:after="0" w:before="120"/>
+      </w:pPr>
       <w:r>
         <w:rPr>
+          <w:rFonts w:ascii="Times New Roman" w:hAnsi="Times New Roman" w:eastAsia="Times New Roman"/>
           <w:b/>
-          <w:sz w:val="24"/>
+          <w:color w:val="181A1F"/>
+          <w:sz w:val="28"/>
         </w:rPr>
         <w:t>22.</w:t>
       </w:r>
     </w:p>
     <w:p>
+      <w:pPr>
+        <w:widowControl/>
+        <w:spacing w:line="240" w:lineRule="auto" w:after="0"/>
+      </w:pPr>
       <w:r>
         <w:rPr>
+          <w:rFonts w:ascii="Times New Roman" w:hAnsi="Times New Roman" w:eastAsia="Times New Roman"/>
           <w:b w:val="0"/>
           <w:i w:val="0"/>
+          <w:color w:val="181A1F"/>
+          <w:sz w:val="28"/>
         </w:rPr>
         <w:t>В экономике государства Z преобладает инновационный сектор с высокоорганизованной промышленностью. Главный фактор развития экономики — человеческий капитал: профессионалы, высокообразованные люди, наука и знания во всех видах экономической инновационной деятельности. Доля государственного сектора в экономике страны незначительна. В государстве Z преобладает семья демократического типа. В период с 2017 по 2022 г. проводилась реформа образования. За 5 лет в школах государства Z на треть увеличилось количество занятий с использованием интернет-технологий, число получающих дистанционное образование выросло в 2 раза.</w:t>
       </w:r>
     </w:p>
     <w:p>
+      <w:pPr>
+        <w:widowControl/>
+        <w:spacing w:line="240" w:lineRule="auto" w:after="0"/>
+      </w:pPr>
       <w:r>
         <w:rPr>
+          <w:rFonts w:ascii="Times New Roman" w:hAnsi="Times New Roman" w:eastAsia="Times New Roman"/>
           <w:b w:val="0"/>
           <w:i w:val="0"/>
+          <w:color w:val="181A1F"/>
+          <w:sz w:val="28"/>
         </w:rPr>
         <w:t>К какому типу общества относится общество государства Z? К какому типу относится экономика государства Z? Какая тенденция образования описана, но не названа в условии выше? (Приведите название этой тенденции) Что характеризует семью демократического типа? (Приведите любые 2 характеристики.</w:t>
       </w:r>
     </w:p>
     <w:p>
+      <w:pPr>
+        <w:widowControl/>
+        <w:spacing w:line="240" w:lineRule="auto" w:after="0"/>
+      </w:pPr>
       <w:r>
+        <w:rPr>
+          <w:rFonts w:ascii="Times New Roman" w:hAnsi="Times New Roman" w:eastAsia="Times New Roman"/>
+          <w:color w:val="181A1F"/>
+          <w:sz w:val="28"/>
+        </w:rPr>
         <w:t>Ответ:</w:t>
       </w:r>
     </w:p>
     <w:p>
-      <w:r>
-        <w:t>__________________________________________________________________________________________</w:t>
-      </w:r>
-    </w:p>
-    <w:p>
-      <w:r>
-        <w:t>__________________________________________________________________________________________</w:t>
-      </w:r>
-    </w:p>
-    <w:p>
-      <w:r>
-        <w:t>__________________________________________________________________________________________</w:t>
-      </w:r>
-    </w:p>
-    <w:p>
+      <w:pPr>
+        <w:keepNext/>
+        <w:widowControl/>
+        <w:spacing w:line="240" w:lineRule="auto" w:after="0" w:before="120"/>
+      </w:pPr>
       <w:r>
         <w:rPr>
+          <w:rFonts w:ascii="Times New Roman" w:hAnsi="Times New Roman" w:eastAsia="Times New Roman"/>
           <w:b/>
-          <w:sz w:val="24"/>
+          <w:color w:val="181A1F"/>
+          <w:sz w:val="28"/>
         </w:rPr>
         <w:t>23.</w:t>
       </w:r>
     </w:p>
     <w:p>
+      <w:pPr>
+        <w:widowControl/>
+        <w:spacing w:line="240" w:lineRule="auto" w:after="0"/>
+      </w:pPr>
       <w:r>
         <w:rPr>
+          <w:rFonts w:ascii="Times New Roman" w:hAnsi="Times New Roman" w:eastAsia="Times New Roman"/>
           <w:b w:val="0"/>
           <w:i w:val="0"/>
+          <w:color w:val="181A1F"/>
+          <w:sz w:val="28"/>
         </w:rPr>
         <w:t>Назовите и проиллюстрируйте примерами три любых социальных лифта, действующих в современном российском обществе. (В каждом случае сначала укажите социальный лифт, а затем приведите соответствующий пример. Каждый пример должен быть сформулирован развёрнуто)</w:t>
       </w:r>
     </w:p>
     <w:p>
+      <w:pPr>
+        <w:widowControl/>
+        <w:spacing w:line="240" w:lineRule="auto" w:after="0"/>
+      </w:pPr>
       <w:r>
+        <w:rPr>
+          <w:rFonts w:ascii="Times New Roman" w:hAnsi="Times New Roman" w:eastAsia="Times New Roman"/>
+          <w:color w:val="181A1F"/>
+          <w:sz w:val="28"/>
+        </w:rPr>
         <w:t>Ответ:</w:t>
       </w:r>
     </w:p>
     <w:p>
-      <w:r>
-        <w:t>__________________________________________________________________________________________</w:t>
-      </w:r>
-    </w:p>
-    <w:p>
-      <w:r>
-        <w:t>__________________________________________________________________________________________</w:t>
-      </w:r>
-    </w:p>
-    <w:p>
-      <w:r>
-        <w:t>__________________________________________________________________________________________</w:t>
-      </w:r>
-    </w:p>
-    <w:p>
+      <w:pPr>
+        <w:keepNext/>
+        <w:widowControl/>
+        <w:spacing w:line="240" w:lineRule="auto" w:after="0" w:before="120"/>
+      </w:pPr>
       <w:r>
         <w:rPr>
+          <w:rFonts w:ascii="Times New Roman" w:hAnsi="Times New Roman" w:eastAsia="Times New Roman"/>
           <w:b/>
-          <w:sz w:val="24"/>
+          <w:color w:val="181A1F"/>
+          <w:sz w:val="28"/>
         </w:rPr>
         <w:t>24.</w:t>
       </w:r>
     </w:p>
     <w:p>
+      <w:pPr>
+        <w:widowControl/>
+        <w:spacing w:line="240" w:lineRule="auto" w:after="0"/>
+      </w:pPr>
       <w:r>
         <w:rPr>
+          <w:rFonts w:ascii="Times New Roman" w:hAnsi="Times New Roman" w:eastAsia="Times New Roman"/>
           <w:b w:val="0"/>
           <w:i w:val="0"/>
+          <w:color w:val="181A1F"/>
+          <w:sz w:val="28"/>
         </w:rPr>
         <w:t xml:space="preserve">Используя обществоведческие знания, составьте сложный план, позволяющий раскрыть по существу тему «Семья как социальный институт и малая группа». Сложный план должен содержать не менее трёх непосредственно раскрывающих тему по существу пунктов, детализированных в подпунктах. (Количество подпунктов каждого детализированного пункта должно быть не менее трёх, за исключением случаев, когда с точки зрения общественных наук возможны только два подпункта.) </w:t>
       </w:r>
     </w:p>
     <w:p>
+      <w:pPr>
+        <w:widowControl/>
+        <w:spacing w:line="240" w:lineRule="auto" w:after="0"/>
+      </w:pPr>
       <w:r>
+        <w:rPr>
+          <w:rFonts w:ascii="Times New Roman" w:hAnsi="Times New Roman" w:eastAsia="Times New Roman"/>
+          <w:color w:val="181A1F"/>
+          <w:sz w:val="28"/>
+        </w:rPr>
         <w:t>Ответ:</w:t>
       </w:r>
     </w:p>
     <w:p>
-      <w:r>
-        <w:t>__________________________________________________________________________________________</w:t>
-      </w:r>
-    </w:p>
-    <w:p>
-      <w:r>
-        <w:t>__________________________________________________________________________________________</w:t>
-      </w:r>
-    </w:p>
-    <w:p>
-      <w:r>
-        <w:t>__________________________________________________________________________________________</w:t>
-      </w:r>
-    </w:p>
-    <w:p>
-      <w:r>
-        <w:t>__________________________________________________________________________________________</w:t>
-      </w:r>
-    </w:p>
-    <w:p>
-      <w:r>
-        <w:t>__________________________________________________________________________________________</w:t>
-      </w:r>
-    </w:p>
-    <w:p>
+      <w:pPr>
+        <w:keepNext/>
+        <w:widowControl/>
+        <w:spacing w:line="240" w:lineRule="auto" w:after="0" w:before="120"/>
+      </w:pPr>
       <w:r>
         <w:rPr>
+          <w:rFonts w:ascii="Times New Roman" w:hAnsi="Times New Roman" w:eastAsia="Times New Roman"/>
           <w:b/>
-          <w:sz w:val="24"/>
+          <w:color w:val="181A1F"/>
+          <w:sz w:val="28"/>
         </w:rPr>
         <w:t>25.</w:t>
       </w:r>
     </w:p>
     <w:p>
+      <w:pPr>
+        <w:widowControl/>
+        <w:spacing w:line="240" w:lineRule="auto" w:after="0"/>
+      </w:pPr>
       <w:r>
         <w:rPr>
+          <w:rFonts w:ascii="Times New Roman" w:hAnsi="Times New Roman" w:eastAsia="Times New Roman"/>
           <w:b w:val="0"/>
           <w:i w:val="0"/>
+          <w:color w:val="181A1F"/>
+          <w:sz w:val="28"/>
         </w:rPr>
         <w:t xml:space="preserve">Обоснуйте важность труда в социализации индивида. (Обоснование должно быть дано с опорой на обществоведческие знания в нескольких связанных между собой распространённых предложениях, раскрывать причинно-следственные и(или) функциональные связи.) </w:t>
       </w:r>
     </w:p>
     <w:p>
+      <w:pPr>
+        <w:widowControl/>
+        <w:spacing w:line="240" w:lineRule="auto" w:after="0"/>
+      </w:pPr>
       <w:r>
         <w:rPr>
+          <w:rFonts w:ascii="Times New Roman" w:hAnsi="Times New Roman" w:eastAsia="Times New Roman"/>
           <w:b w:val="0"/>
           <w:i w:val="0"/>
+          <w:color w:val="181A1F"/>
+          <w:sz w:val="28"/>
         </w:rPr>
         <w:t>Какие особенности труда как формы деятельности? (Назовите три особенности). Для каждой из них приведите по одному примеру, иллюстрирующему его сущность. (Каждый пример должен быть сформулирован развёрнуто.)</w:t>
       </w:r>
     </w:p>
     <w:p>
+      <w:pPr>
+        <w:widowControl/>
+        <w:spacing w:line="240" w:lineRule="auto" w:after="0"/>
+      </w:pPr>
       <w:r>
+        <w:rPr>
+          <w:rFonts w:ascii="Times New Roman" w:hAnsi="Times New Roman" w:eastAsia="Times New Roman"/>
+          <w:color w:val="181A1F"/>
+          <w:sz w:val="28"/>
+        </w:rPr>
         <w:t>Ответ:</w:t>
       </w:r>
     </w:p>
     <w:p>
+      <w:pPr>
+        <w:widowControl/>
+        <w:spacing w:line="240" w:lineRule="auto" w:after="0"/>
+      </w:pPr>
       <w:r>
-        <w:t>__________________________________________________________________________________________</w:t>
-      </w:r>
-    </w:p>
-    <w:p>
-      <w:r>
-        <w:t>__________________________________________________________________________________________</w:t>
-      </w:r>
-    </w:p>
-    <w:p>
-      <w:r>
-        <w:t>__________________________________________________________________________________________</w:t>
-      </w:r>
-    </w:p>
-    <w:p>
-      <w:r>
-        <w:t>__________________________________________________________________________________________</w:t>
-      </w:r>
-    </w:p>
-    <w:p>
-      <w:r>
-        <w:t>__________________________________________________________________________________________</w:t>
-      </w:r>
-    </w:p>
-    <w:p>
-      <w:r>
+        <w:rPr>
+          <w:rFonts w:ascii="Times New Roman" w:hAnsi="Times New Roman" w:eastAsia="Times New Roman"/>
+          <w:color w:val="181A1F"/>
+          <w:sz w:val="28"/>
+        </w:rPr>
         <w:br w:type="page"/>
       </w:r>
     </w:p>
-    <w:p>
-      <w:pPr>
-        <w:pStyle w:val="Heading1"/>
-      </w:pPr>
-      <w:r>
-        <w:t>Ответы и критерии</w:t>
-      </w:r>
-    </w:p>
-    <w:tbl>
-      <w:tblPr>
-        <w:tblStyle w:val="TableGrid"/>
-        <w:tblW w:type="auto" w:w="0"/>
-        <w:tblLook w:firstColumn="1" w:firstRow="1" w:lastColumn="0" w:lastRow="0" w:noHBand="0" w:noVBand="1" w:val="04A0"/>
-      </w:tblPr>
-      <w:tblGrid>
-        <w:gridCol w:w="3419"/>
-        <w:gridCol w:w="3419"/>
-        <w:gridCol w:w="3419"/>
-      </w:tblGrid>
-      <w:tr>
-        <w:tc>
-          <w:tcPr>
-            <w:tcW w:type="dxa" w:w="3419"/>
-            <w:shd w:fill="DCE9FA"/>
-          </w:tcPr>
-          <w:p>
-            <w:r>
-              <w:t>№</w:t>
-            </w:r>
-          </w:p>
-        </w:tc>
-        <w:tc>
-          <w:tcPr>
-            <w:tcW w:type="dxa" w:w="3419"/>
-            <w:shd w:fill="DCE9FA"/>
-          </w:tcPr>
-          <w:p>
-            <w:r>
-              <w:t>Ответ</w:t>
-            </w:r>
-          </w:p>
-        </w:tc>
-        <w:tc>
-          <w:tcPr>
-            <w:tcW w:type="dxa" w:w="3419"/>
-            <w:shd w:fill="DCE9FA"/>
-          </w:tcPr>
-          <w:p>
-            <w:r>
-              <w:t>Макс. балл</w:t>
-            </w:r>
-          </w:p>
-        </w:tc>
-      </w:tr>
-      <w:tr>
-        <w:tc>
-          <w:tcPr>
-            <w:tcW w:type="dxa" w:w="3419"/>
-          </w:tcPr>
-          <w:p>
-            <w:r>
-              <w:t>1</w:t>
-            </w:r>
-          </w:p>
-        </w:tc>
-        <w:tc>
-          <w:tcPr>
-            <w:tcW w:type="dxa" w:w="3419"/>
-          </w:tcPr>
-          <w:p>
-            <w:r>
-              <w:t>145</w:t>
-            </w:r>
-          </w:p>
-        </w:tc>
-        <w:tc>
-          <w:tcPr>
-            <w:tcW w:type="dxa" w:w="3419"/>
-          </w:tcPr>
-          <w:p>
-            <w:r>
-              <w:t>1</w:t>
-            </w:r>
-          </w:p>
-        </w:tc>
-      </w:tr>
-      <w:tr>
-        <w:tc>
-          <w:tcPr>
-            <w:tcW w:type="dxa" w:w="3419"/>
-          </w:tcPr>
-          <w:p>
-            <w:r>
-              <w:t>2</w:t>
-            </w:r>
-          </w:p>
-        </w:tc>
-        <w:tc>
-          <w:tcPr>
-            <w:tcW w:type="dxa" w:w="3419"/>
-          </w:tcPr>
-          <w:p>
-            <w:r>
-              <w:t>2345</w:t>
-            </w:r>
-          </w:p>
-        </w:tc>
-        <w:tc>
-          <w:tcPr>
-            <w:tcW w:type="dxa" w:w="3419"/>
-          </w:tcPr>
-          <w:p>
-            <w:r>
-              <w:t>2</w:t>
-            </w:r>
-          </w:p>
-        </w:tc>
-      </w:tr>
-      <w:tr>
-        <w:tc>
-          <w:tcPr>
-            <w:tcW w:type="dxa" w:w="3419"/>
-          </w:tcPr>
-          <w:p>
-            <w:r>
-              <w:t>3</w:t>
-            </w:r>
-          </w:p>
-        </w:tc>
-        <w:tc>
-          <w:tcPr>
-            <w:tcW w:type="dxa" w:w="3419"/>
-          </w:tcPr>
-          <w:p>
-            <w:r>
-              <w:t>35</w:t>
-            </w:r>
-          </w:p>
-        </w:tc>
-        <w:tc>
-          <w:tcPr>
-            <w:tcW w:type="dxa" w:w="3419"/>
-          </w:tcPr>
-          <w:p>
-            <w:r>
-              <w:t>1</w:t>
-            </w:r>
-          </w:p>
-        </w:tc>
-      </w:tr>
-      <w:tr>
-        <w:tc>
-          <w:tcPr>
-            <w:tcW w:type="dxa" w:w="3419"/>
-          </w:tcPr>
-          <w:p>
-            <w:r>
-              <w:t>4</w:t>
-            </w:r>
-          </w:p>
-        </w:tc>
-        <w:tc>
-          <w:tcPr>
-            <w:tcW w:type="dxa" w:w="3419"/>
-          </w:tcPr>
-          <w:p>
-            <w:r>
-              <w:t>12</w:t>
-            </w:r>
-          </w:p>
-        </w:tc>
-        <w:tc>
-          <w:tcPr>
-            <w:tcW w:type="dxa" w:w="3419"/>
-          </w:tcPr>
-          <w:p>
-            <w:r>
-              <w:t>2</w:t>
-            </w:r>
-          </w:p>
-        </w:tc>
-      </w:tr>
-      <w:tr>
-        <w:tc>
-          <w:tcPr>
-            <w:tcW w:type="dxa" w:w="3419"/>
-          </w:tcPr>
-          <w:p>
-            <w:r>
-              <w:t>5</w:t>
-            </w:r>
-          </w:p>
-        </w:tc>
-        <w:tc>
-          <w:tcPr>
-            <w:tcW w:type="dxa" w:w="3419"/>
-          </w:tcPr>
-          <w:p>
-            <w:r>
-              <w:t>125</w:t>
-            </w:r>
-          </w:p>
-        </w:tc>
-        <w:tc>
-          <w:tcPr>
-            <w:tcW w:type="dxa" w:w="3419"/>
-          </w:tcPr>
-          <w:p>
-            <w:r>
-              <w:t>2</w:t>
-            </w:r>
-          </w:p>
-        </w:tc>
-      </w:tr>
-      <w:tr>
-        <w:tc>
-          <w:tcPr>
-            <w:tcW w:type="dxa" w:w="3419"/>
-          </w:tcPr>
-          <w:p>
-            <w:r>
-              <w:t>6</w:t>
-            </w:r>
-          </w:p>
-        </w:tc>
-        <w:tc>
-          <w:tcPr>
-            <w:tcW w:type="dxa" w:w="3419"/>
-          </w:tcPr>
-          <w:p>
-            <w:r>
-              <w:t>135</w:t>
-            </w:r>
-          </w:p>
-        </w:tc>
-        <w:tc>
-          <w:tcPr>
-            <w:tcW w:type="dxa" w:w="3419"/>
-          </w:tcPr>
-          <w:p>
-            <w:r>
-              <w:t>2</w:t>
-            </w:r>
-          </w:p>
-        </w:tc>
-      </w:tr>
-      <w:tr>
-        <w:tc>
-          <w:tcPr>
-            <w:tcW w:type="dxa" w:w="3419"/>
-          </w:tcPr>
-          <w:p>
-            <w:r>
-              <w:t>7</w:t>
-            </w:r>
-          </w:p>
-        </w:tc>
-        <w:tc>
-          <w:tcPr>
-            <w:tcW w:type="dxa" w:w="3419"/>
-          </w:tcPr>
-          <w:p>
-            <w:r>
-              <w:t>123</w:t>
-            </w:r>
-          </w:p>
-        </w:tc>
-        <w:tc>
-          <w:tcPr>
-            <w:tcW w:type="dxa" w:w="3419"/>
-          </w:tcPr>
-          <w:p>
-            <w:r>
-              <w:t>2</w:t>
-            </w:r>
-          </w:p>
-        </w:tc>
-      </w:tr>
-      <w:tr>
-        <w:tc>
-          <w:tcPr>
-            <w:tcW w:type="dxa" w:w="3419"/>
-          </w:tcPr>
-          <w:p>
-            <w:r>
-              <w:t>8</w:t>
-            </w:r>
-          </w:p>
-        </w:tc>
-        <w:tc>
-          <w:tcPr>
-            <w:tcW w:type="dxa" w:w="3419"/>
-          </w:tcPr>
-          <w:p>
-            <w:r>
-              <w:t>124</w:t>
-            </w:r>
-          </w:p>
-        </w:tc>
-        <w:tc>
-          <w:tcPr>
-            <w:tcW w:type="dxa" w:w="3419"/>
-          </w:tcPr>
-          <w:p>
-            <w:r>
-              <w:t>2</w:t>
-            </w:r>
-          </w:p>
-        </w:tc>
-      </w:tr>
-      <w:tr>
-        <w:tc>
-          <w:tcPr>
-            <w:tcW w:type="dxa" w:w="3419"/>
-          </w:tcPr>
-          <w:p>
-            <w:r>
-              <w:t>9</w:t>
-            </w:r>
-          </w:p>
-        </w:tc>
-        <w:tc>
-          <w:tcPr>
-            <w:tcW w:type="dxa" w:w="3419"/>
-          </w:tcPr>
-          <w:p>
-            <w:r>
-              <w:t>46</w:t>
-            </w:r>
-          </w:p>
-        </w:tc>
-        <w:tc>
-          <w:tcPr>
-            <w:tcW w:type="dxa" w:w="3419"/>
-          </w:tcPr>
-          <w:p>
-            <w:r>
-              <w:t>1</w:t>
-            </w:r>
-          </w:p>
-        </w:tc>
-      </w:tr>
-      <w:tr>
-        <w:tc>
-          <w:tcPr>
-            <w:tcW w:type="dxa" w:w="3419"/>
-          </w:tcPr>
-          <w:p>
-            <w:r>
-              <w:t>10</w:t>
-            </w:r>
-          </w:p>
-        </w:tc>
-        <w:tc>
-          <w:tcPr>
-            <w:tcW w:type="dxa" w:w="3419"/>
-          </w:tcPr>
-          <w:p>
-            <w:r>
-              <w:t>123</w:t>
-            </w:r>
-          </w:p>
-        </w:tc>
-        <w:tc>
-          <w:tcPr>
-            <w:tcW w:type="dxa" w:w="3419"/>
-          </w:tcPr>
-          <w:p>
-            <w:r>
-              <w:t>2</w:t>
-            </w:r>
-          </w:p>
-        </w:tc>
-      </w:tr>
-      <w:tr>
-        <w:tc>
-          <w:tcPr>
-            <w:tcW w:type="dxa" w:w="3419"/>
-          </w:tcPr>
-          <w:p>
-            <w:r>
-              <w:t>11</w:t>
-            </w:r>
-          </w:p>
-        </w:tc>
-        <w:tc>
-          <w:tcPr>
-            <w:tcW w:type="dxa" w:w="3419"/>
-          </w:tcPr>
-          <w:p>
-            <w:r>
-              <w:t>245</w:t>
-            </w:r>
-          </w:p>
-        </w:tc>
-        <w:tc>
-          <w:tcPr>
-            <w:tcW w:type="dxa" w:w="3419"/>
-          </w:tcPr>
-          <w:p>
-            <w:r>
-              <w:t>2</w:t>
-            </w:r>
-          </w:p>
-        </w:tc>
-      </w:tr>
-      <w:tr>
-        <w:tc>
-          <w:tcPr>
-            <w:tcW w:type="dxa" w:w="3419"/>
-          </w:tcPr>
-          <w:p>
-            <w:r>
-              <w:t>12</w:t>
-            </w:r>
-          </w:p>
-        </w:tc>
-        <w:tc>
-          <w:tcPr>
-            <w:tcW w:type="dxa" w:w="3419"/>
-          </w:tcPr>
-          <w:p>
-            <w:r>
-              <w:t>46</w:t>
-            </w:r>
-          </w:p>
-        </w:tc>
-        <w:tc>
-          <w:tcPr>
-            <w:tcW w:type="dxa" w:w="3419"/>
-          </w:tcPr>
-          <w:p>
-            <w:r>
-              <w:t>1</w:t>
-            </w:r>
-          </w:p>
-        </w:tc>
-      </w:tr>
-      <w:tr>
-        <w:tc>
-          <w:tcPr>
-            <w:tcW w:type="dxa" w:w="3419"/>
-          </w:tcPr>
-          <w:p>
-            <w:r>
-              <w:t>13</w:t>
-            </w:r>
-          </w:p>
-        </w:tc>
-        <w:tc>
-          <w:tcPr>
-            <w:tcW w:type="dxa" w:w="3419"/>
-          </w:tcPr>
-          <w:p>
-            <w:r>
-              <w:t>145</w:t>
-            </w:r>
-          </w:p>
-        </w:tc>
-        <w:tc>
-          <w:tcPr>
-            <w:tcW w:type="dxa" w:w="3419"/>
-          </w:tcPr>
-          <w:p>
-            <w:r>
-              <w:t>2</w:t>
-            </w:r>
-          </w:p>
-        </w:tc>
-      </w:tr>
-      <w:tr>
-        <w:tc>
-          <w:tcPr>
-            <w:tcW w:type="dxa" w:w="3419"/>
-          </w:tcPr>
-          <w:p>
-            <w:r>
-              <w:t>14</w:t>
-            </w:r>
-          </w:p>
-        </w:tc>
-        <w:tc>
-          <w:tcPr>
-            <w:tcW w:type="dxa" w:w="3419"/>
-          </w:tcPr>
-          <w:p>
-            <w:r>
-              <w:t>124</w:t>
-            </w:r>
-          </w:p>
-        </w:tc>
-        <w:tc>
-          <w:tcPr>
-            <w:tcW w:type="dxa" w:w="3419"/>
-          </w:tcPr>
-          <w:p>
-            <w:r>
-              <w:t>2</w:t>
-            </w:r>
-          </w:p>
-        </w:tc>
-      </w:tr>
-      <w:tr>
-        <w:tc>
-          <w:tcPr>
-            <w:tcW w:type="dxa" w:w="3419"/>
-          </w:tcPr>
-          <w:p>
-            <w:r>
-              <w:t>15</w:t>
-            </w:r>
-          </w:p>
-        </w:tc>
-        <w:tc>
-          <w:tcPr>
-            <w:tcW w:type="dxa" w:w="3419"/>
-          </w:tcPr>
-          <w:p>
-            <w:r>
-              <w:t>135</w:t>
-            </w:r>
-          </w:p>
-        </w:tc>
-        <w:tc>
-          <w:tcPr>
-            <w:tcW w:type="dxa" w:w="3419"/>
-          </w:tcPr>
-          <w:p>
-            <w:r>
-              <w:t>2</w:t>
-            </w:r>
-          </w:p>
-        </w:tc>
-      </w:tr>
-      <w:tr>
-        <w:tc>
-          <w:tcPr>
-            <w:tcW w:type="dxa" w:w="3419"/>
-          </w:tcPr>
-          <w:p>
-            <w:r>
-              <w:t>16</w:t>
-            </w:r>
-          </w:p>
-        </w:tc>
-        <w:tc>
-          <w:tcPr>
-            <w:tcW w:type="dxa" w:w="3419"/>
-          </w:tcPr>
-          <w:p>
-            <w:r>
-              <w:t>124</w:t>
-            </w:r>
-          </w:p>
-        </w:tc>
-        <w:tc>
-          <w:tcPr>
-            <w:tcW w:type="dxa" w:w="3419"/>
-          </w:tcPr>
-          <w:p>
-            <w:r>
-              <w:t>2</w:t>
-            </w:r>
-          </w:p>
-        </w:tc>
-      </w:tr>
-    </w:tbl>
-    <w:p>
-      <w:r>
-        <w:rPr>
-          <w:b/>
-        </w:rPr>
-        <w:t>Задание 17 — до 2 баллов</w:t>
-      </w:r>
-    </w:p>
-    <w:p>
-      <w:r>
-        <w:rPr>
-          <w:b w:val="0"/>
-          <w:i w:val="0"/>
-        </w:rPr>
-        <w:t>1) Каждая из этих социальных позиций, связанная с определёнными правами и обязанностями, называется статусом;</w:t>
-      </w:r>
-    </w:p>
-    <w:p>
-      <w:r>
-        <w:rPr>
-          <w:b w:val="0"/>
-          <w:i w:val="0"/>
-        </w:rPr>
-        <w:t>2) приписанные (предписанные, достигнутые (приобретённые), статусы сочетающие предписанные и достигнутые элементы/+главный статус;</w:t>
-      </w:r>
-    </w:p>
-    <w:p>
-      <w:r>
-        <w:rPr>
-          <w:b w:val="0"/>
-          <w:i w:val="0"/>
-        </w:rPr>
-        <w:t>3) Ролью называется ожидаемое поведение, обусловленное статусом человека.</w:t>
-      </w:r>
-    </w:p>
-    <w:p>
-      <w:r>
-        <w:rPr>
-          <w:b/>
-        </w:rPr>
-        <w:t>Задание 18 — до 2 баллов</w:t>
-      </w:r>
-    </w:p>
-    <w:p>
-      <w:r>
-        <w:rPr>
-          <w:b w:val="0"/>
-          <w:i w:val="0"/>
-        </w:rPr>
-        <w:t>1. социализация – это внедрение человека в общество, овладение им навыками и привычками общественного поведения, усвоение ценностей и норм данного общества;</w:t>
-      </w:r>
-    </w:p>
-    <w:p>
-      <w:r>
-        <w:rPr>
-          <w:b w:val="0"/>
-          <w:i w:val="0"/>
-        </w:rPr>
-        <w:t>2. детские игры, воспитание и обучение в школе и вузе, овладение специальностью и служба в армии и т. д. – все это и есть внешние проявления процесса социализации;</w:t>
-      </w:r>
-    </w:p>
-    <w:p>
-      <w:r>
-        <w:rPr>
-          <w:b w:val="0"/>
-          <w:i w:val="0"/>
-        </w:rPr>
-        <w:t>3. вторичная социализация (ресоциализация) – перестройка уже социально зрелой личности, связанная, как правило, с овладением профессией.</w:t>
-      </w:r>
-    </w:p>
-    <w:p>
-      <w:r>
-        <w:rPr>
-          <w:b/>
-        </w:rPr>
-        <w:t>Задание 19 — до 3 баллов</w:t>
-      </w:r>
-    </w:p>
-    <w:p>
-      <w:r>
-        <w:rPr>
-          <w:b w:val="0"/>
-          <w:i w:val="0"/>
-        </w:rPr>
-        <w:t>1) Общество может противодействовать негативному девиантному поведению через деятельность социальных институтов, которые в процессе воспитания и социализации обеспечивают усвоение индивидами социальных правил и норм, которые задают границы допустимого поведения и побуждают людей соблюдать общественные правила, что снижает вероятность отклонений от них.</w:t>
-      </w:r>
-    </w:p>
-    <w:p>
-      <w:r>
-        <w:rPr>
-          <w:b w:val="0"/>
-          <w:i w:val="0"/>
-        </w:rPr>
-        <w:t>2) Общество способно противодействовать распространению негативной девиации за счёт действия общественного мнения, поскольку одобрение или осуждение со стороны окружающих влияет на самооценку личности и мотивирует её корректировать поведение в соответствии с социальными ожиданиями.</w:t>
-      </w:r>
-    </w:p>
-    <w:p>
-      <w:r>
-        <w:rPr>
-          <w:b w:val="0"/>
-          <w:i w:val="0"/>
-        </w:rPr>
-        <w:t>3) Общество может противодействовать распространению негативной девиации через развитие механизмов социальной поддержки и взаимопомощи, так как помощь людям в трудной жизненной ситуации снижает факторы риска, провоцирующие отклоняющееся поведение.</w:t>
-      </w:r>
-    </w:p>
-    <w:p>
-      <w:r>
-        <w:rPr>
-          <w:b/>
-        </w:rPr>
-        <w:t>Задание 20 — до 3 баллов</w:t>
-      </w:r>
-    </w:p>
-    <w:p>
-      <w:r>
-        <w:rPr>
-          <w:b w:val="0"/>
-          <w:i w:val="0"/>
-        </w:rPr>
-        <w:t>1) Образование (Образование обеспечивает приобщение молодых людей к достижениям человечества, а также закладывает основы мышления, логики, влияет на предпочтения людей в выборе жизненно важных ценностей, на их самоопределение, в том числе и профессиональное);</w:t>
-      </w:r>
-    </w:p>
-    <w:p>
-      <w:r>
-        <w:rPr>
-          <w:b w:val="0"/>
-          <w:i w:val="0"/>
-        </w:rPr>
-        <w:t>2) СМИ (СМИ формируют отношения молодого поколения к тем или иным процессам, событиям, что в дальнейшем сказывается на восприятия ими других событий, а также обеспечивают формирование собственных взглядов, расширяют кругозор личности, вовлекают человека в общественно полезную деятельность);</w:t>
-      </w:r>
-    </w:p>
-    <w:p>
-      <w:r>
-        <w:rPr>
-          <w:b w:val="0"/>
-          <w:i w:val="0"/>
-        </w:rPr>
-        <w:t>3) Религия (Религия помогает молодому человеку понять устройство мира, его места в нем и предназначение, что позволяет молодым людям ощущать себя частью мира, позволяет формировать нравственные установки и ценности).</w:t>
-      </w:r>
-    </w:p>
-    <w:p>
-      <w:r>
-        <w:rPr>
-          <w:b/>
-        </w:rPr>
-        <w:t>Задание 21 — до 3 баллов</w:t>
-      </w:r>
-    </w:p>
-    <w:p>
-      <w:r>
-        <w:rPr>
-          <w:b w:val="0"/>
-          <w:i w:val="0"/>
-        </w:rPr>
-        <w:t xml:space="preserve">1) Социальный статус человека определяет ожидания окружающих от его поведения, поэтому чем выше статус человека, тем большего общество ожидает от его поведения. </w:t>
-      </w:r>
-    </w:p>
-    <w:p>
-      <w:r>
-        <w:rPr>
-          <w:b w:val="0"/>
-          <w:i w:val="0"/>
-        </w:rPr>
-        <w:t>2) Социальный статус определяет отношение к человеку в обществе, поэтому высокий статус даёт человеку больше доверия при осуществлении тех или иных действий, но в то же время, требования общества также растут.</w:t>
-      </w:r>
-    </w:p>
-    <w:p>
-      <w:r>
-        <w:rPr>
-          <w:b w:val="0"/>
-          <w:i w:val="0"/>
-        </w:rPr>
-        <w:t>3) Высокий социальный статус подразумевает, что человек имеет доступ к большему количеству ресурсов и инструментов для принятия решений, поэтому на него возлагается ответственность за те последствия, которые могут возникнуть в результате его действий.</w:t>
-      </w:r>
-    </w:p>
-    <w:p>
-      <w:r>
-        <w:rPr>
-          <w:b/>
-        </w:rPr>
-        <w:t>Задание 22 — до 4 баллов</w:t>
-      </w:r>
-    </w:p>
-    <w:p>
-      <w:r>
-        <w:rPr>
-          <w:b w:val="0"/>
-          <w:i w:val="0"/>
-        </w:rPr>
-        <w:t>1) Постиндустриальное общество.</w:t>
-      </w:r>
-    </w:p>
-    <w:p>
-      <w:r>
-        <w:rPr>
-          <w:b w:val="0"/>
-          <w:i w:val="0"/>
-        </w:rPr>
-        <w:t xml:space="preserve">2) Рыночная экономика. </w:t>
-      </w:r>
-    </w:p>
-    <w:p>
-      <w:r>
-        <w:rPr>
-          <w:b w:val="0"/>
-          <w:i w:val="0"/>
-        </w:rPr>
-        <w:t xml:space="preserve">3) Компьютеризация. </w:t>
-      </w:r>
-    </w:p>
-    <w:p>
-      <w:r>
-        <w:rPr>
-          <w:b w:val="0"/>
-          <w:i w:val="0"/>
-        </w:rPr>
-        <w:t>4) Характеристики демократической семьи:</w:t>
-      </w:r>
-    </w:p>
-    <w:p>
-      <w:r>
-        <w:rPr>
-          <w:b w:val="0"/>
-          <w:i w:val="0"/>
-        </w:rPr>
-        <w:t>— домашние обязанности распределяются между всеми членами семьи;</w:t>
-      </w:r>
-    </w:p>
-    <w:p>
-      <w:r>
-        <w:rPr>
-          <w:b w:val="0"/>
-          <w:i w:val="0"/>
-        </w:rPr>
-        <w:t>— экономическая самостоятельность и независимость супругов.</w:t>
-      </w:r>
-    </w:p>
-    <w:p>
-      <w:r>
-        <w:rPr>
-          <w:b/>
-        </w:rPr>
-        <w:t>Задание 23 — до 3 баллов</w:t>
-      </w:r>
-    </w:p>
-    <w:p>
-      <w:r>
-        <w:rPr>
-          <w:b w:val="0"/>
-          <w:i w:val="0"/>
-        </w:rPr>
-        <w:t xml:space="preserve">1) Образование (Максимова окончила МГУ, благодаря чему смогла быстро найти место в крупной юридической фирме и получать высокую оплату труда). </w:t>
-      </w:r>
-    </w:p>
-    <w:p>
-      <w:r>
-        <w:rPr>
-          <w:b w:val="0"/>
-          <w:i w:val="0"/>
-        </w:rPr>
-        <w:t>2) Политика (Владимир Путин являлся директором ФСБ и, благодаря эффективной работе, вскоре возглавил Правительство России, позже стал исполняющим обязанности президента, получив высокое доверие российского народа и общественное признание).</w:t>
-      </w:r>
-    </w:p>
-    <w:p>
-      <w:r>
-        <w:rPr>
-          <w:b w:val="0"/>
-          <w:i w:val="0"/>
-        </w:rPr>
-        <w:t xml:space="preserve">3) Брак (Татьяна Брахунова вышла замуж за Евгения Петросяна. До этого о Татьяне мало кто знал в обществе, лишь после заключения брака о ней начали узнавать и предлагать рекламные контракты, приглашения на масштабные мероприятия как жене известного человека). </w:t>
-      </w:r>
-    </w:p>
-    <w:p>
-      <w:r>
-        <w:rPr>
-          <w:b/>
-        </w:rPr>
-        <w:t>Задание 24 — до 4 баллов</w:t>
-      </w:r>
-    </w:p>
-    <w:p>
-      <w:r>
-        <w:rPr>
-          <w:b w:val="0"/>
-          <w:i w:val="0"/>
-        </w:rPr>
-        <w:t>1) Черты семьи как малой социальной группы:</w:t>
-      </w:r>
-    </w:p>
-    <w:p>
-      <w:r>
-        <w:rPr>
-          <w:b w:val="0"/>
-          <w:i w:val="0"/>
-        </w:rPr>
-        <w:t>а) распределение обязанностей между членами семьи;</w:t>
-      </w:r>
-    </w:p>
-    <w:p>
-      <w:r>
-        <w:rPr>
-          <w:b w:val="0"/>
-          <w:i w:val="0"/>
-        </w:rPr>
-        <w:t>б) организация совместной деятельности членов группы;</w:t>
-      </w:r>
-    </w:p>
-    <w:p>
-      <w:r>
-        <w:rPr>
-          <w:b w:val="0"/>
-          <w:i w:val="0"/>
-        </w:rPr>
-        <w:t>в) близкие и устойчивые связи между членами семьи;</w:t>
-      </w:r>
-    </w:p>
-    <w:p>
-      <w:r>
-        <w:rPr>
-          <w:b w:val="0"/>
-          <w:i w:val="0"/>
-        </w:rPr>
-        <w:t>2) Черты семьи как социального института:</w:t>
-      </w:r>
-    </w:p>
-    <w:p>
-      <w:r>
-        <w:rPr>
-          <w:b w:val="0"/>
-          <w:i w:val="0"/>
-        </w:rPr>
-        <w:t>а) существование внутренних правил семьи;</w:t>
-      </w:r>
-    </w:p>
-    <w:p>
-      <w:r>
-        <w:rPr>
-          <w:b w:val="0"/>
-          <w:i w:val="0"/>
-        </w:rPr>
-        <w:t>б) существование образцов поведения, которым следуют члены семьи;</w:t>
-      </w:r>
-    </w:p>
-    <w:p>
-      <w:r>
-        <w:rPr>
-          <w:b w:val="0"/>
-          <w:i w:val="0"/>
-        </w:rPr>
-        <w:t>в) внутри семьи происходит разделение на социальные роли.</w:t>
-      </w:r>
-    </w:p>
-    <w:p>
-      <w:r>
-        <w:rPr>
-          <w:b w:val="0"/>
-          <w:i w:val="0"/>
-        </w:rPr>
-        <w:t>3) Функции семьи:</w:t>
-      </w:r>
-    </w:p>
-    <w:p>
-      <w:r>
-        <w:rPr>
-          <w:b w:val="0"/>
-          <w:i w:val="0"/>
-        </w:rPr>
-        <w:t>а) репродуктивная;</w:t>
-      </w:r>
-    </w:p>
-    <w:p>
-      <w:r>
-        <w:rPr>
-          <w:b w:val="0"/>
-          <w:i w:val="0"/>
-        </w:rPr>
-        <w:t>б) воспитательная;</w:t>
-      </w:r>
-    </w:p>
-    <w:p>
-      <w:r>
-        <w:rPr>
-          <w:b w:val="0"/>
-          <w:i w:val="0"/>
-        </w:rPr>
-        <w:t>в) эмоциональная.</w:t>
-      </w:r>
-    </w:p>
-    <w:p>
-      <w:r>
-        <w:rPr>
-          <w:b w:val="0"/>
-          <w:i w:val="0"/>
-        </w:rPr>
-        <w:t>4) Виды семей по распределению обязанностей:</w:t>
-      </w:r>
-    </w:p>
-    <w:p>
-      <w:r>
-        <w:rPr>
-          <w:b w:val="0"/>
-          <w:i w:val="0"/>
-        </w:rPr>
-        <w:t>а) патриархальная;</w:t>
-      </w:r>
-    </w:p>
-    <w:p>
-      <w:r>
-        <w:rPr>
-          <w:b w:val="0"/>
-          <w:i w:val="0"/>
-        </w:rPr>
-        <w:t>б) партнерская.</w:t>
-      </w:r>
-    </w:p>
-    <w:p>
-      <w:r>
-        <w:rPr>
-          <w:b w:val="0"/>
-          <w:i w:val="0"/>
-        </w:rPr>
-        <w:t>5) Тенденции развитии семей:</w:t>
-      </w:r>
-    </w:p>
-    <w:p>
-      <w:r>
-        <w:rPr>
-          <w:b w:val="0"/>
-          <w:i w:val="0"/>
-        </w:rPr>
-        <w:t>а) сокращение ведущей роли в социализации;</w:t>
-      </w:r>
-    </w:p>
-    <w:p>
-      <w:r>
-        <w:rPr>
-          <w:b w:val="0"/>
-          <w:i w:val="0"/>
-        </w:rPr>
-        <w:t>б) увеличение партнерских семей;</w:t>
-      </w:r>
-    </w:p>
-    <w:p>
-      <w:r>
-        <w:rPr>
-          <w:b w:val="0"/>
-          <w:i w:val="0"/>
-        </w:rPr>
-        <w:t>в) преобладание нуклеарных семей.</w:t>
-      </w:r>
-    </w:p>
-    <w:p>
-      <w:r>
-        <w:rPr>
-          <w:b w:val="0"/>
-          <w:i w:val="0"/>
-        </w:rPr>
-        <w:t>6) Государственная поддержка семей:</w:t>
-      </w:r>
-    </w:p>
-    <w:p>
-      <w:r>
-        <w:rPr>
-          <w:b w:val="0"/>
-          <w:i w:val="0"/>
-        </w:rPr>
-        <w:t>а) материнский капитал;</w:t>
-      </w:r>
-    </w:p>
-    <w:p>
-      <w:r>
-        <w:rPr>
-          <w:b w:val="0"/>
-          <w:i w:val="0"/>
-        </w:rPr>
-        <w:t>б) льготная семейная ипотека;</w:t>
-      </w:r>
-    </w:p>
-    <w:p>
-      <w:r>
-        <w:rPr>
-          <w:b w:val="0"/>
-          <w:i w:val="0"/>
-        </w:rPr>
-        <w:t>в) оплачиваемый отпуск по уходу за ребенком.</w:t>
-      </w:r>
-    </w:p>
-    <w:p>
-      <w:r>
-        <w:rPr>
-          <w:b w:val="0"/>
-          <w:i w:val="0"/>
-        </w:rPr>
-        <w:t>Обязательные: 1-6</w:t>
-      </w:r>
-    </w:p>
-    <w:p>
-      <w:r>
-        <w:rPr>
-          <w:b/>
-        </w:rPr>
-        <w:t>Задание 25 — до 6 баллов</w:t>
-      </w:r>
-    </w:p>
-    <w:p>
-      <w:r>
-        <w:rPr>
-          <w:b w:val="0"/>
-          <w:i w:val="0"/>
-        </w:rPr>
-        <w:t>1) Труд представляет собой вид деятельности человека, в ходе которой люди создают материальные и духовные ценности, необходимые им самим и обществу в целом. В ходе труда происходит формирование важнейших качеств личности, которые не могут быть получены с помощью иных видов деятельности. Также он связан с профессиональной деятельностью человека, благодаря которой происходит значительная часть вторичной социализации личности и в ходе которой человек находит свое место в обществе, создает материальные и духовные ценности, тем самым реализует свои потребности в созидании и общественном признании.</w:t>
-      </w:r>
-    </w:p>
-    <w:p>
-      <w:r>
-        <w:rPr>
-          <w:b w:val="0"/>
-          <w:i w:val="0"/>
-        </w:rPr>
-        <w:t>2) Создаются материальные и духовные ценности; направленность на практически полезный результат; необходимость специальной подготовки.</w:t>
-      </w:r>
-    </w:p>
-    <w:p>
-      <w:r>
-        <w:rPr>
-          <w:b w:val="0"/>
-          <w:i w:val="0"/>
-        </w:rPr>
-        <w:t>3) Примеры:</w:t>
-      </w:r>
-    </w:p>
-    <w:p>
-      <w:r>
-        <w:rPr>
-          <w:b w:val="0"/>
-          <w:i w:val="0"/>
-        </w:rPr>
-        <w:t>— Создаются материальные и духовные ценности (сотрудники завода компании Boeing" произвели новый самолет. таким образом, сотрудники заводе произвели продукт, который удовлетворяет общественные потребности).</w:t>
-      </w:r>
-    </w:p>
-    <w:p>
-      <w:r>
-        <w:rPr>
-          <w:b w:val="0"/>
-          <w:i w:val="0"/>
-        </w:rPr>
-        <w:t>— Направленность на практически полезный результат (Адвокатский кабинет Даньшиной усердно трудился над делом своего заказчика. Благодаря усердной работе юристов адвокатского кабинета удалось выиграть данный суд).</w:t>
-      </w:r>
-    </w:p>
-    <w:p>
-      <w:r>
-        <w:rPr>
-          <w:b w:val="0"/>
-          <w:i w:val="0"/>
-        </w:rPr>
-        <w:t>— Необходимость специальной подготовки (Максим всю жизнь мечтал стать актером, для этого он закончил учебу в ВУЗе, благодаря чему его взяли на работу в театр. Таким образом, для осуществления труда необходимы специальные навыки и знания).</w:t>
-      </w:r>
-    </w:p>
     <w:sectPr>
-      <w:pgSz w:w="12240" w:h="15840"/>
-      <w:pgMar w:top="964" w:right="850" w:bottom="964" w:left="1134" w:header="720" w:footer="720" w:gutter="0"/>
+      <w:footerReference w:type="default" r:id="rId11"/>
+      <w:pgSz w:w="11906" w:h="16838"/>
+      <w:pgMar w:top="935" w:right="879" w:bottom="879" w:left="992" w:header="397" w:footer="397" w:gutter="0"/>
       <w:cols w:space="720"/>
       <w:docGrid w:linePitch="360"/>
     </w:sectPr>
   </w:body>
 </w:document>
+</file>
+
+<file path=word/footer1.xml><?xml version="1.0" encoding="utf-8"?>
+<w:ftr xmlns:m="http://schemas.openxmlformats.org/officeDocument/2006/math" xmlns:mc="http://schemas.openxmlformats.org/markup-compatibility/2006" xmlns:mo="http://schemas.microsoft.com/office/mac/office/2008/main" xmlns:mv="urn:schemas-microsoft-com:mac:vml" xmlns:o="urn:schemas-microsoft-com:office:office" xmlns:r="http://schemas.openxmlformats.org/officeDocument/2006/relationships" xmlns:v="urn:schemas-microsoft-com:vml" xmlns:w10="urn:schemas-microsoft-com:office:word" xmlns:w14="http://schemas.microsoft.com/office/word/2010/wordml" xmlns:w="http://schemas.openxmlformats.org/wordprocessingml/2006/main" xmlns:wne="http://schemas.microsoft.com/office/word/2006/wordml" xmlns:wp14="http://schemas.microsoft.com/office/word/2010/wordprocessingDrawing" xmlns:wp="http://schemas.openxmlformats.org/drawingml/2006/wordprocessingDrawing" xmlns:wpc="http://schemas.microsoft.com/office/word/2010/wordprocessingCanvas" xmlns:wpg="http://schemas.microsoft.com/office/word/2010/wordprocessingGroup" xmlns:wpi="http://schemas.microsoft.com/office/word/2010/wordprocessingInk" xmlns:wps="http://schemas.microsoft.com/office/word/2010/wordprocessingShape" mc:Ignorable="w14 wp14">
+  <w:p>
+    <w:pPr>
+      <w:pStyle w:val="Footer"/>
+    </w:pPr>
+  </w:p>
+</w:ftr>
 </file>
 
 <file path=word/numbering.xml><?xml version="1.0" encoding="utf-8"?>
@@ -3312,11 +3176,12 @@
     <w:qFormat/>
     <w:rsid w:val="00FC693F"/>
     <w:pPr>
-      <w:spacing w:after="100"/>
+      <w:spacing w:after="0" w:line="240" w:lineRule="auto"/>
     </w:pPr>
     <w:rPr>
-      <w:rFonts w:ascii="Arial" w:hAnsi="Arial"/>
-      <w:sz w:val="22"/>
+      <w:rFonts w:ascii="Times New Roman" w:hAnsi="Times New Roman"/>
+      <w:color w:val="181A1F"/>
+      <w:sz w:val="28"/>
     </w:rPr>
   </w:style>
   <w:style w:type="paragraph" w:styleId="Header">
@@ -3378,10 +3243,10 @@
       <w:outlineLvl w:val="0"/>
     </w:pPr>
     <w:rPr>
-      <w:rFonts w:asciiTheme="majorHAnsi" w:eastAsiaTheme="majorEastAsia" w:hAnsiTheme="majorHAnsi" w:cstheme="majorBidi" w:ascii="Arial" w:hAnsi="Arial"/>
+      <w:rFonts w:asciiTheme="majorHAnsi" w:eastAsiaTheme="majorEastAsia" w:hAnsiTheme="majorHAnsi" w:cstheme="majorBidi" w:ascii="Times New Roman" w:hAnsi="Times New Roman"/>
       <w:b/>
       <w:bCs/>
-      <w:color w:val="365F91" w:themeColor="accent1" w:themeShade="BF"/>
+      <w:color w:val="181A1F"/>
       <w:sz w:val="28"/>
       <w:szCs w:val="28"/>
     </w:rPr>

--- a/доп материалы/пробные варианты/sotsiologiya_variant_2.docx
+++ b/доп материалы/пробные варианты/sotsiologiya_variant_2.docx
@@ -4,113 +4,1773 @@
   <w:body>
     <w:p>
       <w:pPr>
-        <w:widowControl/>
-        <w:spacing w:line="240" w:lineRule="auto" w:after="120"/>
-        <w:jc w:val="left"/>
+        <w:keepNext/>
+        <w:spacing w:after="60" w:line="240" w:lineRule="auto"/>
+        <w:jc w:val="center"/>
       </w:pPr>
       <w:r>
         <w:rPr>
           <w:rFonts w:ascii="Times New Roman" w:hAnsi="Times New Roman" w:eastAsia="Times New Roman"/>
           <w:b/>
-          <w:color w:val="181A1F"/>
+          <w:i w:val="0"/>
           <w:sz w:val="28"/>
         </w:rPr>
-        <w:t>Тематический пробный вариант № 2. Социология</w:t>
+        <w:t>Пробный ЕГЭ по обществознанию</w:t>
       </w:r>
     </w:p>
     <w:p>
       <w:pPr>
-        <w:widowControl/>
-        <w:spacing w:line="240" w:lineRule="auto" w:after="140"/>
-        <w:jc w:val="left"/>
-      </w:pPr>
-      <w:r>
-        <w:rPr>
-          <w:rFonts w:ascii="Times New Roman" w:hAnsi="Times New Roman" w:eastAsia="Times New Roman"/>
-          <w:color w:val="181A1F"/>
-          <w:sz w:val="28"/>
-        </w:rPr>
-        <w:t>25 заданий • максимальный первичный балл — 58 • рекомендуемое время — 3 часа 30 минут</w:t>
-      </w:r>
-    </w:p>
-    <w:p>
-      <w:pPr>
-        <w:pStyle w:val="Heading1"/>
-        <w:keepNext/>
-        <w:widowControl/>
-        <w:spacing w:line="240" w:lineRule="auto" w:after="60" w:before="160"/>
-      </w:pPr>
-      <w:r>
-        <w:rPr>
-          <w:rFonts w:ascii="Times New Roman" w:hAnsi="Times New Roman" w:eastAsia="Times New Roman"/>
-          <w:b/>
-          <w:color w:val="181A1F"/>
-          <w:sz w:val="28"/>
-        </w:rPr>
-        <w:t>Часть 1</w:t>
-      </w:r>
-    </w:p>
-    <w:p>
-      <w:pPr>
-        <w:widowControl/>
-        <w:spacing w:line="240" w:lineRule="auto" w:after="0"/>
-      </w:pPr>
-      <w:r>
-        <w:rPr>
-          <w:rFonts w:ascii="Times New Roman" w:hAnsi="Times New Roman" w:eastAsia="Times New Roman"/>
-          <w:color w:val="181A1F"/>
-          <w:sz w:val="28"/>
-        </w:rPr>
-        <w:t>Ответами к заданиям 1–16 являются последовательности цифр. Запишите ответ без пробелов и дополнительных символов.</w:t>
-      </w:r>
-    </w:p>
-    <w:p>
-      <w:pPr>
-        <w:keepNext/>
-        <w:widowControl/>
-        <w:spacing w:line="240" w:lineRule="auto" w:after="0" w:before="120"/>
-      </w:pPr>
-      <w:r>
-        <w:rPr>
-          <w:rFonts w:ascii="Times New Roman" w:hAnsi="Times New Roman" w:eastAsia="Times New Roman"/>
-          <w:b/>
-          <w:color w:val="181A1F"/>
-          <w:sz w:val="28"/>
-        </w:rPr>
-        <w:t>1.</w:t>
-      </w:r>
-    </w:p>
-    <w:p>
-      <w:pPr>
-        <w:widowControl/>
-        <w:spacing w:line="240" w:lineRule="auto" w:after="0"/>
+        <w:keepNext w:val="0"/>
+        <w:spacing w:after="60" w:line="240" w:lineRule="auto"/>
+        <w:jc w:val="center"/>
       </w:pPr>
       <w:r>
         <w:rPr>
           <w:rFonts w:ascii="Times New Roman" w:hAnsi="Times New Roman" w:eastAsia="Times New Roman"/>
           <w:b w:val="0"/>
           <w:i w:val="0"/>
-          <w:color w:val="181A1F"/>
           <w:sz w:val="28"/>
         </w:rPr>
-        <w:t>В городе Z в ходе социологического опроса обучающихся и учителей им задавали вопрос: «Как Вы думаете, поможет ли использование электронных средств обучения повысить успеваемость школьников?». Полученные результаты (в % от числа опрошенных) представлены в виде диаграммы.</w:t>
+        <w:t>Социология. Вариант № 2</w:t>
       </w:r>
     </w:p>
     <w:p>
       <w:pPr>
-        <w:widowControl/>
-        <w:spacing w:line="240" w:lineRule="auto" w:after="0"/>
-        <w:jc w:val="center"/>
+        <w:keepNext/>
+        <w:spacing w:after="60" w:line="240" w:lineRule="auto"/>
+        <w:jc w:val="both"/>
       </w:pPr>
       <w:r>
         <w:rPr>
           <w:rFonts w:ascii="Times New Roman" w:hAnsi="Times New Roman" w:eastAsia="Times New Roman"/>
-          <w:color w:val="181A1F"/>
+          <w:b/>
+          <w:i w:val="0"/>
           <w:sz w:val="28"/>
         </w:rPr>
+        <w:t>Первая часть</w:t>
+      </w:r>
+    </w:p>
+    <w:p>
+      <w:pPr>
+        <w:keepNext w:val="0"/>
+        <w:spacing w:after="60" w:line="240" w:lineRule="auto"/>
+        <w:jc w:val="both"/>
+      </w:pPr>
+      <w:r>
+        <w:rPr>
+          <w:rFonts w:ascii="Times New Roman" w:hAnsi="Times New Roman" w:eastAsia="Times New Roman"/>
+          <w:b/>
+          <w:sz w:val="28"/>
+        </w:rPr>
+        <w:t xml:space="preserve">№1 </w:t>
+      </w:r>
+      <w:r>
+        <w:rPr>
+          <w:rFonts w:ascii="Times New Roman" w:hAnsi="Times New Roman" w:eastAsia="Times New Roman"/>
+          <w:b w:val="0"/>
+          <w:i w:val="0"/>
+          <w:sz w:val="28"/>
+        </w:rPr>
+        <w:t>Ниже приведён перечень терминов. Все они, за исключением двух, относятся к понятию «девиантное поведение».</w:t>
+      </w:r>
+    </w:p>
+    <w:p>
+      <w:pPr>
+        <w:keepNext w:val="0"/>
+        <w:spacing w:after="60" w:line="240" w:lineRule="auto"/>
+        <w:jc w:val="both"/>
+      </w:pPr>
+      <w:r>
+        <w:rPr>
+          <w:rFonts w:ascii="Times New Roman" w:hAnsi="Times New Roman" w:eastAsia="Times New Roman"/>
+          <w:b w:val="0"/>
+          <w:i w:val="0"/>
+          <w:sz w:val="28"/>
+        </w:rPr>
+        <w:t>1) правонарушение;</w:t>
+      </w:r>
+    </w:p>
+    <w:p>
+      <w:pPr>
+        <w:keepNext w:val="0"/>
+        <w:spacing w:after="60" w:line="240" w:lineRule="auto"/>
+        <w:jc w:val="both"/>
+      </w:pPr>
+      <w:r>
+        <w:rPr>
+          <w:rFonts w:ascii="Times New Roman" w:hAnsi="Times New Roman" w:eastAsia="Times New Roman"/>
+          <w:b w:val="0"/>
+          <w:i w:val="0"/>
+          <w:sz w:val="28"/>
+        </w:rPr>
+        <w:t>2) отклонение;</w:t>
+      </w:r>
+    </w:p>
+    <w:p>
+      <w:pPr>
+        <w:keepNext w:val="0"/>
+        <w:spacing w:after="60" w:line="240" w:lineRule="auto"/>
+        <w:jc w:val="both"/>
+      </w:pPr>
+      <w:r>
+        <w:rPr>
+          <w:rFonts w:ascii="Times New Roman" w:hAnsi="Times New Roman" w:eastAsia="Times New Roman"/>
+          <w:b w:val="0"/>
+          <w:i w:val="0"/>
+          <w:sz w:val="28"/>
+        </w:rPr>
+        <w:t>3) социальный статус;</w:t>
+      </w:r>
+    </w:p>
+    <w:p>
+      <w:pPr>
+        <w:keepNext w:val="0"/>
+        <w:spacing w:after="60" w:line="240" w:lineRule="auto"/>
+        <w:jc w:val="both"/>
+      </w:pPr>
+      <w:r>
+        <w:rPr>
+          <w:rFonts w:ascii="Times New Roman" w:hAnsi="Times New Roman" w:eastAsia="Times New Roman"/>
+          <w:b w:val="0"/>
+          <w:i w:val="0"/>
+          <w:sz w:val="28"/>
+        </w:rPr>
+        <w:t>4) проступок;</w:t>
+      </w:r>
+    </w:p>
+    <w:p>
+      <w:pPr>
+        <w:keepNext w:val="0"/>
+        <w:spacing w:after="60" w:line="240" w:lineRule="auto"/>
+        <w:jc w:val="both"/>
+      </w:pPr>
+      <w:r>
+        <w:rPr>
+          <w:rFonts w:ascii="Times New Roman" w:hAnsi="Times New Roman" w:eastAsia="Times New Roman"/>
+          <w:b w:val="0"/>
+          <w:i w:val="0"/>
+          <w:sz w:val="28"/>
+        </w:rPr>
+        <w:t>5) мобильность;</w:t>
+      </w:r>
+    </w:p>
+    <w:p>
+      <w:pPr>
+        <w:keepNext w:val="0"/>
+        <w:spacing w:after="60" w:line="240" w:lineRule="auto"/>
+        <w:jc w:val="both"/>
+      </w:pPr>
+      <w:r>
+        <w:rPr>
+          <w:rFonts w:ascii="Times New Roman" w:hAnsi="Times New Roman" w:eastAsia="Times New Roman"/>
+          <w:b w:val="0"/>
+          <w:i w:val="0"/>
+          <w:sz w:val="28"/>
+        </w:rPr>
+        <w:t>6) преступление.</w:t>
+      </w:r>
+    </w:p>
+    <w:p>
+      <w:pPr>
+        <w:keepNext w:val="0"/>
+        <w:spacing w:after="60" w:line="240" w:lineRule="auto"/>
+        <w:jc w:val="both"/>
+      </w:pPr>
+      <w:r>
+        <w:rPr>
+          <w:rFonts w:ascii="Times New Roman" w:hAnsi="Times New Roman" w:eastAsia="Times New Roman"/>
+          <w:b w:val="0"/>
+          <w:i w:val="0"/>
+          <w:sz w:val="28"/>
+        </w:rPr>
+        <w:t>Найдите два термина, «выпадающих» из общего ряда, и запишите в таблицу цифры, под которыми они указаны.</w:t>
+      </w:r>
+    </w:p>
+    <w:p>
+      <w:pPr>
+        <w:keepNext w:val="0"/>
+        <w:spacing w:after="60" w:line="240" w:lineRule="auto"/>
+        <w:jc w:val="both"/>
+      </w:pPr>
+      <w:r>
+        <w:rPr>
+          <w:rFonts w:ascii="Times New Roman" w:hAnsi="Times New Roman" w:eastAsia="Times New Roman"/>
+          <w:b w:val="0"/>
+          <w:i w:val="0"/>
+          <w:sz w:val="28"/>
+        </w:rPr>
+        <w:t>Ответ:</w:t>
+      </w:r>
+    </w:p>
+    <w:p>
+      <w:pPr>
+        <w:keepNext w:val="0"/>
+        <w:spacing w:after="60" w:line="240" w:lineRule="auto"/>
+        <w:jc w:val="both"/>
+      </w:pPr>
+      <w:r>
+        <w:rPr>
+          <w:rFonts w:ascii="Times New Roman" w:hAnsi="Times New Roman" w:eastAsia="Times New Roman"/>
+          <w:b/>
+          <w:sz w:val="28"/>
+        </w:rPr>
+        <w:t xml:space="preserve">№2 </w:t>
+      </w:r>
+      <w:r>
+        <w:rPr>
+          <w:rFonts w:ascii="Times New Roman" w:hAnsi="Times New Roman" w:eastAsia="Times New Roman"/>
+          <w:b w:val="0"/>
+          <w:i w:val="0"/>
+          <w:sz w:val="28"/>
+        </w:rPr>
+        <w:t>Выберите верные суждения о формах (областях) культуры и запишите цифры, под которыми они указаны.</w:t>
+      </w:r>
+    </w:p>
+    <w:p>
+      <w:pPr>
+        <w:keepNext w:val="0"/>
+        <w:spacing w:after="60" w:line="240" w:lineRule="auto"/>
+        <w:jc w:val="both"/>
+      </w:pPr>
+      <w:r>
+        <w:rPr>
+          <w:rFonts w:ascii="Times New Roman" w:hAnsi="Times New Roman" w:eastAsia="Times New Roman"/>
+          <w:b w:val="0"/>
+          <w:i w:val="0"/>
+          <w:sz w:val="28"/>
+        </w:rPr>
+        <w:t>1) Наука, в отличие от других форм духовной культуры, способна оказывать эмоциональное воздействие на человека.</w:t>
+      </w:r>
+    </w:p>
+    <w:p>
+      <w:pPr>
+        <w:keepNext w:val="0"/>
+        <w:spacing w:after="60" w:line="240" w:lineRule="auto"/>
+        <w:jc w:val="both"/>
+      </w:pPr>
+      <w:r>
+        <w:rPr>
+          <w:rFonts w:ascii="Times New Roman" w:hAnsi="Times New Roman" w:eastAsia="Times New Roman"/>
+          <w:b w:val="0"/>
+          <w:i w:val="0"/>
+          <w:sz w:val="28"/>
+        </w:rPr>
+        <w:t>2) Основой морали являются представления человека о добре и зле и готовность поступать в соответствии с этими представлениями.</w:t>
+      </w:r>
+    </w:p>
+    <w:p>
+      <w:pPr>
+        <w:keepNext w:val="0"/>
+        <w:spacing w:after="60" w:line="240" w:lineRule="auto"/>
+        <w:jc w:val="both"/>
+      </w:pPr>
+      <w:r>
+        <w:rPr>
+          <w:rFonts w:ascii="Times New Roman" w:hAnsi="Times New Roman" w:eastAsia="Times New Roman"/>
+          <w:b w:val="0"/>
+          <w:i w:val="0"/>
+          <w:sz w:val="28"/>
+        </w:rPr>
+        <w:t>3) Религия даёт верующему человеку облегчение в страданиях, показывает выход из трудных, кажущихся безвыходными ситуаций.</w:t>
+      </w:r>
+    </w:p>
+    <w:p>
+      <w:pPr>
+        <w:keepNext w:val="0"/>
+        <w:spacing w:after="60" w:line="240" w:lineRule="auto"/>
+        <w:jc w:val="both"/>
+      </w:pPr>
+      <w:r>
+        <w:rPr>
+          <w:rFonts w:ascii="Times New Roman" w:hAnsi="Times New Roman" w:eastAsia="Times New Roman"/>
+          <w:b w:val="0"/>
+          <w:i w:val="0"/>
+          <w:sz w:val="28"/>
+        </w:rPr>
+        <w:t>4) Система образования реализует определённый общественный и государственный заказ.</w:t>
+      </w:r>
+    </w:p>
+    <w:p>
+      <w:pPr>
+        <w:keepNext w:val="0"/>
+        <w:spacing w:after="60" w:line="240" w:lineRule="auto"/>
+        <w:jc w:val="both"/>
+      </w:pPr>
+      <w:r>
+        <w:rPr>
+          <w:rFonts w:ascii="Times New Roman" w:hAnsi="Times New Roman" w:eastAsia="Times New Roman"/>
+          <w:b w:val="0"/>
+          <w:i w:val="0"/>
+          <w:sz w:val="28"/>
+        </w:rPr>
+        <w:t>5) Искусству свойственны рациональность и системность.</w:t>
+      </w:r>
+    </w:p>
+    <w:p>
+      <w:pPr>
+        <w:keepNext w:val="0"/>
+        <w:spacing w:after="60" w:line="240" w:lineRule="auto"/>
+        <w:jc w:val="both"/>
+      </w:pPr>
+      <w:r>
+        <w:rPr>
+          <w:rFonts w:ascii="Times New Roman" w:hAnsi="Times New Roman" w:eastAsia="Times New Roman"/>
+          <w:b w:val="0"/>
+          <w:i w:val="0"/>
+          <w:sz w:val="28"/>
+        </w:rPr>
+        <w:t>Ответ:</w:t>
+      </w:r>
+    </w:p>
+    <w:p>
+      <w:pPr>
+        <w:keepNext w:val="0"/>
+        <w:spacing w:after="60" w:line="240" w:lineRule="auto"/>
+        <w:jc w:val="both"/>
+      </w:pPr>
+      <w:r>
+        <w:rPr>
+          <w:rFonts w:ascii="Times New Roman" w:hAnsi="Times New Roman" w:eastAsia="Times New Roman"/>
+          <w:b/>
+          <w:sz w:val="28"/>
+        </w:rPr>
+        <w:t xml:space="preserve">№3 </w:t>
+      </w:r>
+      <w:r>
+        <w:rPr>
+          <w:rFonts w:ascii="Times New Roman" w:hAnsi="Times New Roman" w:eastAsia="Times New Roman"/>
+          <w:b w:val="0"/>
+          <w:i w:val="0"/>
+          <w:sz w:val="28"/>
+        </w:rPr>
+        <w:t>Установите соответствие между социальными фактами и сферами общественной жизни, к которой этот факт относится: к каждой позиции, данной в первом столбце, подберите соответствующую позицию из второго столбца.</w:t>
+      </w:r>
+    </w:p>
+    <w:tbl>
+      <w:tblPr>
+        <w:tblStyle w:val="TableGrid"/>
+        <w:tblW w:type="auto" w:w="0"/>
+        <w:tblLayout w:type="autofit"/>
+        <w:tblLook w:firstColumn="1" w:firstRow="1" w:lastColumn="0" w:lastRow="0" w:noHBand="0" w:noVBand="1" w:val="04A0"/>
+      </w:tblPr>
+      <w:tblGrid>
+        <w:gridCol w:w="5128"/>
+        <w:gridCol w:w="5128"/>
+      </w:tblGrid>
+      <w:tr>
+        <w:tc>
+          <w:tcPr>
+            <w:tcW w:type="dxa" w:w="5128"/>
+            <w:vAlign w:val="center"/>
+            <w:tcMar>
+              <w:top w:w="80" w:type="dxa"/>
+              <w:start w:w="100" w:type="dxa"/>
+              <w:bottom w:w="80" w:type="dxa"/>
+              <w:end w:w="100" w:type="dxa"/>
+            </w:tcMar>
+          </w:tcPr>
+          <w:p>
+            <w:pPr>
+              <w:keepNext w:val="0"/>
+              <w:spacing w:after="0" w:line="240" w:lineRule="auto"/>
+              <w:jc w:val="left"/>
+            </w:pPr>
+            <w:r>
+              <w:rPr>
+                <w:rFonts w:ascii="Times New Roman" w:hAnsi="Times New Roman" w:eastAsia="Times New Roman"/>
+                <w:sz w:val="28"/>
+              </w:rPr>
+              <w:t>СОЦИАЛЬНЫЕ ФАКТЫ</w:t>
+            </w:r>
+          </w:p>
+        </w:tc>
+        <w:tc>
+          <w:tcPr>
+            <w:tcW w:type="dxa" w:w="5128"/>
+            <w:vAlign w:val="center"/>
+            <w:tcMar>
+              <w:top w:w="80" w:type="dxa"/>
+              <w:start w:w="100" w:type="dxa"/>
+              <w:bottom w:w="80" w:type="dxa"/>
+              <w:end w:w="100" w:type="dxa"/>
+            </w:tcMar>
+          </w:tcPr>
+          <w:p>
+            <w:pPr>
+              <w:keepNext w:val="0"/>
+              <w:spacing w:after="0" w:line="240" w:lineRule="auto"/>
+              <w:jc w:val="left"/>
+            </w:pPr>
+            <w:r>
+              <w:rPr>
+                <w:rFonts w:ascii="Times New Roman" w:hAnsi="Times New Roman" w:eastAsia="Times New Roman"/>
+                <w:sz w:val="28"/>
+              </w:rPr>
+              <w:t>СФЕРЫ ОБЩЕСТВЕННОЙ ЖИЗНИ</w:t>
+            </w:r>
+          </w:p>
+        </w:tc>
+      </w:tr>
+      <w:tr>
+        <w:tc>
+          <w:tcPr>
+            <w:tcW w:type="dxa" w:w="5128"/>
+            <w:vAlign w:val="center"/>
+            <w:tcMar>
+              <w:top w:w="80" w:type="dxa"/>
+              <w:start w:w="100" w:type="dxa"/>
+              <w:bottom w:w="80" w:type="dxa"/>
+              <w:end w:w="100" w:type="dxa"/>
+            </w:tcMar>
+          </w:tcPr>
+          <w:p>
+            <w:pPr>
+              <w:keepNext w:val="0"/>
+              <w:spacing w:after="0" w:line="240" w:lineRule="auto"/>
+              <w:jc w:val="left"/>
+            </w:pPr>
+            <w:r>
+              <w:rPr>
+                <w:rFonts w:ascii="Times New Roman" w:hAnsi="Times New Roman" w:eastAsia="Times New Roman"/>
+                <w:sz w:val="28"/>
+              </w:rPr>
+              <w:t>А) увеличение прибыли фирмыБ) переезд семьи на дачу летомВ) обсуждение парламентом законопроектаГ) телепередача о жизни знаменитого архитектораД) статья о научном исследовании</w:t>
+            </w:r>
+          </w:p>
+        </w:tc>
+        <w:tc>
+          <w:tcPr>
+            <w:tcW w:type="dxa" w:w="5128"/>
+            <w:vAlign w:val="center"/>
+            <w:tcMar>
+              <w:top w:w="80" w:type="dxa"/>
+              <w:start w:w="100" w:type="dxa"/>
+              <w:bottom w:w="80" w:type="dxa"/>
+              <w:end w:w="100" w:type="dxa"/>
+            </w:tcMar>
+          </w:tcPr>
+          <w:p>
+            <w:pPr>
+              <w:keepNext w:val="0"/>
+              <w:spacing w:after="0" w:line="240" w:lineRule="auto"/>
+              <w:jc w:val="left"/>
+            </w:pPr>
+            <w:r>
+              <w:rPr>
+                <w:rFonts w:ascii="Times New Roman" w:hAnsi="Times New Roman" w:eastAsia="Times New Roman"/>
+                <w:sz w:val="28"/>
+              </w:rPr>
+              <w:t>1) духовная2) политическая3) социальная4) экономическая</w:t>
+            </w:r>
+          </w:p>
+        </w:tc>
+      </w:tr>
+    </w:tbl>
+    <w:p/>
+    <w:p>
+      <w:pPr>
+        <w:keepNext w:val="0"/>
+        <w:spacing w:after="60" w:line="240" w:lineRule="auto"/>
+        <w:jc w:val="both"/>
+      </w:pPr>
+      <w:r>
+        <w:rPr>
+          <w:rFonts w:ascii="Times New Roman" w:hAnsi="Times New Roman" w:eastAsia="Times New Roman"/>
+          <w:b w:val="0"/>
+          <w:i w:val="0"/>
+          <w:sz w:val="28"/>
+        </w:rPr>
+        <w:t>Запишите в ответ цифры, расположив их в порядке, соответствующем буквам:</w:t>
+      </w:r>
+    </w:p>
+    <w:tbl>
+      <w:tblPr>
+        <w:tblStyle w:val="TableGrid"/>
+        <w:tblW w:type="auto" w:w="0"/>
+        <w:tblLayout w:type="autofit"/>
+        <w:tblLook w:firstColumn="1" w:firstRow="1" w:lastColumn="0" w:lastRow="0" w:noHBand="0" w:noVBand="1" w:val="04A0"/>
+      </w:tblPr>
+      <w:tblGrid>
+        <w:gridCol w:w="2051"/>
+        <w:gridCol w:w="2051"/>
+        <w:gridCol w:w="2051"/>
+        <w:gridCol w:w="2051"/>
+        <w:gridCol w:w="2051"/>
+      </w:tblGrid>
+      <w:tr>
+        <w:tc>
+          <w:tcPr>
+            <w:tcW w:type="dxa" w:w="2051"/>
+            <w:vAlign w:val="center"/>
+            <w:tcMar>
+              <w:top w:w="80" w:type="dxa"/>
+              <w:start w:w="100" w:type="dxa"/>
+              <w:bottom w:w="80" w:type="dxa"/>
+              <w:end w:w="100" w:type="dxa"/>
+            </w:tcMar>
+          </w:tcPr>
+          <w:p>
+            <w:pPr>
+              <w:keepNext w:val="0"/>
+              <w:spacing w:after="0" w:line="240" w:lineRule="auto"/>
+              <w:jc w:val="left"/>
+            </w:pPr>
+            <w:r>
+              <w:rPr>
+                <w:rFonts w:ascii="Times New Roman" w:hAnsi="Times New Roman" w:eastAsia="Times New Roman"/>
+                <w:sz w:val="28"/>
+              </w:rPr>
+              <w:t>A</w:t>
+            </w:r>
+          </w:p>
+        </w:tc>
+        <w:tc>
+          <w:tcPr>
+            <w:tcW w:type="dxa" w:w="2051"/>
+            <w:vAlign w:val="center"/>
+            <w:tcMar>
+              <w:top w:w="80" w:type="dxa"/>
+              <w:start w:w="100" w:type="dxa"/>
+              <w:bottom w:w="80" w:type="dxa"/>
+              <w:end w:w="100" w:type="dxa"/>
+            </w:tcMar>
+          </w:tcPr>
+          <w:p>
+            <w:pPr>
+              <w:keepNext w:val="0"/>
+              <w:spacing w:after="0" w:line="240" w:lineRule="auto"/>
+              <w:jc w:val="left"/>
+            </w:pPr>
+            <w:r>
+              <w:rPr>
+                <w:rFonts w:ascii="Times New Roman" w:hAnsi="Times New Roman" w:eastAsia="Times New Roman"/>
+                <w:sz w:val="28"/>
+              </w:rPr>
+              <w:t>Б</w:t>
+            </w:r>
+          </w:p>
+        </w:tc>
+        <w:tc>
+          <w:tcPr>
+            <w:tcW w:type="dxa" w:w="2051"/>
+            <w:vAlign w:val="center"/>
+            <w:tcMar>
+              <w:top w:w="80" w:type="dxa"/>
+              <w:start w:w="100" w:type="dxa"/>
+              <w:bottom w:w="80" w:type="dxa"/>
+              <w:end w:w="100" w:type="dxa"/>
+            </w:tcMar>
+          </w:tcPr>
+          <w:p>
+            <w:pPr>
+              <w:keepNext w:val="0"/>
+              <w:spacing w:after="0" w:line="240" w:lineRule="auto"/>
+              <w:jc w:val="left"/>
+            </w:pPr>
+            <w:r>
+              <w:rPr>
+                <w:rFonts w:ascii="Times New Roman" w:hAnsi="Times New Roman" w:eastAsia="Times New Roman"/>
+                <w:sz w:val="28"/>
+              </w:rPr>
+              <w:t>В</w:t>
+            </w:r>
+          </w:p>
+        </w:tc>
+        <w:tc>
+          <w:tcPr>
+            <w:tcW w:type="dxa" w:w="2051"/>
+            <w:vAlign w:val="center"/>
+            <w:tcMar>
+              <w:top w:w="80" w:type="dxa"/>
+              <w:start w:w="100" w:type="dxa"/>
+              <w:bottom w:w="80" w:type="dxa"/>
+              <w:end w:w="100" w:type="dxa"/>
+            </w:tcMar>
+          </w:tcPr>
+          <w:p>
+            <w:pPr>
+              <w:keepNext w:val="0"/>
+              <w:spacing w:after="0" w:line="240" w:lineRule="auto"/>
+              <w:jc w:val="left"/>
+            </w:pPr>
+            <w:r>
+              <w:rPr>
+                <w:rFonts w:ascii="Times New Roman" w:hAnsi="Times New Roman" w:eastAsia="Times New Roman"/>
+                <w:sz w:val="28"/>
+              </w:rPr>
+              <w:t>Г</w:t>
+            </w:r>
+          </w:p>
+        </w:tc>
+        <w:tc>
+          <w:tcPr>
+            <w:tcW w:type="dxa" w:w="2051"/>
+            <w:vAlign w:val="center"/>
+            <w:tcMar>
+              <w:top w:w="80" w:type="dxa"/>
+              <w:start w:w="100" w:type="dxa"/>
+              <w:bottom w:w="80" w:type="dxa"/>
+              <w:end w:w="100" w:type="dxa"/>
+            </w:tcMar>
+          </w:tcPr>
+          <w:p>
+            <w:pPr>
+              <w:keepNext w:val="0"/>
+              <w:spacing w:after="0" w:line="240" w:lineRule="auto"/>
+              <w:jc w:val="left"/>
+            </w:pPr>
+            <w:r>
+              <w:rPr>
+                <w:rFonts w:ascii="Times New Roman" w:hAnsi="Times New Roman" w:eastAsia="Times New Roman"/>
+                <w:sz w:val="28"/>
+              </w:rPr>
+              <w:t>Д</w:t>
+            </w:r>
+          </w:p>
+        </w:tc>
+      </w:tr>
+      <w:tr>
+        <w:tc>
+          <w:tcPr>
+            <w:tcW w:type="dxa" w:w="2051"/>
+            <w:vAlign w:val="center"/>
+            <w:tcMar>
+              <w:top w:w="80" w:type="dxa"/>
+              <w:start w:w="100" w:type="dxa"/>
+              <w:bottom w:w="80" w:type="dxa"/>
+              <w:end w:w="100" w:type="dxa"/>
+            </w:tcMar>
+          </w:tcPr>
+          <w:p>
+            <w:pPr>
+              <w:keepNext w:val="0"/>
+              <w:spacing w:after="0" w:line="240" w:lineRule="auto"/>
+              <w:jc w:val="left"/>
+            </w:pPr>
+            <w:r>
+              <w:rPr>
+                <w:rFonts w:ascii="Times New Roman" w:hAnsi="Times New Roman" w:eastAsia="Times New Roman"/>
+                <w:sz w:val="28"/>
+              </w:rPr>
+            </w:r>
+          </w:p>
+        </w:tc>
+        <w:tc>
+          <w:tcPr>
+            <w:tcW w:type="dxa" w:w="2051"/>
+            <w:vAlign w:val="center"/>
+            <w:tcMar>
+              <w:top w:w="80" w:type="dxa"/>
+              <w:start w:w="100" w:type="dxa"/>
+              <w:bottom w:w="80" w:type="dxa"/>
+              <w:end w:w="100" w:type="dxa"/>
+            </w:tcMar>
+          </w:tcPr>
+          <w:p>
+            <w:pPr>
+              <w:keepNext w:val="0"/>
+              <w:spacing w:after="0" w:line="240" w:lineRule="auto"/>
+              <w:jc w:val="left"/>
+            </w:pPr>
+            <w:r>
+              <w:rPr>
+                <w:rFonts w:ascii="Times New Roman" w:hAnsi="Times New Roman" w:eastAsia="Times New Roman"/>
+                <w:sz w:val="28"/>
+              </w:rPr>
+            </w:r>
+          </w:p>
+        </w:tc>
+        <w:tc>
+          <w:tcPr>
+            <w:tcW w:type="dxa" w:w="2051"/>
+            <w:vAlign w:val="center"/>
+            <w:tcMar>
+              <w:top w:w="80" w:type="dxa"/>
+              <w:start w:w="100" w:type="dxa"/>
+              <w:bottom w:w="80" w:type="dxa"/>
+              <w:end w:w="100" w:type="dxa"/>
+            </w:tcMar>
+          </w:tcPr>
+          <w:p>
+            <w:pPr>
+              <w:keepNext w:val="0"/>
+              <w:spacing w:after="0" w:line="240" w:lineRule="auto"/>
+              <w:jc w:val="left"/>
+            </w:pPr>
+            <w:r>
+              <w:rPr>
+                <w:rFonts w:ascii="Times New Roman" w:hAnsi="Times New Roman" w:eastAsia="Times New Roman"/>
+                <w:sz w:val="28"/>
+              </w:rPr>
+            </w:r>
+          </w:p>
+        </w:tc>
+        <w:tc>
+          <w:tcPr>
+            <w:tcW w:type="dxa" w:w="2051"/>
+            <w:vAlign w:val="center"/>
+            <w:tcMar>
+              <w:top w:w="80" w:type="dxa"/>
+              <w:start w:w="100" w:type="dxa"/>
+              <w:bottom w:w="80" w:type="dxa"/>
+              <w:end w:w="100" w:type="dxa"/>
+            </w:tcMar>
+          </w:tcPr>
+          <w:p>
+            <w:pPr>
+              <w:keepNext w:val="0"/>
+              <w:spacing w:after="0" w:line="240" w:lineRule="auto"/>
+              <w:jc w:val="left"/>
+            </w:pPr>
+            <w:r>
+              <w:rPr>
+                <w:rFonts w:ascii="Times New Roman" w:hAnsi="Times New Roman" w:eastAsia="Times New Roman"/>
+                <w:sz w:val="28"/>
+              </w:rPr>
+            </w:r>
+          </w:p>
+        </w:tc>
+        <w:tc>
+          <w:tcPr>
+            <w:tcW w:type="dxa" w:w="2051"/>
+            <w:vAlign w:val="center"/>
+            <w:tcMar>
+              <w:top w:w="80" w:type="dxa"/>
+              <w:start w:w="100" w:type="dxa"/>
+              <w:bottom w:w="80" w:type="dxa"/>
+              <w:end w:w="100" w:type="dxa"/>
+            </w:tcMar>
+          </w:tcPr>
+          <w:p>
+            <w:pPr>
+              <w:keepNext w:val="0"/>
+              <w:spacing w:after="0" w:line="240" w:lineRule="auto"/>
+              <w:jc w:val="left"/>
+            </w:pPr>
+            <w:r>
+              <w:rPr>
+                <w:rFonts w:ascii="Times New Roman" w:hAnsi="Times New Roman" w:eastAsia="Times New Roman"/>
+                <w:sz w:val="28"/>
+              </w:rPr>
+            </w:r>
+          </w:p>
+        </w:tc>
+      </w:tr>
+    </w:tbl>
+    <w:p/>
+    <w:p>
+      <w:pPr>
+        <w:keepNext w:val="0"/>
+        <w:spacing w:after="60" w:line="240" w:lineRule="auto"/>
+        <w:jc w:val="both"/>
+      </w:pPr>
+      <w:r>
+        <w:rPr>
+          <w:rFonts w:ascii="Times New Roman" w:hAnsi="Times New Roman" w:eastAsia="Times New Roman"/>
+          <w:b w:val="0"/>
+          <w:i w:val="0"/>
+          <w:sz w:val="28"/>
+        </w:rPr>
+        <w:t>Ответ:</w:t>
+      </w:r>
+    </w:p>
+    <w:p>
+      <w:pPr>
+        <w:keepNext w:val="0"/>
+        <w:spacing w:after="60" w:line="240" w:lineRule="auto"/>
+        <w:jc w:val="both"/>
+      </w:pPr>
+      <w:r>
+        <w:rPr>
+          <w:rFonts w:ascii="Times New Roman" w:hAnsi="Times New Roman" w:eastAsia="Times New Roman"/>
+          <w:b/>
+          <w:sz w:val="28"/>
+        </w:rPr>
+        <w:t xml:space="preserve">№4 </w:t>
+      </w:r>
+      <w:r>
+        <w:rPr>
+          <w:rFonts w:ascii="Times New Roman" w:hAnsi="Times New Roman" w:eastAsia="Times New Roman"/>
+          <w:b w:val="0"/>
+          <w:i w:val="0"/>
+          <w:sz w:val="28"/>
+        </w:rPr>
+        <w:t>К произведениям элитарной (высокой) культуры искусствоведы относят классическую музыку: органные произведения Баха, скрипичную музыку Вивальди, концерты для фортепиано с оркестром Рахманинова. Что позволяет искусствоведам сделать такой вывод?</w:t>
+      </w:r>
+    </w:p>
+    <w:p>
+      <w:pPr>
+        <w:keepNext w:val="0"/>
+        <w:spacing w:after="60" w:line="240" w:lineRule="auto"/>
+        <w:jc w:val="both"/>
+      </w:pPr>
+      <w:r>
+        <w:rPr>
+          <w:rFonts w:ascii="Times New Roman" w:hAnsi="Times New Roman" w:eastAsia="Times New Roman"/>
+          <w:b w:val="0"/>
+          <w:i w:val="0"/>
+          <w:sz w:val="28"/>
+        </w:rPr>
+        <w:t>1) самовыражение и свобода творчества авторов</w:t>
+      </w:r>
+    </w:p>
+    <w:p>
+      <w:pPr>
+        <w:keepNext w:val="0"/>
+        <w:spacing w:after="60" w:line="240" w:lineRule="auto"/>
+        <w:jc w:val="both"/>
+      </w:pPr>
+      <w:r>
+        <w:rPr>
+          <w:rFonts w:ascii="Times New Roman" w:hAnsi="Times New Roman" w:eastAsia="Times New Roman"/>
+          <w:b w:val="0"/>
+          <w:i w:val="0"/>
+          <w:sz w:val="28"/>
+        </w:rPr>
+        <w:t>2) сложность восприятия произведений неподготовленным слушателем</w:t>
+      </w:r>
+    </w:p>
+    <w:p>
+      <w:pPr>
+        <w:keepNext w:val="0"/>
+        <w:spacing w:after="60" w:line="240" w:lineRule="auto"/>
+        <w:jc w:val="both"/>
+      </w:pPr>
+      <w:r>
+        <w:rPr>
+          <w:rFonts w:ascii="Times New Roman" w:hAnsi="Times New Roman" w:eastAsia="Times New Roman"/>
+          <w:b w:val="0"/>
+          <w:i w:val="0"/>
+          <w:sz w:val="28"/>
+        </w:rPr>
+        <w:t>3) установка на следование образцу, который перенимается от предшествующих поколений</w:t>
+      </w:r>
+    </w:p>
+    <w:p>
+      <w:pPr>
+        <w:keepNext w:val="0"/>
+        <w:spacing w:after="60" w:line="240" w:lineRule="auto"/>
+        <w:jc w:val="both"/>
+      </w:pPr>
+      <w:r>
+        <w:rPr>
+          <w:rFonts w:ascii="Times New Roman" w:hAnsi="Times New Roman" w:eastAsia="Times New Roman"/>
+          <w:b w:val="0"/>
+          <w:i w:val="0"/>
+          <w:sz w:val="28"/>
+        </w:rPr>
+        <w:t>4) высокая степень обобщения коллективного опыта</w:t>
+      </w:r>
+    </w:p>
+    <w:p>
+      <w:pPr>
+        <w:keepNext w:val="0"/>
+        <w:spacing w:after="60" w:line="240" w:lineRule="auto"/>
+        <w:jc w:val="both"/>
+      </w:pPr>
+      <w:r>
+        <w:rPr>
+          <w:rFonts w:ascii="Times New Roman" w:hAnsi="Times New Roman" w:eastAsia="Times New Roman"/>
+          <w:b w:val="0"/>
+          <w:i w:val="0"/>
+          <w:sz w:val="28"/>
+        </w:rPr>
+        <w:t>5) стереотипизация отражения человеком реального мира в музыке</w:t>
+      </w:r>
+    </w:p>
+    <w:p>
+      <w:pPr>
+        <w:keepNext w:val="0"/>
+        <w:spacing w:after="60" w:line="240" w:lineRule="auto"/>
+        <w:jc w:val="both"/>
+      </w:pPr>
+      <w:r>
+        <w:rPr>
+          <w:rFonts w:ascii="Times New Roman" w:hAnsi="Times New Roman" w:eastAsia="Times New Roman"/>
+          <w:b w:val="0"/>
+          <w:i w:val="0"/>
+          <w:sz w:val="28"/>
+        </w:rPr>
+        <w:t>6) ориентация музыки на широкую аудиторию</w:t>
+      </w:r>
+    </w:p>
+    <w:p>
+      <w:pPr>
+        <w:keepNext w:val="0"/>
+        <w:spacing w:after="60" w:line="240" w:lineRule="auto"/>
+        <w:jc w:val="both"/>
+      </w:pPr>
+      <w:r>
+        <w:rPr>
+          <w:rFonts w:ascii="Times New Roman" w:hAnsi="Times New Roman" w:eastAsia="Times New Roman"/>
+          <w:b w:val="0"/>
+          <w:i w:val="0"/>
+          <w:sz w:val="28"/>
+        </w:rPr>
+        <w:t>Ответ:</w:t>
+      </w:r>
+    </w:p>
+    <w:p>
+      <w:pPr>
+        <w:keepNext w:val="0"/>
+        <w:spacing w:after="60" w:line="240" w:lineRule="auto"/>
+        <w:jc w:val="both"/>
+      </w:pPr>
+      <w:r>
+        <w:rPr>
+          <w:rFonts w:ascii="Times New Roman" w:hAnsi="Times New Roman" w:eastAsia="Times New Roman"/>
+          <w:b/>
+          <w:sz w:val="28"/>
+        </w:rPr>
+        <w:t xml:space="preserve">№5 </w:t>
+      </w:r>
+      <w:r>
+        <w:rPr>
+          <w:rFonts w:ascii="Times New Roman" w:hAnsi="Times New Roman" w:eastAsia="Times New Roman"/>
+          <w:b w:val="0"/>
+          <w:i w:val="0"/>
+          <w:sz w:val="28"/>
+        </w:rPr>
+        <w:t>Выберите верные суждения о ценных бумагах в Российской Федерации и запишите цифры, под которыми они указаны.</w:t>
+      </w:r>
+    </w:p>
+    <w:p>
+      <w:pPr>
+        <w:keepNext w:val="0"/>
+        <w:spacing w:after="60" w:line="240" w:lineRule="auto"/>
+        <w:jc w:val="both"/>
+      </w:pPr>
+      <w:r>
+        <w:rPr>
+          <w:rFonts w:ascii="Times New Roman" w:hAnsi="Times New Roman" w:eastAsia="Times New Roman"/>
+          <w:b w:val="0"/>
+          <w:i w:val="0"/>
+          <w:sz w:val="28"/>
+        </w:rPr>
+        <w:t>1) Все ценные бумаги в условиях рынка выпускаются государством.</w:t>
+      </w:r>
+    </w:p>
+    <w:p>
+      <w:pPr>
+        <w:keepNext w:val="0"/>
+        <w:spacing w:after="60" w:line="240" w:lineRule="auto"/>
+        <w:jc w:val="both"/>
+      </w:pPr>
+      <w:r>
+        <w:rPr>
+          <w:rFonts w:ascii="Times New Roman" w:hAnsi="Times New Roman" w:eastAsia="Times New Roman"/>
+          <w:b w:val="0"/>
+          <w:i w:val="0"/>
+          <w:sz w:val="28"/>
+        </w:rPr>
+        <w:t>2) Ценную бумагу, удостоверяющую владение долей в капитале предприятия и дающую право на получение части его прибыли, называют акцией.</w:t>
+      </w:r>
+    </w:p>
+    <w:p>
+      <w:pPr>
+        <w:keepNext w:val="0"/>
+        <w:spacing w:after="60" w:line="240" w:lineRule="auto"/>
+        <w:jc w:val="both"/>
+      </w:pPr>
+      <w:r>
+        <w:rPr>
+          <w:rFonts w:ascii="Times New Roman" w:hAnsi="Times New Roman" w:eastAsia="Times New Roman"/>
+          <w:b w:val="0"/>
+          <w:i w:val="0"/>
+          <w:sz w:val="28"/>
+        </w:rPr>
+        <w:t>3) Документарные ценные бумаги могут быть предъявительскими (на предъявителя), ордерными и именными.</w:t>
+      </w:r>
+    </w:p>
+    <w:p>
+      <w:pPr>
+        <w:keepNext w:val="0"/>
+        <w:spacing w:after="60" w:line="240" w:lineRule="auto"/>
+        <w:jc w:val="both"/>
+      </w:pPr>
+      <w:r>
+        <w:rPr>
+          <w:rFonts w:ascii="Times New Roman" w:hAnsi="Times New Roman" w:eastAsia="Times New Roman"/>
+          <w:b w:val="0"/>
+          <w:i w:val="0"/>
+          <w:sz w:val="28"/>
+        </w:rPr>
+        <w:t>4) Вексель представляет собой свидетельство о денежном вкладе в банке с обязательством банка о возврате этого вклада и процентов по нему через установленный срок.</w:t>
+      </w:r>
+    </w:p>
+    <w:p>
+      <w:pPr>
+        <w:keepNext w:val="0"/>
+        <w:spacing w:after="60" w:line="240" w:lineRule="auto"/>
+        <w:jc w:val="both"/>
+      </w:pPr>
+      <w:r>
+        <w:rPr>
+          <w:rFonts w:ascii="Times New Roman" w:hAnsi="Times New Roman" w:eastAsia="Times New Roman"/>
+          <w:b w:val="0"/>
+          <w:i w:val="0"/>
+          <w:sz w:val="28"/>
+        </w:rPr>
+        <w:t>5) Облигация даёт владельцу право требовать её погашения в установленные сроки.</w:t>
+      </w:r>
+    </w:p>
+    <w:p>
+      <w:pPr>
+        <w:keepNext w:val="0"/>
+        <w:spacing w:after="60" w:line="240" w:lineRule="auto"/>
+        <w:jc w:val="both"/>
+      </w:pPr>
+      <w:r>
+        <w:rPr>
+          <w:rFonts w:ascii="Times New Roman" w:hAnsi="Times New Roman" w:eastAsia="Times New Roman"/>
+          <w:b w:val="0"/>
+          <w:i w:val="0"/>
+          <w:sz w:val="28"/>
+        </w:rPr>
+        <w:t>Ответ:</w:t>
+      </w:r>
+    </w:p>
+    <w:p>
+      <w:pPr>
+        <w:keepNext w:val="0"/>
+        <w:spacing w:after="60" w:line="240" w:lineRule="auto"/>
+        <w:jc w:val="both"/>
+      </w:pPr>
+      <w:r>
+        <w:rPr>
+          <w:rFonts w:ascii="Times New Roman" w:hAnsi="Times New Roman" w:eastAsia="Times New Roman"/>
+          <w:b/>
+          <w:sz w:val="28"/>
+        </w:rPr>
+        <w:t xml:space="preserve">№6 </w:t>
+      </w:r>
+      <w:r>
+        <w:rPr>
+          <w:rFonts w:ascii="Times New Roman" w:hAnsi="Times New Roman" w:eastAsia="Times New Roman"/>
+          <w:b w:val="0"/>
+          <w:i w:val="0"/>
+          <w:sz w:val="28"/>
+        </w:rPr>
+        <w:t>Установите соответствие между примерами и видами налогов в РФ: к каждой позиции, данной в первом столбце, подберите соответствующую позицию из второго столбца.</w:t>
+      </w:r>
+    </w:p>
+    <w:tbl>
+      <w:tblPr>
+        <w:tblStyle w:val="TableGrid"/>
+        <w:tblW w:type="auto" w:w="0"/>
+        <w:tblLayout w:type="autofit"/>
+        <w:tblLook w:firstColumn="1" w:firstRow="1" w:lastColumn="0" w:lastRow="0" w:noHBand="0" w:noVBand="1" w:val="04A0"/>
+      </w:tblPr>
+      <w:tblGrid>
+        <w:gridCol w:w="5128"/>
+        <w:gridCol w:w="5128"/>
+      </w:tblGrid>
+      <w:tr>
+        <w:tc>
+          <w:tcPr>
+            <w:tcW w:type="dxa" w:w="5128"/>
+            <w:vAlign w:val="center"/>
+            <w:tcMar>
+              <w:top w:w="80" w:type="dxa"/>
+              <w:start w:w="100" w:type="dxa"/>
+              <w:bottom w:w="80" w:type="dxa"/>
+              <w:end w:w="100" w:type="dxa"/>
+            </w:tcMar>
+          </w:tcPr>
+          <w:p>
+            <w:pPr>
+              <w:keepNext w:val="0"/>
+              <w:spacing w:after="0" w:line="240" w:lineRule="auto"/>
+              <w:jc w:val="left"/>
+            </w:pPr>
+            <w:r>
+              <w:rPr>
+                <w:rFonts w:ascii="Times New Roman" w:hAnsi="Times New Roman" w:eastAsia="Times New Roman"/>
+                <w:sz w:val="28"/>
+              </w:rPr>
+              <w:t>ПРИМЕРЫ</w:t>
+            </w:r>
+          </w:p>
+        </w:tc>
+        <w:tc>
+          <w:tcPr>
+            <w:tcW w:type="dxa" w:w="5128"/>
+            <w:vAlign w:val="center"/>
+            <w:tcMar>
+              <w:top w:w="80" w:type="dxa"/>
+              <w:start w:w="100" w:type="dxa"/>
+              <w:bottom w:w="80" w:type="dxa"/>
+              <w:end w:w="100" w:type="dxa"/>
+            </w:tcMar>
+          </w:tcPr>
+          <w:p>
+            <w:pPr>
+              <w:keepNext w:val="0"/>
+              <w:spacing w:after="0" w:line="240" w:lineRule="auto"/>
+              <w:jc w:val="left"/>
+            </w:pPr>
+            <w:r>
+              <w:rPr>
+                <w:rFonts w:ascii="Times New Roman" w:hAnsi="Times New Roman" w:eastAsia="Times New Roman"/>
+                <w:sz w:val="28"/>
+              </w:rPr>
+              <w:t>ВИДЫ НАЛОГОВ</w:t>
+            </w:r>
+          </w:p>
+        </w:tc>
+      </w:tr>
+      <w:tr>
+        <w:tc>
+          <w:tcPr>
+            <w:tcW w:type="dxa" w:w="5128"/>
+            <w:vAlign w:val="center"/>
+            <w:tcMar>
+              <w:top w:w="80" w:type="dxa"/>
+              <w:start w:w="100" w:type="dxa"/>
+              <w:bottom w:w="80" w:type="dxa"/>
+              <w:end w:w="100" w:type="dxa"/>
+            </w:tcMar>
+          </w:tcPr>
+          <w:p>
+            <w:pPr>
+              <w:keepNext w:val="0"/>
+              <w:spacing w:after="0" w:line="240" w:lineRule="auto"/>
+              <w:jc w:val="left"/>
+            </w:pPr>
+            <w:r>
+              <w:rPr>
+                <w:rFonts w:ascii="Times New Roman" w:hAnsi="Times New Roman" w:eastAsia="Times New Roman"/>
+                <w:sz w:val="28"/>
+              </w:rPr>
+              <w:t>А) земельный налогБ) государственная пошлина В) налог на доходы физических лицГ) налог на игорный бизнесД) транспортный налог</w:t>
+            </w:r>
+          </w:p>
+        </w:tc>
+        <w:tc>
+          <w:tcPr>
+            <w:tcW w:type="dxa" w:w="5128"/>
+            <w:vAlign w:val="center"/>
+            <w:tcMar>
+              <w:top w:w="80" w:type="dxa"/>
+              <w:start w:w="100" w:type="dxa"/>
+              <w:bottom w:w="80" w:type="dxa"/>
+              <w:end w:w="100" w:type="dxa"/>
+            </w:tcMar>
+          </w:tcPr>
+          <w:p>
+            <w:pPr>
+              <w:keepNext w:val="0"/>
+              <w:spacing w:after="0" w:line="240" w:lineRule="auto"/>
+              <w:jc w:val="left"/>
+            </w:pPr>
+            <w:r>
+              <w:rPr>
+                <w:rFonts w:ascii="Times New Roman" w:hAnsi="Times New Roman" w:eastAsia="Times New Roman"/>
+                <w:sz w:val="28"/>
+              </w:rPr>
+              <w:t>1) местные2) региональные3) федеральные</w:t>
+            </w:r>
+          </w:p>
+        </w:tc>
+      </w:tr>
+    </w:tbl>
+    <w:p/>
+    <w:p>
+      <w:pPr>
+        <w:keepNext w:val="0"/>
+        <w:spacing w:after="60" w:line="240" w:lineRule="auto"/>
+        <w:jc w:val="both"/>
+      </w:pPr>
+      <w:r>
+        <w:rPr>
+          <w:rFonts w:ascii="Times New Roman" w:hAnsi="Times New Roman" w:eastAsia="Times New Roman"/>
+          <w:b w:val="0"/>
+          <w:i w:val="0"/>
+          <w:sz w:val="28"/>
+        </w:rPr>
+        <w:t>Запишите в ответ цифры, расположив их в порядке, соответствующем буквам:</w:t>
+      </w:r>
+    </w:p>
+    <w:tbl>
+      <w:tblPr>
+        <w:tblStyle w:val="TableGrid"/>
+        <w:tblW w:type="auto" w:w="0"/>
+        <w:tblLayout w:type="autofit"/>
+        <w:tblLook w:firstColumn="1" w:firstRow="1" w:lastColumn="0" w:lastRow="0" w:noHBand="0" w:noVBand="1" w:val="04A0"/>
+      </w:tblPr>
+      <w:tblGrid>
+        <w:gridCol w:w="2051"/>
+        <w:gridCol w:w="2051"/>
+        <w:gridCol w:w="2051"/>
+        <w:gridCol w:w="2051"/>
+        <w:gridCol w:w="2051"/>
+      </w:tblGrid>
+      <w:tr>
+        <w:tc>
+          <w:tcPr>
+            <w:tcW w:type="dxa" w:w="2051"/>
+            <w:vAlign w:val="center"/>
+            <w:tcMar>
+              <w:top w:w="80" w:type="dxa"/>
+              <w:start w:w="100" w:type="dxa"/>
+              <w:bottom w:w="80" w:type="dxa"/>
+              <w:end w:w="100" w:type="dxa"/>
+            </w:tcMar>
+          </w:tcPr>
+          <w:p>
+            <w:pPr>
+              <w:keepNext w:val="0"/>
+              <w:spacing w:after="0" w:line="240" w:lineRule="auto"/>
+              <w:jc w:val="left"/>
+            </w:pPr>
+            <w:r>
+              <w:rPr>
+                <w:rFonts w:ascii="Times New Roman" w:hAnsi="Times New Roman" w:eastAsia="Times New Roman"/>
+                <w:sz w:val="28"/>
+              </w:rPr>
+              <w:t>А</w:t>
+            </w:r>
+          </w:p>
+        </w:tc>
+        <w:tc>
+          <w:tcPr>
+            <w:tcW w:type="dxa" w:w="2051"/>
+            <w:vAlign w:val="center"/>
+            <w:tcMar>
+              <w:top w:w="80" w:type="dxa"/>
+              <w:start w:w="100" w:type="dxa"/>
+              <w:bottom w:w="80" w:type="dxa"/>
+              <w:end w:w="100" w:type="dxa"/>
+            </w:tcMar>
+          </w:tcPr>
+          <w:p>
+            <w:pPr>
+              <w:keepNext w:val="0"/>
+              <w:spacing w:after="0" w:line="240" w:lineRule="auto"/>
+              <w:jc w:val="left"/>
+            </w:pPr>
+            <w:r>
+              <w:rPr>
+                <w:rFonts w:ascii="Times New Roman" w:hAnsi="Times New Roman" w:eastAsia="Times New Roman"/>
+                <w:sz w:val="28"/>
+              </w:rPr>
+              <w:t>Б</w:t>
+            </w:r>
+          </w:p>
+        </w:tc>
+        <w:tc>
+          <w:tcPr>
+            <w:tcW w:type="dxa" w:w="2051"/>
+            <w:vAlign w:val="center"/>
+            <w:tcMar>
+              <w:top w:w="80" w:type="dxa"/>
+              <w:start w:w="100" w:type="dxa"/>
+              <w:bottom w:w="80" w:type="dxa"/>
+              <w:end w:w="100" w:type="dxa"/>
+            </w:tcMar>
+          </w:tcPr>
+          <w:p>
+            <w:pPr>
+              <w:keepNext w:val="0"/>
+              <w:spacing w:after="0" w:line="240" w:lineRule="auto"/>
+              <w:jc w:val="left"/>
+            </w:pPr>
+            <w:r>
+              <w:rPr>
+                <w:rFonts w:ascii="Times New Roman" w:hAnsi="Times New Roman" w:eastAsia="Times New Roman"/>
+                <w:sz w:val="28"/>
+              </w:rPr>
+              <w:t>В</w:t>
+            </w:r>
+          </w:p>
+        </w:tc>
+        <w:tc>
+          <w:tcPr>
+            <w:tcW w:type="dxa" w:w="2051"/>
+            <w:vAlign w:val="center"/>
+            <w:tcMar>
+              <w:top w:w="80" w:type="dxa"/>
+              <w:start w:w="100" w:type="dxa"/>
+              <w:bottom w:w="80" w:type="dxa"/>
+              <w:end w:w="100" w:type="dxa"/>
+            </w:tcMar>
+          </w:tcPr>
+          <w:p>
+            <w:pPr>
+              <w:keepNext w:val="0"/>
+              <w:spacing w:after="0" w:line="240" w:lineRule="auto"/>
+              <w:jc w:val="left"/>
+            </w:pPr>
+            <w:r>
+              <w:rPr>
+                <w:rFonts w:ascii="Times New Roman" w:hAnsi="Times New Roman" w:eastAsia="Times New Roman"/>
+                <w:sz w:val="28"/>
+              </w:rPr>
+              <w:t>Г</w:t>
+            </w:r>
+          </w:p>
+        </w:tc>
+        <w:tc>
+          <w:tcPr>
+            <w:tcW w:type="dxa" w:w="2051"/>
+            <w:vAlign w:val="center"/>
+            <w:tcMar>
+              <w:top w:w="80" w:type="dxa"/>
+              <w:start w:w="100" w:type="dxa"/>
+              <w:bottom w:w="80" w:type="dxa"/>
+              <w:end w:w="100" w:type="dxa"/>
+            </w:tcMar>
+          </w:tcPr>
+          <w:p>
+            <w:pPr>
+              <w:keepNext w:val="0"/>
+              <w:spacing w:after="0" w:line="240" w:lineRule="auto"/>
+              <w:jc w:val="left"/>
+            </w:pPr>
+            <w:r>
+              <w:rPr>
+                <w:rFonts w:ascii="Times New Roman" w:hAnsi="Times New Roman" w:eastAsia="Times New Roman"/>
+                <w:sz w:val="28"/>
+              </w:rPr>
+              <w:t>Д</w:t>
+            </w:r>
+          </w:p>
+        </w:tc>
+      </w:tr>
+      <w:tr>
+        <w:tc>
+          <w:tcPr>
+            <w:tcW w:type="dxa" w:w="2051"/>
+            <w:vAlign w:val="center"/>
+            <w:tcMar>
+              <w:top w:w="80" w:type="dxa"/>
+              <w:start w:w="100" w:type="dxa"/>
+              <w:bottom w:w="80" w:type="dxa"/>
+              <w:end w:w="100" w:type="dxa"/>
+            </w:tcMar>
+          </w:tcPr>
+          <w:p>
+            <w:pPr>
+              <w:keepNext w:val="0"/>
+              <w:spacing w:after="0" w:line="240" w:lineRule="auto"/>
+              <w:jc w:val="left"/>
+            </w:pPr>
+            <w:r>
+              <w:rPr>
+                <w:rFonts w:ascii="Times New Roman" w:hAnsi="Times New Roman" w:eastAsia="Times New Roman"/>
+                <w:sz w:val="28"/>
+              </w:rPr>
+            </w:r>
+          </w:p>
+        </w:tc>
+        <w:tc>
+          <w:tcPr>
+            <w:tcW w:type="dxa" w:w="2051"/>
+            <w:vAlign w:val="center"/>
+            <w:tcMar>
+              <w:top w:w="80" w:type="dxa"/>
+              <w:start w:w="100" w:type="dxa"/>
+              <w:bottom w:w="80" w:type="dxa"/>
+              <w:end w:w="100" w:type="dxa"/>
+            </w:tcMar>
+          </w:tcPr>
+          <w:p>
+            <w:pPr>
+              <w:keepNext w:val="0"/>
+              <w:spacing w:after="0" w:line="240" w:lineRule="auto"/>
+              <w:jc w:val="left"/>
+            </w:pPr>
+            <w:r>
+              <w:rPr>
+                <w:rFonts w:ascii="Times New Roman" w:hAnsi="Times New Roman" w:eastAsia="Times New Roman"/>
+                <w:sz w:val="28"/>
+              </w:rPr>
+            </w:r>
+          </w:p>
+        </w:tc>
+        <w:tc>
+          <w:tcPr>
+            <w:tcW w:type="dxa" w:w="2051"/>
+            <w:vAlign w:val="center"/>
+            <w:tcMar>
+              <w:top w:w="80" w:type="dxa"/>
+              <w:start w:w="100" w:type="dxa"/>
+              <w:bottom w:w="80" w:type="dxa"/>
+              <w:end w:w="100" w:type="dxa"/>
+            </w:tcMar>
+          </w:tcPr>
+          <w:p>
+            <w:pPr>
+              <w:keepNext w:val="0"/>
+              <w:spacing w:after="0" w:line="240" w:lineRule="auto"/>
+              <w:jc w:val="left"/>
+            </w:pPr>
+            <w:r>
+              <w:rPr>
+                <w:rFonts w:ascii="Times New Roman" w:hAnsi="Times New Roman" w:eastAsia="Times New Roman"/>
+                <w:sz w:val="28"/>
+              </w:rPr>
+            </w:r>
+          </w:p>
+        </w:tc>
+        <w:tc>
+          <w:tcPr>
+            <w:tcW w:type="dxa" w:w="2051"/>
+            <w:vAlign w:val="center"/>
+            <w:tcMar>
+              <w:top w:w="80" w:type="dxa"/>
+              <w:start w:w="100" w:type="dxa"/>
+              <w:bottom w:w="80" w:type="dxa"/>
+              <w:end w:w="100" w:type="dxa"/>
+            </w:tcMar>
+          </w:tcPr>
+          <w:p>
+            <w:pPr>
+              <w:keepNext w:val="0"/>
+              <w:spacing w:after="0" w:line="240" w:lineRule="auto"/>
+              <w:jc w:val="left"/>
+            </w:pPr>
+            <w:r>
+              <w:rPr>
+                <w:rFonts w:ascii="Times New Roman" w:hAnsi="Times New Roman" w:eastAsia="Times New Roman"/>
+                <w:sz w:val="28"/>
+              </w:rPr>
+            </w:r>
+          </w:p>
+        </w:tc>
+        <w:tc>
+          <w:tcPr>
+            <w:tcW w:type="dxa" w:w="2051"/>
+            <w:vAlign w:val="center"/>
+            <w:tcMar>
+              <w:top w:w="80" w:type="dxa"/>
+              <w:start w:w="100" w:type="dxa"/>
+              <w:bottom w:w="80" w:type="dxa"/>
+              <w:end w:w="100" w:type="dxa"/>
+            </w:tcMar>
+          </w:tcPr>
+          <w:p>
+            <w:pPr>
+              <w:keepNext w:val="0"/>
+              <w:spacing w:after="0" w:line="240" w:lineRule="auto"/>
+              <w:jc w:val="left"/>
+            </w:pPr>
+            <w:r>
+              <w:rPr>
+                <w:rFonts w:ascii="Times New Roman" w:hAnsi="Times New Roman" w:eastAsia="Times New Roman"/>
+                <w:sz w:val="28"/>
+              </w:rPr>
+            </w:r>
+          </w:p>
+        </w:tc>
+      </w:tr>
+    </w:tbl>
+    <w:p/>
+    <w:p>
+      <w:pPr>
+        <w:keepNext w:val="0"/>
+        <w:spacing w:after="60" w:line="240" w:lineRule="auto"/>
+        <w:jc w:val="both"/>
+      </w:pPr>
+      <w:r>
+        <w:rPr>
+          <w:rFonts w:ascii="Times New Roman" w:hAnsi="Times New Roman" w:eastAsia="Times New Roman"/>
+          <w:b w:val="0"/>
+          <w:i w:val="0"/>
+          <w:sz w:val="28"/>
+        </w:rPr>
+        <w:t>Ответ:</w:t>
+      </w:r>
+    </w:p>
+    <w:p>
+      <w:pPr>
+        <w:keepNext w:val="0"/>
+        <w:spacing w:after="60" w:line="240" w:lineRule="auto"/>
+        <w:jc w:val="both"/>
+      </w:pPr>
+      <w:r>
+        <w:rPr>
+          <w:rFonts w:ascii="Times New Roman" w:hAnsi="Times New Roman" w:eastAsia="Times New Roman"/>
+          <w:b/>
+          <w:sz w:val="28"/>
+        </w:rPr>
+        <w:t xml:space="preserve">№7 </w:t>
+      </w:r>
+      <w:r>
+        <w:rPr>
+          <w:rFonts w:ascii="Times New Roman" w:hAnsi="Times New Roman" w:eastAsia="Times New Roman"/>
+          <w:b w:val="0"/>
+          <w:i w:val="0"/>
+          <w:sz w:val="28"/>
+        </w:rPr>
+        <w:t>В городе Z множество фирм поставляют бижутерию в магазины. Они предлагают дифференцированную продукцию и отчасти имеют возможность контролировать цены на неё. Найдите в приведённом списке характеристики этого рынка и запишите цифры, под которыми они указаны.</w:t>
+      </w:r>
+    </w:p>
+    <w:p>
+      <w:pPr>
+        <w:keepNext w:val="0"/>
+        <w:spacing w:after="60" w:line="240" w:lineRule="auto"/>
+        <w:jc w:val="both"/>
+      </w:pPr>
+      <w:r>
+        <w:rPr>
+          <w:rFonts w:ascii="Times New Roman" w:hAnsi="Times New Roman" w:eastAsia="Times New Roman"/>
+          <w:b w:val="0"/>
+          <w:i w:val="0"/>
+          <w:sz w:val="28"/>
+        </w:rPr>
+        <w:t>1) монополистическая конкуренция</w:t>
+      </w:r>
+    </w:p>
+    <w:p>
+      <w:pPr>
+        <w:keepNext w:val="0"/>
+        <w:spacing w:after="60" w:line="240" w:lineRule="auto"/>
+        <w:jc w:val="both"/>
+      </w:pPr>
+      <w:r>
+        <w:rPr>
+          <w:rFonts w:ascii="Times New Roman" w:hAnsi="Times New Roman" w:eastAsia="Times New Roman"/>
+          <w:b w:val="0"/>
+          <w:i w:val="0"/>
+          <w:sz w:val="28"/>
+        </w:rPr>
+        <w:t>2) рынок факторов производства</w:t>
+      </w:r>
+    </w:p>
+    <w:p>
+      <w:pPr>
+        <w:keepNext w:val="0"/>
+        <w:spacing w:after="60" w:line="240" w:lineRule="auto"/>
+        <w:jc w:val="both"/>
+      </w:pPr>
+      <w:r>
+        <w:rPr>
+          <w:rFonts w:ascii="Times New Roman" w:hAnsi="Times New Roman" w:eastAsia="Times New Roman"/>
+          <w:b w:val="0"/>
+          <w:i w:val="0"/>
+          <w:sz w:val="28"/>
+        </w:rPr>
+        <w:t>3) местный рынок</w:t>
+      </w:r>
+    </w:p>
+    <w:p>
+      <w:pPr>
+        <w:keepNext w:val="0"/>
+        <w:spacing w:after="60" w:line="240" w:lineRule="auto"/>
+        <w:jc w:val="both"/>
+      </w:pPr>
+      <w:r>
+        <w:rPr>
+          <w:rFonts w:ascii="Times New Roman" w:hAnsi="Times New Roman" w:eastAsia="Times New Roman"/>
+          <w:b w:val="0"/>
+          <w:i w:val="0"/>
+          <w:sz w:val="28"/>
+        </w:rPr>
+        <w:t>4) невысокий барьер для входа в отрасль</w:t>
+      </w:r>
+    </w:p>
+    <w:p>
+      <w:pPr>
+        <w:keepNext w:val="0"/>
+        <w:spacing w:after="60" w:line="240" w:lineRule="auto"/>
+        <w:jc w:val="both"/>
+      </w:pPr>
+      <w:r>
+        <w:rPr>
+          <w:rFonts w:ascii="Times New Roman" w:hAnsi="Times New Roman" w:eastAsia="Times New Roman"/>
+          <w:b w:val="0"/>
+          <w:i w:val="0"/>
+          <w:sz w:val="28"/>
+        </w:rPr>
+        <w:t>5) монополия</w:t>
+      </w:r>
+    </w:p>
+    <w:p>
+      <w:pPr>
+        <w:keepNext w:val="0"/>
+        <w:spacing w:after="60" w:line="240" w:lineRule="auto"/>
+        <w:jc w:val="both"/>
+      </w:pPr>
+      <w:r>
+        <w:rPr>
+          <w:rFonts w:ascii="Times New Roman" w:hAnsi="Times New Roman" w:eastAsia="Times New Roman"/>
+          <w:b w:val="0"/>
+          <w:i w:val="0"/>
+          <w:sz w:val="28"/>
+        </w:rPr>
+        <w:t>6) дефицит товаров</w:t>
+      </w:r>
+    </w:p>
+    <w:p>
+      <w:pPr>
+        <w:keepNext w:val="0"/>
+        <w:spacing w:after="60" w:line="240" w:lineRule="auto"/>
+        <w:jc w:val="both"/>
+      </w:pPr>
+      <w:r>
+        <w:rPr>
+          <w:rFonts w:ascii="Times New Roman" w:hAnsi="Times New Roman" w:eastAsia="Times New Roman"/>
+          <w:b w:val="0"/>
+          <w:i w:val="0"/>
+          <w:sz w:val="28"/>
+        </w:rPr>
+        <w:t>Ответ:</w:t>
+      </w:r>
+    </w:p>
+    <w:p>
+      <w:pPr>
+        <w:keepNext w:val="0"/>
+        <w:spacing w:after="60" w:line="240" w:lineRule="auto"/>
+        <w:jc w:val="both"/>
+      </w:pPr>
+      <w:r>
+        <w:rPr>
+          <w:rFonts w:ascii="Times New Roman" w:hAnsi="Times New Roman" w:eastAsia="Times New Roman"/>
+          <w:b/>
+          <w:sz w:val="28"/>
+        </w:rPr>
+        <w:t xml:space="preserve">№8 </w:t>
+      </w:r>
+      <w:r>
+        <w:rPr>
+          <w:rFonts w:ascii="Times New Roman" w:hAnsi="Times New Roman" w:eastAsia="Times New Roman"/>
+          <w:b w:val="0"/>
+          <w:i w:val="0"/>
+          <w:sz w:val="28"/>
+        </w:rPr>
+        <w:t>Выберите верные суждения о социальных конфликтах в общественных отношениях и запишите цифры, под которыми они указаны.</w:t>
+      </w:r>
+    </w:p>
+    <w:p>
+      <w:pPr>
+        <w:keepNext w:val="0"/>
+        <w:spacing w:after="60" w:line="240" w:lineRule="auto"/>
+        <w:jc w:val="both"/>
+      </w:pPr>
+      <w:r>
+        <w:rPr>
+          <w:rFonts w:ascii="Times New Roman" w:hAnsi="Times New Roman" w:eastAsia="Times New Roman"/>
+          <w:b w:val="0"/>
+          <w:i w:val="0"/>
+          <w:sz w:val="28"/>
+        </w:rPr>
+        <w:t>1) Социальные конфликты имеют как конструктивный, так и деструктивный характер.</w:t>
+      </w:r>
+    </w:p>
+    <w:p>
+      <w:pPr>
+        <w:keepNext w:val="0"/>
+        <w:spacing w:after="60" w:line="240" w:lineRule="auto"/>
+        <w:jc w:val="both"/>
+      </w:pPr>
+      <w:r>
+        <w:rPr>
+          <w:rFonts w:ascii="Times New Roman" w:hAnsi="Times New Roman" w:eastAsia="Times New Roman"/>
+          <w:b w:val="0"/>
+          <w:i w:val="0"/>
+          <w:sz w:val="28"/>
+        </w:rPr>
+        <w:t>2) Непонимание сущности причин, вызывающих конфликт, может привести к увеличению его масштабов.</w:t>
+      </w:r>
+    </w:p>
+    <w:p>
+      <w:pPr>
+        <w:keepNext w:val="0"/>
+        <w:spacing w:after="60" w:line="240" w:lineRule="auto"/>
+        <w:jc w:val="both"/>
+      </w:pPr>
+      <w:r>
+        <w:rPr>
+          <w:rFonts w:ascii="Times New Roman" w:hAnsi="Times New Roman" w:eastAsia="Times New Roman"/>
+          <w:b w:val="0"/>
+          <w:i w:val="0"/>
+          <w:sz w:val="28"/>
+        </w:rPr>
+        <w:t>3) Стороны конфликта в ходе его развития могут консолидироваться, объединяться для достижения поставленных целей.</w:t>
+      </w:r>
+    </w:p>
+    <w:p>
+      <w:pPr>
+        <w:keepNext w:val="0"/>
+        <w:spacing w:after="60" w:line="240" w:lineRule="auto"/>
+        <w:jc w:val="both"/>
+      </w:pPr>
+      <w:r>
+        <w:rPr>
+          <w:rFonts w:ascii="Times New Roman" w:hAnsi="Times New Roman" w:eastAsia="Times New Roman"/>
+          <w:b w:val="0"/>
+          <w:i w:val="0"/>
+          <w:sz w:val="28"/>
+        </w:rPr>
+        <w:t>4) Одним из путей разрешения социального конфликта является продолжение конфронтации.</w:t>
+      </w:r>
+    </w:p>
+    <w:p>
+      <w:pPr>
+        <w:keepNext w:val="0"/>
+        <w:spacing w:after="60" w:line="240" w:lineRule="auto"/>
+        <w:jc w:val="both"/>
+      </w:pPr>
+      <w:r>
+        <w:rPr>
+          <w:rFonts w:ascii="Times New Roman" w:hAnsi="Times New Roman" w:eastAsia="Times New Roman"/>
+          <w:b w:val="0"/>
+          <w:i w:val="0"/>
+          <w:sz w:val="28"/>
+        </w:rPr>
+        <w:t>5) Социальный конфликт всегда порождён экономическими причинами.</w:t>
+      </w:r>
+    </w:p>
+    <w:p>
+      <w:pPr>
+        <w:keepNext w:val="0"/>
+        <w:spacing w:after="60" w:line="240" w:lineRule="auto"/>
+        <w:jc w:val="both"/>
+      </w:pPr>
+      <w:r>
+        <w:rPr>
+          <w:rFonts w:ascii="Times New Roman" w:hAnsi="Times New Roman" w:eastAsia="Times New Roman"/>
+          <w:b w:val="0"/>
+          <w:i w:val="0"/>
+          <w:sz w:val="28"/>
+        </w:rPr>
+        <w:t>Ответ:</w:t>
+      </w:r>
+    </w:p>
+    <w:p>
+      <w:pPr>
+        <w:keepNext w:val="0"/>
+        <w:spacing w:after="60" w:line="240" w:lineRule="auto"/>
+        <w:jc w:val="both"/>
+      </w:pPr>
+      <w:r>
+        <w:rPr>
+          <w:rFonts w:ascii="Times New Roman" w:hAnsi="Times New Roman" w:eastAsia="Times New Roman"/>
+          <w:b/>
+          <w:sz w:val="28"/>
+        </w:rPr>
+        <w:t xml:space="preserve">№9 </w:t>
+      </w:r>
+      <w:r>
+        <w:rPr>
+          <w:rFonts w:ascii="Times New Roman" w:hAnsi="Times New Roman" w:eastAsia="Times New Roman"/>
+          <w:b w:val="0"/>
+          <w:i w:val="0"/>
+          <w:sz w:val="28"/>
+        </w:rPr>
+        <w:t xml:space="preserve">В ходе социологического опроса 25-летних и 50-летних граждан страны Z им задавали вопрос: “Где Вы обычно покупаете продукты питания?”. Полученные результаты (в % от числа опрошенных) представлены в вид диаграммы.     </w:t>
+      </w:r>
+    </w:p>
+    <w:p>
+      <w:pPr>
+        <w:spacing w:after="80"/>
+        <w:jc w:val="center"/>
+      </w:pPr>
+      <w:r>
         <w:drawing>
           <wp:inline xmlns:a="http://schemas.openxmlformats.org/drawingml/2006/main" xmlns:pic="http://schemas.openxmlformats.org/drawingml/2006/picture">
-            <wp:extent cx="5400000" cy="4752000"/>
+            <wp:extent cx="3780000" cy="3780000"/>
             <wp:docPr id="1" name="Picture 1"/>
             <wp:cNvGraphicFramePr>
               <a:graphicFrameLocks noChangeAspect="1"/>
@@ -119,12 +1779,11 @@
               <a:graphicData uri="http://schemas.openxmlformats.org/drawingml/2006/picture">
                 <pic:pic>
                   <pic:nvPicPr>
-                    <pic:cNvPr id="0" name="asset-0069.png"/>
+                    <pic:cNvPr id="0" name="asset-0089.png"/>
                     <pic:cNvPicPr/>
                   </pic:nvPicPr>
                   <pic:blipFill>
                     <a:blip r:embed="rId9"/>
-                    <a:srcRect b="12000"/>
                     <a:stretch>
                       <a:fillRect/>
                     </a:stretch>
@@ -132,7 +1791,7 @@
                   <pic:spPr>
                     <a:xfrm>
                       <a:off x="0" y="0"/>
-                      <a:ext cx="5400000" cy="4752000"/>
+                      <a:ext cx="3780000" cy="3780000"/>
                     </a:xfrm>
                     <a:prstGeom prst="rect"/>
                   </pic:spPr>
@@ -145,15 +1804,15 @@
     </w:p>
     <w:p>
       <w:pPr>
-        <w:widowControl/>
-        <w:spacing w:line="240" w:lineRule="auto" w:after="0"/>
+        <w:keepNext w:val="0"/>
+        <w:spacing w:after="60" w:line="240" w:lineRule="auto"/>
+        <w:jc w:val="both"/>
       </w:pPr>
       <w:r>
         <w:rPr>
           <w:rFonts w:ascii="Times New Roman" w:hAnsi="Times New Roman" w:eastAsia="Times New Roman"/>
           <w:b w:val="0"/>
           <w:i w:val="0"/>
-          <w:color w:val="181A1F"/>
           <w:sz w:val="28"/>
         </w:rPr>
         <w:t>Найдите в приведённом списке выводы, которые можно сделать на основе диаграммы, и запишите цифры, под которыми они указаны.</w:t>
@@ -161,243 +1820,1978 @@
     </w:p>
     <w:p>
       <w:pPr>
-        <w:widowControl/>
-        <w:spacing w:line="240" w:lineRule="auto" w:after="0"/>
+        <w:keepNext w:val="0"/>
+        <w:spacing w:after="60" w:line="240" w:lineRule="auto"/>
+        <w:jc w:val="both"/>
       </w:pPr>
       <w:r>
         <w:rPr>
           <w:rFonts w:ascii="Times New Roman" w:hAnsi="Times New Roman" w:eastAsia="Times New Roman"/>
           <w:b w:val="0"/>
           <w:i w:val="0"/>
-          <w:color w:val="181A1F"/>
           <w:sz w:val="28"/>
         </w:rPr>
-        <w:t>1) Доля тех, кто указал, что использование электронных средств обучения позволит повысить успеваемость школьников, среди обучающихся больше, чем среди учителей.</w:t>
+        <w:t>1) Доля тех, кто обычно покупает продукты в большом универсальном магазине, среди 50-летних больше, чем среди 25 летних.</w:t>
       </w:r>
     </w:p>
     <w:p>
       <w:pPr>
-        <w:widowControl/>
-        <w:spacing w:line="240" w:lineRule="auto" w:after="0"/>
+        <w:keepNext w:val="0"/>
+        <w:spacing w:after="60" w:line="240" w:lineRule="auto"/>
+        <w:jc w:val="both"/>
       </w:pPr>
       <w:r>
         <w:rPr>
           <w:rFonts w:ascii="Times New Roman" w:hAnsi="Times New Roman" w:eastAsia="Times New Roman"/>
           <w:b w:val="0"/>
           <w:i w:val="0"/>
-          <w:color w:val="181A1F"/>
           <w:sz w:val="28"/>
         </w:rPr>
-        <w:t>2) Доля тех, кто отметил что всё зависит от самих учеников, среди обучающихся больше, чем среди учителей.</w:t>
+        <w:t>2) Среди 25-летних тех, кто покупает продукты в небольшом продуктовом магазине, больше тех, кто покупает продукты на продовольственном рынке.</w:t>
       </w:r>
     </w:p>
     <w:p>
       <w:pPr>
-        <w:widowControl/>
-        <w:spacing w:line="240" w:lineRule="auto" w:after="0"/>
+        <w:keepNext w:val="0"/>
+        <w:spacing w:after="60" w:line="240" w:lineRule="auto"/>
+        <w:jc w:val="both"/>
       </w:pPr>
       <w:r>
         <w:rPr>
           <w:rFonts w:ascii="Times New Roman" w:hAnsi="Times New Roman" w:eastAsia="Times New Roman"/>
           <w:b w:val="0"/>
           <w:i w:val="0"/>
-          <w:color w:val="181A1F"/>
           <w:sz w:val="28"/>
         </w:rPr>
-        <w:t>3) Равные доли обучающихся отметили, что всё зависит от учителей и что использование гаджетов не повлияет на успеваемость.</w:t>
+        <w:t>3) Доля тех, кто затруднился с ответом, среди 25-летних больше, чем среди 50-летних.</w:t>
       </w:r>
     </w:p>
     <w:p>
       <w:pPr>
-        <w:widowControl/>
-        <w:spacing w:line="240" w:lineRule="auto" w:after="0"/>
+        <w:keepNext w:val="0"/>
+        <w:spacing w:after="60" w:line="240" w:lineRule="auto"/>
+        <w:jc w:val="both"/>
       </w:pPr>
       <w:r>
         <w:rPr>
           <w:rFonts w:ascii="Times New Roman" w:hAnsi="Times New Roman" w:eastAsia="Times New Roman"/>
           <w:b w:val="0"/>
           <w:i w:val="0"/>
-          <w:color w:val="181A1F"/>
           <w:sz w:val="28"/>
         </w:rPr>
-        <w:t>4) Доля тех, кто считает, что, скорее всего, успеваемость снизится, среди учителей больше, чем среди обучающихся.</w:t>
+        <w:t>4) Равные доли 50-летних респондентов отметили, что покупают продукты на продовольственном рынке и что у них нет постоянного места для покупок.</w:t>
       </w:r>
     </w:p>
     <w:p>
       <w:pPr>
-        <w:widowControl/>
-        <w:spacing w:line="240" w:lineRule="auto" w:after="0"/>
+        <w:keepNext w:val="0"/>
+        <w:spacing w:after="60" w:line="240" w:lineRule="auto"/>
+        <w:jc w:val="both"/>
       </w:pPr>
       <w:r>
         <w:rPr>
           <w:rFonts w:ascii="Times New Roman" w:hAnsi="Times New Roman" w:eastAsia="Times New Roman"/>
           <w:b w:val="0"/>
           <w:i w:val="0"/>
-          <w:color w:val="181A1F"/>
           <w:sz w:val="28"/>
         </w:rPr>
-        <w:t>5) Среди учителей доля тех, кто отметил, что всё зависит от самих учеников, больше доли тех, кто указал, что, скорее всего, успеваемость снизится.</w:t>
+        <w:t>5) Доля тех, кто покупает продукты на продовольственном рынке, среди 50-летних больше, чем среди 25-летних.</w:t>
       </w:r>
     </w:p>
     <w:p>
       <w:pPr>
-        <w:keepNext/>
-        <w:widowControl/>
-        <w:spacing w:line="240" w:lineRule="auto" w:after="0" w:before="120"/>
-      </w:pPr>
-      <w:r>
-        <w:rPr>
-          <w:rFonts w:ascii="Times New Roman" w:hAnsi="Times New Roman" w:eastAsia="Times New Roman"/>
-          <w:b/>
-          <w:color w:val="181A1F"/>
-          <w:sz w:val="28"/>
-        </w:rPr>
-        <w:t>2.</w:t>
-      </w:r>
-    </w:p>
-    <w:p>
-      <w:pPr>
-        <w:widowControl/>
-        <w:spacing w:line="240" w:lineRule="auto" w:after="0"/>
+        <w:keepNext w:val="0"/>
+        <w:spacing w:after="60" w:line="240" w:lineRule="auto"/>
+        <w:jc w:val="both"/>
       </w:pPr>
       <w:r>
         <w:rPr>
           <w:rFonts w:ascii="Times New Roman" w:hAnsi="Times New Roman" w:eastAsia="Times New Roman"/>
           <w:b w:val="0"/>
           <w:i w:val="0"/>
-          <w:color w:val="181A1F"/>
           <w:sz w:val="28"/>
         </w:rPr>
-        <w:t>Выберите верные суждения о социальных конфликтах и запишите цифры, под которыми они указаны.</w:t>
+        <w:t>Ответ:</w:t>
       </w:r>
     </w:p>
     <w:p>
       <w:pPr>
-        <w:widowControl/>
-        <w:spacing w:line="240" w:lineRule="auto" w:after="0"/>
-      </w:pPr>
+        <w:keepNext w:val="0"/>
+        <w:spacing w:after="60" w:line="240" w:lineRule="auto"/>
+        <w:jc w:val="both"/>
+      </w:pPr>
+      <w:r>
+        <w:rPr>
+          <w:rFonts w:ascii="Times New Roman" w:hAnsi="Times New Roman" w:eastAsia="Times New Roman"/>
+          <w:b/>
+          <w:sz w:val="28"/>
+        </w:rPr>
+        <w:t xml:space="preserve">№10 </w:t>
+      </w:r>
       <w:r>
         <w:rPr>
           <w:rFonts w:ascii="Times New Roman" w:hAnsi="Times New Roman" w:eastAsia="Times New Roman"/>
           <w:b w:val="0"/>
           <w:i w:val="0"/>
-          <w:color w:val="181A1F"/>
           <w:sz w:val="28"/>
         </w:rPr>
-        <w:t>1) Социальные конфликты складываются только в экономической сфере общества.</w:t>
+        <w:t>Выберите верные суждения о демократии и запишите цифры, под которыми они указаны.</w:t>
       </w:r>
     </w:p>
     <w:p>
       <w:pPr>
-        <w:widowControl/>
-        <w:spacing w:line="240" w:lineRule="auto" w:after="0"/>
+        <w:keepNext w:val="0"/>
+        <w:spacing w:after="60" w:line="240" w:lineRule="auto"/>
+        <w:jc w:val="both"/>
       </w:pPr>
       <w:r>
         <w:rPr>
           <w:rFonts w:ascii="Times New Roman" w:hAnsi="Times New Roman" w:eastAsia="Times New Roman"/>
           <w:b w:val="0"/>
           <w:i w:val="0"/>
-          <w:color w:val="181A1F"/>
           <w:sz w:val="28"/>
         </w:rPr>
-        <w:t>2) Социальный конфликт предполагает противоборство сторон.</w:t>
+        <w:t xml:space="preserve">1) В условиях демократии гражданское общество имеет реальную возможность влиять на выработку политических решений. </w:t>
       </w:r>
     </w:p>
     <w:p>
       <w:pPr>
-        <w:widowControl/>
-        <w:spacing w:line="240" w:lineRule="auto" w:after="0"/>
+        <w:keepNext w:val="0"/>
+        <w:spacing w:after="60" w:line="240" w:lineRule="auto"/>
+        <w:jc w:val="both"/>
       </w:pPr>
       <w:r>
         <w:rPr>
           <w:rFonts w:ascii="Times New Roman" w:hAnsi="Times New Roman" w:eastAsia="Times New Roman"/>
           <w:b w:val="0"/>
           <w:i w:val="0"/>
-          <w:color w:val="181A1F"/>
           <w:sz w:val="28"/>
         </w:rPr>
-        <w:t>3) Конфликтную ситуацию может спровоцировать незначительный повод.</w:t>
+        <w:t xml:space="preserve">2) При демократическом режиме существует общеобязательная государственная идеология. </w:t>
       </w:r>
     </w:p>
     <w:p>
       <w:pPr>
-        <w:widowControl/>
-        <w:spacing w:line="240" w:lineRule="auto" w:after="0"/>
+        <w:keepNext w:val="0"/>
+        <w:spacing w:after="60" w:line="240" w:lineRule="auto"/>
+        <w:jc w:val="both"/>
       </w:pPr>
       <w:r>
         <w:rPr>
           <w:rFonts w:ascii="Times New Roman" w:hAnsi="Times New Roman" w:eastAsia="Times New Roman"/>
           <w:b w:val="0"/>
           <w:i w:val="0"/>
-          <w:color w:val="181A1F"/>
           <w:sz w:val="28"/>
         </w:rPr>
-        <w:t>4) Сторонами социального конфликта могут быть большие социальные группы.</w:t>
+        <w:t xml:space="preserve">3) В демократическом государстве гарантировано соблюдение прав и свобод человека и гражданина. </w:t>
       </w:r>
     </w:p>
     <w:p>
       <w:pPr>
-        <w:widowControl/>
-        <w:spacing w:line="240" w:lineRule="auto" w:after="0"/>
+        <w:keepNext w:val="0"/>
+        <w:spacing w:after="60" w:line="240" w:lineRule="auto"/>
+        <w:jc w:val="both"/>
       </w:pPr>
       <w:r>
         <w:rPr>
           <w:rFonts w:ascii="Times New Roman" w:hAnsi="Times New Roman" w:eastAsia="Times New Roman"/>
           <w:b w:val="0"/>
           <w:i w:val="0"/>
-          <w:color w:val="181A1F"/>
           <w:sz w:val="28"/>
         </w:rPr>
-        <w:t>5) Причина социального конфликта связана с интересами противоборствующих сторон (участников).</w:t>
+        <w:t xml:space="preserve">4) Реализация разделения властей обеспечивает систему сдержек и противовесов в демократическом государстве. </w:t>
       </w:r>
     </w:p>
     <w:p>
       <w:pPr>
-        <w:keepNext/>
-        <w:widowControl/>
-        <w:spacing w:line="240" w:lineRule="auto" w:after="0" w:before="120"/>
-      </w:pPr>
-      <w:r>
-        <w:rPr>
-          <w:rFonts w:ascii="Times New Roman" w:hAnsi="Times New Roman" w:eastAsia="Times New Roman"/>
-          <w:b/>
-          <w:color w:val="181A1F"/>
-          <w:sz w:val="28"/>
-        </w:rPr>
-        <w:t>3.</w:t>
-      </w:r>
-    </w:p>
-    <w:p>
-      <w:pPr>
-        <w:widowControl/>
-        <w:spacing w:line="240" w:lineRule="auto" w:after="0"/>
+        <w:keepNext w:val="0"/>
+        <w:spacing w:after="60" w:line="240" w:lineRule="auto"/>
+        <w:jc w:val="both"/>
       </w:pPr>
       <w:r>
         <w:rPr>
           <w:rFonts w:ascii="Times New Roman" w:hAnsi="Times New Roman" w:eastAsia="Times New Roman"/>
           <w:b w:val="0"/>
           <w:i w:val="0"/>
-          <w:color w:val="181A1F"/>
           <w:sz w:val="28"/>
         </w:rPr>
-        <w:t>В ходе социологических опросов совершеннолетним россиянам задавали вопрос: «Как вам кажется, сегодняшние матери понимают своих детей лучше или хуже, чем матери, которые воспитывали детей 30 лет назад?» Полученные результаты (в % от числа опрошенных) представлены в виде диаграммы.</w:t>
+        <w:t xml:space="preserve">5) Только при демократии государство обладает исключительным правом установления общеобязательных правовых норм. </w:t>
       </w:r>
     </w:p>
     <w:p>
       <w:pPr>
-        <w:widowControl/>
-        <w:spacing w:line="240" w:lineRule="auto" w:after="0"/>
-        <w:jc w:val="center"/>
+        <w:keepNext w:val="0"/>
+        <w:spacing w:after="60" w:line="240" w:lineRule="auto"/>
+        <w:jc w:val="both"/>
       </w:pPr>
       <w:r>
         <w:rPr>
           <w:rFonts w:ascii="Times New Roman" w:hAnsi="Times New Roman" w:eastAsia="Times New Roman"/>
-          <w:color w:val="181A1F"/>
+          <w:b w:val="0"/>
+          <w:i w:val="0"/>
           <w:sz w:val="28"/>
         </w:rPr>
+        <w:t>Ответ:</w:t>
+      </w:r>
+    </w:p>
+    <w:p>
+      <w:pPr>
+        <w:keepNext w:val="0"/>
+        <w:spacing w:after="60" w:line="240" w:lineRule="auto"/>
+        <w:jc w:val="both"/>
+      </w:pPr>
+      <w:r>
+        <w:rPr>
+          <w:rFonts w:ascii="Times New Roman" w:hAnsi="Times New Roman" w:eastAsia="Times New Roman"/>
+          <w:b/>
+          <w:sz w:val="28"/>
+        </w:rPr>
+        <w:t xml:space="preserve">№11 </w:t>
+      </w:r>
+      <w:r>
+        <w:rPr>
+          <w:rFonts w:ascii="Times New Roman" w:hAnsi="Times New Roman" w:eastAsia="Times New Roman"/>
+          <w:b w:val="0"/>
+          <w:i w:val="0"/>
+          <w:sz w:val="28"/>
+        </w:rPr>
+        <w:t>Глава государства Z получает власть по наследству. Государство Z включает несколько территориальных единиц, не обладающих политической самостоятельностью. В стране существует многопартийная система, оппозиция действует на легальных основаниях. Найдите в приведённом ниже списке характеристики формы государства Z и запишите цифры, под которыми они указаны.</w:t>
+      </w:r>
+    </w:p>
+    <w:p>
+      <w:pPr>
+        <w:keepNext w:val="0"/>
+        <w:spacing w:after="60" w:line="240" w:lineRule="auto"/>
+        <w:jc w:val="both"/>
+      </w:pPr>
+      <w:r>
+        <w:rPr>
+          <w:rFonts w:ascii="Times New Roman" w:hAnsi="Times New Roman" w:eastAsia="Times New Roman"/>
+          <w:b w:val="0"/>
+          <w:i w:val="0"/>
+          <w:sz w:val="28"/>
+        </w:rPr>
+        <w:t>1) Демократическое</w:t>
+      </w:r>
+    </w:p>
+    <w:p>
+      <w:pPr>
+        <w:keepNext w:val="0"/>
+        <w:spacing w:after="60" w:line="240" w:lineRule="auto"/>
+        <w:jc w:val="both"/>
+      </w:pPr>
+      <w:r>
+        <w:rPr>
+          <w:rFonts w:ascii="Times New Roman" w:hAnsi="Times New Roman" w:eastAsia="Times New Roman"/>
+          <w:b w:val="0"/>
+          <w:i w:val="0"/>
+          <w:sz w:val="28"/>
+        </w:rPr>
+        <w:t>2) Республиканское</w:t>
+      </w:r>
+    </w:p>
+    <w:p>
+      <w:pPr>
+        <w:keepNext w:val="0"/>
+        <w:spacing w:after="60" w:line="240" w:lineRule="auto"/>
+        <w:jc w:val="both"/>
+      </w:pPr>
+      <w:r>
+        <w:rPr>
+          <w:rFonts w:ascii="Times New Roman" w:hAnsi="Times New Roman" w:eastAsia="Times New Roman"/>
+          <w:b w:val="0"/>
+          <w:i w:val="0"/>
+          <w:sz w:val="28"/>
+        </w:rPr>
+        <w:t>3) Тоталитарное</w:t>
+      </w:r>
+    </w:p>
+    <w:p>
+      <w:pPr>
+        <w:keepNext w:val="0"/>
+        <w:spacing w:after="60" w:line="240" w:lineRule="auto"/>
+        <w:jc w:val="both"/>
+      </w:pPr>
+      <w:r>
+        <w:rPr>
+          <w:rFonts w:ascii="Times New Roman" w:hAnsi="Times New Roman" w:eastAsia="Times New Roman"/>
+          <w:b w:val="0"/>
+          <w:i w:val="0"/>
+          <w:sz w:val="28"/>
+        </w:rPr>
+        <w:t>4) Монархическое</w:t>
+      </w:r>
+    </w:p>
+    <w:p>
+      <w:pPr>
+        <w:keepNext w:val="0"/>
+        <w:spacing w:after="60" w:line="240" w:lineRule="auto"/>
+        <w:jc w:val="both"/>
+      </w:pPr>
+      <w:r>
+        <w:rPr>
+          <w:rFonts w:ascii="Times New Roman" w:hAnsi="Times New Roman" w:eastAsia="Times New Roman"/>
+          <w:b w:val="0"/>
+          <w:i w:val="0"/>
+          <w:sz w:val="28"/>
+        </w:rPr>
+        <w:t>5) Унитарное</w:t>
+      </w:r>
+    </w:p>
+    <w:p>
+      <w:pPr>
+        <w:keepNext w:val="0"/>
+        <w:spacing w:after="60" w:line="240" w:lineRule="auto"/>
+        <w:jc w:val="both"/>
+      </w:pPr>
+      <w:r>
+        <w:rPr>
+          <w:rFonts w:ascii="Times New Roman" w:hAnsi="Times New Roman" w:eastAsia="Times New Roman"/>
+          <w:b w:val="0"/>
+          <w:i w:val="0"/>
+          <w:sz w:val="28"/>
+        </w:rPr>
+        <w:t>6) Федеративное</w:t>
+      </w:r>
+    </w:p>
+    <w:p>
+      <w:pPr>
+        <w:keepNext w:val="0"/>
+        <w:spacing w:after="60" w:line="240" w:lineRule="auto"/>
+        <w:jc w:val="both"/>
+      </w:pPr>
+      <w:r>
+        <w:rPr>
+          <w:rFonts w:ascii="Times New Roman" w:hAnsi="Times New Roman" w:eastAsia="Times New Roman"/>
+          <w:b w:val="0"/>
+          <w:i w:val="0"/>
+          <w:sz w:val="28"/>
+        </w:rPr>
+        <w:t>Ответ:</w:t>
+      </w:r>
+    </w:p>
+    <w:p>
+      <w:pPr>
+        <w:keepNext w:val="0"/>
+        <w:spacing w:after="60" w:line="240" w:lineRule="auto"/>
+        <w:jc w:val="both"/>
+      </w:pPr>
+      <w:r>
+        <w:rPr>
+          <w:rFonts w:ascii="Times New Roman" w:hAnsi="Times New Roman" w:eastAsia="Times New Roman"/>
+          <w:b/>
+          <w:sz w:val="28"/>
+        </w:rPr>
+        <w:t xml:space="preserve">№12 </w:t>
+      </w:r>
+      <w:r>
+        <w:rPr>
+          <w:rFonts w:ascii="Times New Roman" w:hAnsi="Times New Roman" w:eastAsia="Times New Roman"/>
+          <w:b w:val="0"/>
+          <w:i w:val="0"/>
+          <w:sz w:val="28"/>
+        </w:rPr>
+        <w:t>Выберите в приведённом списке положения, характеризующие личные (гражданские) права (свободы) гражданина Российской Федерации. Запишите цифры, под которыми они указаны.</w:t>
+      </w:r>
+    </w:p>
+    <w:p>
+      <w:pPr>
+        <w:keepNext w:val="0"/>
+        <w:spacing w:after="60" w:line="240" w:lineRule="auto"/>
+        <w:jc w:val="both"/>
+      </w:pPr>
+      <w:r>
+        <w:rPr>
+          <w:rFonts w:ascii="Times New Roman" w:hAnsi="Times New Roman" w:eastAsia="Times New Roman"/>
+          <w:b w:val="0"/>
+          <w:i w:val="0"/>
+          <w:sz w:val="28"/>
+        </w:rPr>
+        <w:t>1) Никто не должен подвергаться пыткам, насилию, другому жестокому или унижающему человеческое достоинство обращению или наказанию.</w:t>
+      </w:r>
+    </w:p>
+    <w:p>
+      <w:pPr>
+        <w:keepNext w:val="0"/>
+        <w:spacing w:after="60" w:line="240" w:lineRule="auto"/>
+        <w:jc w:val="both"/>
+      </w:pPr>
+      <w:r>
+        <w:rPr>
+          <w:rFonts w:ascii="Times New Roman" w:hAnsi="Times New Roman" w:eastAsia="Times New Roman"/>
+          <w:b w:val="0"/>
+          <w:i w:val="0"/>
+          <w:sz w:val="28"/>
+        </w:rPr>
+        <w:t>2) Жилище неприкосновенно. Никто не вправе проникать в жилище против воли проживающих в нем лиц иначе как в случаях, установленных федеральным законом, или на основании судебного решения.</w:t>
+      </w:r>
+    </w:p>
+    <w:p>
+      <w:pPr>
+        <w:keepNext w:val="0"/>
+        <w:spacing w:after="60" w:line="240" w:lineRule="auto"/>
+        <w:jc w:val="both"/>
+      </w:pPr>
+      <w:r>
+        <w:rPr>
+          <w:rFonts w:ascii="Times New Roman" w:hAnsi="Times New Roman" w:eastAsia="Times New Roman"/>
+          <w:b w:val="0"/>
+          <w:i w:val="0"/>
+          <w:sz w:val="28"/>
+        </w:rPr>
+        <w:t>3) Каждый может свободно выезжать за пределы Российской Федерации. Гражданин Российской Федерации имеет право беспрепятственно возвращаться в Российскую Федерацию.</w:t>
+      </w:r>
+    </w:p>
+    <w:p>
+      <w:pPr>
+        <w:keepNext w:val="0"/>
+        <w:spacing w:after="60" w:line="240" w:lineRule="auto"/>
+        <w:jc w:val="both"/>
+      </w:pPr>
+      <w:r>
+        <w:rPr>
+          <w:rFonts w:ascii="Times New Roman" w:hAnsi="Times New Roman" w:eastAsia="Times New Roman"/>
+          <w:b w:val="0"/>
+          <w:i w:val="0"/>
+          <w:sz w:val="28"/>
+        </w:rPr>
+        <w:t>4) Граждане и их объединения вправе иметь в частной собственности землю.</w:t>
+      </w:r>
+    </w:p>
+    <w:p>
+      <w:pPr>
+        <w:keepNext w:val="0"/>
+        <w:spacing w:after="60" w:line="240" w:lineRule="auto"/>
+        <w:jc w:val="both"/>
+      </w:pPr>
+      <w:r>
+        <w:rPr>
+          <w:rFonts w:ascii="Times New Roman" w:hAnsi="Times New Roman" w:eastAsia="Times New Roman"/>
+          <w:b w:val="0"/>
+          <w:i w:val="0"/>
+          <w:sz w:val="28"/>
+        </w:rPr>
+        <w:t>5) Граждане Российской Федерации имеют равный доступ к государственной службе.</w:t>
+      </w:r>
+    </w:p>
+    <w:p>
+      <w:pPr>
+        <w:keepNext w:val="0"/>
+        <w:spacing w:after="60" w:line="240" w:lineRule="auto"/>
+        <w:jc w:val="both"/>
+      </w:pPr>
+      <w:r>
+        <w:rPr>
+          <w:rFonts w:ascii="Times New Roman" w:hAnsi="Times New Roman" w:eastAsia="Times New Roman"/>
+          <w:b w:val="0"/>
+          <w:i w:val="0"/>
+          <w:sz w:val="28"/>
+        </w:rPr>
+        <w:t>Ответ:</w:t>
+      </w:r>
+    </w:p>
+    <w:p>
+      <w:pPr>
+        <w:keepNext w:val="0"/>
+        <w:spacing w:after="60" w:line="240" w:lineRule="auto"/>
+        <w:jc w:val="both"/>
+      </w:pPr>
+      <w:r>
+        <w:rPr>
+          <w:rFonts w:ascii="Times New Roman" w:hAnsi="Times New Roman" w:eastAsia="Times New Roman"/>
+          <w:b/>
+          <w:sz w:val="28"/>
+        </w:rPr>
+        <w:t xml:space="preserve">№13 </w:t>
+      </w:r>
+      <w:r>
+        <w:rPr>
+          <w:rFonts w:ascii="Times New Roman" w:hAnsi="Times New Roman" w:eastAsia="Times New Roman"/>
+          <w:b w:val="0"/>
+          <w:i w:val="0"/>
+          <w:sz w:val="28"/>
+        </w:rPr>
+        <w:t>Установите соответствие между полномочиями и субъектами государственной власти Российской Федерации, реализующими эти полномочия: к каждой позиции, данной в первом столбце, подберите соответствующую позицию из второго столбца.</w:t>
+      </w:r>
+    </w:p>
+    <w:tbl>
+      <w:tblPr>
+        <w:tblStyle w:val="TableGrid"/>
+        <w:tblW w:type="auto" w:w="0"/>
+        <w:tblLayout w:type="autofit"/>
+        <w:tblLook w:firstColumn="1" w:firstRow="1" w:lastColumn="0" w:lastRow="0" w:noHBand="0" w:noVBand="1" w:val="04A0"/>
+      </w:tblPr>
+      <w:tblGrid>
+        <w:gridCol w:w="5128"/>
+        <w:gridCol w:w="5128"/>
+      </w:tblGrid>
+      <w:tr>
+        <w:tc>
+          <w:tcPr>
+            <w:tcW w:type="dxa" w:w="5128"/>
+            <w:vAlign w:val="center"/>
+            <w:tcMar>
+              <w:top w:w="80" w:type="dxa"/>
+              <w:start w:w="100" w:type="dxa"/>
+              <w:bottom w:w="80" w:type="dxa"/>
+              <w:end w:w="100" w:type="dxa"/>
+            </w:tcMar>
+          </w:tcPr>
+          <w:p>
+            <w:pPr>
+              <w:keepNext w:val="0"/>
+              <w:spacing w:after="0" w:line="240" w:lineRule="auto"/>
+              <w:jc w:val="left"/>
+            </w:pPr>
+            <w:r>
+              <w:rPr>
+                <w:rFonts w:ascii="Times New Roman" w:hAnsi="Times New Roman" w:eastAsia="Times New Roman"/>
+                <w:sz w:val="28"/>
+              </w:rPr>
+              <w:t>ПОЛНОМОЧИЯ</w:t>
+            </w:r>
+          </w:p>
+        </w:tc>
+        <w:tc>
+          <w:tcPr>
+            <w:tcW w:type="dxa" w:w="5128"/>
+            <w:vAlign w:val="center"/>
+            <w:tcMar>
+              <w:top w:w="80" w:type="dxa"/>
+              <w:start w:w="100" w:type="dxa"/>
+              <w:bottom w:w="80" w:type="dxa"/>
+              <w:end w:w="100" w:type="dxa"/>
+            </w:tcMar>
+          </w:tcPr>
+          <w:p>
+            <w:pPr>
+              <w:keepNext w:val="0"/>
+              <w:spacing w:after="0" w:line="240" w:lineRule="auto"/>
+              <w:jc w:val="left"/>
+            </w:pPr>
+            <w:r>
+              <w:rPr>
+                <w:rFonts w:ascii="Times New Roman" w:hAnsi="Times New Roman" w:eastAsia="Times New Roman"/>
+                <w:sz w:val="28"/>
+              </w:rPr>
+              <w:t>СУБЪЕКТЫ ГОСУДАРСТВЕННОЙ ВЛАСТИ РОССИЙСКОЙ ФЕДЕРАЦИИ</w:t>
+            </w:r>
+          </w:p>
+        </w:tc>
+      </w:tr>
+      <w:tr>
+        <w:tc>
+          <w:tcPr>
+            <w:tcW w:type="dxa" w:w="5128"/>
+            <w:vAlign w:val="center"/>
+            <w:tcMar>
+              <w:top w:w="80" w:type="dxa"/>
+              <w:start w:w="100" w:type="dxa"/>
+              <w:bottom w:w="80" w:type="dxa"/>
+              <w:end w:w="100" w:type="dxa"/>
+            </w:tcMar>
+          </w:tcPr>
+          <w:p>
+            <w:pPr>
+              <w:keepNext w:val="0"/>
+              <w:spacing w:after="0" w:line="240" w:lineRule="auto"/>
+              <w:jc w:val="left"/>
+            </w:pPr>
+            <w:r>
+              <w:rPr>
+                <w:rFonts w:ascii="Times New Roman" w:hAnsi="Times New Roman" w:eastAsia="Times New Roman"/>
+                <w:sz w:val="28"/>
+              </w:rPr>
+              <w:t>А) осуществление помилованияБ) объявление амнистииВ) осуществление управления федеральной собственностьюГ) создание условий для развития системы экологического образования граждан, воспитания экологической культурыД) назначение на должность и освобождение от должности Уполномоченного по правам человека</w:t>
+            </w:r>
+          </w:p>
+        </w:tc>
+        <w:tc>
+          <w:tcPr>
+            <w:tcW w:type="dxa" w:w="5128"/>
+            <w:vAlign w:val="center"/>
+            <w:tcMar>
+              <w:top w:w="80" w:type="dxa"/>
+              <w:start w:w="100" w:type="dxa"/>
+              <w:bottom w:w="80" w:type="dxa"/>
+              <w:end w:w="100" w:type="dxa"/>
+            </w:tcMar>
+          </w:tcPr>
+          <w:p>
+            <w:pPr>
+              <w:keepNext w:val="0"/>
+              <w:spacing w:after="0" w:line="240" w:lineRule="auto"/>
+              <w:jc w:val="left"/>
+            </w:pPr>
+            <w:r>
+              <w:rPr>
+                <w:rFonts w:ascii="Times New Roman" w:hAnsi="Times New Roman" w:eastAsia="Times New Roman"/>
+                <w:sz w:val="28"/>
+              </w:rPr>
+              <w:t>1) Президент Российской Федерации2) Государственная Дума3) Правительство Российской Федерации</w:t>
+            </w:r>
+          </w:p>
+        </w:tc>
+      </w:tr>
+    </w:tbl>
+    <w:p/>
+    <w:p>
+      <w:pPr>
+        <w:keepNext w:val="0"/>
+        <w:spacing w:after="60" w:line="240" w:lineRule="auto"/>
+        <w:jc w:val="both"/>
+      </w:pPr>
+      <w:r>
+        <w:rPr>
+          <w:rFonts w:ascii="Times New Roman" w:hAnsi="Times New Roman" w:eastAsia="Times New Roman"/>
+          <w:b w:val="0"/>
+          <w:i w:val="0"/>
+          <w:sz w:val="28"/>
+        </w:rPr>
+        <w:t>Запишите в таблицу выбранные цифры под соответствующими буквами:</w:t>
+      </w:r>
+    </w:p>
+    <w:tbl>
+      <w:tblPr>
+        <w:tblStyle w:val="TableGrid"/>
+        <w:tblW w:type="auto" w:w="0"/>
+        <w:tblLayout w:type="autofit"/>
+        <w:tblLook w:firstColumn="1" w:firstRow="1" w:lastColumn="0" w:lastRow="0" w:noHBand="0" w:noVBand="1" w:val="04A0"/>
+      </w:tblPr>
+      <w:tblGrid>
+        <w:gridCol w:w="2051"/>
+        <w:gridCol w:w="2051"/>
+        <w:gridCol w:w="2051"/>
+        <w:gridCol w:w="2051"/>
+        <w:gridCol w:w="2051"/>
+      </w:tblGrid>
+      <w:tr>
+        <w:tc>
+          <w:tcPr>
+            <w:tcW w:type="dxa" w:w="2051"/>
+            <w:vAlign w:val="center"/>
+            <w:tcMar>
+              <w:top w:w="80" w:type="dxa"/>
+              <w:start w:w="100" w:type="dxa"/>
+              <w:bottom w:w="80" w:type="dxa"/>
+              <w:end w:w="100" w:type="dxa"/>
+            </w:tcMar>
+          </w:tcPr>
+          <w:p>
+            <w:pPr>
+              <w:keepNext w:val="0"/>
+              <w:spacing w:after="0" w:line="240" w:lineRule="auto"/>
+              <w:jc w:val="left"/>
+            </w:pPr>
+            <w:r>
+              <w:rPr>
+                <w:rFonts w:ascii="Times New Roman" w:hAnsi="Times New Roman" w:eastAsia="Times New Roman"/>
+                <w:sz w:val="28"/>
+              </w:rPr>
+              <w:t>A</w:t>
+            </w:r>
+          </w:p>
+        </w:tc>
+        <w:tc>
+          <w:tcPr>
+            <w:tcW w:type="dxa" w:w="2051"/>
+            <w:vAlign w:val="center"/>
+            <w:tcMar>
+              <w:top w:w="80" w:type="dxa"/>
+              <w:start w:w="100" w:type="dxa"/>
+              <w:bottom w:w="80" w:type="dxa"/>
+              <w:end w:w="100" w:type="dxa"/>
+            </w:tcMar>
+          </w:tcPr>
+          <w:p>
+            <w:pPr>
+              <w:keepNext w:val="0"/>
+              <w:spacing w:after="0" w:line="240" w:lineRule="auto"/>
+              <w:jc w:val="left"/>
+            </w:pPr>
+            <w:r>
+              <w:rPr>
+                <w:rFonts w:ascii="Times New Roman" w:hAnsi="Times New Roman" w:eastAsia="Times New Roman"/>
+                <w:sz w:val="28"/>
+              </w:rPr>
+              <w:t>Б</w:t>
+            </w:r>
+          </w:p>
+        </w:tc>
+        <w:tc>
+          <w:tcPr>
+            <w:tcW w:type="dxa" w:w="2051"/>
+            <w:vAlign w:val="center"/>
+            <w:tcMar>
+              <w:top w:w="80" w:type="dxa"/>
+              <w:start w:w="100" w:type="dxa"/>
+              <w:bottom w:w="80" w:type="dxa"/>
+              <w:end w:w="100" w:type="dxa"/>
+            </w:tcMar>
+          </w:tcPr>
+          <w:p>
+            <w:pPr>
+              <w:keepNext w:val="0"/>
+              <w:spacing w:after="0" w:line="240" w:lineRule="auto"/>
+              <w:jc w:val="left"/>
+            </w:pPr>
+            <w:r>
+              <w:rPr>
+                <w:rFonts w:ascii="Times New Roman" w:hAnsi="Times New Roman" w:eastAsia="Times New Roman"/>
+                <w:sz w:val="28"/>
+              </w:rPr>
+              <w:t>В</w:t>
+            </w:r>
+          </w:p>
+        </w:tc>
+        <w:tc>
+          <w:tcPr>
+            <w:tcW w:type="dxa" w:w="2051"/>
+            <w:vAlign w:val="center"/>
+            <w:tcMar>
+              <w:top w:w="80" w:type="dxa"/>
+              <w:start w:w="100" w:type="dxa"/>
+              <w:bottom w:w="80" w:type="dxa"/>
+              <w:end w:w="100" w:type="dxa"/>
+            </w:tcMar>
+          </w:tcPr>
+          <w:p>
+            <w:pPr>
+              <w:keepNext w:val="0"/>
+              <w:spacing w:after="0" w:line="240" w:lineRule="auto"/>
+              <w:jc w:val="left"/>
+            </w:pPr>
+            <w:r>
+              <w:rPr>
+                <w:rFonts w:ascii="Times New Roman" w:hAnsi="Times New Roman" w:eastAsia="Times New Roman"/>
+                <w:sz w:val="28"/>
+              </w:rPr>
+              <w:t>Г</w:t>
+            </w:r>
+          </w:p>
+        </w:tc>
+        <w:tc>
+          <w:tcPr>
+            <w:tcW w:type="dxa" w:w="2051"/>
+            <w:vAlign w:val="center"/>
+            <w:tcMar>
+              <w:top w:w="80" w:type="dxa"/>
+              <w:start w:w="100" w:type="dxa"/>
+              <w:bottom w:w="80" w:type="dxa"/>
+              <w:end w:w="100" w:type="dxa"/>
+            </w:tcMar>
+          </w:tcPr>
+          <w:p>
+            <w:pPr>
+              <w:keepNext w:val="0"/>
+              <w:spacing w:after="0" w:line="240" w:lineRule="auto"/>
+              <w:jc w:val="left"/>
+            </w:pPr>
+            <w:r>
+              <w:rPr>
+                <w:rFonts w:ascii="Times New Roman" w:hAnsi="Times New Roman" w:eastAsia="Times New Roman"/>
+                <w:sz w:val="28"/>
+              </w:rPr>
+              <w:t>Д</w:t>
+            </w:r>
+          </w:p>
+        </w:tc>
+      </w:tr>
+      <w:tr>
+        <w:tc>
+          <w:tcPr>
+            <w:tcW w:type="dxa" w:w="2051"/>
+            <w:vAlign w:val="center"/>
+            <w:tcMar>
+              <w:top w:w="80" w:type="dxa"/>
+              <w:start w:w="100" w:type="dxa"/>
+              <w:bottom w:w="80" w:type="dxa"/>
+              <w:end w:w="100" w:type="dxa"/>
+            </w:tcMar>
+          </w:tcPr>
+          <w:p>
+            <w:pPr>
+              <w:keepNext w:val="0"/>
+              <w:spacing w:after="0" w:line="240" w:lineRule="auto"/>
+              <w:jc w:val="left"/>
+            </w:pPr>
+            <w:r>
+              <w:rPr>
+                <w:rFonts w:ascii="Times New Roman" w:hAnsi="Times New Roman" w:eastAsia="Times New Roman"/>
+                <w:sz w:val="28"/>
+              </w:rPr>
+            </w:r>
+          </w:p>
+        </w:tc>
+        <w:tc>
+          <w:tcPr>
+            <w:tcW w:type="dxa" w:w="2051"/>
+            <w:vAlign w:val="center"/>
+            <w:tcMar>
+              <w:top w:w="80" w:type="dxa"/>
+              <w:start w:w="100" w:type="dxa"/>
+              <w:bottom w:w="80" w:type="dxa"/>
+              <w:end w:w="100" w:type="dxa"/>
+            </w:tcMar>
+          </w:tcPr>
+          <w:p>
+            <w:pPr>
+              <w:keepNext w:val="0"/>
+              <w:spacing w:after="0" w:line="240" w:lineRule="auto"/>
+              <w:jc w:val="left"/>
+            </w:pPr>
+            <w:r>
+              <w:rPr>
+                <w:rFonts w:ascii="Times New Roman" w:hAnsi="Times New Roman" w:eastAsia="Times New Roman"/>
+                <w:sz w:val="28"/>
+              </w:rPr>
+            </w:r>
+          </w:p>
+        </w:tc>
+        <w:tc>
+          <w:tcPr>
+            <w:tcW w:type="dxa" w:w="2051"/>
+            <w:vAlign w:val="center"/>
+            <w:tcMar>
+              <w:top w:w="80" w:type="dxa"/>
+              <w:start w:w="100" w:type="dxa"/>
+              <w:bottom w:w="80" w:type="dxa"/>
+              <w:end w:w="100" w:type="dxa"/>
+            </w:tcMar>
+          </w:tcPr>
+          <w:p>
+            <w:pPr>
+              <w:keepNext w:val="0"/>
+              <w:spacing w:after="0" w:line="240" w:lineRule="auto"/>
+              <w:jc w:val="left"/>
+            </w:pPr>
+            <w:r>
+              <w:rPr>
+                <w:rFonts w:ascii="Times New Roman" w:hAnsi="Times New Roman" w:eastAsia="Times New Roman"/>
+                <w:sz w:val="28"/>
+              </w:rPr>
+            </w:r>
+          </w:p>
+        </w:tc>
+        <w:tc>
+          <w:tcPr>
+            <w:tcW w:type="dxa" w:w="2051"/>
+            <w:vAlign w:val="center"/>
+            <w:tcMar>
+              <w:top w:w="80" w:type="dxa"/>
+              <w:start w:w="100" w:type="dxa"/>
+              <w:bottom w:w="80" w:type="dxa"/>
+              <w:end w:w="100" w:type="dxa"/>
+            </w:tcMar>
+          </w:tcPr>
+          <w:p>
+            <w:pPr>
+              <w:keepNext w:val="0"/>
+              <w:spacing w:after="0" w:line="240" w:lineRule="auto"/>
+              <w:jc w:val="left"/>
+            </w:pPr>
+            <w:r>
+              <w:rPr>
+                <w:rFonts w:ascii="Times New Roman" w:hAnsi="Times New Roman" w:eastAsia="Times New Roman"/>
+                <w:sz w:val="28"/>
+              </w:rPr>
+            </w:r>
+          </w:p>
+        </w:tc>
+        <w:tc>
+          <w:tcPr>
+            <w:tcW w:type="dxa" w:w="2051"/>
+            <w:vAlign w:val="center"/>
+            <w:tcMar>
+              <w:top w:w="80" w:type="dxa"/>
+              <w:start w:w="100" w:type="dxa"/>
+              <w:bottom w:w="80" w:type="dxa"/>
+              <w:end w:w="100" w:type="dxa"/>
+            </w:tcMar>
+          </w:tcPr>
+          <w:p>
+            <w:pPr>
+              <w:keepNext w:val="0"/>
+              <w:spacing w:after="0" w:line="240" w:lineRule="auto"/>
+              <w:jc w:val="left"/>
+            </w:pPr>
+            <w:r>
+              <w:rPr>
+                <w:rFonts w:ascii="Times New Roman" w:hAnsi="Times New Roman" w:eastAsia="Times New Roman"/>
+                <w:sz w:val="28"/>
+              </w:rPr>
+            </w:r>
+          </w:p>
+        </w:tc>
+      </w:tr>
+    </w:tbl>
+    <w:p/>
+    <w:p>
+      <w:pPr>
+        <w:keepNext w:val="0"/>
+        <w:spacing w:after="60" w:line="240" w:lineRule="auto"/>
+        <w:jc w:val="both"/>
+      </w:pPr>
+      <w:r>
+        <w:rPr>
+          <w:rFonts w:ascii="Times New Roman" w:hAnsi="Times New Roman" w:eastAsia="Times New Roman"/>
+          <w:b w:val="0"/>
+          <w:i w:val="0"/>
+          <w:sz w:val="28"/>
+        </w:rPr>
+        <w:t>Ответ:</w:t>
+      </w:r>
+    </w:p>
+    <w:p>
+      <w:pPr>
+        <w:keepNext w:val="0"/>
+        <w:spacing w:after="60" w:line="240" w:lineRule="auto"/>
+        <w:jc w:val="both"/>
+      </w:pPr>
+      <w:r>
+        <w:rPr>
+          <w:rFonts w:ascii="Times New Roman" w:hAnsi="Times New Roman" w:eastAsia="Times New Roman"/>
+          <w:b/>
+          <w:sz w:val="28"/>
+        </w:rPr>
+        <w:t xml:space="preserve">№14 </w:t>
+      </w:r>
+      <w:r>
+        <w:rPr>
+          <w:rFonts w:ascii="Times New Roman" w:hAnsi="Times New Roman" w:eastAsia="Times New Roman"/>
+          <w:b w:val="0"/>
+          <w:i w:val="0"/>
+          <w:sz w:val="28"/>
+        </w:rPr>
+        <w:t>Выберите верные суждения о правоотношении и запишите цифры, под которыми они указаны.</w:t>
+      </w:r>
+    </w:p>
+    <w:p>
+      <w:pPr>
+        <w:keepNext w:val="0"/>
+        <w:spacing w:after="60" w:line="240" w:lineRule="auto"/>
+        <w:jc w:val="both"/>
+      </w:pPr>
+      <w:r>
+        <w:rPr>
+          <w:rFonts w:ascii="Times New Roman" w:hAnsi="Times New Roman" w:eastAsia="Times New Roman"/>
+          <w:b w:val="0"/>
+          <w:i w:val="0"/>
+          <w:sz w:val="28"/>
+        </w:rPr>
+        <w:t>1) Участниками правоотношений могут быть только совершеннолетние граждане.</w:t>
+      </w:r>
+    </w:p>
+    <w:p>
+      <w:pPr>
+        <w:keepNext w:val="0"/>
+        <w:spacing w:after="60" w:line="240" w:lineRule="auto"/>
+        <w:jc w:val="both"/>
+      </w:pPr>
+      <w:r>
+        <w:rPr>
+          <w:rFonts w:ascii="Times New Roman" w:hAnsi="Times New Roman" w:eastAsia="Times New Roman"/>
+          <w:b w:val="0"/>
+          <w:i w:val="0"/>
+          <w:sz w:val="28"/>
+        </w:rPr>
+        <w:t>2) В структуру правоотношения входят субъекты, объект и содержание.</w:t>
+      </w:r>
+    </w:p>
+    <w:p>
+      <w:pPr>
+        <w:keepNext w:val="0"/>
+        <w:spacing w:after="60" w:line="240" w:lineRule="auto"/>
+        <w:jc w:val="both"/>
+      </w:pPr>
+      <w:r>
+        <w:rPr>
+          <w:rFonts w:ascii="Times New Roman" w:hAnsi="Times New Roman" w:eastAsia="Times New Roman"/>
+          <w:b w:val="0"/>
+          <w:i w:val="0"/>
+          <w:sz w:val="28"/>
+        </w:rPr>
+        <w:t>3) Одним из участников правоотношений всегда является государство.</w:t>
+      </w:r>
+    </w:p>
+    <w:p>
+      <w:pPr>
+        <w:keepNext w:val="0"/>
+        <w:spacing w:after="60" w:line="240" w:lineRule="auto"/>
+        <w:jc w:val="both"/>
+      </w:pPr>
+      <w:r>
+        <w:rPr>
+          <w:rFonts w:ascii="Times New Roman" w:hAnsi="Times New Roman" w:eastAsia="Times New Roman"/>
+          <w:b w:val="0"/>
+          <w:i w:val="0"/>
+          <w:sz w:val="28"/>
+        </w:rPr>
+        <w:t>4) Правоотношение  — это социальное отношение, которое регулируется нормой права.</w:t>
+      </w:r>
+    </w:p>
+    <w:p>
+      <w:pPr>
+        <w:keepNext w:val="0"/>
+        <w:spacing w:after="60" w:line="240" w:lineRule="auto"/>
+        <w:jc w:val="both"/>
+      </w:pPr>
+      <w:r>
+        <w:rPr>
+          <w:rFonts w:ascii="Times New Roman" w:hAnsi="Times New Roman" w:eastAsia="Times New Roman"/>
+          <w:b w:val="0"/>
+          <w:i w:val="0"/>
+          <w:sz w:val="28"/>
+        </w:rPr>
+        <w:t>5) Правоотношение охраняется государством.</w:t>
+      </w:r>
+    </w:p>
+    <w:p>
+      <w:pPr>
+        <w:keepNext w:val="0"/>
+        <w:spacing w:after="60" w:line="240" w:lineRule="auto"/>
+        <w:jc w:val="both"/>
+      </w:pPr>
+      <w:r>
+        <w:rPr>
+          <w:rFonts w:ascii="Times New Roman" w:hAnsi="Times New Roman" w:eastAsia="Times New Roman"/>
+          <w:b w:val="0"/>
+          <w:i w:val="0"/>
+          <w:sz w:val="28"/>
+        </w:rPr>
+        <w:t>Ответ:</w:t>
+      </w:r>
+    </w:p>
+    <w:p>
+      <w:pPr>
+        <w:keepNext w:val="0"/>
+        <w:spacing w:after="60" w:line="240" w:lineRule="auto"/>
+        <w:jc w:val="both"/>
+      </w:pPr>
+      <w:r>
+        <w:rPr>
+          <w:rFonts w:ascii="Times New Roman" w:hAnsi="Times New Roman" w:eastAsia="Times New Roman"/>
+          <w:b/>
+          <w:sz w:val="28"/>
+        </w:rPr>
+        <w:t xml:space="preserve">№15 </w:t>
+      </w:r>
+      <w:r>
+        <w:rPr>
+          <w:rFonts w:ascii="Times New Roman" w:hAnsi="Times New Roman" w:eastAsia="Times New Roman"/>
+          <w:b w:val="0"/>
+          <w:i w:val="0"/>
+          <w:sz w:val="28"/>
+        </w:rPr>
+        <w:t>Установите соответствие между ситуациями и основаниями прекращения (расторжения) трудового договора в Российской Федерации: к каждой позиции, данной в первом столбце, подберите соответствующую позицию из второго столбца.</w:t>
+      </w:r>
+    </w:p>
+    <w:tbl>
+      <w:tblPr>
+        <w:tblStyle w:val="TableGrid"/>
+        <w:tblW w:type="auto" w:w="0"/>
+        <w:tblLayout w:type="autofit"/>
+        <w:tblLook w:firstColumn="1" w:firstRow="1" w:lastColumn="0" w:lastRow="0" w:noHBand="0" w:noVBand="1" w:val="04A0"/>
+      </w:tblPr>
+      <w:tblGrid>
+        <w:gridCol w:w="5128"/>
+        <w:gridCol w:w="5128"/>
+      </w:tblGrid>
+      <w:tr>
+        <w:tc>
+          <w:tcPr>
+            <w:tcW w:type="dxa" w:w="5128"/>
+            <w:vAlign w:val="center"/>
+            <w:tcMar>
+              <w:top w:w="80" w:type="dxa"/>
+              <w:start w:w="100" w:type="dxa"/>
+              <w:bottom w:w="80" w:type="dxa"/>
+              <w:end w:w="100" w:type="dxa"/>
+            </w:tcMar>
+          </w:tcPr>
+          <w:p>
+            <w:pPr>
+              <w:keepNext w:val="0"/>
+              <w:spacing w:after="0" w:line="240" w:lineRule="auto"/>
+              <w:jc w:val="left"/>
+            </w:pPr>
+            <w:r>
+              <w:rPr>
+                <w:rFonts w:ascii="Times New Roman" w:hAnsi="Times New Roman" w:eastAsia="Times New Roman"/>
+                <w:sz w:val="28"/>
+              </w:rPr>
+              <w:t>СИТУАЦИИ</w:t>
+            </w:r>
+          </w:p>
+        </w:tc>
+        <w:tc>
+          <w:tcPr>
+            <w:tcW w:type="dxa" w:w="5128"/>
+            <w:vAlign w:val="center"/>
+            <w:tcMar>
+              <w:top w:w="80" w:type="dxa"/>
+              <w:start w:w="100" w:type="dxa"/>
+              <w:bottom w:w="80" w:type="dxa"/>
+              <w:end w:w="100" w:type="dxa"/>
+            </w:tcMar>
+          </w:tcPr>
+          <w:p>
+            <w:pPr>
+              <w:keepNext w:val="0"/>
+              <w:spacing w:after="0" w:line="240" w:lineRule="auto"/>
+              <w:jc w:val="left"/>
+            </w:pPr>
+            <w:r>
+              <w:rPr>
+                <w:rFonts w:ascii="Times New Roman" w:hAnsi="Times New Roman" w:eastAsia="Times New Roman"/>
+                <w:sz w:val="28"/>
+              </w:rPr>
+              <w:t>ОСНОВАНИЯ ПРЕКРАЩЕНИЯ (РАСТОРЖЕНИЯ) ТРУДОВОГО ДОГОВОРА В РФ</w:t>
+            </w:r>
+          </w:p>
+        </w:tc>
+      </w:tr>
+      <w:tr>
+        <w:tc>
+          <w:tcPr>
+            <w:tcW w:type="dxa" w:w="5128"/>
+            <w:vAlign w:val="center"/>
+            <w:tcMar>
+              <w:top w:w="80" w:type="dxa"/>
+              <w:start w:w="100" w:type="dxa"/>
+              <w:bottom w:w="80" w:type="dxa"/>
+              <w:end w:w="100" w:type="dxa"/>
+            </w:tcMar>
+          </w:tcPr>
+          <w:p>
+            <w:pPr>
+              <w:keepNext w:val="0"/>
+              <w:spacing w:after="0" w:line="240" w:lineRule="auto"/>
+              <w:jc w:val="left"/>
+            </w:pPr>
+            <w:r>
+              <w:rPr>
+                <w:rFonts w:ascii="Times New Roman" w:hAnsi="Times New Roman" w:eastAsia="Times New Roman"/>
+                <w:sz w:val="28"/>
+              </w:rPr>
+              <w:t>А) Руслан В. был признан полностью неспособным к трудовой деятельности в соответствии с медицинским заключением, выданным в установленном порядке.Б) Сергей К. неоднократно не исполнял трудовые обязанности без уважительных причин, имел несколько дисциплинарных взысканий.В) Егор Т. за совершённое преступление был приговорён судом к семи годам лишения свободы с отбыванием наказания в колонии общего режима.Г) Василий П. женился и переехал в город, где живёт его жена.Д) По истечении срока трудового договора Марат Г. не был переизбран на должность заведующего кафедрой литературы.</w:t>
+            </w:r>
+          </w:p>
+        </w:tc>
+        <w:tc>
+          <w:tcPr>
+            <w:tcW w:type="dxa" w:w="5128"/>
+            <w:vAlign w:val="center"/>
+            <w:tcMar>
+              <w:top w:w="80" w:type="dxa"/>
+              <w:start w:w="100" w:type="dxa"/>
+              <w:bottom w:w="80" w:type="dxa"/>
+              <w:end w:w="100" w:type="dxa"/>
+            </w:tcMar>
+          </w:tcPr>
+          <w:p>
+            <w:pPr>
+              <w:keepNext w:val="0"/>
+              <w:spacing w:after="0" w:line="240" w:lineRule="auto"/>
+              <w:jc w:val="left"/>
+            </w:pPr>
+            <w:r>
+              <w:rPr>
+                <w:rFonts w:ascii="Times New Roman" w:hAnsi="Times New Roman" w:eastAsia="Times New Roman"/>
+                <w:sz w:val="28"/>
+              </w:rPr>
+              <w:t>1) инициатива работодателя2) инициатива работника3) обстоятельства, не зависящие от воли сторон</w:t>
+            </w:r>
+          </w:p>
+        </w:tc>
+      </w:tr>
+    </w:tbl>
+    <w:p/>
+    <w:p>
+      <w:pPr>
+        <w:keepNext w:val="0"/>
+        <w:spacing w:after="60" w:line="240" w:lineRule="auto"/>
+        <w:jc w:val="both"/>
+      </w:pPr>
+      <w:r>
+        <w:rPr>
+          <w:rFonts w:ascii="Times New Roman" w:hAnsi="Times New Roman" w:eastAsia="Times New Roman"/>
+          <w:b w:val="0"/>
+          <w:i w:val="0"/>
+          <w:sz w:val="28"/>
+        </w:rPr>
+        <w:t>Запишите в ответ цифры, расположив их в порядке, соответствующем буквам:</w:t>
+      </w:r>
+    </w:p>
+    <w:tbl>
+      <w:tblPr>
+        <w:tblStyle w:val="TableGrid"/>
+        <w:tblW w:type="auto" w:w="0"/>
+        <w:tblLayout w:type="autofit"/>
+        <w:tblLook w:firstColumn="1" w:firstRow="1" w:lastColumn="0" w:lastRow="0" w:noHBand="0" w:noVBand="1" w:val="04A0"/>
+      </w:tblPr>
+      <w:tblGrid>
+        <w:gridCol w:w="2051"/>
+        <w:gridCol w:w="2051"/>
+        <w:gridCol w:w="2051"/>
+        <w:gridCol w:w="2051"/>
+        <w:gridCol w:w="2051"/>
+      </w:tblGrid>
+      <w:tr>
+        <w:tc>
+          <w:tcPr>
+            <w:tcW w:type="dxa" w:w="2051"/>
+            <w:vAlign w:val="center"/>
+            <w:tcMar>
+              <w:top w:w="80" w:type="dxa"/>
+              <w:start w:w="100" w:type="dxa"/>
+              <w:bottom w:w="80" w:type="dxa"/>
+              <w:end w:w="100" w:type="dxa"/>
+            </w:tcMar>
+          </w:tcPr>
+          <w:p>
+            <w:pPr>
+              <w:keepNext w:val="0"/>
+              <w:spacing w:after="0" w:line="240" w:lineRule="auto"/>
+              <w:jc w:val="left"/>
+            </w:pPr>
+            <w:r>
+              <w:rPr>
+                <w:rFonts w:ascii="Times New Roman" w:hAnsi="Times New Roman" w:eastAsia="Times New Roman"/>
+                <w:sz w:val="28"/>
+              </w:rPr>
+              <w:t>A</w:t>
+            </w:r>
+          </w:p>
+        </w:tc>
+        <w:tc>
+          <w:tcPr>
+            <w:tcW w:type="dxa" w:w="2051"/>
+            <w:vAlign w:val="center"/>
+            <w:tcMar>
+              <w:top w:w="80" w:type="dxa"/>
+              <w:start w:w="100" w:type="dxa"/>
+              <w:bottom w:w="80" w:type="dxa"/>
+              <w:end w:w="100" w:type="dxa"/>
+            </w:tcMar>
+          </w:tcPr>
+          <w:p>
+            <w:pPr>
+              <w:keepNext w:val="0"/>
+              <w:spacing w:after="0" w:line="240" w:lineRule="auto"/>
+              <w:jc w:val="left"/>
+            </w:pPr>
+            <w:r>
+              <w:rPr>
+                <w:rFonts w:ascii="Times New Roman" w:hAnsi="Times New Roman" w:eastAsia="Times New Roman"/>
+                <w:sz w:val="28"/>
+              </w:rPr>
+              <w:t>Б</w:t>
+            </w:r>
+          </w:p>
+        </w:tc>
+        <w:tc>
+          <w:tcPr>
+            <w:tcW w:type="dxa" w:w="2051"/>
+            <w:vAlign w:val="center"/>
+            <w:tcMar>
+              <w:top w:w="80" w:type="dxa"/>
+              <w:start w:w="100" w:type="dxa"/>
+              <w:bottom w:w="80" w:type="dxa"/>
+              <w:end w:w="100" w:type="dxa"/>
+            </w:tcMar>
+          </w:tcPr>
+          <w:p>
+            <w:pPr>
+              <w:keepNext w:val="0"/>
+              <w:spacing w:after="0" w:line="240" w:lineRule="auto"/>
+              <w:jc w:val="left"/>
+            </w:pPr>
+            <w:r>
+              <w:rPr>
+                <w:rFonts w:ascii="Times New Roman" w:hAnsi="Times New Roman" w:eastAsia="Times New Roman"/>
+                <w:sz w:val="28"/>
+              </w:rPr>
+              <w:t>В</w:t>
+            </w:r>
+          </w:p>
+        </w:tc>
+        <w:tc>
+          <w:tcPr>
+            <w:tcW w:type="dxa" w:w="2051"/>
+            <w:vAlign w:val="center"/>
+            <w:tcMar>
+              <w:top w:w="80" w:type="dxa"/>
+              <w:start w:w="100" w:type="dxa"/>
+              <w:bottom w:w="80" w:type="dxa"/>
+              <w:end w:w="100" w:type="dxa"/>
+            </w:tcMar>
+          </w:tcPr>
+          <w:p>
+            <w:pPr>
+              <w:keepNext w:val="0"/>
+              <w:spacing w:after="0" w:line="240" w:lineRule="auto"/>
+              <w:jc w:val="left"/>
+            </w:pPr>
+            <w:r>
+              <w:rPr>
+                <w:rFonts w:ascii="Times New Roman" w:hAnsi="Times New Roman" w:eastAsia="Times New Roman"/>
+                <w:sz w:val="28"/>
+              </w:rPr>
+              <w:t>Г</w:t>
+            </w:r>
+          </w:p>
+        </w:tc>
+        <w:tc>
+          <w:tcPr>
+            <w:tcW w:type="dxa" w:w="2051"/>
+            <w:vAlign w:val="center"/>
+            <w:tcMar>
+              <w:top w:w="80" w:type="dxa"/>
+              <w:start w:w="100" w:type="dxa"/>
+              <w:bottom w:w="80" w:type="dxa"/>
+              <w:end w:w="100" w:type="dxa"/>
+            </w:tcMar>
+          </w:tcPr>
+          <w:p>
+            <w:pPr>
+              <w:keepNext w:val="0"/>
+              <w:spacing w:after="0" w:line="240" w:lineRule="auto"/>
+              <w:jc w:val="left"/>
+            </w:pPr>
+            <w:r>
+              <w:rPr>
+                <w:rFonts w:ascii="Times New Roman" w:hAnsi="Times New Roman" w:eastAsia="Times New Roman"/>
+                <w:sz w:val="28"/>
+              </w:rPr>
+              <w:t>Д</w:t>
+            </w:r>
+          </w:p>
+        </w:tc>
+      </w:tr>
+      <w:tr>
+        <w:tc>
+          <w:tcPr>
+            <w:tcW w:type="dxa" w:w="2051"/>
+            <w:vAlign w:val="center"/>
+            <w:tcMar>
+              <w:top w:w="80" w:type="dxa"/>
+              <w:start w:w="100" w:type="dxa"/>
+              <w:bottom w:w="80" w:type="dxa"/>
+              <w:end w:w="100" w:type="dxa"/>
+            </w:tcMar>
+          </w:tcPr>
+          <w:p>
+            <w:pPr>
+              <w:keepNext w:val="0"/>
+              <w:spacing w:after="0" w:line="240" w:lineRule="auto"/>
+              <w:jc w:val="left"/>
+            </w:pPr>
+            <w:r>
+              <w:rPr>
+                <w:rFonts w:ascii="Times New Roman" w:hAnsi="Times New Roman" w:eastAsia="Times New Roman"/>
+                <w:sz w:val="28"/>
+              </w:rPr>
+            </w:r>
+          </w:p>
+        </w:tc>
+        <w:tc>
+          <w:tcPr>
+            <w:tcW w:type="dxa" w:w="2051"/>
+            <w:vAlign w:val="center"/>
+            <w:tcMar>
+              <w:top w:w="80" w:type="dxa"/>
+              <w:start w:w="100" w:type="dxa"/>
+              <w:bottom w:w="80" w:type="dxa"/>
+              <w:end w:w="100" w:type="dxa"/>
+            </w:tcMar>
+          </w:tcPr>
+          <w:p>
+            <w:pPr>
+              <w:keepNext w:val="0"/>
+              <w:spacing w:after="0" w:line="240" w:lineRule="auto"/>
+              <w:jc w:val="left"/>
+            </w:pPr>
+            <w:r>
+              <w:rPr>
+                <w:rFonts w:ascii="Times New Roman" w:hAnsi="Times New Roman" w:eastAsia="Times New Roman"/>
+                <w:sz w:val="28"/>
+              </w:rPr>
+            </w:r>
+          </w:p>
+        </w:tc>
+        <w:tc>
+          <w:tcPr>
+            <w:tcW w:type="dxa" w:w="2051"/>
+            <w:vAlign w:val="center"/>
+            <w:tcMar>
+              <w:top w:w="80" w:type="dxa"/>
+              <w:start w:w="100" w:type="dxa"/>
+              <w:bottom w:w="80" w:type="dxa"/>
+              <w:end w:w="100" w:type="dxa"/>
+            </w:tcMar>
+          </w:tcPr>
+          <w:p>
+            <w:pPr>
+              <w:keepNext w:val="0"/>
+              <w:spacing w:after="0" w:line="240" w:lineRule="auto"/>
+              <w:jc w:val="left"/>
+            </w:pPr>
+            <w:r>
+              <w:rPr>
+                <w:rFonts w:ascii="Times New Roman" w:hAnsi="Times New Roman" w:eastAsia="Times New Roman"/>
+                <w:sz w:val="28"/>
+              </w:rPr>
+            </w:r>
+          </w:p>
+        </w:tc>
+        <w:tc>
+          <w:tcPr>
+            <w:tcW w:type="dxa" w:w="2051"/>
+            <w:vAlign w:val="center"/>
+            <w:tcMar>
+              <w:top w:w="80" w:type="dxa"/>
+              <w:start w:w="100" w:type="dxa"/>
+              <w:bottom w:w="80" w:type="dxa"/>
+              <w:end w:w="100" w:type="dxa"/>
+            </w:tcMar>
+          </w:tcPr>
+          <w:p>
+            <w:pPr>
+              <w:keepNext w:val="0"/>
+              <w:spacing w:after="0" w:line="240" w:lineRule="auto"/>
+              <w:jc w:val="left"/>
+            </w:pPr>
+            <w:r>
+              <w:rPr>
+                <w:rFonts w:ascii="Times New Roman" w:hAnsi="Times New Roman" w:eastAsia="Times New Roman"/>
+                <w:sz w:val="28"/>
+              </w:rPr>
+            </w:r>
+          </w:p>
+        </w:tc>
+        <w:tc>
+          <w:tcPr>
+            <w:tcW w:type="dxa" w:w="2051"/>
+            <w:vAlign w:val="center"/>
+            <w:tcMar>
+              <w:top w:w="80" w:type="dxa"/>
+              <w:start w:w="100" w:type="dxa"/>
+              <w:bottom w:w="80" w:type="dxa"/>
+              <w:end w:w="100" w:type="dxa"/>
+            </w:tcMar>
+          </w:tcPr>
+          <w:p>
+            <w:pPr>
+              <w:keepNext w:val="0"/>
+              <w:spacing w:after="0" w:line="240" w:lineRule="auto"/>
+              <w:jc w:val="left"/>
+            </w:pPr>
+            <w:r>
+              <w:rPr>
+                <w:rFonts w:ascii="Times New Roman" w:hAnsi="Times New Roman" w:eastAsia="Times New Roman"/>
+                <w:sz w:val="28"/>
+              </w:rPr>
+            </w:r>
+          </w:p>
+        </w:tc>
+      </w:tr>
+    </w:tbl>
+    <w:p/>
+    <w:p>
+      <w:pPr>
+        <w:keepNext w:val="0"/>
+        <w:spacing w:after="60" w:line="240" w:lineRule="auto"/>
+        <w:jc w:val="both"/>
+      </w:pPr>
+      <w:r>
+        <w:rPr>
+          <w:rFonts w:ascii="Times New Roman" w:hAnsi="Times New Roman" w:eastAsia="Times New Roman"/>
+          <w:b w:val="0"/>
+          <w:i w:val="0"/>
+          <w:sz w:val="28"/>
+        </w:rPr>
+        <w:t>Ответ:</w:t>
+      </w:r>
+    </w:p>
+    <w:p>
+      <w:pPr>
+        <w:keepNext w:val="0"/>
+        <w:spacing w:after="60" w:line="240" w:lineRule="auto"/>
+        <w:jc w:val="both"/>
+      </w:pPr>
+      <w:r>
+        <w:rPr>
+          <w:rFonts w:ascii="Times New Roman" w:hAnsi="Times New Roman" w:eastAsia="Times New Roman"/>
+          <w:b/>
+          <w:sz w:val="28"/>
+        </w:rPr>
+        <w:t xml:space="preserve">№16 </w:t>
+      </w:r>
+      <w:r>
+        <w:rPr>
+          <w:rFonts w:ascii="Times New Roman" w:hAnsi="Times New Roman" w:eastAsia="Times New Roman"/>
+          <w:b w:val="0"/>
+          <w:i w:val="0"/>
+          <w:sz w:val="28"/>
+        </w:rPr>
+        <w:t>Андрей Гаврилович перешёл на работу из унитарного предприятия в производственный кооператив. Найдите в приведённом ниже списке общие черты этих предприятий. Запишите цифры, под которыми они указаны.</w:t>
+      </w:r>
+    </w:p>
+    <w:p>
+      <w:pPr>
+        <w:keepNext w:val="0"/>
+        <w:spacing w:after="60" w:line="240" w:lineRule="auto"/>
+        <w:jc w:val="both"/>
+      </w:pPr>
+      <w:r>
+        <w:rPr>
+          <w:rFonts w:ascii="Times New Roman" w:hAnsi="Times New Roman" w:eastAsia="Times New Roman"/>
+          <w:b w:val="0"/>
+          <w:i w:val="0"/>
+          <w:sz w:val="28"/>
+        </w:rPr>
+        <w:t>1) обязательное заключение трудового договора с работниками</w:t>
+      </w:r>
+    </w:p>
+    <w:p>
+      <w:pPr>
+        <w:keepNext w:val="0"/>
+        <w:spacing w:after="60" w:line="240" w:lineRule="auto"/>
+        <w:jc w:val="both"/>
+      </w:pPr>
+      <w:r>
+        <w:rPr>
+          <w:rFonts w:ascii="Times New Roman" w:hAnsi="Times New Roman" w:eastAsia="Times New Roman"/>
+          <w:b w:val="0"/>
+          <w:i w:val="0"/>
+          <w:sz w:val="28"/>
+        </w:rPr>
+        <w:t>2) распределение прибыли между работниками в соответствии с их трудовым участием</w:t>
+      </w:r>
+    </w:p>
+    <w:p>
+      <w:pPr>
+        <w:keepNext w:val="0"/>
+        <w:spacing w:after="60" w:line="240" w:lineRule="auto"/>
+        <w:jc w:val="both"/>
+      </w:pPr>
+      <w:r>
+        <w:rPr>
+          <w:rFonts w:ascii="Times New Roman" w:hAnsi="Times New Roman" w:eastAsia="Times New Roman"/>
+          <w:b w:val="0"/>
+          <w:i w:val="0"/>
+          <w:sz w:val="28"/>
+        </w:rPr>
+        <w:t>3) объединение нескольких мастеров, лично участвующих в оказании услуг</w:t>
+      </w:r>
+    </w:p>
+    <w:p>
+      <w:pPr>
+        <w:keepNext w:val="0"/>
+        <w:spacing w:after="60" w:line="240" w:lineRule="auto"/>
+        <w:jc w:val="both"/>
+      </w:pPr>
+      <w:r>
+        <w:rPr>
+          <w:rFonts w:ascii="Times New Roman" w:hAnsi="Times New Roman" w:eastAsia="Times New Roman"/>
+          <w:b w:val="0"/>
+          <w:i w:val="0"/>
+          <w:sz w:val="28"/>
+        </w:rPr>
+        <w:t>4) необходимость бережного отношения работников к имуществу работодателя</w:t>
+      </w:r>
+    </w:p>
+    <w:p>
+      <w:pPr>
+        <w:keepNext w:val="0"/>
+        <w:spacing w:after="60" w:line="240" w:lineRule="auto"/>
+        <w:jc w:val="both"/>
+      </w:pPr>
+      <w:r>
+        <w:rPr>
+          <w:rFonts w:ascii="Times New Roman" w:hAnsi="Times New Roman" w:eastAsia="Times New Roman"/>
+          <w:b w:val="0"/>
+          <w:i w:val="0"/>
+          <w:sz w:val="28"/>
+        </w:rPr>
+        <w:t>5) возможность работников ежегодно получать оплачиваемый отпуск</w:t>
+      </w:r>
+    </w:p>
+    <w:p>
+      <w:pPr>
+        <w:keepNext w:val="0"/>
+        <w:spacing w:after="60" w:line="240" w:lineRule="auto"/>
+        <w:jc w:val="both"/>
+      </w:pPr>
+      <w:r>
+        <w:rPr>
+          <w:rFonts w:ascii="Times New Roman" w:hAnsi="Times New Roman" w:eastAsia="Times New Roman"/>
+          <w:b w:val="0"/>
+          <w:i w:val="0"/>
+          <w:sz w:val="28"/>
+        </w:rPr>
+        <w:t>6) получение дивидендов по итогам года</w:t>
+      </w:r>
+    </w:p>
+    <w:p>
+      <w:pPr>
+        <w:keepNext w:val="0"/>
+        <w:spacing w:after="60" w:line="240" w:lineRule="auto"/>
+        <w:jc w:val="both"/>
+      </w:pPr>
+      <w:r>
+        <w:rPr>
+          <w:rFonts w:ascii="Times New Roman" w:hAnsi="Times New Roman" w:eastAsia="Times New Roman"/>
+          <w:b w:val="0"/>
+          <w:i w:val="0"/>
+          <w:sz w:val="28"/>
+        </w:rPr>
+        <w:t>Ответ:</w:t>
+      </w:r>
+    </w:p>
+    <w:p>
+      <w:r>
+        <w:br w:type="page"/>
+      </w:r>
+    </w:p>
+    <w:p>
+      <w:pPr>
+        <w:keepNext/>
+        <w:spacing w:after="60" w:line="240" w:lineRule="auto"/>
+        <w:jc w:val="both"/>
+      </w:pPr>
+      <w:r>
+        <w:rPr>
+          <w:rFonts w:ascii="Times New Roman" w:hAnsi="Times New Roman" w:eastAsia="Times New Roman"/>
+          <w:b/>
+          <w:i w:val="0"/>
+          <w:sz w:val="28"/>
+        </w:rPr>
+        <w:t>Вторая часть</w:t>
+      </w:r>
+    </w:p>
+    <w:p>
+      <w:pPr>
+        <w:keepNext w:val="0"/>
+        <w:spacing w:after="60" w:line="240" w:lineRule="auto"/>
+        <w:jc w:val="both"/>
+      </w:pPr>
+      <w:r>
+        <w:rPr>
+          <w:rFonts w:ascii="Times New Roman" w:hAnsi="Times New Roman" w:eastAsia="Times New Roman"/>
+          <w:b w:val="0"/>
+          <w:i w:val="0"/>
+          <w:sz w:val="28"/>
+        </w:rPr>
+        <w:t>Каждый человек живёт в определённой системе ценностей, предметы и явления которых призваны удовлетворить его потребности. В известном смысле можно сказать, что ценность выражает способ существования личности. Причём разные ценности имеют для нее различное значение, и с этим связана иерархия ценностей. Как и сами ценности, их иерархическая структура носит конкретно-исторический и личностный характер. Одни и те же предметы и явления для разных людей могут представлять неодинаковую ценность, так же как и в различное время у одного и того же человека... Другими словами, существует не только историческая, но и индивидуальная динамика ценностей и их иерархии. Ценности личности образуют систему её ценностных ориентаций, под которыми имеется в виду совокупность важнейших качеств внутренней структуры личности, являющихся для неё особо значимыми. Эти ценностные ориентации и образуют некую основу сознания и поведения личности и непосредственно влияют на ее развитие. При этом в соответствии с конкретной, индивидуальной иерархией ценностей наблюдается относительный характер ценностных ориентаций... Но, так или иначе, конкретная система ценностных ориентаций и их иерархии выступают регуляторами развития личности. Они служат критерием норм и правил поведения личности, по. мере усвоения которых происходит её социализация. Социализация личности включает в себя усвоение социального опыта и социальную активность личности. В этом смысле она совпадает с развитием личности. Идеалы, нормы, средства и цели, выступающие как ценности личности, образуют систему ее ценностных ориентаций, стержень её сознания и являются импульсом ее действий и поступков...</w:t>
+      </w:r>
+    </w:p>
+    <w:p>
+      <w:pPr>
+        <w:keepNext w:val="0"/>
+        <w:spacing w:after="60" w:line="240" w:lineRule="auto"/>
+        <w:jc w:val="both"/>
+      </w:pPr>
+      <w:r>
+        <w:rPr>
+          <w:rFonts w:ascii="Times New Roman" w:hAnsi="Times New Roman" w:eastAsia="Times New Roman"/>
+          <w:b w:val="0"/>
+          <w:i w:val="0"/>
+          <w:sz w:val="28"/>
+        </w:rPr>
+        <w:t>С проблемой высших ценностей, и прежде всего смыслом жизни, связана и проблема «экзистенциального вакуума». В экзистенциальном вакууме оказывается запутавшийся в ценностях. или не нашедший их. Это состояние особенно распространено в наши дни. Традиционные и устоявшиеся ценности разрушаются, и не только молодым, но и умудренным жизнью людям часто для чего жить, к чему стремиться, чего хотеть. Экзистенциальный вакуум, связанный с потерей смыслообразующих ценностей, с недостатком смысла жизни, имеет значительное отрицательное влияние на качество социализации личности и часто ведет к развитию неврозов. Постоянным спутником и формой проявления экзистенциального вакуума является скука. В наше время она часто ставит гораздо больше проблем, чем даже нужда. Это объясняется тем, что нужда толкает человека к действию, активности по ее преодолению, скука же часто приводит к бегству от реальности; пьянству, наркомании, а порой и к суициду или к антисоциальному, отклоняющемуся поведению.</w:t>
+      </w:r>
+    </w:p>
+    <w:p>
+      <w:pPr>
+        <w:keepNext w:val="0"/>
+        <w:spacing w:after="60" w:line="240" w:lineRule="auto"/>
+        <w:jc w:val="both"/>
+      </w:pPr>
+      <w:r>
+        <w:rPr>
+          <w:rFonts w:ascii="Times New Roman" w:hAnsi="Times New Roman" w:eastAsia="Times New Roman"/>
+          <w:b w:val="0"/>
+          <w:i/>
+          <w:sz w:val="28"/>
+        </w:rPr>
+        <w:t>(В.Н. Лавриненко, В.П. Ратникова)</w:t>
+      </w:r>
+    </w:p>
+    <w:p>
+      <w:pPr>
+        <w:keepNext/>
+        <w:spacing w:after="60" w:line="240" w:lineRule="auto"/>
+        <w:jc w:val="both"/>
+      </w:pPr>
+      <w:r>
+        <w:rPr>
+          <w:rFonts w:ascii="Times New Roman" w:hAnsi="Times New Roman" w:eastAsia="Times New Roman"/>
+          <w:b/>
+          <w:i w:val="0"/>
+          <w:sz w:val="28"/>
+        </w:rPr>
+        <w:t>№17</w:t>
+      </w:r>
+    </w:p>
+    <w:p>
+      <w:pPr>
+        <w:keepNext w:val="0"/>
+        <w:spacing w:after="60" w:line="240" w:lineRule="auto"/>
+        <w:jc w:val="both"/>
+      </w:pPr>
+      <w:r>
+        <w:rPr>
+          <w:rFonts w:ascii="Times New Roman" w:hAnsi="Times New Roman" w:eastAsia="Times New Roman"/>
+          <w:b w:val="0"/>
+          <w:i w:val="0"/>
+          <w:sz w:val="28"/>
+        </w:rPr>
+        <w:t>Что авторы называют системой ценностных ориентаций личности? Что, по мнению авторов, включает в себя социализация личности? Как в тексте объясняется причина возникновения иерархии ценностей?</w:t>
+      </w:r>
+    </w:p>
+    <w:p>
+      <w:pPr>
+        <w:keepNext w:val="0"/>
+        <w:spacing w:after="60" w:line="240" w:lineRule="auto"/>
+        <w:jc w:val="both"/>
+      </w:pPr>
+      <w:r>
+        <w:rPr>
+          <w:rFonts w:ascii="Times New Roman" w:hAnsi="Times New Roman" w:eastAsia="Times New Roman"/>
+          <w:b w:val="0"/>
+          <w:i w:val="0"/>
+          <w:sz w:val="28"/>
+        </w:rPr>
+        <w:t>Ответ:</w:t>
+      </w:r>
+    </w:p>
+    <w:p>
+      <w:pPr>
+        <w:keepNext/>
+        <w:spacing w:after="60" w:line="240" w:lineRule="auto"/>
+        <w:jc w:val="both"/>
+      </w:pPr>
+      <w:r>
+        <w:rPr>
+          <w:rFonts w:ascii="Times New Roman" w:hAnsi="Times New Roman" w:eastAsia="Times New Roman"/>
+          <w:b/>
+          <w:i w:val="0"/>
+          <w:sz w:val="28"/>
+        </w:rPr>
+        <w:t>№18</w:t>
+      </w:r>
+    </w:p>
+    <w:p>
+      <w:pPr>
+        <w:keepNext w:val="0"/>
+        <w:spacing w:after="60" w:line="240" w:lineRule="auto"/>
+        <w:jc w:val="both"/>
+      </w:pPr>
+      <w:r>
+        <w:rPr>
+          <w:rFonts w:ascii="Times New Roman" w:hAnsi="Times New Roman" w:eastAsia="Times New Roman"/>
+          <w:b w:val="0"/>
+          <w:i w:val="0"/>
+          <w:sz w:val="28"/>
+        </w:rPr>
+        <w:t>Ценности личности образуют систему её ценностных ориентаций, под которыми имеется в виду совокупность важнейших качеств внутренней структуры личности, являющихся для неё особо значимыми. Эти ценностные ориентации и образуют некую основу сознания и поведения личности и непосредственно влияют на ее развитие. При этом в соответствии с конкретной, индивидуальной иерархией ценностей наблюдается относительный характер ценностных ориентаций... Но, так или иначе, конкретная система ценностных ориентаций и их иерархии выступают регуляторами развития личности. Они служат критерием норм и правил поведения личности, по мере усвоения которых происходит её социализация. Социализация личности включает в себя усвоение социального опыта и социальную активность личности. В этом смысле она совпадает с развитием личности. Идеалы, нормы, средства и цели, выступающие как ценности личности, образуют систему ее ценностных ориентаций, стержень её сознания и являются импульсом ее действий и поступков...</w:t>
+      </w:r>
+    </w:p>
+    <w:p>
+      <w:pPr>
+        <w:keepNext w:val="0"/>
+        <w:spacing w:after="60" w:line="240" w:lineRule="auto"/>
+        <w:jc w:val="both"/>
+      </w:pPr>
+      <w:r>
+        <w:rPr>
+          <w:rFonts w:ascii="Times New Roman" w:hAnsi="Times New Roman" w:eastAsia="Times New Roman"/>
+          <w:b w:val="0"/>
+          <w:i w:val="0"/>
+          <w:sz w:val="28"/>
+        </w:rPr>
+        <w:t>В тексте упомянуты ключевые понятия социально-гуманитарных наук.</w:t>
+      </w:r>
+    </w:p>
+    <w:p>
+      <w:pPr>
+        <w:keepNext w:val="0"/>
+        <w:spacing w:after="60" w:line="240" w:lineRule="auto"/>
+        <w:jc w:val="both"/>
+      </w:pPr>
+      <w:r>
+        <w:rPr>
+          <w:rFonts w:ascii="Times New Roman" w:hAnsi="Times New Roman" w:eastAsia="Times New Roman"/>
+          <w:b w:val="0"/>
+          <w:i w:val="0"/>
+          <w:sz w:val="28"/>
+        </w:rPr>
+        <w:t>Используя обществоведческие знания,</w:t>
+      </w:r>
+    </w:p>
+    <w:p>
+      <w:pPr>
+        <w:keepNext w:val="0"/>
+        <w:spacing w:after="60" w:line="240" w:lineRule="auto"/>
+        <w:jc w:val="both"/>
+      </w:pPr>
+      <w:r>
+        <w:rPr>
+          <w:rFonts w:ascii="Times New Roman" w:hAnsi="Times New Roman" w:eastAsia="Times New Roman"/>
+          <w:b w:val="0"/>
+          <w:i w:val="0"/>
+          <w:sz w:val="28"/>
+        </w:rPr>
+        <w:t>— укажите не менее трёх основных признаков понятия «антисоциальное поведение»;</w:t>
+      </w:r>
+    </w:p>
+    <w:p>
+      <w:pPr>
+        <w:keepNext w:val="0"/>
+        <w:spacing w:after="60" w:line="240" w:lineRule="auto"/>
+        <w:jc w:val="both"/>
+      </w:pPr>
+      <w:r>
+        <w:rPr>
+          <w:rFonts w:ascii="Times New Roman" w:hAnsi="Times New Roman" w:eastAsia="Times New Roman"/>
+          <w:b w:val="0"/>
+          <w:i w:val="0"/>
+          <w:sz w:val="28"/>
+        </w:rPr>
+        <w:t>— объясните связь любой указанной автором особенности иерархии ценностей с поведением человека. (Объяснение может быть дано в одном или нескольких распространённых предложениях.)</w:t>
+      </w:r>
+    </w:p>
+    <w:p>
+      <w:pPr>
+        <w:keepNext w:val="0"/>
+        <w:spacing w:after="60" w:line="240" w:lineRule="auto"/>
+        <w:jc w:val="both"/>
+      </w:pPr>
+      <w:r>
+        <w:rPr>
+          <w:rFonts w:ascii="Times New Roman" w:hAnsi="Times New Roman" w:eastAsia="Times New Roman"/>
+          <w:b w:val="0"/>
+          <w:i w:val="0"/>
+          <w:sz w:val="28"/>
+        </w:rPr>
+        <w:t>Ответ:</w:t>
+      </w:r>
+    </w:p>
+    <w:p>
+      <w:pPr>
+        <w:keepNext w:val="0"/>
+        <w:spacing w:after="60" w:line="240" w:lineRule="auto"/>
+        <w:jc w:val="both"/>
+      </w:pPr>
+      <w:r>
+        <w:rPr>
+          <w:rFonts w:ascii="Times New Roman" w:hAnsi="Times New Roman" w:eastAsia="Times New Roman"/>
+          <w:b/>
+          <w:sz w:val="28"/>
+        </w:rPr>
+        <w:t xml:space="preserve">№19 </w:t>
+      </w:r>
+      <w:r>
+        <w:rPr>
+          <w:rFonts w:ascii="Times New Roman" w:hAnsi="Times New Roman" w:eastAsia="Times New Roman"/>
+          <w:b w:val="0"/>
+          <w:i w:val="0"/>
+          <w:sz w:val="28"/>
+        </w:rPr>
+        <w:t>Взаимодействие личности с лицами, играющими целый ряд ролей, способствует её развитию. Проиллюстрируйте данное положение тремя примерами. (Каждый пример должен быть сформулирован развёрнуто.)</w:t>
+      </w:r>
+    </w:p>
+    <w:p>
+      <w:pPr>
+        <w:keepNext w:val="0"/>
+        <w:spacing w:after="60" w:line="240" w:lineRule="auto"/>
+        <w:jc w:val="both"/>
+      </w:pPr>
+      <w:r>
+        <w:rPr>
+          <w:rFonts w:ascii="Times New Roman" w:hAnsi="Times New Roman" w:eastAsia="Times New Roman"/>
+          <w:b w:val="0"/>
+          <w:i w:val="0"/>
+          <w:sz w:val="28"/>
+        </w:rPr>
+        <w:t>Ответ:</w:t>
+      </w:r>
+    </w:p>
+    <w:p>
+      <w:pPr>
+        <w:keepNext w:val="0"/>
+        <w:spacing w:after="60" w:line="240" w:lineRule="auto"/>
+        <w:jc w:val="both"/>
+      </w:pPr>
+      <w:r>
+        <w:rPr>
+          <w:rFonts w:ascii="Times New Roman" w:hAnsi="Times New Roman" w:eastAsia="Times New Roman"/>
+          <w:b/>
+          <w:sz w:val="28"/>
+        </w:rPr>
+        <w:t xml:space="preserve">№20 </w:t>
+      </w:r>
+      <w:r>
+        <w:rPr>
+          <w:rFonts w:ascii="Times New Roman" w:hAnsi="Times New Roman" w:eastAsia="Times New Roman"/>
+          <w:b w:val="0"/>
+          <w:i w:val="0"/>
+          <w:sz w:val="28"/>
+        </w:rPr>
+        <w:t>Используя обществоведческие знания и факты общественной жизни, личного социального опыта, сформулируйте три предположения о том, что какое позитивное влияние на человека может оказать состояние социальной напряженности. (Предположения должны быть сформулированы как распространённые предложения.)</w:t>
+      </w:r>
+    </w:p>
+    <w:p>
+      <w:pPr>
+        <w:keepNext w:val="0"/>
+        <w:spacing w:after="60" w:line="240" w:lineRule="auto"/>
+        <w:jc w:val="both"/>
+      </w:pPr>
+      <w:r>
+        <w:rPr>
+          <w:rFonts w:ascii="Times New Roman" w:hAnsi="Times New Roman" w:eastAsia="Times New Roman"/>
+          <w:b w:val="0"/>
+          <w:i w:val="0"/>
+          <w:sz w:val="28"/>
+        </w:rPr>
+        <w:t>Ответ:</w:t>
+      </w:r>
+    </w:p>
+    <w:p>
+      <w:pPr>
+        <w:keepNext w:val="0"/>
+        <w:spacing w:after="60" w:line="240" w:lineRule="auto"/>
+        <w:jc w:val="both"/>
+      </w:pPr>
+      <w:r>
+        <w:rPr>
+          <w:rFonts w:ascii="Times New Roman" w:hAnsi="Times New Roman" w:eastAsia="Times New Roman"/>
+          <w:b/>
+          <w:sz w:val="28"/>
+        </w:rPr>
+        <w:t xml:space="preserve">№21 </w:t>
+      </w:r>
+      <w:r>
+        <w:rPr>
+          <w:rFonts w:ascii="Times New Roman" w:hAnsi="Times New Roman" w:eastAsia="Times New Roman"/>
+          <w:b w:val="0"/>
+          <w:i w:val="0"/>
+          <w:sz w:val="28"/>
+        </w:rPr>
+        <w:t>На графике изображено изменение ситуации на рынке кожаных сумок в стране X. Предложение переместилось из положения S в положение S1 при неизменном спросе D (На графике Р — цена товара: О — количество товара).</w:t>
+      </w:r>
+    </w:p>
+    <w:p>
+      <w:pPr>
+        <w:spacing w:after="80"/>
+        <w:jc w:val="center"/>
+      </w:pPr>
+      <w:r>
         <w:drawing>
           <wp:inline xmlns:a="http://schemas.openxmlformats.org/drawingml/2006/main" xmlns:pic="http://schemas.openxmlformats.org/drawingml/2006/picture">
-            <wp:extent cx="5400000" cy="4752000"/>
+            <wp:extent cx="3348000" cy="3348000"/>
             <wp:docPr id="2" name="Picture 2"/>
             <wp:cNvGraphicFramePr>
               <a:graphicFrameLocks noChangeAspect="1"/>
@@ -406,12 +3800,11 @@
               <a:graphicData uri="http://schemas.openxmlformats.org/drawingml/2006/picture">
                 <pic:pic>
                   <pic:nvPicPr>
-                    <pic:cNvPr id="0" name="asset-0025.png"/>
+                    <pic:cNvPr id="0" name="asset-0115.png"/>
                     <pic:cNvPicPr/>
                   </pic:nvPicPr>
                   <pic:blipFill>
                     <a:blip r:embed="rId10"/>
-                    <a:srcRect b="12000"/>
                     <a:stretch>
                       <a:fillRect/>
                     </a:stretch>
@@ -419,7 +3812,7 @@
                   <pic:spPr>
                     <a:xfrm>
                       <a:off x="0" y="0"/>
-                      <a:ext cx="5400000" cy="4752000"/>
+                      <a:ext cx="3348000" cy="3348000"/>
                     </a:xfrm>
                     <a:prstGeom prst="rect"/>
                   </pic:spPr>
@@ -432,1850 +3825,63 @@
     </w:p>
     <w:p>
       <w:pPr>
-        <w:widowControl/>
-        <w:spacing w:line="240" w:lineRule="auto" w:after="0"/>
+        <w:keepNext w:val="0"/>
+        <w:spacing w:after="60" w:line="240" w:lineRule="auto"/>
+        <w:jc w:val="both"/>
       </w:pPr>
       <w:r>
         <w:rPr>
           <w:rFonts w:ascii="Times New Roman" w:hAnsi="Times New Roman" w:eastAsia="Times New Roman"/>
           <w:b w:val="0"/>
           <w:i w:val="0"/>
-          <w:color w:val="181A1F"/>
           <w:sz w:val="28"/>
         </w:rPr>
-        <w:t xml:space="preserve">Найдите в приведённом списке выводы, которые можно сделать на основе диаграммы, и запишите цифры, под которыми они указаны. </w:t>
+        <w:t>Как изменилась равновесная цена?</w:t>
       </w:r>
     </w:p>
     <w:p>
       <w:pPr>
-        <w:widowControl/>
-        <w:spacing w:line="240" w:lineRule="auto" w:after="0"/>
+        <w:keepNext w:val="0"/>
+        <w:spacing w:after="60" w:line="240" w:lineRule="auto"/>
+        <w:jc w:val="both"/>
       </w:pPr>
       <w:r>
         <w:rPr>
           <w:rFonts w:ascii="Times New Roman" w:hAnsi="Times New Roman" w:eastAsia="Times New Roman"/>
           <w:b w:val="0"/>
           <w:i w:val="0"/>
-          <w:color w:val="181A1F"/>
           <w:sz w:val="28"/>
         </w:rPr>
-        <w:t>1) Доля тех, кто считает, что понимают лучше, среди опрошенных в возрасте старше 60 лет больше, чем среди 31-45-летних опрошенных.</w:t>
+        <w:t>Что могло вызвать изменение предложения? Сначала укажите любое одно обстоятельство (фактор), затем объясните его влияние на предложение (обязательно укажите характер изменения предложения). (Объяснение должно быть дано применительно к рынку, указанному в тексте задания.)</w:t>
       </w:r>
     </w:p>
     <w:p>
       <w:pPr>
-        <w:widowControl/>
-        <w:spacing w:line="240" w:lineRule="auto" w:after="0"/>
+        <w:keepNext w:val="0"/>
+        <w:spacing w:after="60" w:line="240" w:lineRule="auto"/>
+        <w:jc w:val="both"/>
       </w:pPr>
       <w:r>
         <w:rPr>
           <w:rFonts w:ascii="Times New Roman" w:hAnsi="Times New Roman" w:eastAsia="Times New Roman"/>
           <w:b w:val="0"/>
           <w:i w:val="0"/>
-          <w:color w:val="181A1F"/>
           <w:sz w:val="28"/>
         </w:rPr>
-        <w:t>2) Среди опрошенных в возрасте старше 60 лет доля тех, кто считает, что понимают лучше, больше доли тех, кто считает, что понимают хуже.</w:t>
+        <w:t>Как изменятся спрос и равновесная цена на данном рынке, если при прочих равных условиях станут модными сумки из ткани?</w:t>
       </w:r>
     </w:p>
     <w:p>
       <w:pPr>
-        <w:widowControl/>
-        <w:spacing w:line="240" w:lineRule="auto" w:after="0"/>
+        <w:keepNext w:val="0"/>
+        <w:spacing w:after="60" w:line="240" w:lineRule="auto"/>
+        <w:jc w:val="both"/>
       </w:pPr>
       <w:r>
         <w:rPr>
           <w:rFonts w:ascii="Times New Roman" w:hAnsi="Times New Roman" w:eastAsia="Times New Roman"/>
           <w:b w:val="0"/>
           <w:i w:val="0"/>
-          <w:color w:val="181A1F"/>
-          <w:sz w:val="28"/>
-        </w:rPr>
-        <w:t>3) Среди опрошенных 31-45-летних доля тех, кто считает, что в этом отношении отличий нет, больше доли тех, кто считает, что понимают лучше.</w:t>
-      </w:r>
-    </w:p>
-    <w:p>
-      <w:pPr>
-        <w:widowControl/>
-        <w:spacing w:line="240" w:lineRule="auto" w:after="0"/>
-      </w:pPr>
-      <w:r>
-        <w:rPr>
-          <w:rFonts w:ascii="Times New Roman" w:hAnsi="Times New Roman" w:eastAsia="Times New Roman"/>
-          <w:b w:val="0"/>
-          <w:i w:val="0"/>
-          <w:color w:val="181A1F"/>
-          <w:sz w:val="28"/>
-        </w:rPr>
-        <w:t>4) Одинаковые доли опрошенных 31-45-летних считают, что понимают лучше, и затрудняются ответить.</w:t>
-      </w:r>
-    </w:p>
-    <w:p>
-      <w:pPr>
-        <w:widowControl/>
-        <w:spacing w:line="240" w:lineRule="auto" w:after="0"/>
-      </w:pPr>
-      <w:r>
-        <w:rPr>
-          <w:rFonts w:ascii="Times New Roman" w:hAnsi="Times New Roman" w:eastAsia="Times New Roman"/>
-          <w:b w:val="0"/>
-          <w:i w:val="0"/>
-          <w:color w:val="181A1F"/>
-          <w:sz w:val="28"/>
-        </w:rPr>
-        <w:t>5) Равные доли опрошенных в возрасте старше 60 лет считают, что в этом отношении отличий нет, и затрудняются ответить.</w:t>
-      </w:r>
-    </w:p>
-    <w:p>
-      <w:pPr>
-        <w:keepNext/>
-        <w:widowControl/>
-        <w:spacing w:line="240" w:lineRule="auto" w:after="0" w:before="120"/>
-      </w:pPr>
-      <w:r>
-        <w:rPr>
-          <w:rFonts w:ascii="Times New Roman" w:hAnsi="Times New Roman" w:eastAsia="Times New Roman"/>
-          <w:b/>
-          <w:color w:val="181A1F"/>
-          <w:sz w:val="28"/>
-        </w:rPr>
-        <w:t>4.</w:t>
-      </w:r>
-    </w:p>
-    <w:p>
-      <w:pPr>
-        <w:widowControl/>
-        <w:spacing w:line="240" w:lineRule="auto" w:after="0"/>
-      </w:pPr>
-      <w:r>
-        <w:rPr>
-          <w:rFonts w:ascii="Times New Roman" w:hAnsi="Times New Roman" w:eastAsia="Times New Roman"/>
-          <w:b w:val="0"/>
-          <w:i w:val="0"/>
-          <w:color w:val="181A1F"/>
-          <w:sz w:val="28"/>
-        </w:rPr>
-        <w:t>Выберите верные суждения о социальных статусах и социальных ролях. Запишите цифры, под которыми они указаны.</w:t>
-      </w:r>
-    </w:p>
-    <w:p>
-      <w:pPr>
-        <w:widowControl/>
-        <w:spacing w:line="240" w:lineRule="auto" w:after="0"/>
-      </w:pPr>
-      <w:r>
-        <w:rPr>
-          <w:rFonts w:ascii="Times New Roman" w:hAnsi="Times New Roman" w:eastAsia="Times New Roman"/>
-          <w:b w:val="0"/>
-          <w:i w:val="0"/>
-          <w:color w:val="181A1F"/>
-          <w:sz w:val="28"/>
-        </w:rPr>
-        <w:t>1) Социальный статус — это социальная позиция человека, которой соответствуют определённые права и обязанности.</w:t>
-      </w:r>
-    </w:p>
-    <w:p>
-      <w:pPr>
-        <w:widowControl/>
-        <w:spacing w:line="240" w:lineRule="auto" w:after="0"/>
-      </w:pPr>
-      <w:r>
-        <w:rPr>
-          <w:rFonts w:ascii="Times New Roman" w:hAnsi="Times New Roman" w:eastAsia="Times New Roman"/>
-          <w:b w:val="0"/>
-          <w:i w:val="0"/>
-          <w:color w:val="181A1F"/>
-          <w:sz w:val="28"/>
-        </w:rPr>
-        <w:t>2) Взаимодействие индивидов в группе осуществляется, как правило, через исполнение ответных социальных ролей.</w:t>
-      </w:r>
-    </w:p>
-    <w:p>
-      <w:pPr>
-        <w:widowControl/>
-        <w:spacing w:line="240" w:lineRule="auto" w:after="0"/>
-      </w:pPr>
-      <w:r>
-        <w:rPr>
-          <w:rFonts w:ascii="Times New Roman" w:hAnsi="Times New Roman" w:eastAsia="Times New Roman"/>
-          <w:b w:val="0"/>
-          <w:i w:val="0"/>
-          <w:color w:val="181A1F"/>
-          <w:sz w:val="28"/>
-        </w:rPr>
-        <w:t>3) Все социальные роли строго формализованы.</w:t>
-      </w:r>
-    </w:p>
-    <w:p>
-      <w:pPr>
-        <w:widowControl/>
-        <w:spacing w:line="240" w:lineRule="auto" w:after="0"/>
-      </w:pPr>
-      <w:r>
-        <w:rPr>
-          <w:rFonts w:ascii="Times New Roman" w:hAnsi="Times New Roman" w:eastAsia="Times New Roman"/>
-          <w:b w:val="0"/>
-          <w:i w:val="0"/>
-          <w:color w:val="181A1F"/>
-          <w:sz w:val="28"/>
-        </w:rPr>
-        <w:t>4) Все социальные статусы современного человека наследуются при рождении.</w:t>
-      </w:r>
-    </w:p>
-    <w:p>
-      <w:pPr>
-        <w:widowControl/>
-        <w:spacing w:line="240" w:lineRule="auto" w:after="0"/>
-      </w:pPr>
-      <w:r>
-        <w:rPr>
-          <w:rFonts w:ascii="Times New Roman" w:hAnsi="Times New Roman" w:eastAsia="Times New Roman"/>
-          <w:b w:val="0"/>
-          <w:i w:val="0"/>
-          <w:color w:val="181A1F"/>
-          <w:sz w:val="28"/>
-        </w:rPr>
-        <w:t>5) Статус, унаследованный от рождения, называют основным статусом человека.</w:t>
-      </w:r>
-    </w:p>
-    <w:p>
-      <w:pPr>
-        <w:keepNext/>
-        <w:widowControl/>
-        <w:spacing w:line="240" w:lineRule="auto" w:after="0" w:before="120"/>
-      </w:pPr>
-      <w:r>
-        <w:rPr>
-          <w:rFonts w:ascii="Times New Roman" w:hAnsi="Times New Roman" w:eastAsia="Times New Roman"/>
-          <w:b/>
-          <w:color w:val="181A1F"/>
-          <w:sz w:val="28"/>
-        </w:rPr>
-        <w:t>5.</w:t>
-      </w:r>
-    </w:p>
-    <w:p>
-      <w:pPr>
-        <w:widowControl/>
-        <w:spacing w:line="240" w:lineRule="auto" w:after="0"/>
-      </w:pPr>
-      <w:r>
-        <w:rPr>
-          <w:rFonts w:ascii="Times New Roman" w:hAnsi="Times New Roman" w:eastAsia="Times New Roman"/>
-          <w:b w:val="0"/>
-          <w:i w:val="0"/>
-          <w:color w:val="181A1F"/>
-          <w:sz w:val="28"/>
-        </w:rPr>
-        <w:t>Выберите верные суждения о социальной роли и запишите цифры, под которыми они указаны.</w:t>
-      </w:r>
-    </w:p>
-    <w:p>
-      <w:pPr>
-        <w:widowControl/>
-        <w:spacing w:line="240" w:lineRule="auto" w:after="0"/>
-      </w:pPr>
-      <w:r>
-        <w:rPr>
-          <w:rFonts w:ascii="Times New Roman" w:hAnsi="Times New Roman" w:eastAsia="Times New Roman"/>
-          <w:b w:val="0"/>
-          <w:i w:val="0"/>
-          <w:color w:val="181A1F"/>
-          <w:sz w:val="28"/>
-        </w:rPr>
-        <w:t>1) Социальная роль — это совокупность действий, которые должен выполнить носитель определённого социального статуса.</w:t>
-      </w:r>
-    </w:p>
-    <w:p>
-      <w:pPr>
-        <w:widowControl/>
-        <w:spacing w:line="240" w:lineRule="auto" w:after="0"/>
-      </w:pPr>
-      <w:r>
-        <w:rPr>
-          <w:rFonts w:ascii="Times New Roman" w:hAnsi="Times New Roman" w:eastAsia="Times New Roman"/>
-          <w:b w:val="0"/>
-          <w:i w:val="0"/>
-          <w:color w:val="181A1F"/>
-          <w:sz w:val="28"/>
-        </w:rPr>
-        <w:t>2) Исполнение социальной роли зависит от личностных качеств человека.</w:t>
-      </w:r>
-    </w:p>
-    <w:p>
-      <w:pPr>
-        <w:widowControl/>
-        <w:spacing w:line="240" w:lineRule="auto" w:after="0"/>
-      </w:pPr>
-      <w:r>
-        <w:rPr>
-          <w:rFonts w:ascii="Times New Roman" w:hAnsi="Times New Roman" w:eastAsia="Times New Roman"/>
-          <w:b w:val="0"/>
-          <w:i w:val="0"/>
-          <w:color w:val="181A1F"/>
-          <w:sz w:val="28"/>
-        </w:rPr>
-        <w:t>3) Все социальные роли человека определяются при его рождении.</w:t>
-      </w:r>
-    </w:p>
-    <w:p>
-      <w:pPr>
-        <w:widowControl/>
-        <w:spacing w:line="240" w:lineRule="auto" w:after="0"/>
-      </w:pPr>
-      <w:r>
-        <w:rPr>
-          <w:rFonts w:ascii="Times New Roman" w:hAnsi="Times New Roman" w:eastAsia="Times New Roman"/>
-          <w:b w:val="0"/>
-          <w:i w:val="0"/>
-          <w:color w:val="181A1F"/>
-          <w:sz w:val="28"/>
-        </w:rPr>
-        <w:t>4) Освоение новой роли всегда является результатом вертикальной социальной мобильности.</w:t>
-      </w:r>
-    </w:p>
-    <w:p>
-      <w:pPr>
-        <w:widowControl/>
-        <w:spacing w:line="240" w:lineRule="auto" w:after="0"/>
-      </w:pPr>
-      <w:r>
-        <w:rPr>
-          <w:rFonts w:ascii="Times New Roman" w:hAnsi="Times New Roman" w:eastAsia="Times New Roman"/>
-          <w:b w:val="0"/>
-          <w:i w:val="0"/>
-          <w:color w:val="181A1F"/>
-          <w:sz w:val="28"/>
-        </w:rPr>
-        <w:t>5) Исполнение многих социальных ролей официально регламентировано.</w:t>
-      </w:r>
-    </w:p>
-    <w:p>
-      <w:pPr>
-        <w:keepNext/>
-        <w:widowControl/>
-        <w:spacing w:line="240" w:lineRule="auto" w:after="0" w:before="120"/>
-      </w:pPr>
-      <w:r>
-        <w:rPr>
-          <w:rFonts w:ascii="Times New Roman" w:hAnsi="Times New Roman" w:eastAsia="Times New Roman"/>
-          <w:b/>
-          <w:color w:val="181A1F"/>
-          <w:sz w:val="28"/>
-        </w:rPr>
-        <w:t>6.</w:t>
-      </w:r>
-    </w:p>
-    <w:p>
-      <w:pPr>
-        <w:widowControl/>
-        <w:spacing w:line="240" w:lineRule="auto" w:after="0"/>
-      </w:pPr>
-      <w:r>
-        <w:rPr>
-          <w:rFonts w:ascii="Times New Roman" w:hAnsi="Times New Roman" w:eastAsia="Times New Roman"/>
-          <w:b w:val="0"/>
-          <w:i w:val="0"/>
-          <w:color w:val="181A1F"/>
-          <w:sz w:val="28"/>
-        </w:rPr>
-        <w:t>Выберите верные суждения о социализации и запишите цифры, под которыми они указаны.</w:t>
-      </w:r>
-    </w:p>
-    <w:p>
-      <w:pPr>
-        <w:widowControl/>
-        <w:spacing w:line="240" w:lineRule="auto" w:after="0"/>
-      </w:pPr>
-      <w:r>
-        <w:rPr>
-          <w:rFonts w:ascii="Times New Roman" w:hAnsi="Times New Roman" w:eastAsia="Times New Roman"/>
-          <w:b w:val="0"/>
-          <w:i w:val="0"/>
-          <w:color w:val="181A1F"/>
-          <w:sz w:val="28"/>
-        </w:rPr>
-        <w:t>1) Социализация индивида проходит как в стихийной, так и в организованной форме.</w:t>
-      </w:r>
-    </w:p>
-    <w:p>
-      <w:pPr>
-        <w:widowControl/>
-        <w:spacing w:line="240" w:lineRule="auto" w:after="0"/>
-      </w:pPr>
-      <w:r>
-        <w:rPr>
-          <w:rFonts w:ascii="Times New Roman" w:hAnsi="Times New Roman" w:eastAsia="Times New Roman"/>
-          <w:b w:val="0"/>
-          <w:i w:val="0"/>
-          <w:color w:val="181A1F"/>
-          <w:sz w:val="28"/>
-        </w:rPr>
-        <w:t>2) Первичную социализацию осуществляют государство, СМИ и другие социальные институты.</w:t>
-      </w:r>
-    </w:p>
-    <w:p>
-      <w:pPr>
-        <w:widowControl/>
-        <w:spacing w:line="240" w:lineRule="auto" w:after="0"/>
-      </w:pPr>
-      <w:r>
-        <w:rPr>
-          <w:rFonts w:ascii="Times New Roman" w:hAnsi="Times New Roman" w:eastAsia="Times New Roman"/>
-          <w:b w:val="0"/>
-          <w:i w:val="0"/>
-          <w:color w:val="181A1F"/>
-          <w:sz w:val="28"/>
-        </w:rPr>
-        <w:t>3) Социальные институты позволяют человеку усвоить социальные ценности, нормы, роли.</w:t>
-      </w:r>
-    </w:p>
-    <w:p>
-      <w:pPr>
-        <w:widowControl/>
-        <w:spacing w:line="240" w:lineRule="auto" w:after="0"/>
-      </w:pPr>
-      <w:r>
-        <w:rPr>
-          <w:rFonts w:ascii="Times New Roman" w:hAnsi="Times New Roman" w:eastAsia="Times New Roman"/>
-          <w:b w:val="0"/>
-          <w:i w:val="0"/>
-          <w:color w:val="181A1F"/>
-          <w:sz w:val="28"/>
-        </w:rPr>
-        <w:t>4) Все агенты социализации входят в ближайшее окружение человека.</w:t>
-      </w:r>
-    </w:p>
-    <w:p>
-      <w:pPr>
-        <w:widowControl/>
-        <w:spacing w:line="240" w:lineRule="auto" w:after="0"/>
-      </w:pPr>
-      <w:r>
-        <w:rPr>
-          <w:rFonts w:ascii="Times New Roman" w:hAnsi="Times New Roman" w:eastAsia="Times New Roman"/>
-          <w:b w:val="0"/>
-          <w:i w:val="0"/>
-          <w:color w:val="181A1F"/>
-          <w:sz w:val="28"/>
-        </w:rPr>
-        <w:t>5) В процессе социализации человек становится личностью.</w:t>
-      </w:r>
-    </w:p>
-    <w:p>
-      <w:pPr>
-        <w:keepNext/>
-        <w:widowControl/>
-        <w:spacing w:line="240" w:lineRule="auto" w:after="0" w:before="120"/>
-      </w:pPr>
-      <w:r>
-        <w:rPr>
-          <w:rFonts w:ascii="Times New Roman" w:hAnsi="Times New Roman" w:eastAsia="Times New Roman"/>
-          <w:b/>
-          <w:color w:val="181A1F"/>
-          <w:sz w:val="28"/>
-        </w:rPr>
-        <w:t>7.</w:t>
-      </w:r>
-    </w:p>
-    <w:p>
-      <w:pPr>
-        <w:widowControl/>
-        <w:spacing w:line="240" w:lineRule="auto" w:after="0"/>
-      </w:pPr>
-      <w:r>
-        <w:rPr>
-          <w:rFonts w:ascii="Times New Roman" w:hAnsi="Times New Roman" w:eastAsia="Times New Roman"/>
-          <w:b w:val="0"/>
-          <w:i w:val="0"/>
-          <w:color w:val="181A1F"/>
-          <w:sz w:val="28"/>
-        </w:rPr>
-        <w:t>Выберите верные суждения о социальных конфликтах в общественных отношениях и запишите цифры, под которыми они указаны.</w:t>
-      </w:r>
-    </w:p>
-    <w:p>
-      <w:pPr>
-        <w:widowControl/>
-        <w:spacing w:line="240" w:lineRule="auto" w:after="0"/>
-      </w:pPr>
-      <w:r>
-        <w:rPr>
-          <w:rFonts w:ascii="Times New Roman" w:hAnsi="Times New Roman" w:eastAsia="Times New Roman"/>
-          <w:b w:val="0"/>
-          <w:i w:val="0"/>
-          <w:color w:val="181A1F"/>
-          <w:sz w:val="28"/>
-        </w:rPr>
-        <w:t>1) Социальные конфликты имеют как конструктивный, так и деструктивный характер.</w:t>
-      </w:r>
-    </w:p>
-    <w:p>
-      <w:pPr>
-        <w:widowControl/>
-        <w:spacing w:line="240" w:lineRule="auto" w:after="0"/>
-      </w:pPr>
-      <w:r>
-        <w:rPr>
-          <w:rFonts w:ascii="Times New Roman" w:hAnsi="Times New Roman" w:eastAsia="Times New Roman"/>
-          <w:b w:val="0"/>
-          <w:i w:val="0"/>
-          <w:color w:val="181A1F"/>
-          <w:sz w:val="28"/>
-        </w:rPr>
-        <w:t>2) Непонимание сущности причин, вызывающих конфликт, может привести к увеличению его масштабов.</w:t>
-      </w:r>
-    </w:p>
-    <w:p>
-      <w:pPr>
-        <w:widowControl/>
-        <w:spacing w:line="240" w:lineRule="auto" w:after="0"/>
-      </w:pPr>
-      <w:r>
-        <w:rPr>
-          <w:rFonts w:ascii="Times New Roman" w:hAnsi="Times New Roman" w:eastAsia="Times New Roman"/>
-          <w:b w:val="0"/>
-          <w:i w:val="0"/>
-          <w:color w:val="181A1F"/>
-          <w:sz w:val="28"/>
-        </w:rPr>
-        <w:t>3) Стороны конфликта в ходе его развития могут консолидироваться, объединяться для достижения поставленных целей.</w:t>
-      </w:r>
-    </w:p>
-    <w:p>
-      <w:pPr>
-        <w:widowControl/>
-        <w:spacing w:line="240" w:lineRule="auto" w:after="0"/>
-      </w:pPr>
-      <w:r>
-        <w:rPr>
-          <w:rFonts w:ascii="Times New Roman" w:hAnsi="Times New Roman" w:eastAsia="Times New Roman"/>
-          <w:b w:val="0"/>
-          <w:i w:val="0"/>
-          <w:color w:val="181A1F"/>
-          <w:sz w:val="28"/>
-        </w:rPr>
-        <w:t>4) Одним из путей разрешения социального конфликта является продолжение конфронтации.</w:t>
-      </w:r>
-    </w:p>
-    <w:p>
-      <w:pPr>
-        <w:widowControl/>
-        <w:spacing w:line="240" w:lineRule="auto" w:after="0"/>
-      </w:pPr>
-      <w:r>
-        <w:rPr>
-          <w:rFonts w:ascii="Times New Roman" w:hAnsi="Times New Roman" w:eastAsia="Times New Roman"/>
-          <w:b w:val="0"/>
-          <w:i w:val="0"/>
-          <w:color w:val="181A1F"/>
-          <w:sz w:val="28"/>
-        </w:rPr>
-        <w:t>5) Социальный конфликт всегда порождён экономическими причинами.</w:t>
-      </w:r>
-    </w:p>
-    <w:p>
-      <w:pPr>
-        <w:keepNext/>
-        <w:widowControl/>
-        <w:spacing w:line="240" w:lineRule="auto" w:after="0" w:before="120"/>
-      </w:pPr>
-      <w:r>
-        <w:rPr>
-          <w:rFonts w:ascii="Times New Roman" w:hAnsi="Times New Roman" w:eastAsia="Times New Roman"/>
-          <w:b/>
-          <w:color w:val="181A1F"/>
-          <w:sz w:val="28"/>
-        </w:rPr>
-        <w:t>8.</w:t>
-      </w:r>
-    </w:p>
-    <w:p>
-      <w:pPr>
-        <w:widowControl/>
-        <w:spacing w:line="240" w:lineRule="auto" w:after="0"/>
-      </w:pPr>
-      <w:r>
-        <w:rPr>
-          <w:rFonts w:ascii="Times New Roman" w:hAnsi="Times New Roman" w:eastAsia="Times New Roman"/>
-          <w:b w:val="0"/>
-          <w:i w:val="0"/>
-          <w:color w:val="181A1F"/>
-          <w:sz w:val="28"/>
-        </w:rPr>
-        <w:t>Выберите верные суждения о социальном контроле и запишите цифры, под которыми они указаны.</w:t>
-      </w:r>
-    </w:p>
-    <w:p>
-      <w:pPr>
-        <w:widowControl/>
-        <w:spacing w:line="240" w:lineRule="auto" w:after="0"/>
-      </w:pPr>
-      <w:r>
-        <w:rPr>
-          <w:rFonts w:ascii="Times New Roman" w:hAnsi="Times New Roman" w:eastAsia="Times New Roman"/>
-          <w:b w:val="0"/>
-          <w:i w:val="0"/>
-          <w:color w:val="181A1F"/>
-          <w:sz w:val="28"/>
-        </w:rPr>
-        <w:t>1) Социальный контроль — это механизм социальной регуляции, совокупность средств и методов социального воздействия.</w:t>
-      </w:r>
-    </w:p>
-    <w:p>
-      <w:pPr>
-        <w:widowControl/>
-        <w:spacing w:line="240" w:lineRule="auto" w:after="0"/>
-      </w:pPr>
-      <w:r>
-        <w:rPr>
-          <w:rFonts w:ascii="Times New Roman" w:hAnsi="Times New Roman" w:eastAsia="Times New Roman"/>
-          <w:b w:val="0"/>
-          <w:i w:val="0"/>
-          <w:color w:val="181A1F"/>
-          <w:sz w:val="28"/>
-        </w:rPr>
-        <w:t>2) Ученые выделяют два типа внешнего социального контроля — формальный и неформальный</w:t>
-      </w:r>
-    </w:p>
-    <w:p>
-      <w:pPr>
-        <w:widowControl/>
-        <w:spacing w:line="240" w:lineRule="auto" w:after="0"/>
-      </w:pPr>
-      <w:r>
-        <w:rPr>
-          <w:rFonts w:ascii="Times New Roman" w:hAnsi="Times New Roman" w:eastAsia="Times New Roman"/>
-          <w:b w:val="0"/>
-          <w:i w:val="0"/>
-          <w:color w:val="181A1F"/>
-          <w:sz w:val="28"/>
-        </w:rPr>
-        <w:t>3) Социальный контроль состоит из двух элементов — социальных статусов и социальных ролей.</w:t>
-      </w:r>
-    </w:p>
-    <w:p>
-      <w:pPr>
-        <w:widowControl/>
-        <w:spacing w:line="240" w:lineRule="auto" w:after="0"/>
-      </w:pPr>
-      <w:r>
-        <w:rPr>
-          <w:rFonts w:ascii="Times New Roman" w:hAnsi="Times New Roman" w:eastAsia="Times New Roman"/>
-          <w:b w:val="0"/>
-          <w:i w:val="0"/>
-          <w:color w:val="181A1F"/>
-          <w:sz w:val="28"/>
-        </w:rPr>
-        <w:t>4) Внутренний социальный контроль может проявляться в форме рефлексии индивида по поводу своего социального поведения.</w:t>
-      </w:r>
-    </w:p>
-    <w:p>
-      <w:pPr>
-        <w:widowControl/>
-        <w:spacing w:line="240" w:lineRule="auto" w:after="0"/>
-      </w:pPr>
-      <w:r>
-        <w:rPr>
-          <w:rFonts w:ascii="Times New Roman" w:hAnsi="Times New Roman" w:eastAsia="Times New Roman"/>
-          <w:b w:val="0"/>
-          <w:i w:val="0"/>
-          <w:color w:val="181A1F"/>
-          <w:sz w:val="28"/>
-        </w:rPr>
-        <w:t>5) Основная функция социального контроля заключается в учете и согласовании интересов различных групп.</w:t>
-      </w:r>
-    </w:p>
-    <w:p>
-      <w:pPr>
-        <w:keepNext/>
-        <w:widowControl/>
-        <w:spacing w:line="240" w:lineRule="auto" w:after="0" w:before="120"/>
-      </w:pPr>
-      <w:r>
-        <w:rPr>
-          <w:rFonts w:ascii="Times New Roman" w:hAnsi="Times New Roman" w:eastAsia="Times New Roman"/>
-          <w:b/>
-          <w:color w:val="181A1F"/>
-          <w:sz w:val="28"/>
-        </w:rPr>
-        <w:t>9.</w:t>
-      </w:r>
-    </w:p>
-    <w:p>
-      <w:pPr>
-        <w:widowControl/>
-        <w:spacing w:line="240" w:lineRule="auto" w:after="0"/>
-      </w:pPr>
-      <w:r>
-        <w:rPr>
-          <w:rFonts w:ascii="Times New Roman" w:hAnsi="Times New Roman" w:eastAsia="Times New Roman"/>
-          <w:b w:val="0"/>
-          <w:i w:val="0"/>
-          <w:color w:val="181A1F"/>
-          <w:sz w:val="28"/>
-        </w:rPr>
-        <w:t xml:space="preserve">Ниже приведён ряд признаков. Все они, за исключением двух, относятся к семье традиционного типа. </w:t>
-      </w:r>
-    </w:p>
-    <w:p>
-      <w:pPr>
-        <w:widowControl/>
-        <w:spacing w:line="240" w:lineRule="auto" w:after="0"/>
-      </w:pPr>
-      <w:r>
-        <w:rPr>
-          <w:rFonts w:ascii="Times New Roman" w:hAnsi="Times New Roman" w:eastAsia="Times New Roman"/>
-          <w:b w:val="0"/>
-          <w:i w:val="0"/>
-          <w:color w:val="181A1F"/>
-          <w:sz w:val="28"/>
-        </w:rPr>
-        <w:t xml:space="preserve">1) совместное проживание нескольких поколений; </w:t>
-      </w:r>
-    </w:p>
-    <w:p>
-      <w:pPr>
-        <w:widowControl/>
-        <w:spacing w:line="240" w:lineRule="auto" w:after="0"/>
-      </w:pPr>
-      <w:r>
-        <w:rPr>
-          <w:rFonts w:ascii="Times New Roman" w:hAnsi="Times New Roman" w:eastAsia="Times New Roman"/>
-          <w:b w:val="0"/>
-          <w:i w:val="0"/>
-          <w:color w:val="181A1F"/>
-          <w:sz w:val="28"/>
-        </w:rPr>
-        <w:t xml:space="preserve">2) экономическая зависимость женщины от мужчины; </w:t>
-      </w:r>
-    </w:p>
-    <w:p>
-      <w:pPr>
-        <w:widowControl/>
-        <w:spacing w:line="240" w:lineRule="auto" w:after="0"/>
-      </w:pPr>
-      <w:r>
-        <w:rPr>
-          <w:rFonts w:ascii="Times New Roman" w:hAnsi="Times New Roman" w:eastAsia="Times New Roman"/>
-          <w:b w:val="0"/>
-          <w:i w:val="0"/>
-          <w:color w:val="181A1F"/>
-          <w:sz w:val="28"/>
-        </w:rPr>
-        <w:t xml:space="preserve">3) возложение домашних обязанностей на женщину; </w:t>
-      </w:r>
-    </w:p>
-    <w:p>
-      <w:pPr>
-        <w:widowControl/>
-        <w:spacing w:line="240" w:lineRule="auto" w:after="0"/>
-      </w:pPr>
-      <w:r>
-        <w:rPr>
-          <w:rFonts w:ascii="Times New Roman" w:hAnsi="Times New Roman" w:eastAsia="Times New Roman"/>
-          <w:b w:val="0"/>
-          <w:i w:val="0"/>
-          <w:color w:val="181A1F"/>
-          <w:sz w:val="28"/>
-        </w:rPr>
-        <w:t xml:space="preserve">4) отсутствие жёсткого распределения домашних обязанностей на «мужские» и «женские»; </w:t>
-      </w:r>
-    </w:p>
-    <w:p>
-      <w:pPr>
-        <w:widowControl/>
-        <w:spacing w:line="240" w:lineRule="auto" w:after="0"/>
-      </w:pPr>
-      <w:r>
-        <w:rPr>
-          <w:rFonts w:ascii="Times New Roman" w:hAnsi="Times New Roman" w:eastAsia="Times New Roman"/>
-          <w:b w:val="0"/>
-          <w:i w:val="0"/>
-          <w:color w:val="181A1F"/>
-          <w:sz w:val="28"/>
-        </w:rPr>
-        <w:t xml:space="preserve">5) главенство мужчины в семье; </w:t>
-      </w:r>
-    </w:p>
-    <w:p>
-      <w:pPr>
-        <w:widowControl/>
-        <w:spacing w:line="240" w:lineRule="auto" w:after="0"/>
-      </w:pPr>
-      <w:r>
-        <w:rPr>
-          <w:rFonts w:ascii="Times New Roman" w:hAnsi="Times New Roman" w:eastAsia="Times New Roman"/>
-          <w:b w:val="0"/>
-          <w:i w:val="0"/>
-          <w:color w:val="181A1F"/>
-          <w:sz w:val="28"/>
-        </w:rPr>
-        <w:t xml:space="preserve">6) принятие решений всеми членами семьи после совместного обсуждения. </w:t>
-      </w:r>
-    </w:p>
-    <w:p>
-      <w:pPr>
-        <w:widowControl/>
-        <w:spacing w:line="240" w:lineRule="auto" w:after="0"/>
-      </w:pPr>
-      <w:r>
-        <w:rPr>
-          <w:rFonts w:ascii="Times New Roman" w:hAnsi="Times New Roman" w:eastAsia="Times New Roman"/>
-          <w:b w:val="0"/>
-          <w:i w:val="0"/>
-          <w:color w:val="181A1F"/>
-          <w:sz w:val="28"/>
-        </w:rPr>
-        <w:t>Найдите два признака семьи другого типа и запишите в таблицу цифры, под которыми они указаны.</w:t>
-      </w:r>
-    </w:p>
-    <w:p>
-      <w:pPr>
-        <w:keepNext/>
-        <w:widowControl/>
-        <w:spacing w:line="240" w:lineRule="auto" w:after="0" w:before="120"/>
-      </w:pPr>
-      <w:r>
-        <w:rPr>
-          <w:rFonts w:ascii="Times New Roman" w:hAnsi="Times New Roman" w:eastAsia="Times New Roman"/>
-          <w:b/>
-          <w:color w:val="181A1F"/>
-          <w:sz w:val="28"/>
-        </w:rPr>
-        <w:t>10.</w:t>
-      </w:r>
-    </w:p>
-    <w:p>
-      <w:pPr>
-        <w:widowControl/>
-        <w:spacing w:line="240" w:lineRule="auto" w:after="0"/>
-      </w:pPr>
-      <w:r>
-        <w:rPr>
-          <w:rFonts w:ascii="Times New Roman" w:hAnsi="Times New Roman" w:eastAsia="Times New Roman"/>
-          <w:b w:val="0"/>
-          <w:i w:val="0"/>
-          <w:color w:val="181A1F"/>
-          <w:sz w:val="28"/>
-        </w:rPr>
-        <w:t>Выберите верные суждения о социальной стратификации и социальной мобильности. Запишите цифры, под которыми они указаны.</w:t>
-      </w:r>
-    </w:p>
-    <w:p>
-      <w:pPr>
-        <w:widowControl/>
-        <w:spacing w:line="240" w:lineRule="auto" w:after="0"/>
-      </w:pPr>
-      <w:r>
-        <w:rPr>
-          <w:rFonts w:ascii="Times New Roman" w:hAnsi="Times New Roman" w:eastAsia="Times New Roman"/>
-          <w:b w:val="0"/>
-          <w:i w:val="0"/>
-          <w:color w:val="181A1F"/>
-          <w:sz w:val="28"/>
-        </w:rPr>
-        <w:t>1) Проявлением стратификации общества выступает неравенство индивидов в отношении к тем социальным обязанностям и ролям, которые они выполняют.</w:t>
-      </w:r>
-    </w:p>
-    <w:p>
-      <w:pPr>
-        <w:widowControl/>
-        <w:spacing w:line="240" w:lineRule="auto" w:after="0"/>
-      </w:pPr>
-      <w:r>
-        <w:rPr>
-          <w:rFonts w:ascii="Times New Roman" w:hAnsi="Times New Roman" w:eastAsia="Times New Roman"/>
-          <w:b w:val="0"/>
-          <w:i w:val="0"/>
-          <w:color w:val="181A1F"/>
-          <w:sz w:val="28"/>
-        </w:rPr>
-        <w:t>2) Индивидуальная мобильность представляет собой изменение положения человека в социальной структуре общества.</w:t>
-      </w:r>
-    </w:p>
-    <w:p>
-      <w:pPr>
-        <w:widowControl/>
-        <w:spacing w:line="240" w:lineRule="auto" w:after="0"/>
-      </w:pPr>
-      <w:r>
-        <w:rPr>
-          <w:rFonts w:ascii="Times New Roman" w:hAnsi="Times New Roman" w:eastAsia="Times New Roman"/>
-          <w:b w:val="0"/>
-          <w:i w:val="0"/>
-          <w:color w:val="181A1F"/>
-          <w:sz w:val="28"/>
-        </w:rPr>
-        <w:t>3) Групповая мобильность, как правило, преобладает в тех обществах, в которых главное значение придаётся прирождённому статусу.</w:t>
-      </w:r>
-    </w:p>
-    <w:p>
-      <w:pPr>
-        <w:widowControl/>
-        <w:spacing w:line="240" w:lineRule="auto" w:after="0"/>
-      </w:pPr>
-      <w:r>
-        <w:rPr>
-          <w:rFonts w:ascii="Times New Roman" w:hAnsi="Times New Roman" w:eastAsia="Times New Roman"/>
-          <w:b w:val="0"/>
-          <w:i w:val="0"/>
-          <w:color w:val="181A1F"/>
-          <w:sz w:val="28"/>
-        </w:rPr>
-        <w:t>4) По сравнению с классовой структурой социальная стратификация выделяет меньшее количество слоёв.</w:t>
-      </w:r>
-    </w:p>
-    <w:p>
-      <w:pPr>
-        <w:widowControl/>
-        <w:spacing w:line="240" w:lineRule="auto" w:after="0"/>
-      </w:pPr>
-      <w:r>
-        <w:rPr>
-          <w:rFonts w:ascii="Times New Roman" w:hAnsi="Times New Roman" w:eastAsia="Times New Roman"/>
-          <w:b w:val="0"/>
-          <w:i w:val="0"/>
-          <w:color w:val="181A1F"/>
-          <w:sz w:val="28"/>
-        </w:rPr>
-        <w:t>5) Принадлежность к имущественному, властному или профессиональному строю игнорируется при ранжировании людей по степени престижа в обществе.</w:t>
-      </w:r>
-    </w:p>
-    <w:p>
-      <w:pPr>
-        <w:keepNext/>
-        <w:widowControl/>
-        <w:spacing w:line="240" w:lineRule="auto" w:after="0" w:before="120"/>
-      </w:pPr>
-      <w:r>
-        <w:rPr>
-          <w:rFonts w:ascii="Times New Roman" w:hAnsi="Times New Roman" w:eastAsia="Times New Roman"/>
-          <w:b/>
-          <w:color w:val="181A1F"/>
-          <w:sz w:val="28"/>
-        </w:rPr>
-        <w:t>11.</w:t>
-      </w:r>
-    </w:p>
-    <w:p>
-      <w:pPr>
-        <w:widowControl/>
-        <w:spacing w:line="240" w:lineRule="auto" w:after="0"/>
-      </w:pPr>
-      <w:r>
-        <w:rPr>
-          <w:rFonts w:ascii="Times New Roman" w:hAnsi="Times New Roman" w:eastAsia="Times New Roman"/>
-          <w:b w:val="0"/>
-          <w:i w:val="0"/>
-          <w:color w:val="181A1F"/>
-          <w:sz w:val="28"/>
-        </w:rPr>
-        <w:t>Выберите верные суждения о социальном контроле и запишите цифры, под которыми они указаны.</w:t>
-      </w:r>
-    </w:p>
-    <w:p>
-      <w:pPr>
-        <w:widowControl/>
-        <w:spacing w:line="240" w:lineRule="auto" w:after="0"/>
-      </w:pPr>
-      <w:r>
-        <w:rPr>
-          <w:rFonts w:ascii="Times New Roman" w:hAnsi="Times New Roman" w:eastAsia="Times New Roman"/>
-          <w:b w:val="0"/>
-          <w:i w:val="0"/>
-          <w:color w:val="181A1F"/>
-          <w:sz w:val="28"/>
-        </w:rPr>
-        <w:t>1) Формальный социальный контроль осуществляется путём применения исключительно негативных санкций.</w:t>
-      </w:r>
-    </w:p>
-    <w:p>
-      <w:pPr>
-        <w:widowControl/>
-        <w:spacing w:line="240" w:lineRule="auto" w:after="0"/>
-      </w:pPr>
-      <w:r>
-        <w:rPr>
-          <w:rFonts w:ascii="Times New Roman" w:hAnsi="Times New Roman" w:eastAsia="Times New Roman"/>
-          <w:b w:val="0"/>
-          <w:i w:val="0"/>
-          <w:color w:val="181A1F"/>
-          <w:sz w:val="28"/>
-        </w:rPr>
-        <w:t>2) Социальный контроль предполагает целенаправленное воздействие на индивида в процессе его социализации.</w:t>
-      </w:r>
-    </w:p>
-    <w:p>
-      <w:pPr>
-        <w:widowControl/>
-        <w:spacing w:line="240" w:lineRule="auto" w:after="0"/>
-      </w:pPr>
-      <w:r>
-        <w:rPr>
-          <w:rFonts w:ascii="Times New Roman" w:hAnsi="Times New Roman" w:eastAsia="Times New Roman"/>
-          <w:b w:val="0"/>
-          <w:i w:val="0"/>
-          <w:color w:val="181A1F"/>
-          <w:sz w:val="28"/>
-        </w:rPr>
-        <w:t>3) B зависимости от характера санкций принято различать горизонтальный и вертикальный социальный контроль.</w:t>
-      </w:r>
-    </w:p>
-    <w:p>
-      <w:pPr>
-        <w:widowControl/>
-        <w:spacing w:line="240" w:lineRule="auto" w:after="0"/>
-      </w:pPr>
-      <w:r>
-        <w:rPr>
-          <w:rFonts w:ascii="Times New Roman" w:hAnsi="Times New Roman" w:eastAsia="Times New Roman"/>
-          <w:b w:val="0"/>
-          <w:i w:val="0"/>
-          <w:color w:val="181A1F"/>
-          <w:sz w:val="28"/>
-        </w:rPr>
-        <w:t>4) Социальный контроль может осуществляться через групповое давление.</w:t>
-      </w:r>
-    </w:p>
-    <w:p>
-      <w:pPr>
-        <w:widowControl/>
-        <w:spacing w:line="240" w:lineRule="auto" w:after="0"/>
-      </w:pPr>
-      <w:r>
-        <w:rPr>
-          <w:rFonts w:ascii="Times New Roman" w:hAnsi="Times New Roman" w:eastAsia="Times New Roman"/>
-          <w:b w:val="0"/>
-          <w:i w:val="0"/>
-          <w:color w:val="181A1F"/>
-          <w:sz w:val="28"/>
-        </w:rPr>
-        <w:t>5) Социальный контроль обеспечивает стабильное функционирование социальной системы.</w:t>
-      </w:r>
-    </w:p>
-    <w:p>
-      <w:pPr>
-        <w:keepNext/>
-        <w:widowControl/>
-        <w:spacing w:line="240" w:lineRule="auto" w:after="0" w:before="120"/>
-      </w:pPr>
-      <w:r>
-        <w:rPr>
-          <w:rFonts w:ascii="Times New Roman" w:hAnsi="Times New Roman" w:eastAsia="Times New Roman"/>
-          <w:b/>
-          <w:color w:val="181A1F"/>
-          <w:sz w:val="28"/>
-        </w:rPr>
-        <w:t>12.</w:t>
-      </w:r>
-    </w:p>
-    <w:p>
-      <w:pPr>
-        <w:widowControl/>
-        <w:spacing w:line="240" w:lineRule="auto" w:after="0"/>
-      </w:pPr>
-      <w:r>
-        <w:rPr>
-          <w:rFonts w:ascii="Times New Roman" w:hAnsi="Times New Roman" w:eastAsia="Times New Roman"/>
-          <w:b w:val="0"/>
-          <w:i w:val="0"/>
-          <w:color w:val="181A1F"/>
-          <w:sz w:val="28"/>
-        </w:rPr>
-        <w:t>Ниже приведён перечень терминов. Все они, за исключением двух, относятся к понятию «социальный контроль».</w:t>
-      </w:r>
-    </w:p>
-    <w:p>
-      <w:pPr>
-        <w:widowControl/>
-        <w:spacing w:line="240" w:lineRule="auto" w:after="0"/>
-      </w:pPr>
-      <w:r>
-        <w:rPr>
-          <w:rFonts w:ascii="Times New Roman" w:hAnsi="Times New Roman" w:eastAsia="Times New Roman"/>
-          <w:b w:val="0"/>
-          <w:i w:val="0"/>
-          <w:color w:val="181A1F"/>
-          <w:sz w:val="28"/>
-        </w:rPr>
-        <w:t xml:space="preserve">1) замечание; </w:t>
-      </w:r>
-    </w:p>
-    <w:p>
-      <w:pPr>
-        <w:widowControl/>
-        <w:spacing w:line="240" w:lineRule="auto" w:after="0"/>
-      </w:pPr>
-      <w:r>
-        <w:rPr>
-          <w:rFonts w:ascii="Times New Roman" w:hAnsi="Times New Roman" w:eastAsia="Times New Roman"/>
-          <w:b w:val="0"/>
-          <w:i w:val="0"/>
-          <w:color w:val="181A1F"/>
-          <w:sz w:val="28"/>
-        </w:rPr>
-        <w:t xml:space="preserve">2) санкция; </w:t>
-      </w:r>
-    </w:p>
-    <w:p>
-      <w:pPr>
-        <w:widowControl/>
-        <w:spacing w:line="240" w:lineRule="auto" w:after="0"/>
-      </w:pPr>
-      <w:r>
-        <w:rPr>
-          <w:rFonts w:ascii="Times New Roman" w:hAnsi="Times New Roman" w:eastAsia="Times New Roman"/>
-          <w:b w:val="0"/>
-          <w:i w:val="0"/>
-          <w:color w:val="181A1F"/>
-          <w:sz w:val="28"/>
-        </w:rPr>
-        <w:t xml:space="preserve">3) социальная норма; </w:t>
-      </w:r>
-    </w:p>
-    <w:p>
-      <w:pPr>
-        <w:widowControl/>
-        <w:spacing w:line="240" w:lineRule="auto" w:after="0"/>
-      </w:pPr>
-      <w:r>
-        <w:rPr>
-          <w:rFonts w:ascii="Times New Roman" w:hAnsi="Times New Roman" w:eastAsia="Times New Roman"/>
-          <w:b w:val="0"/>
-          <w:i w:val="0"/>
-          <w:color w:val="181A1F"/>
-          <w:sz w:val="28"/>
-        </w:rPr>
-        <w:t xml:space="preserve">4) политическая идеология; </w:t>
-      </w:r>
-    </w:p>
-    <w:p>
-      <w:pPr>
-        <w:widowControl/>
-        <w:spacing w:line="240" w:lineRule="auto" w:after="0"/>
-      </w:pPr>
-      <w:r>
-        <w:rPr>
-          <w:rFonts w:ascii="Times New Roman" w:hAnsi="Times New Roman" w:eastAsia="Times New Roman"/>
-          <w:b w:val="0"/>
-          <w:i w:val="0"/>
-          <w:color w:val="181A1F"/>
-          <w:sz w:val="28"/>
-        </w:rPr>
-        <w:t xml:space="preserve">5) осуждение; </w:t>
-      </w:r>
-    </w:p>
-    <w:p>
-      <w:pPr>
-        <w:widowControl/>
-        <w:spacing w:line="240" w:lineRule="auto" w:after="0"/>
-      </w:pPr>
-      <w:r>
-        <w:rPr>
-          <w:rFonts w:ascii="Times New Roman" w:hAnsi="Times New Roman" w:eastAsia="Times New Roman"/>
-          <w:b w:val="0"/>
-          <w:i w:val="0"/>
-          <w:color w:val="181A1F"/>
-          <w:sz w:val="28"/>
-        </w:rPr>
-        <w:t>6) духовная культура.</w:t>
-      </w:r>
-    </w:p>
-    <w:p>
-      <w:pPr>
-        <w:widowControl/>
-        <w:spacing w:line="240" w:lineRule="auto" w:after="0"/>
-      </w:pPr>
-      <w:r>
-        <w:rPr>
-          <w:rFonts w:ascii="Times New Roman" w:hAnsi="Times New Roman" w:eastAsia="Times New Roman"/>
-          <w:b w:val="0"/>
-          <w:i w:val="0"/>
-          <w:color w:val="181A1F"/>
-          <w:sz w:val="28"/>
-        </w:rPr>
-        <w:t>Найдите два термина, «выпадающие» из общего ряда, и запишите в таблицу цифры, под которыми они указаны.</w:t>
-      </w:r>
-    </w:p>
-    <w:p>
-      <w:pPr>
-        <w:keepNext/>
-        <w:widowControl/>
-        <w:spacing w:line="240" w:lineRule="auto" w:after="0" w:before="120"/>
-      </w:pPr>
-      <w:r>
-        <w:rPr>
-          <w:rFonts w:ascii="Times New Roman" w:hAnsi="Times New Roman" w:eastAsia="Times New Roman"/>
-          <w:b/>
-          <w:color w:val="181A1F"/>
-          <w:sz w:val="28"/>
-        </w:rPr>
-        <w:t>13.</w:t>
-      </w:r>
-    </w:p>
-    <w:p>
-      <w:pPr>
-        <w:widowControl/>
-        <w:spacing w:line="240" w:lineRule="auto" w:after="0"/>
-      </w:pPr>
-      <w:r>
-        <w:rPr>
-          <w:rFonts w:ascii="Times New Roman" w:hAnsi="Times New Roman" w:eastAsia="Times New Roman"/>
-          <w:b w:val="0"/>
-          <w:i w:val="0"/>
-          <w:color w:val="181A1F"/>
-          <w:sz w:val="28"/>
-        </w:rPr>
-        <w:t>Выберите верные суждения об этнических общностях и межнациональных отношениях. Запишите цифры, под которыми они указаны.</w:t>
-      </w:r>
-    </w:p>
-    <w:p>
-      <w:pPr>
-        <w:widowControl/>
-        <w:spacing w:line="240" w:lineRule="auto" w:after="0"/>
-      </w:pPr>
-      <w:r>
-        <w:rPr>
-          <w:rFonts w:ascii="Times New Roman" w:hAnsi="Times New Roman" w:eastAsia="Times New Roman"/>
-          <w:b w:val="0"/>
-          <w:i w:val="0"/>
-          <w:color w:val="181A1F"/>
-          <w:sz w:val="28"/>
-        </w:rPr>
-        <w:t>1) К этническим общностям относятся род и племя.</w:t>
-      </w:r>
-    </w:p>
-    <w:p>
-      <w:pPr>
-        <w:widowControl/>
-        <w:spacing w:line="240" w:lineRule="auto" w:after="0"/>
-      </w:pPr>
-      <w:r>
-        <w:rPr>
-          <w:rFonts w:ascii="Times New Roman" w:hAnsi="Times New Roman" w:eastAsia="Times New Roman"/>
-          <w:b w:val="0"/>
-          <w:i w:val="0"/>
-          <w:color w:val="181A1F"/>
-          <w:sz w:val="28"/>
-        </w:rPr>
-        <w:t>2) Межнациональные отношения формируются только между этническими группами в рамках одной страны.</w:t>
-      </w:r>
-    </w:p>
-    <w:p>
-      <w:pPr>
-        <w:widowControl/>
-        <w:spacing w:line="240" w:lineRule="auto" w:after="0"/>
-      </w:pPr>
-      <w:r>
-        <w:rPr>
-          <w:rFonts w:ascii="Times New Roman" w:hAnsi="Times New Roman" w:eastAsia="Times New Roman"/>
-          <w:b w:val="0"/>
-          <w:i w:val="0"/>
-          <w:color w:val="181A1F"/>
-          <w:sz w:val="28"/>
-        </w:rPr>
-        <w:t>3) Межнациональная дифференциация подразумевает сближение народов, укрепление связей между ними, взаимовлияние и взаимообогащение культур разных этносов.</w:t>
-      </w:r>
-    </w:p>
-    <w:p>
-      <w:pPr>
-        <w:widowControl/>
-        <w:spacing w:line="240" w:lineRule="auto" w:after="0"/>
-      </w:pPr>
-      <w:r>
-        <w:rPr>
-          <w:rFonts w:ascii="Times New Roman" w:hAnsi="Times New Roman" w:eastAsia="Times New Roman"/>
-          <w:b w:val="0"/>
-          <w:i w:val="0"/>
-          <w:color w:val="181A1F"/>
-          <w:sz w:val="28"/>
-        </w:rPr>
-        <w:t>4) В Российской Федерации каждый вправе определять и указывать свою национальную принадлежность.</w:t>
-      </w:r>
-    </w:p>
-    <w:p>
-      <w:pPr>
-        <w:widowControl/>
-        <w:spacing w:line="240" w:lineRule="auto" w:after="0"/>
-      </w:pPr>
-      <w:r>
-        <w:rPr>
-          <w:rFonts w:ascii="Times New Roman" w:hAnsi="Times New Roman" w:eastAsia="Times New Roman"/>
-          <w:b w:val="0"/>
-          <w:i w:val="0"/>
-          <w:color w:val="181A1F"/>
-          <w:sz w:val="28"/>
-        </w:rPr>
-        <w:t>5) Этнические группы можно определить как группы людей, имеющих общее происхождение и некоторые культурные, языковые, религиозные особенности, и осознающих свою принадлежность к общей группе.</w:t>
-      </w:r>
-    </w:p>
-    <w:p>
-      <w:pPr>
-        <w:keepNext/>
-        <w:widowControl/>
-        <w:spacing w:line="240" w:lineRule="auto" w:after="0" w:before="120"/>
-      </w:pPr>
-      <w:r>
-        <w:rPr>
-          <w:rFonts w:ascii="Times New Roman" w:hAnsi="Times New Roman" w:eastAsia="Times New Roman"/>
-          <w:b/>
-          <w:color w:val="181A1F"/>
-          <w:sz w:val="28"/>
-        </w:rPr>
-        <w:t>14.</w:t>
-      </w:r>
-    </w:p>
-    <w:p>
-      <w:pPr>
-        <w:widowControl/>
-        <w:spacing w:line="240" w:lineRule="auto" w:after="0"/>
-      </w:pPr>
-      <w:r>
-        <w:rPr>
-          <w:rFonts w:ascii="Times New Roman" w:hAnsi="Times New Roman" w:eastAsia="Times New Roman"/>
-          <w:b w:val="0"/>
-          <w:i w:val="0"/>
-          <w:color w:val="181A1F"/>
-          <w:sz w:val="28"/>
-        </w:rPr>
-        <w:t>Выберите верные суждения о социальных нормах и запишите цифры, под которыми они указаны.</w:t>
-      </w:r>
-    </w:p>
-    <w:p>
-      <w:pPr>
-        <w:widowControl/>
-        <w:spacing w:line="240" w:lineRule="auto" w:after="0"/>
-      </w:pPr>
-      <w:r>
-        <w:rPr>
-          <w:rFonts w:ascii="Times New Roman" w:hAnsi="Times New Roman" w:eastAsia="Times New Roman"/>
-          <w:b w:val="0"/>
-          <w:i w:val="0"/>
-          <w:color w:val="181A1F"/>
-          <w:sz w:val="28"/>
-        </w:rPr>
-        <w:t>1) К функциям социальных норм относят интегрирование индивидов в группы.</w:t>
-      </w:r>
-    </w:p>
-    <w:p>
-      <w:pPr>
-        <w:widowControl/>
-        <w:spacing w:line="240" w:lineRule="auto" w:after="0"/>
-      </w:pPr>
-      <w:r>
-        <w:rPr>
-          <w:rFonts w:ascii="Times New Roman" w:hAnsi="Times New Roman" w:eastAsia="Times New Roman"/>
-          <w:b w:val="0"/>
-          <w:i w:val="0"/>
-          <w:color w:val="181A1F"/>
-          <w:sz w:val="28"/>
-        </w:rPr>
-        <w:t>2) Моральные и правовые нормы — основные регуляторы поведения людей в обществе.</w:t>
-      </w:r>
-    </w:p>
-    <w:p>
-      <w:pPr>
-        <w:widowControl/>
-        <w:spacing w:line="240" w:lineRule="auto" w:after="0"/>
-      </w:pPr>
-      <w:r>
-        <w:rPr>
-          <w:rFonts w:ascii="Times New Roman" w:hAnsi="Times New Roman" w:eastAsia="Times New Roman"/>
-          <w:b w:val="0"/>
-          <w:i w:val="0"/>
-          <w:color w:val="181A1F"/>
-          <w:sz w:val="28"/>
-        </w:rPr>
-        <w:t>3) К видам социальных норм относятся социальные санкции.</w:t>
-      </w:r>
-    </w:p>
-    <w:p>
-      <w:pPr>
-        <w:widowControl/>
-        <w:spacing w:line="240" w:lineRule="auto" w:after="0"/>
-      </w:pPr>
-      <w:r>
-        <w:rPr>
-          <w:rFonts w:ascii="Times New Roman" w:hAnsi="Times New Roman" w:eastAsia="Times New Roman"/>
-          <w:b w:val="0"/>
-          <w:i w:val="0"/>
-          <w:color w:val="181A1F"/>
-          <w:sz w:val="28"/>
-        </w:rPr>
-        <w:t>4) Видами социальных норм являются обычаи и традиции.</w:t>
-      </w:r>
-    </w:p>
-    <w:p>
-      <w:pPr>
-        <w:widowControl/>
-        <w:spacing w:line="240" w:lineRule="auto" w:after="0"/>
-      </w:pPr>
-      <w:r>
-        <w:rPr>
-          <w:rFonts w:ascii="Times New Roman" w:hAnsi="Times New Roman" w:eastAsia="Times New Roman"/>
-          <w:b w:val="0"/>
-          <w:i w:val="0"/>
-          <w:color w:val="181A1F"/>
-          <w:sz w:val="28"/>
-        </w:rPr>
-        <w:t>5) Любой вид социальных норм является обязательным для исполнения всеми членами общества.</w:t>
-      </w:r>
-    </w:p>
-    <w:p>
-      <w:pPr>
-        <w:keepNext/>
-        <w:widowControl/>
-        <w:spacing w:line="240" w:lineRule="auto" w:after="0" w:before="120"/>
-      </w:pPr>
-      <w:r>
-        <w:rPr>
-          <w:rFonts w:ascii="Times New Roman" w:hAnsi="Times New Roman" w:eastAsia="Times New Roman"/>
-          <w:b/>
-          <w:color w:val="181A1F"/>
-          <w:sz w:val="28"/>
-        </w:rPr>
-        <w:t>15.</w:t>
-      </w:r>
-    </w:p>
-    <w:p>
-      <w:pPr>
-        <w:widowControl/>
-        <w:spacing w:line="240" w:lineRule="auto" w:after="0"/>
-      </w:pPr>
-      <w:r>
-        <w:rPr>
-          <w:rFonts w:ascii="Times New Roman" w:hAnsi="Times New Roman" w:eastAsia="Times New Roman"/>
-          <w:b w:val="0"/>
-          <w:i w:val="0"/>
-          <w:color w:val="181A1F"/>
-          <w:sz w:val="28"/>
-        </w:rPr>
-        <w:t>Выберите верные суждения о социальных конфликтах и запишите цифры, под которыми они указаны.</w:t>
-      </w:r>
-    </w:p>
-    <w:p>
-      <w:pPr>
-        <w:widowControl/>
-        <w:spacing w:line="240" w:lineRule="auto" w:after="0"/>
-      </w:pPr>
-      <w:r>
-        <w:rPr>
-          <w:rFonts w:ascii="Times New Roman" w:hAnsi="Times New Roman" w:eastAsia="Times New Roman"/>
-          <w:b w:val="0"/>
-          <w:i w:val="0"/>
-          <w:color w:val="181A1F"/>
-          <w:sz w:val="28"/>
-        </w:rPr>
-        <w:t>1) Социальный конфликт — это столкновение социальных групп за обладание дефицитными ресурсами.</w:t>
-      </w:r>
-    </w:p>
-    <w:p>
-      <w:pPr>
-        <w:widowControl/>
-        <w:spacing w:line="240" w:lineRule="auto" w:after="0"/>
-      </w:pPr>
-      <w:r>
-        <w:rPr>
-          <w:rFonts w:ascii="Times New Roman" w:hAnsi="Times New Roman" w:eastAsia="Times New Roman"/>
-          <w:b w:val="0"/>
-          <w:i w:val="0"/>
-          <w:color w:val="181A1F"/>
-          <w:sz w:val="28"/>
-        </w:rPr>
-        <w:t>2) Предметом конфликта являются его участники.</w:t>
-      </w:r>
-    </w:p>
-    <w:p>
-      <w:pPr>
-        <w:widowControl/>
-        <w:spacing w:line="240" w:lineRule="auto" w:after="0"/>
-      </w:pPr>
-      <w:r>
-        <w:rPr>
-          <w:rFonts w:ascii="Times New Roman" w:hAnsi="Times New Roman" w:eastAsia="Times New Roman"/>
-          <w:b w:val="0"/>
-          <w:i w:val="0"/>
-          <w:color w:val="181A1F"/>
-          <w:sz w:val="28"/>
-        </w:rPr>
-        <w:t>3) К условиям успешного разрешения социальных конфликтов относят выявление существующих противоречий в интересах и целях сторон.</w:t>
-      </w:r>
-    </w:p>
-    <w:p>
-      <w:pPr>
-        <w:widowControl/>
-        <w:spacing w:line="240" w:lineRule="auto" w:after="0"/>
-      </w:pPr>
-      <w:r>
-        <w:rPr>
-          <w:rFonts w:ascii="Times New Roman" w:hAnsi="Times New Roman" w:eastAsia="Times New Roman"/>
-          <w:b w:val="0"/>
-          <w:i w:val="0"/>
-          <w:color w:val="181A1F"/>
-          <w:sz w:val="28"/>
-        </w:rPr>
-        <w:t>4) Все конфликты оказывают дезинтегративное, разрушительное влияние на общественную жизнь.</w:t>
-      </w:r>
-    </w:p>
-    <w:p>
-      <w:pPr>
-        <w:widowControl/>
-        <w:spacing w:line="240" w:lineRule="auto" w:after="0"/>
-      </w:pPr>
-      <w:r>
-        <w:rPr>
-          <w:rFonts w:ascii="Times New Roman" w:hAnsi="Times New Roman" w:eastAsia="Times New Roman"/>
-          <w:b w:val="0"/>
-          <w:i w:val="0"/>
-          <w:color w:val="181A1F"/>
-          <w:sz w:val="28"/>
-        </w:rPr>
-        <w:t>5) Конфликты порождены различными причинами: внешними и внутренними, всеобщими и единичными, материальными и идеальными, объективными и субъективными и т.д.</w:t>
-      </w:r>
-    </w:p>
-    <w:p>
-      <w:pPr>
-        <w:keepNext/>
-        <w:widowControl/>
-        <w:spacing w:line="240" w:lineRule="auto" w:after="0" w:before="120"/>
-      </w:pPr>
-      <w:r>
-        <w:rPr>
-          <w:rFonts w:ascii="Times New Roman" w:hAnsi="Times New Roman" w:eastAsia="Times New Roman"/>
-          <w:b/>
-          <w:color w:val="181A1F"/>
-          <w:sz w:val="28"/>
-        </w:rPr>
-        <w:t>16.</w:t>
-      </w:r>
-    </w:p>
-    <w:p>
-      <w:pPr>
-        <w:widowControl/>
-        <w:spacing w:line="240" w:lineRule="auto" w:after="0"/>
-      </w:pPr>
-      <w:r>
-        <w:rPr>
-          <w:rFonts w:ascii="Times New Roman" w:hAnsi="Times New Roman" w:eastAsia="Times New Roman"/>
-          <w:b w:val="0"/>
-          <w:i w:val="0"/>
-          <w:color w:val="181A1F"/>
-          <w:sz w:val="28"/>
-        </w:rPr>
-        <w:t>Выберите верные суждения о социальном контроле и запишите цифры, под которыми они указаны.</w:t>
-      </w:r>
-    </w:p>
-    <w:p>
-      <w:pPr>
-        <w:widowControl/>
-        <w:spacing w:line="240" w:lineRule="auto" w:after="0"/>
-      </w:pPr>
-      <w:r>
-        <w:rPr>
-          <w:rFonts w:ascii="Times New Roman" w:hAnsi="Times New Roman" w:eastAsia="Times New Roman"/>
-          <w:b w:val="0"/>
-          <w:i w:val="0"/>
-          <w:color w:val="181A1F"/>
-          <w:sz w:val="28"/>
-        </w:rPr>
-        <w:t>1) Социальный контроль — это механизм регуляции отношений индивида и общества в целях укрепления порядка и стабильности в обществе.</w:t>
-      </w:r>
-    </w:p>
-    <w:p>
-      <w:pPr>
-        <w:widowControl/>
-        <w:spacing w:line="240" w:lineRule="auto" w:after="0"/>
-      </w:pPr>
-      <w:r>
-        <w:rPr>
-          <w:rFonts w:ascii="Times New Roman" w:hAnsi="Times New Roman" w:eastAsia="Times New Roman"/>
-          <w:b w:val="0"/>
-          <w:i w:val="0"/>
-          <w:color w:val="181A1F"/>
-          <w:sz w:val="28"/>
-        </w:rPr>
-        <w:t>2) Социальный контроль включает в себя социальные нормы и социальные санкции.</w:t>
-      </w:r>
-    </w:p>
-    <w:p>
-      <w:pPr>
-        <w:widowControl/>
-        <w:spacing w:line="240" w:lineRule="auto" w:after="0"/>
-      </w:pPr>
-      <w:r>
-        <w:rPr>
-          <w:rFonts w:ascii="Times New Roman" w:hAnsi="Times New Roman" w:eastAsia="Times New Roman"/>
-          <w:b w:val="0"/>
-          <w:i w:val="0"/>
-          <w:color w:val="181A1F"/>
-          <w:sz w:val="28"/>
-        </w:rPr>
-        <w:t>3) Санкции — это исключительно формальная негативная реакция со стороны остальных членов общества на поведение человека или группы.</w:t>
-      </w:r>
-    </w:p>
-    <w:p>
-      <w:pPr>
-        <w:widowControl/>
-        <w:spacing w:line="240" w:lineRule="auto" w:after="0"/>
-      </w:pPr>
-      <w:r>
-        <w:rPr>
-          <w:rFonts w:ascii="Times New Roman" w:hAnsi="Times New Roman" w:eastAsia="Times New Roman"/>
-          <w:b w:val="0"/>
-          <w:i w:val="0"/>
-          <w:color w:val="181A1F"/>
-          <w:sz w:val="28"/>
-        </w:rPr>
-        <w:t>4) Чем выше у членов общества развит самоконтроль, тем меньше этому обществу приходится прибегать к внешнему контролю.</w:t>
-      </w:r>
-    </w:p>
-    <w:p>
-      <w:pPr>
-        <w:widowControl/>
-        <w:spacing w:line="240" w:lineRule="auto" w:after="0"/>
-      </w:pPr>
-      <w:r>
-        <w:rPr>
-          <w:rFonts w:ascii="Times New Roman" w:hAnsi="Times New Roman" w:eastAsia="Times New Roman"/>
-          <w:b w:val="0"/>
-          <w:i w:val="0"/>
-          <w:color w:val="181A1F"/>
-          <w:sz w:val="28"/>
-        </w:rPr>
-        <w:t>5) Социальный контроль осуществляется только посредством общественного принуждения.</w:t>
-      </w:r>
-    </w:p>
-    <w:p>
-      <w:pPr>
-        <w:widowControl/>
-        <w:spacing w:line="240" w:lineRule="auto" w:after="0"/>
-      </w:pPr>
-      <w:r>
-        <w:rPr>
-          <w:rFonts w:ascii="Times New Roman" w:hAnsi="Times New Roman" w:eastAsia="Times New Roman"/>
-          <w:color w:val="181A1F"/>
-          <w:sz w:val="28"/>
-        </w:rPr>
-        <w:br w:type="page"/>
-      </w:r>
-    </w:p>
-    <w:p>
-      <w:pPr>
-        <w:pStyle w:val="Heading1"/>
-        <w:keepNext/>
-        <w:widowControl/>
-        <w:spacing w:line="240" w:lineRule="auto" w:after="60" w:before="160"/>
-      </w:pPr>
-      <w:r>
-        <w:rPr>
-          <w:rFonts w:ascii="Times New Roman" w:hAnsi="Times New Roman" w:eastAsia="Times New Roman"/>
-          <w:b/>
-          <w:color w:val="181A1F"/>
-          <w:sz w:val="28"/>
-        </w:rPr>
-        <w:t>Часть 2</w:t>
-      </w:r>
-    </w:p>
-    <w:p>
-      <w:pPr>
-        <w:widowControl/>
-        <w:spacing w:line="240" w:lineRule="auto" w:after="0"/>
-      </w:pPr>
-      <w:r>
-        <w:rPr>
-          <w:rFonts w:ascii="Times New Roman" w:hAnsi="Times New Roman" w:eastAsia="Times New Roman"/>
-          <w:color w:val="181A1F"/>
-          <w:sz w:val="28"/>
-        </w:rPr>
-        <w:t>Для заданий 17–25 запишите полный развёрнутый ответ. Каждый вопрос самодостаточен и тематически соответствует варианту.</w:t>
-      </w:r>
-    </w:p>
-    <w:p>
-      <w:pPr>
-        <w:keepNext/>
-        <w:widowControl/>
-        <w:spacing w:line="240" w:lineRule="auto" w:after="0" w:before="120"/>
-      </w:pPr>
-      <w:r>
-        <w:rPr>
-          <w:rFonts w:ascii="Times New Roman" w:hAnsi="Times New Roman" w:eastAsia="Times New Roman"/>
-          <w:b/>
-          <w:color w:val="181A1F"/>
-          <w:sz w:val="28"/>
-        </w:rPr>
-        <w:t>17.</w:t>
-      </w:r>
-    </w:p>
-    <w:p>
-      <w:pPr>
-        <w:widowControl/>
-        <w:spacing w:line="240" w:lineRule="auto" w:after="0"/>
-      </w:pPr>
-      <w:r>
-        <w:rPr>
-          <w:rFonts w:ascii="Times New Roman" w:hAnsi="Times New Roman" w:eastAsia="Times New Roman"/>
-          <w:b w:val="0"/>
-          <w:i w:val="0"/>
-          <w:color w:val="181A1F"/>
-          <w:sz w:val="28"/>
-        </w:rPr>
-        <w:t>Каждый человек занимает несколько позиций в обществе. Например, женщина может быть музыкантом, учительницей, женой и матерью. Каждая из этих социальных позиций, связанная с определёнными правами и обязанностями, называется статусом. Хотя человек может иметь ряд статусов, один из них, который можно назвать главным статусом, определяет его общественное положение...</w:t>
-      </w:r>
-    </w:p>
-    <w:p>
-      <w:pPr>
-        <w:widowControl/>
-        <w:spacing w:line="240" w:lineRule="auto" w:after="0"/>
-      </w:pPr>
-      <w:r>
-        <w:rPr>
-          <w:rFonts w:ascii="Times New Roman" w:hAnsi="Times New Roman" w:eastAsia="Times New Roman"/>
-          <w:b w:val="0"/>
-          <w:i w:val="0"/>
-          <w:color w:val="181A1F"/>
-          <w:sz w:val="28"/>
-        </w:rPr>
-        <w:t>Некоторые статусы даны от рождения... Такие статусы называются приписанными (предписанными).</w:t>
-      </w:r>
-    </w:p>
-    <w:p>
-      <w:pPr>
-        <w:widowControl/>
-        <w:spacing w:line="240" w:lineRule="auto" w:after="0"/>
-      </w:pPr>
-      <w:r>
-        <w:rPr>
-          <w:rFonts w:ascii="Times New Roman" w:hAnsi="Times New Roman" w:eastAsia="Times New Roman"/>
-          <w:b w:val="0"/>
-          <w:i w:val="0"/>
-          <w:color w:val="181A1F"/>
-          <w:sz w:val="28"/>
-        </w:rPr>
-        <w:t>Наоборот, достигнутый (приобретённый) статус определяется тем, что человек осуществил в своей жизни. Статус писателя приобретают в результате опубликования книги; статус мужа — после получения разрешения на женитьбу и вступления в брак. Никто не родится автором или мужем. Некоторые статусы сочетают предписанные и достигнутые элементы. Получение степени доктора философии, несомненно, является достижением. Но будучи однажды получен, новый статус остаётся навсегда, становится перманентной частью личности и социальной роли человека, определяя все его намерения и цели как предписанный статус.</w:t>
-      </w:r>
-    </w:p>
-    <w:p>
-      <w:pPr>
-        <w:widowControl/>
-        <w:spacing w:line="240" w:lineRule="auto" w:after="0"/>
-      </w:pPr>
-      <w:r>
-        <w:rPr>
-          <w:rFonts w:ascii="Times New Roman" w:hAnsi="Times New Roman" w:eastAsia="Times New Roman"/>
-          <w:b w:val="0"/>
-          <w:i w:val="0"/>
-          <w:color w:val="181A1F"/>
-          <w:sz w:val="28"/>
-        </w:rPr>
-        <w:t>Ролью называется ожидаемое поведение, обусловленное статусом человека...</w:t>
-      </w:r>
-    </w:p>
-    <w:p>
-      <w:pPr>
-        <w:widowControl/>
-        <w:spacing w:line="240" w:lineRule="auto" w:after="0"/>
-      </w:pPr>
-      <w:r>
-        <w:rPr>
-          <w:rFonts w:ascii="Times New Roman" w:hAnsi="Times New Roman" w:eastAsia="Times New Roman"/>
-          <w:b w:val="0"/>
-          <w:i w:val="0"/>
-          <w:color w:val="181A1F"/>
-          <w:sz w:val="28"/>
-        </w:rPr>
-        <w:t>Каждый статус обычно включает ряд ролей. Человек, имеющий статус преподавателя, по-разному ведёт себя со студентами, другими преподавателями факультета, с представителями министерства просвещения или ректором. Совокупность ролей, соответствующих данному статусу, называется ролевым набором.</w:t>
-      </w:r>
-    </w:p>
-    <w:p>
-      <w:pPr>
-        <w:widowControl/>
-        <w:spacing w:line="240" w:lineRule="auto" w:after="0"/>
-      </w:pPr>
-      <w:r>
-        <w:rPr>
-          <w:rFonts w:ascii="Times New Roman" w:hAnsi="Times New Roman" w:eastAsia="Times New Roman"/>
-          <w:b w:val="0"/>
-          <w:i w:val="0"/>
-          <w:color w:val="181A1F"/>
-          <w:sz w:val="28"/>
-        </w:rPr>
-        <w:t>Каким образом мы усваиваем роли? Усвоение различных ролей — значительная часть процесса социализации. Наши роли определяются тем, что ожидают от нас другие. В нашем обществе (и большинстве других) ожидается, что родители должны заботиться о своих детях, что работник должен выполнять порученную ему работу, что близкие друзья неравнодушны к нашим проблемам. Если они «не выполняют» свои роли в соответствии с нашими ожиданиями‚ мы удивлены, рассержены или обижены, и наши отношения меняются.</w:t>
-      </w:r>
-    </w:p>
-    <w:p>
-      <w:pPr>
-        <w:widowControl/>
-        <w:spacing w:line="240" w:lineRule="auto" w:after="0"/>
-      </w:pPr>
-      <w:r>
-        <w:rPr>
-          <w:rFonts w:ascii="Times New Roman" w:hAnsi="Times New Roman" w:eastAsia="Times New Roman"/>
-          <w:b w:val="0"/>
-          <w:i w:val="0"/>
-          <w:color w:val="181A1F"/>
-          <w:sz w:val="28"/>
-        </w:rPr>
-        <w:t>Можно провести различие между формальными и неформальными ролевыми ожиданиями. Наиболее ярким примером первых являются законы. Когда мы подписываем договор о покупке дома, ожидается, что мы его купим; если мы не делаем этого, нам может быть предъявлен иск за нарушение договора. Брак является другим видом договора, который может быть расторгнут посредством развода. Законы об уголовной ответственности запрещают убийство, изнасилование и другие поступки, причиняющие ущерб другим людям. Другие ожидания могут быть менее формальными — например, умение вести себя за столом, стиль одежды и правила вежливости, — но они тоже оказывают большое влияние на наше поведение.</w:t>
-      </w:r>
-    </w:p>
-    <w:p>
-      <w:pPr>
-        <w:widowControl/>
-        <w:spacing w:line="240" w:lineRule="auto" w:after="0"/>
-      </w:pPr>
-      <w:r>
-        <w:rPr>
-          <w:rFonts w:ascii="Times New Roman" w:hAnsi="Times New Roman" w:eastAsia="Times New Roman"/>
-          <w:b w:val="0"/>
-          <w:i w:val="0"/>
-          <w:color w:val="181A1F"/>
-          <w:sz w:val="28"/>
-        </w:rPr>
-        <w:t>Реакции, которые могут быть вызваны нашими поступками, не соответствующими ролевым ожиданиям, также можно классифицировать как формальные и неформальные... Когда поступки человека соответствуют ролевым ожиданиям, он получает такие социальные вознаграждения, как деньги и уважение. Вместе взятые, эти поощрения и наказания называются санкциями. Применяемые одним или несколькими взаимодействующими индивидами или кем-либо другим, санкции подкрепляют правила, определяющие, какое поведение является уместным в данной ситуации.</w:t>
-      </w:r>
-    </w:p>
-    <w:p>
-      <w:pPr>
-        <w:widowControl/>
-        <w:spacing w:line="240" w:lineRule="auto" w:after="0"/>
-      </w:pPr>
-      <w:r>
-        <w:rPr>
-          <w:rFonts w:ascii="Times New Roman" w:hAnsi="Times New Roman" w:eastAsia="Times New Roman"/>
-          <w:b w:val="0"/>
-          <w:i w:val="0"/>
-          <w:color w:val="181A1F"/>
-          <w:sz w:val="28"/>
-        </w:rPr>
-        <w:t>(Н. Смелзер)</w:t>
-      </w:r>
-    </w:p>
-    <w:p>
-      <w:pPr>
-        <w:widowControl/>
-        <w:spacing w:line="240" w:lineRule="auto" w:after="0"/>
-      </w:pPr>
-      <w:r>
-        <w:rPr>
-          <w:rFonts w:ascii="Times New Roman" w:hAnsi="Times New Roman" w:eastAsia="Times New Roman"/>
-          <w:b w:val="0"/>
-          <w:i w:val="0"/>
-          <w:color w:val="181A1F"/>
-          <w:sz w:val="28"/>
-        </w:rPr>
-        <w:t>Что автор называет социальным статусом? Какие три вида социальных статусов он выделил? Как, по мнению автора, связаны социальный статус и социальные роли?</w:t>
-      </w:r>
-    </w:p>
-    <w:p>
-      <w:pPr>
-        <w:widowControl/>
-        <w:spacing w:line="240" w:lineRule="auto" w:after="0"/>
-      </w:pPr>
-      <w:r>
-        <w:rPr>
-          <w:rFonts w:ascii="Times New Roman" w:hAnsi="Times New Roman" w:eastAsia="Times New Roman"/>
-          <w:color w:val="181A1F"/>
           <w:sz w:val="28"/>
         </w:rPr>
         <w:t>Ответ:</w:t>
@@ -2283,141 +3889,55 @@
     </w:p>
     <w:p>
       <w:pPr>
-        <w:keepNext/>
-        <w:widowControl/>
-        <w:spacing w:line="240" w:lineRule="auto" w:after="0" w:before="120"/>
+        <w:keepNext w:val="0"/>
+        <w:spacing w:after="60" w:line="240" w:lineRule="auto"/>
+        <w:jc w:val="both"/>
       </w:pPr>
       <w:r>
         <w:rPr>
           <w:rFonts w:ascii="Times New Roman" w:hAnsi="Times New Roman" w:eastAsia="Times New Roman"/>
           <w:b/>
-          <w:color w:val="181A1F"/>
           <w:sz w:val="28"/>
         </w:rPr>
-        <w:t>18.</w:t>
+        <w:t xml:space="preserve">№22 </w:t>
       </w:r>
-    </w:p>
-    <w:p>
-      <w:pPr>
-        <w:widowControl/>
-        <w:spacing w:line="240" w:lineRule="auto" w:after="0"/>
-      </w:pPr>
       <w:r>
         <w:rPr>
           <w:rFonts w:ascii="Times New Roman" w:hAnsi="Times New Roman" w:eastAsia="Times New Roman"/>
           <w:b w:val="0"/>
           <w:i w:val="0"/>
-          <w:color w:val="181A1F"/>
           <w:sz w:val="28"/>
         </w:rPr>
-        <w:t>Процесс формирования определяет развитие личности под действием природных и социальных сил. Но даже сформировавшийся человек еще не в полной мере готов жить в обществе: он не имеет образования, профессии, навыков общения; он плохо представляет себе устройство общества, не ориентируется в социальных процессах.</w:t>
+        <w:t>Приехав из деревни в город, молодой человек устроился слесарем на завод. Спустя некоторое время он женился, но так как работа его не устраивала, он решил заняться фермерством и вновь вернулся в деревню. Поскольку экономических знаний и умений у него не было, то спустя три года его ферма разорилась.</w:t>
       </w:r>
     </w:p>
     <w:p>
       <w:pPr>
-        <w:widowControl/>
-        <w:spacing w:line="240" w:lineRule="auto" w:after="0"/>
+        <w:keepNext w:val="0"/>
+        <w:spacing w:after="60" w:line="240" w:lineRule="auto"/>
+        <w:jc w:val="both"/>
       </w:pPr>
       <w:r>
         <w:rPr>
           <w:rFonts w:ascii="Times New Roman" w:hAnsi="Times New Roman" w:eastAsia="Times New Roman"/>
           <w:b w:val="0"/>
           <w:i w:val="0"/>
-          <w:color w:val="181A1F"/>
           <w:sz w:val="28"/>
         </w:rPr>
-        <w:t>Одновременно с процессом формирования личности идет процесс ее социализации.</w:t>
+        <w:t>Иллюстрацией какого социального процесса может служить данный сюжет? Какие два направления этого социального процесса присутствуют в этом сюжете? Приведите примеры из сюжета, иллюстрирующие каждое из названных направлений.</w:t>
       </w:r>
     </w:p>
     <w:p>
       <w:pPr>
-        <w:widowControl/>
-        <w:spacing w:line="240" w:lineRule="auto" w:after="0"/>
+        <w:keepNext w:val="0"/>
+        <w:spacing w:after="60" w:line="240" w:lineRule="auto"/>
+        <w:jc w:val="both"/>
       </w:pPr>
       <w:r>
         <w:rPr>
           <w:rFonts w:ascii="Times New Roman" w:hAnsi="Times New Roman" w:eastAsia="Times New Roman"/>
           <w:b w:val="0"/>
           <w:i w:val="0"/>
-          <w:color w:val="181A1F"/>
-          <w:sz w:val="28"/>
-        </w:rPr>
-        <w:t>Социализация – это внедрение человека в общество, овладение им навыками и привычками общественного поведения, усвоение ценностей и норм данного общества.</w:t>
-      </w:r>
-    </w:p>
-    <w:p>
-      <w:pPr>
-        <w:widowControl/>
-        <w:spacing w:line="240" w:lineRule="auto" w:after="0"/>
-      </w:pPr>
-      <w:r>
-        <w:rPr>
-          <w:rFonts w:ascii="Times New Roman" w:hAnsi="Times New Roman" w:eastAsia="Times New Roman"/>
-          <w:b w:val="0"/>
-          <w:i w:val="0"/>
-          <w:color w:val="181A1F"/>
-          <w:sz w:val="28"/>
-        </w:rPr>
-        <w:t>Если процесс формирования идет особенно интенсивно в детстве и юности,  то процесс социализации интенсифицируется тем сильнее, чем активнее индивид вступает в систему социальных отношений. Детские игры, воспитание и обучение в школе и вузе, овладение специальностью и служба в армии и т. д. – все это и есть внешние проявления процесса социализации. Отличия социализации от формирования заключаются в следующем: социализация изменяет внешнее поведение, а формирование личности устанавливает базовые ценностные ориентации; социализация дает возможность получить определенные навыки (общения, профессии), а формирование определяет мотивацию социального поведения; формирование личности создает внутреннюю психологическую установку на определенный тип социальных действий...</w:t>
-      </w:r>
-    </w:p>
-    <w:p>
-      <w:pPr>
-        <w:widowControl/>
-        <w:spacing w:line="240" w:lineRule="auto" w:after="0"/>
-      </w:pPr>
-      <w:r>
-        <w:rPr>
-          <w:rFonts w:ascii="Times New Roman" w:hAnsi="Times New Roman" w:eastAsia="Times New Roman"/>
-          <w:b w:val="0"/>
-          <w:i w:val="0"/>
-          <w:color w:val="181A1F"/>
-          <w:sz w:val="28"/>
-        </w:rPr>
-        <w:t>Более простым и удобным представляется деление процесса социализации на два качественно различных периода: первичная социализация — период от рождения до формирования зрелой личности; вторичная социализация (ресоциализация) – перестройка уже социально зрелой личности, связанная, как правило, с овладением профессией.</w:t>
-      </w:r>
-    </w:p>
-    <w:p>
-      <w:pPr>
-        <w:widowControl/>
-        <w:spacing w:line="240" w:lineRule="auto" w:after="0"/>
-      </w:pPr>
-      <w:r>
-        <w:rPr>
-          <w:rFonts w:ascii="Times New Roman" w:hAnsi="Times New Roman" w:eastAsia="Times New Roman"/>
-          <w:b w:val="0"/>
-          <w:i w:val="0"/>
-          <w:color w:val="181A1F"/>
-          <w:sz w:val="28"/>
-        </w:rPr>
-        <w:t>(Б.А. Исаев)</w:t>
-      </w:r>
-    </w:p>
-    <w:p>
-      <w:pPr>
-        <w:widowControl/>
-        <w:spacing w:line="240" w:lineRule="auto" w:after="0"/>
-      </w:pPr>
-      <w:r>
-        <w:rPr>
-          <w:rFonts w:ascii="Times New Roman" w:hAnsi="Times New Roman" w:eastAsia="Times New Roman"/>
-          <w:b w:val="0"/>
-          <w:i w:val="0"/>
-          <w:color w:val="181A1F"/>
-          <w:sz w:val="28"/>
-        </w:rPr>
-        <w:t>Какое определение понятию «социализация» дает автор? Укажите внешние проявления социализации, указанные в тексте. Поясните, опираясь на текст, в чем заключается сущность ресоциализации.</w:t>
-      </w:r>
-    </w:p>
-    <w:p>
-      <w:pPr>
-        <w:widowControl/>
-        <w:spacing w:line="240" w:lineRule="auto" w:after="0"/>
-      </w:pPr>
-      <w:r>
-        <w:rPr>
-          <w:rFonts w:ascii="Times New Roman" w:hAnsi="Times New Roman" w:eastAsia="Times New Roman"/>
-          <w:color w:val="181A1F"/>
           <w:sz w:val="28"/>
         </w:rPr>
         <w:t>Ответ:</w:t>
@@ -2425,45 +3945,87 @@
     </w:p>
     <w:p>
       <w:pPr>
-        <w:keepNext/>
-        <w:widowControl/>
-        <w:spacing w:line="240" w:lineRule="auto" w:after="0" w:before="120"/>
+        <w:keepNext w:val="0"/>
+        <w:spacing w:after="60" w:line="240" w:lineRule="auto"/>
+        <w:jc w:val="both"/>
       </w:pPr>
       <w:r>
         <w:rPr>
           <w:rFonts w:ascii="Times New Roman" w:hAnsi="Times New Roman" w:eastAsia="Times New Roman"/>
           <w:b/>
-          <w:color w:val="181A1F"/>
           <w:sz w:val="28"/>
         </w:rPr>
-        <w:t>19.</w:t>
+        <w:t xml:space="preserve">№23 </w:t>
       </w:r>
-    </w:p>
-    <w:p>
-      <w:pPr>
-        <w:widowControl/>
-        <w:spacing w:line="240" w:lineRule="auto" w:after="0"/>
-      </w:pPr>
       <w:r>
         <w:rPr>
           <w:rFonts w:ascii="Times New Roman" w:hAnsi="Times New Roman" w:eastAsia="Times New Roman"/>
           <w:b w:val="0"/>
           <w:i w:val="0"/>
-          <w:color w:val="181A1F"/>
           <w:sz w:val="28"/>
         </w:rPr>
-        <w:t>Приведите три суждения о возможности общества противодействовать распространению негативного девиантного поведения. (Каждое суждение должно быть сформулировано как распространённое предложение.)</w:t>
+        <w:t xml:space="preserve">Конституция Российской Федерации закрепляет условия для удовлетворения потребности человека в труде. </w:t>
       </w:r>
     </w:p>
     <w:p>
       <w:pPr>
-        <w:widowControl/>
-        <w:spacing w:line="240" w:lineRule="auto" w:after="0"/>
+        <w:keepNext w:val="0"/>
+        <w:spacing w:after="60" w:line="240" w:lineRule="auto"/>
+        <w:jc w:val="both"/>
       </w:pPr>
       <w:r>
         <w:rPr>
           <w:rFonts w:ascii="Times New Roman" w:hAnsi="Times New Roman" w:eastAsia="Times New Roman"/>
-          <w:color w:val="181A1F"/>
+          <w:b w:val="0"/>
+          <w:i w:val="0"/>
+          <w:sz w:val="28"/>
+        </w:rPr>
+        <w:t xml:space="preserve">На основе положений Конституции Российской Федерации сформулируйте три подтверждения этой характеристики. </w:t>
+      </w:r>
+    </w:p>
+    <w:p>
+      <w:pPr>
+        <w:keepNext w:val="0"/>
+        <w:spacing w:after="60" w:line="240" w:lineRule="auto"/>
+        <w:jc w:val="both"/>
+      </w:pPr>
+      <w:r>
+        <w:rPr>
+          <w:rFonts w:ascii="Times New Roman" w:hAnsi="Times New Roman" w:eastAsia="Times New Roman"/>
+          <w:b w:val="0"/>
+          <w:i w:val="0"/>
+          <w:sz w:val="28"/>
+        </w:rPr>
+        <w:t xml:space="preserve">(Каждое подтверждение должно быть сформулировано как распространённое предложение с опорой на конкретное положение Конституции Российской Федерации. </w:t>
+      </w:r>
+    </w:p>
+    <w:p>
+      <w:pPr>
+        <w:keepNext w:val="0"/>
+        <w:spacing w:after="60" w:line="240" w:lineRule="auto"/>
+        <w:jc w:val="both"/>
+      </w:pPr>
+      <w:r>
+        <w:rPr>
+          <w:rFonts w:ascii="Times New Roman" w:hAnsi="Times New Roman" w:eastAsia="Times New Roman"/>
+          <w:b w:val="0"/>
+          <w:i w:val="0"/>
+          <w:sz w:val="28"/>
+        </w:rPr>
+        <w:t>Обращаем внимание, что правильное выполнение задания не требует указания в ответе номеров соответствующих статей Конституции и дословного воспроизведения их содержания.)</w:t>
+      </w:r>
+    </w:p>
+    <w:p>
+      <w:pPr>
+        <w:keepNext w:val="0"/>
+        <w:spacing w:after="60" w:line="240" w:lineRule="auto"/>
+        <w:jc w:val="both"/>
+      </w:pPr>
+      <w:r>
+        <w:rPr>
+          <w:rFonts w:ascii="Times New Roman" w:hAnsi="Times New Roman" w:eastAsia="Times New Roman"/>
+          <w:b w:val="0"/>
+          <w:i w:val="0"/>
           <w:sz w:val="28"/>
         </w:rPr>
         <w:t>Ответ:</w:t>
@@ -2471,45 +4033,39 @@
     </w:p>
     <w:p>
       <w:pPr>
-        <w:keepNext/>
-        <w:widowControl/>
-        <w:spacing w:line="240" w:lineRule="auto" w:after="0" w:before="120"/>
+        <w:keepNext w:val="0"/>
+        <w:spacing w:after="60" w:line="240" w:lineRule="auto"/>
+        <w:jc w:val="both"/>
       </w:pPr>
       <w:r>
         <w:rPr>
           <w:rFonts w:ascii="Times New Roman" w:hAnsi="Times New Roman" w:eastAsia="Times New Roman"/>
           <w:b/>
-          <w:color w:val="181A1F"/>
           <w:sz w:val="28"/>
         </w:rPr>
-        <w:t>20.</w:t>
+        <w:t xml:space="preserve">№24 </w:t>
       </w:r>
-    </w:p>
-    <w:p>
-      <w:pPr>
-        <w:widowControl/>
-        <w:spacing w:line="240" w:lineRule="auto" w:after="0"/>
-      </w:pPr>
       <w:r>
         <w:rPr>
           <w:rFonts w:ascii="Times New Roman" w:hAnsi="Times New Roman" w:eastAsia="Times New Roman"/>
           <w:b w:val="0"/>
           <w:i w:val="0"/>
-          <w:color w:val="181A1F"/>
           <w:sz w:val="28"/>
         </w:rPr>
-        <w:t>Используя обществоведческие знания и факты общественной жизни, личный социальный опыт, укажите любые три социальных института и поясните, в чём проявляется социализирующее воздействие на молодое поколение каждого из них. (Каждое суждение должно быть сформулировано как распространённое предложение.)</w:t>
+        <w:t>Используя обществоведческие знания, составьте сложный план, позволяющий раскрыть по существу тему «Социальный контроль — механизм регуляции поведения человека». Сложный план должен содержать не менее трёх непосредственно раскрывающих тему по существу пунктов, детализированных в подпунктах. (Количество подпунктов каждого детализированного пункта должно быть не менее трёх, за исключением случаев, когда с точки зрения общественных наук возможны только два подпункта.)</w:t>
       </w:r>
     </w:p>
     <w:p>
       <w:pPr>
-        <w:widowControl/>
-        <w:spacing w:line="240" w:lineRule="auto" w:after="0"/>
+        <w:keepNext w:val="0"/>
+        <w:spacing w:after="60" w:line="240" w:lineRule="auto"/>
+        <w:jc w:val="both"/>
       </w:pPr>
       <w:r>
         <w:rPr>
           <w:rFonts w:ascii="Times New Roman" w:hAnsi="Times New Roman" w:eastAsia="Times New Roman"/>
-          <w:color w:val="181A1F"/>
+          <w:b w:val="0"/>
+          <w:i w:val="0"/>
           <w:sz w:val="28"/>
         </w:rPr>
         <w:t>Ответ:</w:t>
@@ -2517,299 +4073,84 @@
     </w:p>
     <w:p>
       <w:pPr>
-        <w:keepNext/>
-        <w:widowControl/>
-        <w:spacing w:line="240" w:lineRule="auto" w:after="0" w:before="120"/>
+        <w:keepNext w:val="0"/>
+        <w:spacing w:after="60" w:line="240" w:lineRule="auto"/>
+        <w:jc w:val="both"/>
       </w:pPr>
       <w:r>
         <w:rPr>
           <w:rFonts w:ascii="Times New Roman" w:hAnsi="Times New Roman" w:eastAsia="Times New Roman"/>
           <w:b/>
-          <w:color w:val="181A1F"/>
           <w:sz w:val="28"/>
         </w:rPr>
-        <w:t>21.</w:t>
+        <w:t xml:space="preserve">№25 </w:t>
       </w:r>
-    </w:p>
-    <w:p>
-      <w:pPr>
-        <w:widowControl/>
-        <w:spacing w:line="240" w:lineRule="auto" w:after="0"/>
-      </w:pPr>
       <w:r>
         <w:rPr>
           <w:rFonts w:ascii="Times New Roman" w:hAnsi="Times New Roman" w:eastAsia="Times New Roman"/>
           <w:b w:val="0"/>
           <w:i w:val="0"/>
-          <w:color w:val="181A1F"/>
           <w:sz w:val="28"/>
         </w:rPr>
-        <w:t>Чем выше статус, тем бóльшими правами наделяется его обладатель и тем больший круг обязанностей на него возлагается. Приведите три аргумента, обосновывающих это положение. (Каждый аргумент должен быть сформулирован в виде распространенного предложения.)</w:t>
+        <w:t>Обоснуйте важность навыков самоконтроля для формирования личности. (Обоснование должно быть дано с опорой на обществоведческие знания в нескольких связанных между собой распространённых предложениях, раскрывать причинно-следственные и (или) функциональные связи.)</w:t>
       </w:r>
     </w:p>
     <w:p>
       <w:pPr>
-        <w:widowControl/>
-        <w:spacing w:line="240" w:lineRule="auto" w:after="0"/>
+        <w:keepNext w:val="0"/>
+        <w:spacing w:after="60" w:line="240" w:lineRule="auto"/>
+        <w:jc w:val="both"/>
       </w:pPr>
       <w:r>
         <w:rPr>
           <w:rFonts w:ascii="Times New Roman" w:hAnsi="Times New Roman" w:eastAsia="Times New Roman"/>
-          <w:color w:val="181A1F"/>
+          <w:b w:val="0"/>
+          <w:i w:val="0"/>
+          <w:sz w:val="28"/>
+        </w:rPr>
+        <w:t>Какими способами (методами) можно развивать самоконтроль? (Назовите любые три способа/метода.)</w:t>
+      </w:r>
+    </w:p>
+    <w:p>
+      <w:pPr>
+        <w:keepNext w:val="0"/>
+        <w:spacing w:after="60" w:line="240" w:lineRule="auto"/>
+        <w:jc w:val="both"/>
+      </w:pPr>
+      <w:r>
+        <w:rPr>
+          <w:rFonts w:ascii="Times New Roman" w:hAnsi="Times New Roman" w:eastAsia="Times New Roman"/>
+          <w:b w:val="0"/>
+          <w:i w:val="0"/>
+          <w:sz w:val="28"/>
+        </w:rPr>
+        <w:t>Для каждого из них приведите по одному примеру, иллюстрирующему его влияние на личность. (Каждый пример должен быть сформулирован развёрнуто.)</w:t>
+      </w:r>
+    </w:p>
+    <w:p>
+      <w:pPr>
+        <w:keepNext w:val="0"/>
+        <w:spacing w:after="60" w:line="240" w:lineRule="auto"/>
+        <w:jc w:val="both"/>
+      </w:pPr>
+      <w:r>
+        <w:rPr>
+          <w:rFonts w:ascii="Times New Roman" w:hAnsi="Times New Roman" w:eastAsia="Times New Roman"/>
+          <w:b w:val="0"/>
+          <w:i w:val="0"/>
           <w:sz w:val="28"/>
         </w:rPr>
         <w:t>Ответ:</w:t>
       </w:r>
     </w:p>
-    <w:p>
-      <w:pPr>
-        <w:keepNext/>
-        <w:widowControl/>
-        <w:spacing w:line="240" w:lineRule="auto" w:after="0" w:before="120"/>
-      </w:pPr>
-      <w:r>
-        <w:rPr>
-          <w:rFonts w:ascii="Times New Roman" w:hAnsi="Times New Roman" w:eastAsia="Times New Roman"/>
-          <w:b/>
-          <w:color w:val="181A1F"/>
-          <w:sz w:val="28"/>
-        </w:rPr>
-        <w:t>22.</w:t>
-      </w:r>
-    </w:p>
-    <w:p>
-      <w:pPr>
-        <w:widowControl/>
-        <w:spacing w:line="240" w:lineRule="auto" w:after="0"/>
-      </w:pPr>
-      <w:r>
-        <w:rPr>
-          <w:rFonts w:ascii="Times New Roman" w:hAnsi="Times New Roman" w:eastAsia="Times New Roman"/>
-          <w:b w:val="0"/>
-          <w:i w:val="0"/>
-          <w:color w:val="181A1F"/>
-          <w:sz w:val="28"/>
-        </w:rPr>
-        <w:t>В экономике государства Z преобладает инновационный сектор с высокоорганизованной промышленностью. Главный фактор развития экономики — человеческий капитал: профессионалы, высокообразованные люди, наука и знания во всех видах экономической инновационной деятельности. Доля государственного сектора в экономике страны незначительна. В государстве Z преобладает семья демократического типа. В период с 2017 по 2022 г. проводилась реформа образования. За 5 лет в школах государства Z на треть увеличилось количество занятий с использованием интернет-технологий, число получающих дистанционное образование выросло в 2 раза.</w:t>
-      </w:r>
-    </w:p>
-    <w:p>
-      <w:pPr>
-        <w:widowControl/>
-        <w:spacing w:line="240" w:lineRule="auto" w:after="0"/>
-      </w:pPr>
-      <w:r>
-        <w:rPr>
-          <w:rFonts w:ascii="Times New Roman" w:hAnsi="Times New Roman" w:eastAsia="Times New Roman"/>
-          <w:b w:val="0"/>
-          <w:i w:val="0"/>
-          <w:color w:val="181A1F"/>
-          <w:sz w:val="28"/>
-        </w:rPr>
-        <w:t>К какому типу общества относится общество государства Z? К какому типу относится экономика государства Z? Какая тенденция образования описана, но не названа в условии выше? (Приведите название этой тенденции) Что характеризует семью демократического типа? (Приведите любые 2 характеристики.</w:t>
-      </w:r>
-    </w:p>
-    <w:p>
-      <w:pPr>
-        <w:widowControl/>
-        <w:spacing w:line="240" w:lineRule="auto" w:after="0"/>
-      </w:pPr>
-      <w:r>
-        <w:rPr>
-          <w:rFonts w:ascii="Times New Roman" w:hAnsi="Times New Roman" w:eastAsia="Times New Roman"/>
-          <w:color w:val="181A1F"/>
-          <w:sz w:val="28"/>
-        </w:rPr>
-        <w:t>Ответ:</w:t>
-      </w:r>
-    </w:p>
-    <w:p>
-      <w:pPr>
-        <w:keepNext/>
-        <w:widowControl/>
-        <w:spacing w:line="240" w:lineRule="auto" w:after="0" w:before="120"/>
-      </w:pPr>
-      <w:r>
-        <w:rPr>
-          <w:rFonts w:ascii="Times New Roman" w:hAnsi="Times New Roman" w:eastAsia="Times New Roman"/>
-          <w:b/>
-          <w:color w:val="181A1F"/>
-          <w:sz w:val="28"/>
-        </w:rPr>
-        <w:t>23.</w:t>
-      </w:r>
-    </w:p>
-    <w:p>
-      <w:pPr>
-        <w:widowControl/>
-        <w:spacing w:line="240" w:lineRule="auto" w:after="0"/>
-      </w:pPr>
-      <w:r>
-        <w:rPr>
-          <w:rFonts w:ascii="Times New Roman" w:hAnsi="Times New Roman" w:eastAsia="Times New Roman"/>
-          <w:b w:val="0"/>
-          <w:i w:val="0"/>
-          <w:color w:val="181A1F"/>
-          <w:sz w:val="28"/>
-        </w:rPr>
-        <w:t>Назовите и проиллюстрируйте примерами три любых социальных лифта, действующих в современном российском обществе. (В каждом случае сначала укажите социальный лифт, а затем приведите соответствующий пример. Каждый пример должен быть сформулирован развёрнуто)</w:t>
-      </w:r>
-    </w:p>
-    <w:p>
-      <w:pPr>
-        <w:widowControl/>
-        <w:spacing w:line="240" w:lineRule="auto" w:after="0"/>
-      </w:pPr>
-      <w:r>
-        <w:rPr>
-          <w:rFonts w:ascii="Times New Roman" w:hAnsi="Times New Roman" w:eastAsia="Times New Roman"/>
-          <w:color w:val="181A1F"/>
-          <w:sz w:val="28"/>
-        </w:rPr>
-        <w:t>Ответ:</w:t>
-      </w:r>
-    </w:p>
-    <w:p>
-      <w:pPr>
-        <w:keepNext/>
-        <w:widowControl/>
-        <w:spacing w:line="240" w:lineRule="auto" w:after="0" w:before="120"/>
-      </w:pPr>
-      <w:r>
-        <w:rPr>
-          <w:rFonts w:ascii="Times New Roman" w:hAnsi="Times New Roman" w:eastAsia="Times New Roman"/>
-          <w:b/>
-          <w:color w:val="181A1F"/>
-          <w:sz w:val="28"/>
-        </w:rPr>
-        <w:t>24.</w:t>
-      </w:r>
-    </w:p>
-    <w:p>
-      <w:pPr>
-        <w:widowControl/>
-        <w:spacing w:line="240" w:lineRule="auto" w:after="0"/>
-      </w:pPr>
-      <w:r>
-        <w:rPr>
-          <w:rFonts w:ascii="Times New Roman" w:hAnsi="Times New Roman" w:eastAsia="Times New Roman"/>
-          <w:b w:val="0"/>
-          <w:i w:val="0"/>
-          <w:color w:val="181A1F"/>
-          <w:sz w:val="28"/>
-        </w:rPr>
-        <w:t xml:space="preserve">Используя обществоведческие знания, составьте сложный план, позволяющий раскрыть по существу тему «Семья как социальный институт и малая группа». Сложный план должен содержать не менее трёх непосредственно раскрывающих тему по существу пунктов, детализированных в подпунктах. (Количество подпунктов каждого детализированного пункта должно быть не менее трёх, за исключением случаев, когда с точки зрения общественных наук возможны только два подпункта.) </w:t>
-      </w:r>
-    </w:p>
-    <w:p>
-      <w:pPr>
-        <w:widowControl/>
-        <w:spacing w:line="240" w:lineRule="auto" w:after="0"/>
-      </w:pPr>
-      <w:r>
-        <w:rPr>
-          <w:rFonts w:ascii="Times New Roman" w:hAnsi="Times New Roman" w:eastAsia="Times New Roman"/>
-          <w:color w:val="181A1F"/>
-          <w:sz w:val="28"/>
-        </w:rPr>
-        <w:t>Ответ:</w:t>
-      </w:r>
-    </w:p>
-    <w:p>
-      <w:pPr>
-        <w:keepNext/>
-        <w:widowControl/>
-        <w:spacing w:line="240" w:lineRule="auto" w:after="0" w:before="120"/>
-      </w:pPr>
-      <w:r>
-        <w:rPr>
-          <w:rFonts w:ascii="Times New Roman" w:hAnsi="Times New Roman" w:eastAsia="Times New Roman"/>
-          <w:b/>
-          <w:color w:val="181A1F"/>
-          <w:sz w:val="28"/>
-        </w:rPr>
-        <w:t>25.</w:t>
-      </w:r>
-    </w:p>
-    <w:p>
-      <w:pPr>
-        <w:widowControl/>
-        <w:spacing w:line="240" w:lineRule="auto" w:after="0"/>
-      </w:pPr>
-      <w:r>
-        <w:rPr>
-          <w:rFonts w:ascii="Times New Roman" w:hAnsi="Times New Roman" w:eastAsia="Times New Roman"/>
-          <w:b w:val="0"/>
-          <w:i w:val="0"/>
-          <w:color w:val="181A1F"/>
-          <w:sz w:val="28"/>
-        </w:rPr>
-        <w:t xml:space="preserve">Обоснуйте важность труда в социализации индивида. (Обоснование должно быть дано с опорой на обществоведческие знания в нескольких связанных между собой распространённых предложениях, раскрывать причинно-следственные и(или) функциональные связи.) </w:t>
-      </w:r>
-    </w:p>
-    <w:p>
-      <w:pPr>
-        <w:widowControl/>
-        <w:spacing w:line="240" w:lineRule="auto" w:after="0"/>
-      </w:pPr>
-      <w:r>
-        <w:rPr>
-          <w:rFonts w:ascii="Times New Roman" w:hAnsi="Times New Roman" w:eastAsia="Times New Roman"/>
-          <w:b w:val="0"/>
-          <w:i w:val="0"/>
-          <w:color w:val="181A1F"/>
-          <w:sz w:val="28"/>
-        </w:rPr>
-        <w:t>Какие особенности труда как формы деятельности? (Назовите три особенности). Для каждой из них приведите по одному примеру, иллюстрирующему его сущность. (Каждый пример должен быть сформулирован развёрнуто.)</w:t>
-      </w:r>
-    </w:p>
-    <w:p>
-      <w:pPr>
-        <w:widowControl/>
-        <w:spacing w:line="240" w:lineRule="auto" w:after="0"/>
-      </w:pPr>
-      <w:r>
-        <w:rPr>
-          <w:rFonts w:ascii="Times New Roman" w:hAnsi="Times New Roman" w:eastAsia="Times New Roman"/>
-          <w:color w:val="181A1F"/>
-          <w:sz w:val="28"/>
-        </w:rPr>
-        <w:t>Ответ:</w:t>
-      </w:r>
-    </w:p>
-    <w:p>
-      <w:pPr>
-        <w:widowControl/>
-        <w:spacing w:line="240" w:lineRule="auto" w:after="0"/>
-      </w:pPr>
-      <w:r>
-        <w:rPr>
-          <w:rFonts w:ascii="Times New Roman" w:hAnsi="Times New Roman" w:eastAsia="Times New Roman"/>
-          <w:color w:val="181A1F"/>
-          <w:sz w:val="28"/>
-        </w:rPr>
-        <w:br w:type="page"/>
-      </w:r>
-    </w:p>
     <w:sectPr>
-      <w:footerReference w:type="default" r:id="rId11"/>
-      <w:pgSz w:w="11906" w:h="16838"/>
-      <w:pgMar w:top="935" w:right="879" w:bottom="879" w:left="992" w:header="397" w:footer="397" w:gutter="0"/>
+      <w:pgSz w:w="12240" w:h="15840"/>
+      <w:pgMar w:top="964" w:right="850" w:bottom="964" w:left="1134" w:header="720" w:footer="720" w:gutter="0"/>
       <w:cols w:space="720"/>
       <w:docGrid w:linePitch="360"/>
     </w:sectPr>
   </w:body>
 </w:document>
-</file>
-
-<file path=word/footer1.xml><?xml version="1.0" encoding="utf-8"?>
-<w:ftr xmlns:m="http://schemas.openxmlformats.org/officeDocument/2006/math" xmlns:mc="http://schemas.openxmlformats.org/markup-compatibility/2006" xmlns:mo="http://schemas.microsoft.com/office/mac/office/2008/main" xmlns:mv="urn:schemas-microsoft-com:mac:vml" xmlns:o="urn:schemas-microsoft-com:office:office" xmlns:r="http://schemas.openxmlformats.org/officeDocument/2006/relationships" xmlns:v="urn:schemas-microsoft-com:vml" xmlns:w10="urn:schemas-microsoft-com:office:word" xmlns:w14="http://schemas.microsoft.com/office/word/2010/wordml" xmlns:w="http://schemas.openxmlformats.org/wordprocessingml/2006/main" xmlns:wne="http://schemas.microsoft.com/office/word/2006/wordml" xmlns:wp14="http://schemas.microsoft.com/office/word/2010/wordprocessingDrawing" xmlns:wp="http://schemas.openxmlformats.org/drawingml/2006/wordprocessingDrawing" xmlns:wpc="http://schemas.microsoft.com/office/word/2010/wordprocessingCanvas" xmlns:wpg="http://schemas.microsoft.com/office/word/2010/wordprocessingGroup" xmlns:wpi="http://schemas.microsoft.com/office/word/2010/wordprocessingInk" xmlns:wps="http://schemas.microsoft.com/office/word/2010/wordprocessingShape" mc:Ignorable="w14 wp14">
-  <w:p>
-    <w:pPr>
-      <w:pStyle w:val="Footer"/>
-    </w:pPr>
-  </w:p>
-</w:ftr>
 </file>
 
 <file path=word/numbering.xml><?xml version="1.0" encoding="utf-8"?>
@@ -3176,11 +4517,10 @@
     <w:qFormat/>
     <w:rsid w:val="00FC693F"/>
     <w:pPr>
-      <w:spacing w:after="0" w:line="240" w:lineRule="auto"/>
+      <w:spacing w:after="60" w:line="240" w:lineRule="auto"/>
     </w:pPr>
     <w:rPr>
-      <w:rFonts w:ascii="Times New Roman" w:hAnsi="Times New Roman"/>
-      <w:color w:val="181A1F"/>
+      <w:rFonts w:ascii="Times New Roman" w:hAnsi="Times New Roman" w:eastAsia="Times New Roman"/>
       <w:sz w:val="28"/>
     </w:rPr>
   </w:style>
@@ -3243,10 +4583,10 @@
       <w:outlineLvl w:val="0"/>
     </w:pPr>
     <w:rPr>
-      <w:rFonts w:asciiTheme="majorHAnsi" w:eastAsiaTheme="majorEastAsia" w:hAnsiTheme="majorHAnsi" w:cstheme="majorBidi" w:ascii="Times New Roman" w:hAnsi="Times New Roman"/>
+      <w:rFonts w:asciiTheme="majorHAnsi" w:eastAsiaTheme="majorEastAsia" w:hAnsiTheme="majorHAnsi" w:cstheme="majorBidi"/>
       <w:b/>
       <w:bCs/>
-      <w:color w:val="181A1F"/>
+      <w:color w:val="365F91" w:themeColor="accent1" w:themeShade="BF"/>
       <w:sz w:val="28"/>
       <w:szCs w:val="28"/>
     </w:rPr>
@@ -3267,7 +4607,7 @@
       <w:outlineLvl w:val="1"/>
     </w:pPr>
     <w:rPr>
-      <w:rFonts w:asciiTheme="majorHAnsi" w:eastAsiaTheme="majorEastAsia" w:hAnsiTheme="majorHAnsi" w:cstheme="majorBidi" w:ascii="Arial" w:hAnsi="Arial"/>
+      <w:rFonts w:asciiTheme="majorHAnsi" w:eastAsiaTheme="majorEastAsia" w:hAnsiTheme="majorHAnsi" w:cstheme="majorBidi"/>
       <w:b/>
       <w:bCs/>
       <w:color w:val="4F81BD" w:themeColor="accent1"/>
@@ -3532,7 +4872,7 @@
       <w:contextualSpacing/>
     </w:pPr>
     <w:rPr>
-      <w:rFonts w:asciiTheme="majorHAnsi" w:eastAsiaTheme="majorEastAsia" w:hAnsiTheme="majorHAnsi" w:cstheme="majorBidi" w:ascii="Arial" w:hAnsi="Arial"/>
+      <w:rFonts w:asciiTheme="majorHAnsi" w:eastAsiaTheme="majorEastAsia" w:hAnsiTheme="majorHAnsi" w:cstheme="majorBidi"/>
       <w:color w:val="17365D" w:themeColor="text2" w:themeShade="BF"/>
       <w:spacing w:val="5"/>
       <w:kern w:val="28"/>
